--- a/docs/09_성경말씀퀴즈.docx
+++ b/docs/09_성경말씀퀴즈.docx
@@ -11,7 +11,7 @@
         <w:rPr>
           <w:b w:val="0"/>
         </w:rPr>
-        <w:t>(교회명) 교회학교 성경 골든벨 진행 가이드 및 문제지</w:t>
+        <w:t>2026년 (교회명) 교회학교 성경 퀴즈대회 계획서</w:t>
       </w:r>
     </w:p>
     <w:p>
@@ -22,18 +22,7 @@
         <w:rPr>
           <w:b w:val="0"/>
         </w:rPr>
-        <w:t>1. 진행 방법 가이드</w:t>
-      </w:r>
-    </w:p>
-    <w:p>
-      <w:pPr>
-        <w:pStyle w:val="Heading3"/>
-      </w:pPr>
-      <w:r>
-        <w:rPr>
-          <w:b w:val="0"/>
-        </w:rPr>
-        <w:t>[팀 구성 및 규칙]</w:t>
+        <w:t>개요</w:t>
       </w:r>
     </w:p>
     <w:p>
@@ -42,15 +31,9 @@
       </w:pPr>
       <w:r>
         <w:rPr>
-          <w:b/>
-        </w:rPr>
-        <w:t>팀 편성:</w:t>
-      </w:r>
-      <w:r>
-        <w:rPr>
           <w:b w:val="0"/>
         </w:rPr>
-        <w:t xml:space="preserve"> 3~5명씩 1팀으로 구성하여 팀별 대항전으로 진행합니다. (연령대별 혼합 추천)</w:t>
+        <w:t>주제 : 성경과 친해지기 (성경 골든벨)</w:t>
       </w:r>
     </w:p>
     <w:p>
@@ -59,9 +42,75 @@
       </w:pPr>
       <w:r>
         <w:rPr>
-          <w:b/>
+          <w:b w:val="0"/>
         </w:rPr>
-        <w:t>진행 방식:</w:t>
+        <w:t>주제 말씀 : 시편 119:105</w:t>
+      </w:r>
+    </w:p>
+    <w:p>
+      <w:pPr>
+        <w:pStyle w:val="ListBullet"/>
+      </w:pPr>
+      <w:r>
+        <w:rPr>
+          <w:b w:val="0"/>
+        </w:rPr>
+        <w:t>목적 : 성경 말씀을 흥미롭게 익히고 공동체성을 함양함</w:t>
+      </w:r>
+    </w:p>
+    <w:p>
+      <w:pPr>
+        <w:pStyle w:val="ListBullet"/>
+      </w:pPr>
+      <w:r>
+        <w:rPr>
+          <w:b w:val="0"/>
+        </w:rPr>
+        <w:t>장소 : (교회명) 본당/교육관</w:t>
+      </w:r>
+    </w:p>
+    <w:p>
+      <w:pPr>
+        <w:pStyle w:val="ListBullet"/>
+      </w:pPr>
+      <w:r>
+        <w:rPr>
+          <w:b w:val="0"/>
+        </w:rPr>
+        <w:t>일시 : 2026년 월 일 (요일) 오후 시</w:t>
+      </w:r>
+    </w:p>
+    <w:p>
+      <w:pPr>
+        <w:pStyle w:val="ListBullet"/>
+      </w:pPr>
+      <w:r>
+        <w:rPr>
+          <w:b w:val="0"/>
+        </w:rPr>
+        <w:t>담당 : (담당자 성함)</w:t>
+      </w:r>
+    </w:p>
+    <w:p>
+      <w:pPr>
+        <w:pStyle w:val="ListBullet"/>
+      </w:pPr>
+      <w:r>
+        <w:rPr>
+          <w:b w:val="0"/>
+        </w:rPr>
+        <w:t>대상 : (예상 인원 n명: 학생 n명, 교사 n명)</w:t>
+      </w:r>
+    </w:p>
+    <w:p>
+      <w:pPr>
+        <w:pStyle w:val="Heading2"/>
+      </w:pPr>
+      <w:r>
+        <w:rPr>
+          <w:b w:val="0"/>
+        </w:rPr>
+        <w:t>진행 방법</w:t>
       </w:r>
     </w:p>
     <w:p>
@@ -72,13 +121,13 @@
         <w:rPr>
           <w:b/>
         </w:rPr>
-        <w:t>쉬움 단계(20문제):</w:t>
+        <w:t>팀 구성</w:t>
       </w:r>
       <w:r>
         <w:rPr>
           <w:b w:val="0"/>
         </w:rPr>
-        <w:t xml:space="preserve"> OX 퀴즈 또는 3지 선다형. (전체 참여)</w:t>
+        <w:t>: 학생과 교사를 혼합하여 (n)개 팀으로 구성.</w:t>
       </w:r>
     </w:p>
     <w:p>
@@ -89,13 +138,13 @@
         <w:rPr>
           <w:b/>
         </w:rPr>
-        <w:t>보통 단계(20문제):</w:t>
+        <w:t>진행 방식</w:t>
       </w:r>
       <w:r>
         <w:rPr>
           <w:b w:val="0"/>
         </w:rPr>
-        <w:t xml:space="preserve"> 단답형 주관식. (팀별 상의 후 팻말 작성)</w:t>
+        <w:t>: OX 퀴즈로 예선을 치르고, 객관식/단답형으로 본선 진행. (패자부활전 1회 포함)</w:t>
       </w:r>
     </w:p>
     <w:p>
@@ -106,41 +155,13 @@
         <w:rPr>
           <w:b/>
         </w:rPr>
-        <w:t>어려움 단계(10문제):</w:t>
+        <w:t>점수 산정</w:t>
       </w:r>
       <w:r>
         <w:rPr>
           <w:b w:val="0"/>
         </w:rPr>
-        <w:t xml:space="preserve"> 객관식/주관식 혼합. (난이도 높음, 점수 배점 2배)</w:t>
-      </w:r>
-    </w:p>
-    <w:p>
-      <w:pPr>
-        <w:pStyle w:val="ListBullet"/>
-      </w:pPr>
-      <w:r>
-        <w:rPr>
-          <w:b/>
-        </w:rPr>
-        <w:t>점수 산정:</w:t>
-      </w:r>
-      <w:r>
-        <w:rPr>
-          <w:b w:val="0"/>
-        </w:rPr>
-        <w:t xml:space="preserve"> 문제마다 정답 시 10점, 어려움 단계는 20점. 최종 합산 후 순위 결정.</w:t>
-      </w:r>
-    </w:p>
-    <w:p>
-      <w:pPr>
-        <w:pStyle w:val="Heading3"/>
-      </w:pPr>
-      <w:r>
-        <w:rPr>
-          <w:b w:val="0"/>
-        </w:rPr>
-        <w:t>[준비물]</w:t>
+        <w:t>:</w:t>
       </w:r>
     </w:p>
     <w:p>
@@ -151,7 +172,7 @@
         <w:rPr>
           <w:b w:val="0"/>
         </w:rPr>
-        <w:t>팀별 화이트보드 또는 답안지, 마커 펜.</w:t>
+        <w:t>맞힌 문제당 점수 부여(쉬움 1점, 보통 2점, 어려움 3점).</w:t>
       </w:r>
     </w:p>
     <w:p>
@@ -162,18 +183,24 @@
         <w:rPr>
           <w:b w:val="0"/>
         </w:rPr>
-        <w:t>사회자용 문제 및 정답지(본 문서).</w:t>
+        <w:t>최종 합산 점수로 우승팀 선정.</w:t>
       </w:r>
     </w:p>
     <w:p>
       <w:pPr>
-        <w:pStyle w:val="ListBullet"/>
+        <w:pStyle w:val="ListNumber"/>
       </w:pPr>
+      <w:r>
+        <w:rPr>
+          <w:b/>
+        </w:rPr>
+        <w:t>시상</w:t>
+      </w:r>
       <w:r>
         <w:rPr>
           <w:b w:val="0"/>
         </w:rPr>
-        <w:t>시상용 간식 또는 상장.</w:t>
+        <w:t>: 1등(상장 및 부상), 2등, 아차상 등.</w:t>
       </w:r>
     </w:p>
     <w:p>
@@ -184,601 +211,7 @@
         <w:rPr>
           <w:b w:val="0"/>
         </w:rPr>
-        <w:t>2. 성경 퀴즈 문제지</w:t>
-      </w:r>
-    </w:p>
-    <w:p>
-      <w:pPr>
-        <w:pStyle w:val="Heading3"/>
-      </w:pPr>
-      <w:r>
-        <w:rPr>
-          <w:b w:val="0"/>
-        </w:rPr>
-        <w:t>[1부: 쉬움 (총 20문제)]</w:t>
-      </w:r>
-    </w:p>
-    <w:p>
-      <w:pPr>
-        <w:pStyle w:val="ListNumber"/>
-      </w:pPr>
-      <w:r>
-        <w:rPr>
-          <w:b w:val="0"/>
-        </w:rPr>
-        <w:t>하나님께서 6일 동안 세상을 창조하신 후, 7일째 하신 일은 무엇입니까? (안식하셨다/일하셨다)</w:t>
-      </w:r>
-    </w:p>
-    <w:p>
-      <w:pPr>
-        <w:pStyle w:val="ListNumber"/>
-      </w:pPr>
-      <w:r>
-        <w:rPr>
-          <w:b w:val="0"/>
-        </w:rPr>
-        <w:t>노아의 방주를 만들 때 사용한 나무의 이름은? (________)</w:t>
-      </w:r>
-    </w:p>
-    <w:p>
-      <w:pPr>
-        <w:pStyle w:val="ListNumber"/>
-      </w:pPr>
-      <w:r>
-        <w:rPr>
-          <w:b w:val="0"/>
-        </w:rPr>
-        <w:t>홍해 앞에서 하나님께서 모세에게 들라고 명령하신 것은 무엇입니까? (________)</w:t>
-      </w:r>
-    </w:p>
-    <w:p>
-      <w:pPr>
-        <w:pStyle w:val="ListNumber"/>
-      </w:pPr>
-      <w:r>
-        <w:rPr>
-          <w:b w:val="0"/>
-        </w:rPr>
-        <w:t>다윗이 골리앗을 쓰러뜨릴 때 사용한 무기는? (________)</w:t>
-      </w:r>
-    </w:p>
-    <w:p>
-      <w:pPr>
-        <w:pStyle w:val="ListNumber"/>
-      </w:pPr>
-      <w:r>
-        <w:rPr>
-          <w:b w:val="0"/>
-        </w:rPr>
-        <w:t>예수님이 태어나신 마을의 이름은 어디입니까? (________)</w:t>
-      </w:r>
-    </w:p>
-    <w:p>
-      <w:pPr>
-        <w:pStyle w:val="ListNumber"/>
-      </w:pPr>
-      <w:r>
-        <w:rPr>
-          <w:b w:val="0"/>
-        </w:rPr>
-        <w:t>요한복음에 기록된 예수님의 첫 표적은 무엇입니까? (________)</w:t>
-      </w:r>
-    </w:p>
-    <w:p>
-      <w:pPr>
-        <w:pStyle w:val="ListNumber"/>
-      </w:pPr>
-      <w:r>
-        <w:rPr>
-          <w:b w:val="0"/>
-        </w:rPr>
-        <w:t>절 수를 기준으로 성경에서 가장 긴 장은 어디입니까? (________)</w:t>
-      </w:r>
-    </w:p>
-    <w:p>
-      <w:pPr>
-        <w:pStyle w:val="ListNumber"/>
-      </w:pPr>
-      <w:r>
-        <w:rPr>
-          <w:b w:val="0"/>
-        </w:rPr>
-        <w:t>이스라엘의 첫 번째 왕은 누구입니까? (________)</w:t>
-      </w:r>
-    </w:p>
-    <w:p>
-      <w:pPr>
-        <w:pStyle w:val="ListNumber"/>
-      </w:pPr>
-      <w:r>
-        <w:rPr>
-          <w:b w:val="0"/>
-        </w:rPr>
-        <w:t>세례 요한이 광야에서 먹은 음식 두 가지는? (________)</w:t>
-      </w:r>
-    </w:p>
-    <w:p>
-      <w:pPr>
-        <w:pStyle w:val="ListNumber"/>
-      </w:pPr>
-      <w:r>
-        <w:rPr>
-          <w:b w:val="0"/>
-        </w:rPr>
-        <w:t>하나님께서 아브라함의 아내 사래에게 주신 새 이름은 무엇입니까? (________)</w:t>
-      </w:r>
-    </w:p>
-    <w:p>
-      <w:pPr>
-        <w:pStyle w:val="ListNumber"/>
-      </w:pPr>
-      <w:r>
-        <w:rPr>
-          <w:b w:val="0"/>
-        </w:rPr>
-        <w:t>야곱의 꿈에서 하나님의 사자들이 오르내린 것은 무엇입니까? (________)</w:t>
-      </w:r>
-    </w:p>
-    <w:p>
-      <w:pPr>
-        <w:pStyle w:val="ListNumber"/>
-      </w:pPr>
-      <w:r>
-        <w:rPr>
-          <w:b w:val="0"/>
-        </w:rPr>
-        <w:t>삼손이 사랑한 소렉 골짜기의 여인 이름은 무엇입니까? (________)</w:t>
-      </w:r>
-    </w:p>
-    <w:p>
-      <w:pPr>
-        <w:pStyle w:val="ListNumber"/>
-      </w:pPr>
-      <w:r>
-        <w:rPr>
-          <w:b w:val="0"/>
-        </w:rPr>
-        <w:t>요나가 하나님의 명령을 어기고 도망가려던 곳은 어디입니까? (________)</w:t>
-      </w:r>
-    </w:p>
-    <w:p>
-      <w:pPr>
-        <w:pStyle w:val="ListNumber"/>
-      </w:pPr>
-      <w:r>
-        <w:rPr>
-          <w:b w:val="0"/>
-        </w:rPr>
-        <w:t>예수님을 부인한 제자의 이름은? (________)</w:t>
-      </w:r>
-    </w:p>
-    <w:p>
-      <w:pPr>
-        <w:pStyle w:val="ListNumber"/>
-      </w:pPr>
-      <w:r>
-        <w:rPr>
-          <w:b w:val="0"/>
-        </w:rPr>
-        <w:t>열 가지 재앙 중 가장 마지막 재앙은 무엇입니까? (________)</w:t>
-      </w:r>
-    </w:p>
-    <w:p>
-      <w:pPr>
-        <w:pStyle w:val="ListNumber"/>
-      </w:pPr>
-      <w:r>
-        <w:rPr>
-          <w:b w:val="0"/>
-        </w:rPr>
-        <w:t>다니엘이 사자 굴에 들어간 이유는 무엇 때문입니까? (________)</w:t>
-      </w:r>
-    </w:p>
-    <w:p>
-      <w:pPr>
-        <w:pStyle w:val="ListNumber"/>
-      </w:pPr>
-      <w:r>
-        <w:rPr>
-          <w:b w:val="0"/>
-        </w:rPr>
-        <w:t>예수님이 제자들의 발을 씻으신 뒤 닦으실 때 사용한 것은 무엇입니까? (________)</w:t>
-      </w:r>
-    </w:p>
-    <w:p>
-      <w:pPr>
-        <w:pStyle w:val="ListNumber"/>
-      </w:pPr>
-      <w:r>
-        <w:rPr>
-          <w:b w:val="0"/>
-        </w:rPr>
-        <w:t>신약성경의 첫 번째 책은 무엇입니까? (________)</w:t>
-      </w:r>
-    </w:p>
-    <w:p>
-      <w:pPr>
-        <w:pStyle w:val="ListNumber"/>
-      </w:pPr>
-      <w:r>
-        <w:rPr>
-          <w:b w:val="0"/>
-        </w:rPr>
-        <w:t>예수님이 십자가에 달리신 곳의 히브리어 이름은 무엇입니까? (________)</w:t>
-      </w:r>
-    </w:p>
-    <w:p>
-      <w:pPr>
-        <w:pStyle w:val="ListNumber"/>
-      </w:pPr>
-      <w:r>
-        <w:rPr>
-          <w:b w:val="0"/>
-        </w:rPr>
-        <w:t>사도행전 2장에서 제자들이 성령의 충만함을 받고 다른 언어들로 말하기 시작한 날은 어떤 절기였습니까? (________)</w:t>
-      </w:r>
-    </w:p>
-    <w:p>
-      <w:pPr>
-        <w:pStyle w:val="Heading3"/>
-      </w:pPr>
-      <w:r>
-        <w:rPr>
-          <w:b w:val="0"/>
-        </w:rPr>
-        <w:t>[2부: 보통 (총 20문제)]</w:t>
-      </w:r>
-    </w:p>
-    <w:p>
-      <w:pPr>
-        <w:pStyle w:val="ListNumber"/>
-      </w:pPr>
-      <w:r>
-        <w:rPr>
-          <w:b w:val="0"/>
-        </w:rPr>
-        <w:t>하나님께서 아담을 창조하실 때 무엇으로 빚으셨습니까? (________)</w:t>
-      </w:r>
-    </w:p>
-    <w:p>
-      <w:pPr>
-        <w:pStyle w:val="ListNumber"/>
-      </w:pPr>
-      <w:r>
-        <w:rPr>
-          <w:b w:val="0"/>
-        </w:rPr>
-        <w:t>노아의 방주에 탄 사람은 총 몇 명입니까? (________)</w:t>
-      </w:r>
-    </w:p>
-    <w:p>
-      <w:pPr>
-        <w:pStyle w:val="ListNumber"/>
-      </w:pPr>
-      <w:r>
-        <w:rPr>
-          <w:b w:val="0"/>
-        </w:rPr>
-        <w:t>이삭의 아내 이름은 무엇입니까? (________)</w:t>
-      </w:r>
-    </w:p>
-    <w:p>
-      <w:pPr>
-        <w:pStyle w:val="ListNumber"/>
-      </w:pPr>
-      <w:r>
-        <w:rPr>
-          <w:b w:val="0"/>
-        </w:rPr>
-        <w:t>요셉이 애굽에서 총리가 되었을 때 나이는 몇 세입니까? (________)</w:t>
-      </w:r>
-    </w:p>
-    <w:p>
-      <w:pPr>
-        <w:pStyle w:val="ListNumber"/>
-      </w:pPr>
-      <w:r>
-        <w:rPr>
-          <w:b w:val="0"/>
-        </w:rPr>
-        <w:t>십계명이 적힌 돌판을 보관하던 상자의 이름은? (________)</w:t>
-      </w:r>
-    </w:p>
-    <w:p>
-      <w:pPr>
-        <w:pStyle w:val="ListNumber"/>
-      </w:pPr>
-      <w:r>
-        <w:rPr>
-          <w:b w:val="0"/>
-        </w:rPr>
-        <w:t>기드온의 군사 중 물을 마시는 시험을 거쳐 최종적으로 남은 군사의 수는? (________)</w:t>
-      </w:r>
-    </w:p>
-    <w:p>
-      <w:pPr>
-        <w:pStyle w:val="ListNumber"/>
-      </w:pPr>
-      <w:r>
-        <w:rPr>
-          <w:b w:val="0"/>
-        </w:rPr>
-        <w:t>성전 설계도를 아들 솔로몬에게 전해 준 사람은 누구입니까? (다윗/나단/사무엘)</w:t>
-      </w:r>
-    </w:p>
-    <w:p>
-      <w:pPr>
-        <w:pStyle w:val="ListNumber"/>
-      </w:pPr>
-      <w:r>
-        <w:rPr>
-          <w:b w:val="0"/>
-        </w:rPr>
-        <w:t>엘리야가 갈멜산에서 바알 선지자들과 대결할 때 제단에 부은 것은? (________)</w:t>
-      </w:r>
-    </w:p>
-    <w:p>
-      <w:pPr>
-        <w:pStyle w:val="ListNumber"/>
-      </w:pPr>
-      <w:r>
-        <w:rPr>
-          <w:b w:val="0"/>
-        </w:rPr>
-        <w:t>다윗이 밧세바 사건 이후 회개하며 쓴 시편은 몇 편입니까? (________)</w:t>
-      </w:r>
-    </w:p>
-    <w:p>
-      <w:pPr>
-        <w:pStyle w:val="ListNumber"/>
-      </w:pPr>
-      <w:r>
-        <w:rPr>
-          <w:b w:val="0"/>
-        </w:rPr>
-        <w:t>에스더가 왕에게 나아가기 전 민족을 위해 행한 것은? (________)</w:t>
-      </w:r>
-    </w:p>
-    <w:p>
-      <w:pPr>
-        <w:pStyle w:val="ListNumber"/>
-      </w:pPr>
-      <w:r>
-        <w:rPr>
-          <w:b w:val="0"/>
-        </w:rPr>
-        <w:t>예수님이 물 위를 걸으실 때, 예수님께 가려다 빠진 제자는? (________)</w:t>
-      </w:r>
-    </w:p>
-    <w:p>
-      <w:pPr>
-        <w:pStyle w:val="ListNumber"/>
-      </w:pPr>
-      <w:r>
-        <w:rPr>
-          <w:b w:val="0"/>
-        </w:rPr>
-        <w:t>오병이어의 기적에서 보리떡과 물고기의 개수는? (________)</w:t>
-      </w:r>
-    </w:p>
-    <w:p>
-      <w:pPr>
-        <w:pStyle w:val="ListNumber"/>
-      </w:pPr>
-      <w:r>
-        <w:rPr>
-          <w:b w:val="0"/>
-        </w:rPr>
-        <w:t>누가복음의 '잃은 양' 비유에서 목자가 처음 가지고 있던 양은 모두 몇 마리입니까? (________)</w:t>
-      </w:r>
-    </w:p>
-    <w:p>
-      <w:pPr>
-        <w:pStyle w:val="ListNumber"/>
-      </w:pPr>
-      <w:r>
-        <w:rPr>
-          <w:b w:val="0"/>
-        </w:rPr>
-        <w:t>사도 바울이 다메섹 도상에서 예수님을 만날 때, 그를 둘러싼 것은? (________)</w:t>
-      </w:r>
-    </w:p>
-    <w:p>
-      <w:pPr>
-        <w:pStyle w:val="ListNumber"/>
-      </w:pPr>
-      <w:r>
-        <w:rPr>
-          <w:b w:val="0"/>
-        </w:rPr>
-        <w:t>바울과 실라가 감옥에서 기도하고 찬송할 때, 지진과 함께 옥문과 죄수들의 결박에 어떤 일이 일어났습니까? (________)</w:t>
-      </w:r>
-    </w:p>
-    <w:p>
-      <w:pPr>
-        <w:pStyle w:val="ListNumber"/>
-      </w:pPr>
-      <w:r>
-        <w:rPr>
-          <w:b w:val="0"/>
-        </w:rPr>
-        <w:t>'믿음은 바라는 것들의 실상이요'로 시작하는 성경은? (________)</w:t>
-      </w:r>
-    </w:p>
-    <w:p>
-      <w:pPr>
-        <w:pStyle w:val="ListNumber"/>
-      </w:pPr>
-      <w:r>
-        <w:rPr>
-          <w:b w:val="0"/>
-        </w:rPr>
-        <w:t>요한계시록 1장에서 요한이 하나님의 말씀과 예수님의 증언 때문에 머물렀다고 밝힌 섬은 어디입니까? (________)</w:t>
-      </w:r>
-    </w:p>
-    <w:p>
-      <w:pPr>
-        <w:pStyle w:val="ListNumber"/>
-      </w:pPr>
-      <w:r>
-        <w:rPr>
-          <w:b w:val="0"/>
-        </w:rPr>
-        <w:t>베드로가 예수님께 "주는 그리스도시요 살아 계신 하나님의 아들이시니이다"라고 고백한 곳은? (________)</w:t>
-      </w:r>
-    </w:p>
-    <w:p>
-      <w:pPr>
-        <w:pStyle w:val="ListNumber"/>
-      </w:pPr>
-      <w:r>
-        <w:rPr>
-          <w:b w:val="0"/>
-        </w:rPr>
-        <w:t>룻의 시어머니 이름은 무엇입니까? (________)</w:t>
-      </w:r>
-    </w:p>
-    <w:p>
-      <w:pPr>
-        <w:pStyle w:val="ListNumber"/>
-      </w:pPr>
-      <w:r>
-        <w:rPr>
-          <w:b w:val="0"/>
-        </w:rPr>
-        <w:t>절 수를 기준으로 성경에서 가장 짧은 장은 어디입니까? (________)</w:t>
-      </w:r>
-    </w:p>
-    <w:p>
-      <w:pPr>
-        <w:pStyle w:val="Heading3"/>
-      </w:pPr>
-      <w:r>
-        <w:rPr>
-          <w:b w:val="0"/>
-        </w:rPr>
-        <w:t>[3부: 어려움 (총 10문제)]</w:t>
-      </w:r>
-    </w:p>
-    <w:p>
-      <w:pPr>
-        <w:pStyle w:val="ListNumber"/>
-      </w:pPr>
-      <w:r>
-        <w:rPr>
-          <w:b w:val="0"/>
-        </w:rPr>
-        <w:t>하나님께서 노아에게 명령하신 방주의 길이, 너비, 높이는 각각 몇 규빗입니까? (________)</w:t>
-      </w:r>
-    </w:p>
-    <w:p>
-      <w:pPr>
-        <w:pStyle w:val="ListNumber"/>
-      </w:pPr>
-      <w:r>
-        <w:rPr>
-          <w:b w:val="0"/>
-        </w:rPr>
-        <w:t>이스라엘 백성이 여리고 성을 하루에 한 바퀴씩 돈 기간은 며칠입니까? (________)</w:t>
-      </w:r>
-    </w:p>
-    <w:p>
-      <w:pPr>
-        <w:pStyle w:val="ListNumber"/>
-      </w:pPr>
-      <w:r>
-        <w:rPr>
-          <w:b w:val="0"/>
-        </w:rPr>
-        <w:t>성경에 수명이 기록된 인물 중 가장 오래 산 사람은 누구이며 몇 살입니까? (________)</w:t>
-      </w:r>
-    </w:p>
-    <w:p>
-      <w:pPr>
-        <w:pStyle w:val="ListNumber"/>
-      </w:pPr>
-      <w:r>
-        <w:rPr>
-          <w:b w:val="0"/>
-        </w:rPr>
-        <w:t>에스겔 37장에서 하나님께서는 마른 뼈들이 어느 족속이라고 말씀하셨습니까? (________)</w:t>
-      </w:r>
-    </w:p>
-    <w:p>
-      <w:pPr>
-        <w:pStyle w:val="ListNumber"/>
-      </w:pPr>
-      <w:r>
-        <w:rPr>
-          <w:b w:val="0"/>
-        </w:rPr>
-        <w:t>마태복음 1장의 예수님 족보에 언급된 여인 다섯 명은 누구입니까? (본문의 호칭으로 답해도 됩니다.) (________)</w:t>
-      </w:r>
-    </w:p>
-    <w:p>
-      <w:pPr>
-        <w:pStyle w:val="ListNumber"/>
-      </w:pPr>
-      <w:r>
-        <w:rPr>
-          <w:b w:val="0"/>
-        </w:rPr>
-        <w:t>바울 일행이 드로아에서 배를 타고 사모드라게로 간 다음, 이튿날 도착한 곳은 어디입니까? (________)</w:t>
-      </w:r>
-    </w:p>
-    <w:p>
-      <w:pPr>
-        <w:pStyle w:val="ListNumber"/>
-      </w:pPr>
-      <w:r>
-        <w:rPr>
-          <w:b w:val="0"/>
-        </w:rPr>
-        <w:t>레위기 11:45의 빈칸에 들어갈 말은? "내가 거룩하니 너희도 (________)할지어다."</w:t>
-      </w:r>
-    </w:p>
-    <w:p>
-      <w:pPr>
-        <w:pStyle w:val="ListNumber"/>
-      </w:pPr>
-      <w:r>
-        <w:rPr>
-          <w:b w:val="0"/>
-        </w:rPr>
-        <w:t>하나님께서 회막의 성막 문 앞에 놓으라고 명령하신 제단은 무엇입니까? (________)</w:t>
-      </w:r>
-    </w:p>
-    <w:p>
-      <w:pPr>
-        <w:pStyle w:val="ListNumber"/>
-      </w:pPr>
-      <w:r>
-        <w:rPr>
-          <w:b w:val="0"/>
-        </w:rPr>
-        <w:t>열왕기상 6:38은 솔로몬이 몇 년 동안 성전을 건축하였다고 기록합니까? (________)</w:t>
-      </w:r>
-    </w:p>
-    <w:p>
-      <w:pPr>
-        <w:pStyle w:val="ListNumber"/>
-      </w:pPr>
-      <w:r>
-        <w:rPr>
-          <w:b w:val="0"/>
-        </w:rPr>
-        <w:t>요한계시록의 일곱 교회 중, 보내신 말씀에 책망이 없는 두 교회는? (________)</w:t>
-      </w:r>
-    </w:p>
-    <w:p>
-      <w:pPr>
-        <w:pStyle w:val="Heading2"/>
-      </w:pPr>
-      <w:r>
-        <w:rPr>
-          <w:b w:val="0"/>
-        </w:rPr>
-        <w:t>3. 팀별 점수 기록표</w:t>
+        <w:t>퀴즈 문항</w:t>
       </w:r>
     </w:p>
     <w:tbl>
@@ -804,7 +237,7 @@
               <w:rPr>
                 <w:b/>
               </w:rPr>
-              <w:t>팀명</w:t>
+              <w:t>번호</w:t>
             </w:r>
           </w:p>
         </w:tc>
@@ -817,7 +250,7 @@
               <w:rPr>
                 <w:b/>
               </w:rPr>
-              <w:t>1부 점수</w:t>
+              <w:t>난이도</w:t>
             </w:r>
           </w:p>
         </w:tc>
@@ -830,7 +263,7 @@
               <w:rPr>
                 <w:b/>
               </w:rPr>
-              <w:t>2부 점수</w:t>
+              <w:t>내용</w:t>
             </w:r>
           </w:p>
         </w:tc>
@@ -843,7 +276,7 @@
               <w:rPr>
                 <w:b/>
               </w:rPr>
-              <w:t>3부 점수</w:t>
+              <w:t>정답</w:t>
             </w:r>
           </w:p>
         </w:tc>
@@ -856,7 +289,3357 @@
               <w:rPr>
                 <w:b/>
               </w:rPr>
-              <w:t>합계</w:t>
+              <w:t>장절</w:t>
+            </w:r>
+          </w:p>
+        </w:tc>
+      </w:tr>
+      <w:tr>
+        <w:tc>
+          <w:tcPr>
+            <w:tcW w:type="dxa" w:w="1728"/>
+          </w:tcPr>
+          <w:p>
+            <w:r>
+              <w:rPr>
+                <w:b w:val="0"/>
+              </w:rPr>
+              <w:t>1</w:t>
+            </w:r>
+          </w:p>
+        </w:tc>
+        <w:tc>
+          <w:tcPr>
+            <w:tcW w:type="dxa" w:w="1728"/>
+          </w:tcPr>
+          <w:p>
+            <w:r>
+              <w:rPr>
+                <w:b w:val="0"/>
+              </w:rPr>
+              <w:t>쉬움</w:t>
+            </w:r>
+          </w:p>
+        </w:tc>
+        <w:tc>
+          <w:tcPr>
+            <w:tcW w:type="dxa" w:w="1728"/>
+          </w:tcPr>
+          <w:p>
+            <w:r>
+              <w:rPr>
+                <w:b w:val="0"/>
+              </w:rPr>
+              <w:t>천지창조는 며칠 동안 이루어졌는가?</w:t>
+            </w:r>
+          </w:p>
+        </w:tc>
+        <w:tc>
+          <w:tcPr>
+            <w:tcW w:type="dxa" w:w="1728"/>
+          </w:tcPr>
+          <w:p>
+            <w:r>
+              <w:rPr>
+                <w:b w:val="0"/>
+              </w:rPr>
+              <w:t>6일</w:t>
+            </w:r>
+          </w:p>
+        </w:tc>
+        <w:tc>
+          <w:tcPr>
+            <w:tcW w:type="dxa" w:w="1728"/>
+          </w:tcPr>
+          <w:p>
+            <w:r>
+              <w:rPr>
+                <w:b w:val="0"/>
+              </w:rPr>
+              <w:t>창 1</w:t>
+            </w:r>
+          </w:p>
+        </w:tc>
+      </w:tr>
+      <w:tr>
+        <w:tc>
+          <w:tcPr>
+            <w:tcW w:type="dxa" w:w="1728"/>
+          </w:tcPr>
+          <w:p>
+            <w:r>
+              <w:rPr>
+                <w:b w:val="0"/>
+              </w:rPr>
+              <w:t>2</w:t>
+            </w:r>
+          </w:p>
+        </w:tc>
+        <w:tc>
+          <w:tcPr>
+            <w:tcW w:type="dxa" w:w="1728"/>
+          </w:tcPr>
+          <w:p>
+            <w:r>
+              <w:rPr>
+                <w:b w:val="0"/>
+              </w:rPr>
+              <w:t>쉬움</w:t>
+            </w:r>
+          </w:p>
+        </w:tc>
+        <w:tc>
+          <w:tcPr>
+            <w:tcW w:type="dxa" w:w="1728"/>
+          </w:tcPr>
+          <w:p>
+            <w:r>
+              <w:rPr>
+                <w:b w:val="0"/>
+              </w:rPr>
+              <w:t>노아의 방주는 무엇으로 만들었는가?</w:t>
+            </w:r>
+          </w:p>
+        </w:tc>
+        <w:tc>
+          <w:tcPr>
+            <w:tcW w:type="dxa" w:w="1728"/>
+          </w:tcPr>
+          <w:p>
+            <w:r>
+              <w:rPr>
+                <w:b w:val="0"/>
+              </w:rPr>
+              <w:t>고페르 나무</w:t>
+            </w:r>
+          </w:p>
+        </w:tc>
+        <w:tc>
+          <w:tcPr>
+            <w:tcW w:type="dxa" w:w="1728"/>
+          </w:tcPr>
+          <w:p>
+            <w:r>
+              <w:rPr>
+                <w:b w:val="0"/>
+              </w:rPr>
+              <w:t>창 6</w:t>
+            </w:r>
+          </w:p>
+        </w:tc>
+      </w:tr>
+      <w:tr>
+        <w:tc>
+          <w:tcPr>
+            <w:tcW w:type="dxa" w:w="1728"/>
+          </w:tcPr>
+          <w:p>
+            <w:r>
+              <w:rPr>
+                <w:b w:val="0"/>
+              </w:rPr>
+              <w:t>3</w:t>
+            </w:r>
+          </w:p>
+        </w:tc>
+        <w:tc>
+          <w:tcPr>
+            <w:tcW w:type="dxa" w:w="1728"/>
+          </w:tcPr>
+          <w:p>
+            <w:r>
+              <w:rPr>
+                <w:b w:val="0"/>
+              </w:rPr>
+              <w:t>쉬움</w:t>
+            </w:r>
+          </w:p>
+        </w:tc>
+        <w:tc>
+          <w:tcPr>
+            <w:tcW w:type="dxa" w:w="1728"/>
+          </w:tcPr>
+          <w:p>
+            <w:r>
+              <w:rPr>
+                <w:b w:val="0"/>
+              </w:rPr>
+              <w:t>하나님이 흙으로 빚어 만든 첫 사람은?</w:t>
+            </w:r>
+          </w:p>
+        </w:tc>
+        <w:tc>
+          <w:tcPr>
+            <w:tcW w:type="dxa" w:w="1728"/>
+          </w:tcPr>
+          <w:p>
+            <w:r>
+              <w:rPr>
+                <w:b w:val="0"/>
+              </w:rPr>
+              <w:t>아담</w:t>
+            </w:r>
+          </w:p>
+        </w:tc>
+        <w:tc>
+          <w:tcPr>
+            <w:tcW w:type="dxa" w:w="1728"/>
+          </w:tcPr>
+          <w:p>
+            <w:r>
+              <w:rPr>
+                <w:b w:val="0"/>
+              </w:rPr>
+              <w:t>창 2</w:t>
+            </w:r>
+          </w:p>
+        </w:tc>
+      </w:tr>
+      <w:tr>
+        <w:tc>
+          <w:tcPr>
+            <w:tcW w:type="dxa" w:w="1728"/>
+          </w:tcPr>
+          <w:p>
+            <w:r>
+              <w:rPr>
+                <w:b w:val="0"/>
+              </w:rPr>
+              <w:t>4</w:t>
+            </w:r>
+          </w:p>
+        </w:tc>
+        <w:tc>
+          <w:tcPr>
+            <w:tcW w:type="dxa" w:w="1728"/>
+          </w:tcPr>
+          <w:p>
+            <w:r>
+              <w:rPr>
+                <w:b w:val="0"/>
+              </w:rPr>
+              <w:t>쉬움</w:t>
+            </w:r>
+          </w:p>
+        </w:tc>
+        <w:tc>
+          <w:tcPr>
+            <w:tcW w:type="dxa" w:w="1728"/>
+          </w:tcPr>
+          <w:p>
+            <w:r>
+              <w:rPr>
+                <w:b w:val="0"/>
+              </w:rPr>
+              <w:t>모세가 시내산에서 받은 계명은 몇 가지인가?</w:t>
+            </w:r>
+          </w:p>
+        </w:tc>
+        <w:tc>
+          <w:tcPr>
+            <w:tcW w:type="dxa" w:w="1728"/>
+          </w:tcPr>
+          <w:p>
+            <w:r>
+              <w:rPr>
+                <w:b w:val="0"/>
+              </w:rPr>
+              <w:t>십계명(10)</w:t>
+            </w:r>
+          </w:p>
+        </w:tc>
+        <w:tc>
+          <w:tcPr>
+            <w:tcW w:type="dxa" w:w="1728"/>
+          </w:tcPr>
+          <w:p>
+            <w:r>
+              <w:rPr>
+                <w:b w:val="0"/>
+              </w:rPr>
+              <w:t>출 20</w:t>
+            </w:r>
+          </w:p>
+        </w:tc>
+      </w:tr>
+      <w:tr>
+        <w:tc>
+          <w:tcPr>
+            <w:tcW w:type="dxa" w:w="1728"/>
+          </w:tcPr>
+          <w:p>
+            <w:r>
+              <w:rPr>
+                <w:b w:val="0"/>
+              </w:rPr>
+              <w:t>5</w:t>
+            </w:r>
+          </w:p>
+        </w:tc>
+        <w:tc>
+          <w:tcPr>
+            <w:tcW w:type="dxa" w:w="1728"/>
+          </w:tcPr>
+          <w:p>
+            <w:r>
+              <w:rPr>
+                <w:b w:val="0"/>
+              </w:rPr>
+              <w:t>쉬움</w:t>
+            </w:r>
+          </w:p>
+        </w:tc>
+        <w:tc>
+          <w:tcPr>
+            <w:tcW w:type="dxa" w:w="1728"/>
+          </w:tcPr>
+          <w:p>
+            <w:r>
+              <w:rPr>
+                <w:b w:val="0"/>
+              </w:rPr>
+              <w:t>요나를 삼킨 동물은 무엇인가?</w:t>
+            </w:r>
+          </w:p>
+        </w:tc>
+        <w:tc>
+          <w:tcPr>
+            <w:tcW w:type="dxa" w:w="1728"/>
+          </w:tcPr>
+          <w:p>
+            <w:r>
+              <w:rPr>
+                <w:b w:val="0"/>
+              </w:rPr>
+              <w:t>큰 물고기</w:t>
+            </w:r>
+          </w:p>
+        </w:tc>
+        <w:tc>
+          <w:tcPr>
+            <w:tcW w:type="dxa" w:w="1728"/>
+          </w:tcPr>
+          <w:p>
+            <w:r>
+              <w:rPr>
+                <w:b w:val="0"/>
+              </w:rPr>
+              <w:t>욘 1</w:t>
+            </w:r>
+          </w:p>
+        </w:tc>
+      </w:tr>
+      <w:tr>
+        <w:tc>
+          <w:tcPr>
+            <w:tcW w:type="dxa" w:w="1728"/>
+          </w:tcPr>
+          <w:p>
+            <w:r>
+              <w:rPr>
+                <w:b w:val="0"/>
+              </w:rPr>
+              <w:t>6</w:t>
+            </w:r>
+          </w:p>
+        </w:tc>
+        <w:tc>
+          <w:tcPr>
+            <w:tcW w:type="dxa" w:w="1728"/>
+          </w:tcPr>
+          <w:p>
+            <w:r>
+              <w:rPr>
+                <w:b w:val="0"/>
+              </w:rPr>
+              <w:t>쉬움</w:t>
+            </w:r>
+          </w:p>
+        </w:tc>
+        <w:tc>
+          <w:tcPr>
+            <w:tcW w:type="dxa" w:w="1728"/>
+          </w:tcPr>
+          <w:p>
+            <w:r>
+              <w:rPr>
+                <w:b w:val="0"/>
+              </w:rPr>
+              <w:t>예수님이 탄생하신 마을은 어디인가?</w:t>
+            </w:r>
+          </w:p>
+        </w:tc>
+        <w:tc>
+          <w:tcPr>
+            <w:tcW w:type="dxa" w:w="1728"/>
+          </w:tcPr>
+          <w:p>
+            <w:r>
+              <w:rPr>
+                <w:b w:val="0"/>
+              </w:rPr>
+              <w:t>베들레헴</w:t>
+            </w:r>
+          </w:p>
+        </w:tc>
+        <w:tc>
+          <w:tcPr>
+            <w:tcW w:type="dxa" w:w="1728"/>
+          </w:tcPr>
+          <w:p>
+            <w:r>
+              <w:rPr>
+                <w:b w:val="0"/>
+              </w:rPr>
+              <w:t>눅 2</w:t>
+            </w:r>
+          </w:p>
+        </w:tc>
+      </w:tr>
+      <w:tr>
+        <w:tc>
+          <w:tcPr>
+            <w:tcW w:type="dxa" w:w="1728"/>
+          </w:tcPr>
+          <w:p>
+            <w:r>
+              <w:rPr>
+                <w:b w:val="0"/>
+              </w:rPr>
+              <w:t>7</w:t>
+            </w:r>
+          </w:p>
+        </w:tc>
+        <w:tc>
+          <w:tcPr>
+            <w:tcW w:type="dxa" w:w="1728"/>
+          </w:tcPr>
+          <w:p>
+            <w:r>
+              <w:rPr>
+                <w:b w:val="0"/>
+              </w:rPr>
+              <w:t>쉬움</w:t>
+            </w:r>
+          </w:p>
+        </w:tc>
+        <w:tc>
+          <w:tcPr>
+            <w:tcW w:type="dxa" w:w="1728"/>
+          </w:tcPr>
+          <w:p>
+            <w:r>
+              <w:rPr>
+                <w:b w:val="0"/>
+              </w:rPr>
+              <w:t>오병이어의 기적에서 떡 몇 개로 시작했나?</w:t>
+            </w:r>
+          </w:p>
+        </w:tc>
+        <w:tc>
+          <w:tcPr>
+            <w:tcW w:type="dxa" w:w="1728"/>
+          </w:tcPr>
+          <w:p>
+            <w:r>
+              <w:rPr>
+                <w:b w:val="0"/>
+              </w:rPr>
+              <w:t>5개</w:t>
+            </w:r>
+          </w:p>
+        </w:tc>
+        <w:tc>
+          <w:tcPr>
+            <w:tcW w:type="dxa" w:w="1728"/>
+          </w:tcPr>
+          <w:p>
+            <w:r>
+              <w:rPr>
+                <w:b w:val="0"/>
+              </w:rPr>
+              <w:t>요 6</w:t>
+            </w:r>
+          </w:p>
+        </w:tc>
+      </w:tr>
+      <w:tr>
+        <w:tc>
+          <w:tcPr>
+            <w:tcW w:type="dxa" w:w="1728"/>
+          </w:tcPr>
+          <w:p>
+            <w:r>
+              <w:rPr>
+                <w:b w:val="0"/>
+              </w:rPr>
+              <w:t>8</w:t>
+            </w:r>
+          </w:p>
+        </w:tc>
+        <w:tc>
+          <w:tcPr>
+            <w:tcW w:type="dxa" w:w="1728"/>
+          </w:tcPr>
+          <w:p>
+            <w:r>
+              <w:rPr>
+                <w:b w:val="0"/>
+              </w:rPr>
+              <w:t>쉬움</w:t>
+            </w:r>
+          </w:p>
+        </w:tc>
+        <w:tc>
+          <w:tcPr>
+            <w:tcW w:type="dxa" w:w="1728"/>
+          </w:tcPr>
+          <w:p>
+            <w:r>
+              <w:rPr>
+                <w:b w:val="0"/>
+              </w:rPr>
+              <w:t>베드로의 원래 직업은 무엇이었는가?</w:t>
+            </w:r>
+          </w:p>
+        </w:tc>
+        <w:tc>
+          <w:tcPr>
+            <w:tcW w:type="dxa" w:w="1728"/>
+          </w:tcPr>
+          <w:p>
+            <w:r>
+              <w:rPr>
+                <w:b w:val="0"/>
+              </w:rPr>
+              <w:t>어부</w:t>
+            </w:r>
+          </w:p>
+        </w:tc>
+        <w:tc>
+          <w:tcPr>
+            <w:tcW w:type="dxa" w:w="1728"/>
+          </w:tcPr>
+          <w:p>
+            <w:r>
+              <w:rPr>
+                <w:b w:val="0"/>
+              </w:rPr>
+              <w:t>마 4</w:t>
+            </w:r>
+          </w:p>
+        </w:tc>
+      </w:tr>
+      <w:tr>
+        <w:tc>
+          <w:tcPr>
+            <w:tcW w:type="dxa" w:w="1728"/>
+          </w:tcPr>
+          <w:p>
+            <w:r>
+              <w:rPr>
+                <w:b w:val="0"/>
+              </w:rPr>
+              <w:t>9</w:t>
+            </w:r>
+          </w:p>
+        </w:tc>
+        <w:tc>
+          <w:tcPr>
+            <w:tcW w:type="dxa" w:w="1728"/>
+          </w:tcPr>
+          <w:p>
+            <w:r>
+              <w:rPr>
+                <w:b w:val="0"/>
+              </w:rPr>
+              <w:t>쉬움</w:t>
+            </w:r>
+          </w:p>
+        </w:tc>
+        <w:tc>
+          <w:tcPr>
+            <w:tcW w:type="dxa" w:w="1728"/>
+          </w:tcPr>
+          <w:p>
+            <w:r>
+              <w:rPr>
+                <w:b w:val="0"/>
+              </w:rPr>
+              <w:t>예수님의 제자는 총 몇 명인가?</w:t>
+            </w:r>
+          </w:p>
+        </w:tc>
+        <w:tc>
+          <w:tcPr>
+            <w:tcW w:type="dxa" w:w="1728"/>
+          </w:tcPr>
+          <w:p>
+            <w:r>
+              <w:rPr>
+                <w:b w:val="0"/>
+              </w:rPr>
+              <w:t>12명</w:t>
+            </w:r>
+          </w:p>
+        </w:tc>
+        <w:tc>
+          <w:tcPr>
+            <w:tcW w:type="dxa" w:w="1728"/>
+          </w:tcPr>
+          <w:p>
+            <w:r>
+              <w:rPr>
+                <w:b w:val="0"/>
+              </w:rPr>
+              <w:t>마 10</w:t>
+            </w:r>
+          </w:p>
+        </w:tc>
+      </w:tr>
+      <w:tr>
+        <w:tc>
+          <w:tcPr>
+            <w:tcW w:type="dxa" w:w="1728"/>
+          </w:tcPr>
+          <w:p>
+            <w:r>
+              <w:rPr>
+                <w:b w:val="0"/>
+              </w:rPr>
+              <w:t>10</w:t>
+            </w:r>
+          </w:p>
+        </w:tc>
+        <w:tc>
+          <w:tcPr>
+            <w:tcW w:type="dxa" w:w="1728"/>
+          </w:tcPr>
+          <w:p>
+            <w:r>
+              <w:rPr>
+                <w:b w:val="0"/>
+              </w:rPr>
+              <w:t>쉬움</w:t>
+            </w:r>
+          </w:p>
+        </w:tc>
+        <w:tc>
+          <w:tcPr>
+            <w:tcW w:type="dxa" w:w="1728"/>
+          </w:tcPr>
+          <w:p>
+            <w:r>
+              <w:rPr>
+                <w:b w:val="0"/>
+              </w:rPr>
+              <w:t>예수님이 죽은 나사로를 살리신 곳은?</w:t>
+            </w:r>
+          </w:p>
+        </w:tc>
+        <w:tc>
+          <w:tcPr>
+            <w:tcW w:type="dxa" w:w="1728"/>
+          </w:tcPr>
+          <w:p>
+            <w:r>
+              <w:rPr>
+                <w:b w:val="0"/>
+              </w:rPr>
+              <w:t>베다니</w:t>
+            </w:r>
+          </w:p>
+        </w:tc>
+        <w:tc>
+          <w:tcPr>
+            <w:tcW w:type="dxa" w:w="1728"/>
+          </w:tcPr>
+          <w:p>
+            <w:r>
+              <w:rPr>
+                <w:b w:val="0"/>
+              </w:rPr>
+              <w:t>요 11</w:t>
+            </w:r>
+          </w:p>
+        </w:tc>
+      </w:tr>
+      <w:tr>
+        <w:tc>
+          <w:tcPr>
+            <w:tcW w:type="dxa" w:w="1728"/>
+          </w:tcPr>
+          <w:p>
+            <w:r>
+              <w:rPr>
+                <w:b w:val="0"/>
+              </w:rPr>
+              <w:t>11</w:t>
+            </w:r>
+          </w:p>
+        </w:tc>
+        <w:tc>
+          <w:tcPr>
+            <w:tcW w:type="dxa" w:w="1728"/>
+          </w:tcPr>
+          <w:p>
+            <w:r>
+              <w:rPr>
+                <w:b w:val="0"/>
+              </w:rPr>
+              <w:t>쉬움</w:t>
+            </w:r>
+          </w:p>
+        </w:tc>
+        <w:tc>
+          <w:tcPr>
+            <w:tcW w:type="dxa" w:w="1728"/>
+          </w:tcPr>
+          <w:p>
+            <w:r>
+              <w:rPr>
+                <w:b w:val="0"/>
+              </w:rPr>
+              <w:t>괴력을 가진 사사로 머리카락이 힘의 원천인 자는?</w:t>
+            </w:r>
+          </w:p>
+        </w:tc>
+        <w:tc>
+          <w:tcPr>
+            <w:tcW w:type="dxa" w:w="1728"/>
+          </w:tcPr>
+          <w:p>
+            <w:r>
+              <w:rPr>
+                <w:b w:val="0"/>
+              </w:rPr>
+              <w:t>삼손</w:t>
+            </w:r>
+          </w:p>
+        </w:tc>
+        <w:tc>
+          <w:tcPr>
+            <w:tcW w:type="dxa" w:w="1728"/>
+          </w:tcPr>
+          <w:p>
+            <w:r>
+              <w:rPr>
+                <w:b w:val="0"/>
+              </w:rPr>
+              <w:t>삿 16</w:t>
+            </w:r>
+          </w:p>
+        </w:tc>
+      </w:tr>
+      <w:tr>
+        <w:tc>
+          <w:tcPr>
+            <w:tcW w:type="dxa" w:w="1728"/>
+          </w:tcPr>
+          <w:p>
+            <w:r>
+              <w:rPr>
+                <w:b w:val="0"/>
+              </w:rPr>
+              <w:t>12</w:t>
+            </w:r>
+          </w:p>
+        </w:tc>
+        <w:tc>
+          <w:tcPr>
+            <w:tcW w:type="dxa" w:w="1728"/>
+          </w:tcPr>
+          <w:p>
+            <w:r>
+              <w:rPr>
+                <w:b w:val="0"/>
+              </w:rPr>
+              <w:t>쉬움</w:t>
+            </w:r>
+          </w:p>
+        </w:tc>
+        <w:tc>
+          <w:tcPr>
+            <w:tcW w:type="dxa" w:w="1728"/>
+          </w:tcPr>
+          <w:p>
+            <w:r>
+              <w:rPr>
+                <w:b w:val="0"/>
+              </w:rPr>
+              <w:t>물맷돌로 거인 골리앗을 이긴 사람은?</w:t>
+            </w:r>
+          </w:p>
+        </w:tc>
+        <w:tc>
+          <w:tcPr>
+            <w:tcW w:type="dxa" w:w="1728"/>
+          </w:tcPr>
+          <w:p>
+            <w:r>
+              <w:rPr>
+                <w:b w:val="0"/>
+              </w:rPr>
+              <w:t>다윗</w:t>
+            </w:r>
+          </w:p>
+        </w:tc>
+        <w:tc>
+          <w:tcPr>
+            <w:tcW w:type="dxa" w:w="1728"/>
+          </w:tcPr>
+          <w:p>
+            <w:r>
+              <w:rPr>
+                <w:b w:val="0"/>
+              </w:rPr>
+              <w:t>삼상 17</w:t>
+            </w:r>
+          </w:p>
+        </w:tc>
+      </w:tr>
+      <w:tr>
+        <w:tc>
+          <w:tcPr>
+            <w:tcW w:type="dxa" w:w="1728"/>
+          </w:tcPr>
+          <w:p>
+            <w:r>
+              <w:rPr>
+                <w:b w:val="0"/>
+              </w:rPr>
+              <w:t>13</w:t>
+            </w:r>
+          </w:p>
+        </w:tc>
+        <w:tc>
+          <w:tcPr>
+            <w:tcW w:type="dxa" w:w="1728"/>
+          </w:tcPr>
+          <w:p>
+            <w:r>
+              <w:rPr>
+                <w:b w:val="0"/>
+              </w:rPr>
+              <w:t>쉬움</w:t>
+            </w:r>
+          </w:p>
+        </w:tc>
+        <w:tc>
+          <w:tcPr>
+            <w:tcW w:type="dxa" w:w="1728"/>
+          </w:tcPr>
+          <w:p>
+            <w:r>
+              <w:rPr>
+                <w:b w:val="0"/>
+              </w:rPr>
+              <w:t>사자 굴 속에서도 하나님을 의지해 살아난 자는?</w:t>
+            </w:r>
+          </w:p>
+        </w:tc>
+        <w:tc>
+          <w:tcPr>
+            <w:tcW w:type="dxa" w:w="1728"/>
+          </w:tcPr>
+          <w:p>
+            <w:r>
+              <w:rPr>
+                <w:b w:val="0"/>
+              </w:rPr>
+              <w:t>다니엘</w:t>
+            </w:r>
+          </w:p>
+        </w:tc>
+        <w:tc>
+          <w:tcPr>
+            <w:tcW w:type="dxa" w:w="1728"/>
+          </w:tcPr>
+          <w:p>
+            <w:r>
+              <w:rPr>
+                <w:b w:val="0"/>
+              </w:rPr>
+              <w:t>단 6</w:t>
+            </w:r>
+          </w:p>
+        </w:tc>
+      </w:tr>
+      <w:tr>
+        <w:tc>
+          <w:tcPr>
+            <w:tcW w:type="dxa" w:w="1728"/>
+          </w:tcPr>
+          <w:p>
+            <w:r>
+              <w:rPr>
+                <w:b w:val="0"/>
+              </w:rPr>
+              <w:t>14</w:t>
+            </w:r>
+          </w:p>
+        </w:tc>
+        <w:tc>
+          <w:tcPr>
+            <w:tcW w:type="dxa" w:w="1728"/>
+          </w:tcPr>
+          <w:p>
+            <w:r>
+              <w:rPr>
+                <w:b w:val="0"/>
+              </w:rPr>
+              <w:t>쉬움</w:t>
+            </w:r>
+          </w:p>
+        </w:tc>
+        <w:tc>
+          <w:tcPr>
+            <w:tcW w:type="dxa" w:w="1728"/>
+          </w:tcPr>
+          <w:p>
+            <w:r>
+              <w:rPr>
+                <w:b w:val="0"/>
+              </w:rPr>
+              <w:t>뽕나무 위에 올라가 예수님을 본 사람은?</w:t>
+            </w:r>
+          </w:p>
+        </w:tc>
+        <w:tc>
+          <w:tcPr>
+            <w:tcW w:type="dxa" w:w="1728"/>
+          </w:tcPr>
+          <w:p>
+            <w:r>
+              <w:rPr>
+                <w:b w:val="0"/>
+              </w:rPr>
+              <w:t>삭개오</w:t>
+            </w:r>
+          </w:p>
+        </w:tc>
+        <w:tc>
+          <w:tcPr>
+            <w:tcW w:type="dxa" w:w="1728"/>
+          </w:tcPr>
+          <w:p>
+            <w:r>
+              <w:rPr>
+                <w:b w:val="0"/>
+              </w:rPr>
+              <w:t>눅 19</w:t>
+            </w:r>
+          </w:p>
+        </w:tc>
+      </w:tr>
+      <w:tr>
+        <w:tc>
+          <w:tcPr>
+            <w:tcW w:type="dxa" w:w="1728"/>
+          </w:tcPr>
+          <w:p>
+            <w:r>
+              <w:rPr>
+                <w:b w:val="0"/>
+              </w:rPr>
+              <w:t>15</w:t>
+            </w:r>
+          </w:p>
+        </w:tc>
+        <w:tc>
+          <w:tcPr>
+            <w:tcW w:type="dxa" w:w="1728"/>
+          </w:tcPr>
+          <w:p>
+            <w:r>
+              <w:rPr>
+                <w:b w:val="0"/>
+              </w:rPr>
+              <w:t>쉬움</w:t>
+            </w:r>
+          </w:p>
+        </w:tc>
+        <w:tc>
+          <w:tcPr>
+            <w:tcW w:type="dxa" w:w="1728"/>
+          </w:tcPr>
+          <w:p>
+            <w:r>
+              <w:rPr>
+                <w:b w:val="0"/>
+              </w:rPr>
+              <w:t>예수님이 세례를 받으신 강은 어디인가?</w:t>
+            </w:r>
+          </w:p>
+        </w:tc>
+        <w:tc>
+          <w:tcPr>
+            <w:tcW w:type="dxa" w:w="1728"/>
+          </w:tcPr>
+          <w:p>
+            <w:r>
+              <w:rPr>
+                <w:b w:val="0"/>
+              </w:rPr>
+              <w:t>요단강</w:t>
+            </w:r>
+          </w:p>
+        </w:tc>
+        <w:tc>
+          <w:tcPr>
+            <w:tcW w:type="dxa" w:w="1728"/>
+          </w:tcPr>
+          <w:p>
+            <w:r>
+              <w:rPr>
+                <w:b w:val="0"/>
+              </w:rPr>
+              <w:t>마 3</w:t>
+            </w:r>
+          </w:p>
+        </w:tc>
+      </w:tr>
+      <w:tr>
+        <w:tc>
+          <w:tcPr>
+            <w:tcW w:type="dxa" w:w="1728"/>
+          </w:tcPr>
+          <w:p>
+            <w:r>
+              <w:rPr>
+                <w:b w:val="0"/>
+              </w:rPr>
+              <w:t>16</w:t>
+            </w:r>
+          </w:p>
+        </w:tc>
+        <w:tc>
+          <w:tcPr>
+            <w:tcW w:type="dxa" w:w="1728"/>
+          </w:tcPr>
+          <w:p>
+            <w:r>
+              <w:rPr>
+                <w:b w:val="0"/>
+              </w:rPr>
+              <w:t>쉬움</w:t>
+            </w:r>
+          </w:p>
+        </w:tc>
+        <w:tc>
+          <w:tcPr>
+            <w:tcW w:type="dxa" w:w="1728"/>
+          </w:tcPr>
+          <w:p>
+            <w:r>
+              <w:rPr>
+                <w:b w:val="0"/>
+              </w:rPr>
+              <w:t>다메섹 도상에서 예수님을 만난 사울의 새 이름은?</w:t>
+            </w:r>
+          </w:p>
+        </w:tc>
+        <w:tc>
+          <w:tcPr>
+            <w:tcW w:type="dxa" w:w="1728"/>
+          </w:tcPr>
+          <w:p>
+            <w:r>
+              <w:rPr>
+                <w:b w:val="0"/>
+              </w:rPr>
+              <w:t>바울</w:t>
+            </w:r>
+          </w:p>
+        </w:tc>
+        <w:tc>
+          <w:tcPr>
+            <w:tcW w:type="dxa" w:w="1728"/>
+          </w:tcPr>
+          <w:p>
+            <w:r>
+              <w:rPr>
+                <w:b w:val="0"/>
+              </w:rPr>
+              <w:t>행 9</w:t>
+            </w:r>
+          </w:p>
+        </w:tc>
+      </w:tr>
+      <w:tr>
+        <w:tc>
+          <w:tcPr>
+            <w:tcW w:type="dxa" w:w="1728"/>
+          </w:tcPr>
+          <w:p>
+            <w:r>
+              <w:rPr>
+                <w:b w:val="0"/>
+              </w:rPr>
+              <w:t>17</w:t>
+            </w:r>
+          </w:p>
+        </w:tc>
+        <w:tc>
+          <w:tcPr>
+            <w:tcW w:type="dxa" w:w="1728"/>
+          </w:tcPr>
+          <w:p>
+            <w:r>
+              <w:rPr>
+                <w:b w:val="0"/>
+              </w:rPr>
+              <w:t>쉬움</w:t>
+            </w:r>
+          </w:p>
+        </w:tc>
+        <w:tc>
+          <w:tcPr>
+            <w:tcW w:type="dxa" w:w="1728"/>
+          </w:tcPr>
+          <w:p>
+            <w:r>
+              <w:rPr>
+                <w:b w:val="0"/>
+              </w:rPr>
+              <w:t>아버지의 재산을 탕진하고 돌아온 아들의 비유는?</w:t>
+            </w:r>
+          </w:p>
+        </w:tc>
+        <w:tc>
+          <w:tcPr>
+            <w:tcW w:type="dxa" w:w="1728"/>
+          </w:tcPr>
+          <w:p>
+            <w:r>
+              <w:rPr>
+                <w:b w:val="0"/>
+              </w:rPr>
+              <w:t>탕자의 비유</w:t>
+            </w:r>
+          </w:p>
+        </w:tc>
+        <w:tc>
+          <w:tcPr>
+            <w:tcW w:type="dxa" w:w="1728"/>
+          </w:tcPr>
+          <w:p>
+            <w:r>
+              <w:rPr>
+                <w:b w:val="0"/>
+              </w:rPr>
+              <w:t>눅 15</w:t>
+            </w:r>
+          </w:p>
+        </w:tc>
+      </w:tr>
+      <w:tr>
+        <w:tc>
+          <w:tcPr>
+            <w:tcW w:type="dxa" w:w="1728"/>
+          </w:tcPr>
+          <w:p>
+            <w:r>
+              <w:rPr>
+                <w:b w:val="0"/>
+              </w:rPr>
+              <w:t>18</w:t>
+            </w:r>
+          </w:p>
+        </w:tc>
+        <w:tc>
+          <w:tcPr>
+            <w:tcW w:type="dxa" w:w="1728"/>
+          </w:tcPr>
+          <w:p>
+            <w:r>
+              <w:rPr>
+                <w:b w:val="0"/>
+              </w:rPr>
+              <w:t>쉬움</w:t>
+            </w:r>
+          </w:p>
+        </w:tc>
+        <w:tc>
+          <w:tcPr>
+            <w:tcW w:type="dxa" w:w="1728"/>
+          </w:tcPr>
+          <w:p>
+            <w:r>
+              <w:rPr>
+                <w:b w:val="0"/>
+              </w:rPr>
+              <w:t>예수님이 행하신 첫 번째 기적은 무엇인가?</w:t>
+            </w:r>
+          </w:p>
+        </w:tc>
+        <w:tc>
+          <w:tcPr>
+            <w:tcW w:type="dxa" w:w="1728"/>
+          </w:tcPr>
+          <w:p>
+            <w:r>
+              <w:rPr>
+                <w:b w:val="0"/>
+              </w:rPr>
+              <w:t>물을 포도주로</w:t>
+            </w:r>
+          </w:p>
+        </w:tc>
+        <w:tc>
+          <w:tcPr>
+            <w:tcW w:type="dxa" w:w="1728"/>
+          </w:tcPr>
+          <w:p>
+            <w:r>
+              <w:rPr>
+                <w:b w:val="0"/>
+              </w:rPr>
+              <w:t>요 2</w:t>
+            </w:r>
+          </w:p>
+        </w:tc>
+      </w:tr>
+      <w:tr>
+        <w:tc>
+          <w:tcPr>
+            <w:tcW w:type="dxa" w:w="1728"/>
+          </w:tcPr>
+          <w:p>
+            <w:r>
+              <w:rPr>
+                <w:b w:val="0"/>
+              </w:rPr>
+              <w:t>19</w:t>
+            </w:r>
+          </w:p>
+        </w:tc>
+        <w:tc>
+          <w:tcPr>
+            <w:tcW w:type="dxa" w:w="1728"/>
+          </w:tcPr>
+          <w:p>
+            <w:r>
+              <w:rPr>
+                <w:b w:val="0"/>
+              </w:rPr>
+              <w:t>쉬움</w:t>
+            </w:r>
+          </w:p>
+        </w:tc>
+        <w:tc>
+          <w:tcPr>
+            <w:tcW w:type="dxa" w:w="1728"/>
+          </w:tcPr>
+          <w:p>
+            <w:r>
+              <w:rPr>
+                <w:b w:val="0"/>
+              </w:rPr>
+              <w:t>가장 큰 계명은 하나님 사랑과 무엇인가?</w:t>
+            </w:r>
+          </w:p>
+        </w:tc>
+        <w:tc>
+          <w:tcPr>
+            <w:tcW w:type="dxa" w:w="1728"/>
+          </w:tcPr>
+          <w:p>
+            <w:r>
+              <w:rPr>
+                <w:b w:val="0"/>
+              </w:rPr>
+              <w:t>이웃 사랑</w:t>
+            </w:r>
+          </w:p>
+        </w:tc>
+        <w:tc>
+          <w:tcPr>
+            <w:tcW w:type="dxa" w:w="1728"/>
+          </w:tcPr>
+          <w:p>
+            <w:r>
+              <w:rPr>
+                <w:b w:val="0"/>
+              </w:rPr>
+              <w:t>마 22</w:t>
+            </w:r>
+          </w:p>
+        </w:tc>
+      </w:tr>
+      <w:tr>
+        <w:tc>
+          <w:tcPr>
+            <w:tcW w:type="dxa" w:w="1728"/>
+          </w:tcPr>
+          <w:p>
+            <w:r>
+              <w:rPr>
+                <w:b w:val="0"/>
+              </w:rPr>
+              <w:t>20</w:t>
+            </w:r>
+          </w:p>
+        </w:tc>
+        <w:tc>
+          <w:tcPr>
+            <w:tcW w:type="dxa" w:w="1728"/>
+          </w:tcPr>
+          <w:p>
+            <w:r>
+              <w:rPr>
+                <w:b w:val="0"/>
+              </w:rPr>
+              <w:t>쉬움</w:t>
+            </w:r>
+          </w:p>
+        </w:tc>
+        <w:tc>
+          <w:tcPr>
+            <w:tcW w:type="dxa" w:w="1728"/>
+          </w:tcPr>
+          <w:p>
+            <w:r>
+              <w:rPr>
+                <w:b w:val="0"/>
+              </w:rPr>
+              <w:t>"내가 곧 길이요 진리요 생명이니..."라고 말씀하신 분은?</w:t>
+            </w:r>
+          </w:p>
+        </w:tc>
+        <w:tc>
+          <w:tcPr>
+            <w:tcW w:type="dxa" w:w="1728"/>
+          </w:tcPr>
+          <w:p>
+            <w:r>
+              <w:rPr>
+                <w:b w:val="0"/>
+              </w:rPr>
+              <w:t>예수님</w:t>
+            </w:r>
+          </w:p>
+        </w:tc>
+        <w:tc>
+          <w:tcPr>
+            <w:tcW w:type="dxa" w:w="1728"/>
+          </w:tcPr>
+          <w:p>
+            <w:r>
+              <w:rPr>
+                <w:b w:val="0"/>
+              </w:rPr>
+              <w:t>요 14</w:t>
+            </w:r>
+          </w:p>
+        </w:tc>
+      </w:tr>
+      <w:tr>
+        <w:tc>
+          <w:tcPr>
+            <w:tcW w:type="dxa" w:w="1728"/>
+          </w:tcPr>
+          <w:p>
+            <w:r>
+              <w:rPr>
+                <w:b w:val="0"/>
+              </w:rPr>
+              <w:t>21</w:t>
+            </w:r>
+          </w:p>
+        </w:tc>
+        <w:tc>
+          <w:tcPr>
+            <w:tcW w:type="dxa" w:w="1728"/>
+          </w:tcPr>
+          <w:p>
+            <w:r>
+              <w:rPr>
+                <w:b w:val="0"/>
+              </w:rPr>
+              <w:t>보통</w:t>
+            </w:r>
+          </w:p>
+        </w:tc>
+        <w:tc>
+          <w:tcPr>
+            <w:tcW w:type="dxa" w:w="1728"/>
+          </w:tcPr>
+          <w:p>
+            <w:r>
+              <w:rPr>
+                <w:b w:val="0"/>
+              </w:rPr>
+              <w:t>야곱의 형 이름은 무엇인가?</w:t>
+            </w:r>
+          </w:p>
+        </w:tc>
+        <w:tc>
+          <w:tcPr>
+            <w:tcW w:type="dxa" w:w="1728"/>
+          </w:tcPr>
+          <w:p>
+            <w:r>
+              <w:rPr>
+                <w:b w:val="0"/>
+              </w:rPr>
+              <w:t>에서</w:t>
+            </w:r>
+          </w:p>
+        </w:tc>
+        <w:tc>
+          <w:tcPr>
+            <w:tcW w:type="dxa" w:w="1728"/>
+          </w:tcPr>
+          <w:p>
+            <w:r>
+              <w:rPr>
+                <w:b w:val="0"/>
+              </w:rPr>
+              <w:t>창 25</w:t>
+            </w:r>
+          </w:p>
+        </w:tc>
+      </w:tr>
+      <w:tr>
+        <w:tc>
+          <w:tcPr>
+            <w:tcW w:type="dxa" w:w="1728"/>
+          </w:tcPr>
+          <w:p>
+            <w:r>
+              <w:rPr>
+                <w:b w:val="0"/>
+              </w:rPr>
+              <w:t>22</w:t>
+            </w:r>
+          </w:p>
+        </w:tc>
+        <w:tc>
+          <w:tcPr>
+            <w:tcW w:type="dxa" w:w="1728"/>
+          </w:tcPr>
+          <w:p>
+            <w:r>
+              <w:rPr>
+                <w:b w:val="0"/>
+              </w:rPr>
+              <w:t>보통</w:t>
+            </w:r>
+          </w:p>
+        </w:tc>
+        <w:tc>
+          <w:tcPr>
+            <w:tcW w:type="dxa" w:w="1728"/>
+          </w:tcPr>
+          <w:p>
+            <w:r>
+              <w:rPr>
+                <w:b w:val="0"/>
+              </w:rPr>
+              <w:t>요셉이 입었던 아버지의 선물은 무엇인가?</w:t>
+            </w:r>
+          </w:p>
+        </w:tc>
+        <w:tc>
+          <w:tcPr>
+            <w:tcW w:type="dxa" w:w="1728"/>
+          </w:tcPr>
+          <w:p>
+            <w:r>
+              <w:rPr>
+                <w:b w:val="0"/>
+              </w:rPr>
+              <w:t>채색옷</w:t>
+            </w:r>
+          </w:p>
+        </w:tc>
+        <w:tc>
+          <w:tcPr>
+            <w:tcW w:type="dxa" w:w="1728"/>
+          </w:tcPr>
+          <w:p>
+            <w:r>
+              <w:rPr>
+                <w:b w:val="0"/>
+              </w:rPr>
+              <w:t>창 37</w:t>
+            </w:r>
+          </w:p>
+        </w:tc>
+      </w:tr>
+      <w:tr>
+        <w:tc>
+          <w:tcPr>
+            <w:tcW w:type="dxa" w:w="1728"/>
+          </w:tcPr>
+          <w:p>
+            <w:r>
+              <w:rPr>
+                <w:b w:val="0"/>
+              </w:rPr>
+              <w:t>23</w:t>
+            </w:r>
+          </w:p>
+        </w:tc>
+        <w:tc>
+          <w:tcPr>
+            <w:tcW w:type="dxa" w:w="1728"/>
+          </w:tcPr>
+          <w:p>
+            <w:r>
+              <w:rPr>
+                <w:b w:val="0"/>
+              </w:rPr>
+              <w:t>보통</w:t>
+            </w:r>
+          </w:p>
+        </w:tc>
+        <w:tc>
+          <w:tcPr>
+            <w:tcW w:type="dxa" w:w="1728"/>
+          </w:tcPr>
+          <w:p>
+            <w:r>
+              <w:rPr>
+                <w:b w:val="0"/>
+              </w:rPr>
+              <w:t>애굽에 내린 10가지 재앙 중 첫 번째 재앙은?</w:t>
+            </w:r>
+          </w:p>
+        </w:tc>
+        <w:tc>
+          <w:tcPr>
+            <w:tcW w:type="dxa" w:w="1728"/>
+          </w:tcPr>
+          <w:p>
+            <w:r>
+              <w:rPr>
+                <w:b w:val="0"/>
+              </w:rPr>
+              <w:t>물이 피로 변함</w:t>
+            </w:r>
+          </w:p>
+        </w:tc>
+        <w:tc>
+          <w:tcPr>
+            <w:tcW w:type="dxa" w:w="1728"/>
+          </w:tcPr>
+          <w:p>
+            <w:r>
+              <w:rPr>
+                <w:b w:val="0"/>
+              </w:rPr>
+              <w:t>출 7</w:t>
+            </w:r>
+          </w:p>
+        </w:tc>
+      </w:tr>
+      <w:tr>
+        <w:tc>
+          <w:tcPr>
+            <w:tcW w:type="dxa" w:w="1728"/>
+          </w:tcPr>
+          <w:p>
+            <w:r>
+              <w:rPr>
+                <w:b w:val="0"/>
+              </w:rPr>
+              <w:t>24</w:t>
+            </w:r>
+          </w:p>
+        </w:tc>
+        <w:tc>
+          <w:tcPr>
+            <w:tcW w:type="dxa" w:w="1728"/>
+          </w:tcPr>
+          <w:p>
+            <w:r>
+              <w:rPr>
+                <w:b w:val="0"/>
+              </w:rPr>
+              <w:t>보통</w:t>
+            </w:r>
+          </w:p>
+        </w:tc>
+        <w:tc>
+          <w:tcPr>
+            <w:tcW w:type="dxa" w:w="1728"/>
+          </w:tcPr>
+          <w:p>
+            <w:r>
+              <w:rPr>
+                <w:b w:val="0"/>
+              </w:rPr>
+              <w:t>여리고 성을 무너뜨릴 때 돈 나팔은 며칠 동안 불었나?</w:t>
+            </w:r>
+          </w:p>
+        </w:tc>
+        <w:tc>
+          <w:tcPr>
+            <w:tcW w:type="dxa" w:w="1728"/>
+          </w:tcPr>
+          <w:p>
+            <w:r>
+              <w:rPr>
+                <w:b w:val="0"/>
+              </w:rPr>
+              <w:t>7일</w:t>
+            </w:r>
+          </w:p>
+        </w:tc>
+        <w:tc>
+          <w:tcPr>
+            <w:tcW w:type="dxa" w:w="1728"/>
+          </w:tcPr>
+          <w:p>
+            <w:r>
+              <w:rPr>
+                <w:b w:val="0"/>
+              </w:rPr>
+              <w:t>수 6</w:t>
+            </w:r>
+          </w:p>
+        </w:tc>
+      </w:tr>
+      <w:tr>
+        <w:tc>
+          <w:tcPr>
+            <w:tcW w:type="dxa" w:w="1728"/>
+          </w:tcPr>
+          <w:p>
+            <w:r>
+              <w:rPr>
+                <w:b w:val="0"/>
+              </w:rPr>
+              <w:t>25</w:t>
+            </w:r>
+          </w:p>
+        </w:tc>
+        <w:tc>
+          <w:tcPr>
+            <w:tcW w:type="dxa" w:w="1728"/>
+          </w:tcPr>
+          <w:p>
+            <w:r>
+              <w:rPr>
+                <w:b w:val="0"/>
+              </w:rPr>
+              <w:t>보통</w:t>
+            </w:r>
+          </w:p>
+        </w:tc>
+        <w:tc>
+          <w:tcPr>
+            <w:tcW w:type="dxa" w:w="1728"/>
+          </w:tcPr>
+          <w:p>
+            <w:r>
+              <w:rPr>
+                <w:b w:val="0"/>
+              </w:rPr>
+              <w:t>기드온의 군사는 몇 명이었는가?</w:t>
+            </w:r>
+          </w:p>
+        </w:tc>
+        <w:tc>
+          <w:tcPr>
+            <w:tcW w:type="dxa" w:w="1728"/>
+          </w:tcPr>
+          <w:p>
+            <w:r>
+              <w:rPr>
+                <w:b w:val="0"/>
+              </w:rPr>
+              <w:t>300명</w:t>
+            </w:r>
+          </w:p>
+        </w:tc>
+        <w:tc>
+          <w:tcPr>
+            <w:tcW w:type="dxa" w:w="1728"/>
+          </w:tcPr>
+          <w:p>
+            <w:r>
+              <w:rPr>
+                <w:b w:val="0"/>
+              </w:rPr>
+              <w:t>삿 7</w:t>
+            </w:r>
+          </w:p>
+        </w:tc>
+      </w:tr>
+      <w:tr>
+        <w:tc>
+          <w:tcPr>
+            <w:tcW w:type="dxa" w:w="1728"/>
+          </w:tcPr>
+          <w:p>
+            <w:r>
+              <w:rPr>
+                <w:b w:val="0"/>
+              </w:rPr>
+              <w:t>26</w:t>
+            </w:r>
+          </w:p>
+        </w:tc>
+        <w:tc>
+          <w:tcPr>
+            <w:tcW w:type="dxa" w:w="1728"/>
+          </w:tcPr>
+          <w:p>
+            <w:r>
+              <w:rPr>
+                <w:b w:val="0"/>
+              </w:rPr>
+              <w:t>보통</w:t>
+            </w:r>
+          </w:p>
+        </w:tc>
+        <w:tc>
+          <w:tcPr>
+            <w:tcW w:type="dxa" w:w="1728"/>
+          </w:tcPr>
+          <w:p>
+            <w:r>
+              <w:rPr>
+                <w:b w:val="0"/>
+              </w:rPr>
+              <w:t>나오미의 며느리로 모압 여인은 누구인가?</w:t>
+            </w:r>
+          </w:p>
+        </w:tc>
+        <w:tc>
+          <w:tcPr>
+            <w:tcW w:type="dxa" w:w="1728"/>
+          </w:tcPr>
+          <w:p>
+            <w:r>
+              <w:rPr>
+                <w:b w:val="0"/>
+              </w:rPr>
+              <w:t>룻</w:t>
+            </w:r>
+          </w:p>
+        </w:tc>
+        <w:tc>
+          <w:tcPr>
+            <w:tcW w:type="dxa" w:w="1728"/>
+          </w:tcPr>
+          <w:p>
+            <w:r>
+              <w:rPr>
+                <w:b w:val="0"/>
+              </w:rPr>
+              <w:t>룻 1</w:t>
+            </w:r>
+          </w:p>
+        </w:tc>
+      </w:tr>
+      <w:tr>
+        <w:tc>
+          <w:tcPr>
+            <w:tcW w:type="dxa" w:w="1728"/>
+          </w:tcPr>
+          <w:p>
+            <w:r>
+              <w:rPr>
+                <w:b w:val="0"/>
+              </w:rPr>
+              <w:t>27</w:t>
+            </w:r>
+          </w:p>
+        </w:tc>
+        <w:tc>
+          <w:tcPr>
+            <w:tcW w:type="dxa" w:w="1728"/>
+          </w:tcPr>
+          <w:p>
+            <w:r>
+              <w:rPr>
+                <w:b w:val="0"/>
+              </w:rPr>
+              <w:t>보통</w:t>
+            </w:r>
+          </w:p>
+        </w:tc>
+        <w:tc>
+          <w:tcPr>
+            <w:tcW w:type="dxa" w:w="1728"/>
+          </w:tcPr>
+          <w:p>
+            <w:r>
+              <w:rPr>
+                <w:b w:val="0"/>
+              </w:rPr>
+              <w:t>솔로몬이 하나님께 구한 것은 무엇인가?</w:t>
+            </w:r>
+          </w:p>
+        </w:tc>
+        <w:tc>
+          <w:tcPr>
+            <w:tcW w:type="dxa" w:w="1728"/>
+          </w:tcPr>
+          <w:p>
+            <w:r>
+              <w:rPr>
+                <w:b w:val="0"/>
+              </w:rPr>
+              <w:t>지혜</w:t>
+            </w:r>
+          </w:p>
+        </w:tc>
+        <w:tc>
+          <w:tcPr>
+            <w:tcW w:type="dxa" w:w="1728"/>
+          </w:tcPr>
+          <w:p>
+            <w:r>
+              <w:rPr>
+                <w:b w:val="0"/>
+              </w:rPr>
+              <w:t>왕상 3</w:t>
+            </w:r>
+          </w:p>
+        </w:tc>
+      </w:tr>
+      <w:tr>
+        <w:tc>
+          <w:tcPr>
+            <w:tcW w:type="dxa" w:w="1728"/>
+          </w:tcPr>
+          <w:p>
+            <w:r>
+              <w:rPr>
+                <w:b w:val="0"/>
+              </w:rPr>
+              <w:t>28</w:t>
+            </w:r>
+          </w:p>
+        </w:tc>
+        <w:tc>
+          <w:tcPr>
+            <w:tcW w:type="dxa" w:w="1728"/>
+          </w:tcPr>
+          <w:p>
+            <w:r>
+              <w:rPr>
+                <w:b w:val="0"/>
+              </w:rPr>
+              <w:t>보통</w:t>
+            </w:r>
+          </w:p>
+        </w:tc>
+        <w:tc>
+          <w:tcPr>
+            <w:tcW w:type="dxa" w:w="1728"/>
+          </w:tcPr>
+          <w:p>
+            <w:r>
+              <w:rPr>
+                <w:b w:val="0"/>
+              </w:rPr>
+              <w:t>엘리야가 갈멜산에서 대결한 우상 선지자들은?</w:t>
+            </w:r>
+          </w:p>
+        </w:tc>
+        <w:tc>
+          <w:tcPr>
+            <w:tcW w:type="dxa" w:w="1728"/>
+          </w:tcPr>
+          <w:p>
+            <w:r>
+              <w:rPr>
+                <w:b w:val="0"/>
+              </w:rPr>
+              <w:t>바알 선지자</w:t>
+            </w:r>
+          </w:p>
+        </w:tc>
+        <w:tc>
+          <w:tcPr>
+            <w:tcW w:type="dxa" w:w="1728"/>
+          </w:tcPr>
+          <w:p>
+            <w:r>
+              <w:rPr>
+                <w:b w:val="0"/>
+              </w:rPr>
+              <w:t>왕상 18</w:t>
+            </w:r>
+          </w:p>
+        </w:tc>
+      </w:tr>
+      <w:tr>
+        <w:tc>
+          <w:tcPr>
+            <w:tcW w:type="dxa" w:w="1728"/>
+          </w:tcPr>
+          <w:p>
+            <w:r>
+              <w:rPr>
+                <w:b w:val="0"/>
+              </w:rPr>
+              <w:t>29</w:t>
+            </w:r>
+          </w:p>
+        </w:tc>
+        <w:tc>
+          <w:tcPr>
+            <w:tcW w:type="dxa" w:w="1728"/>
+          </w:tcPr>
+          <w:p>
+            <w:r>
+              <w:rPr>
+                <w:b w:val="0"/>
+              </w:rPr>
+              <w:t>보통</w:t>
+            </w:r>
+          </w:p>
+        </w:tc>
+        <w:tc>
+          <w:tcPr>
+            <w:tcW w:type="dxa" w:w="1728"/>
+          </w:tcPr>
+          <w:p>
+            <w:r>
+              <w:rPr>
+                <w:b w:val="0"/>
+              </w:rPr>
+              <w:t>고난 속에서도 인내한 사람으로 욥기 주인공은?</w:t>
+            </w:r>
+          </w:p>
+        </w:tc>
+        <w:tc>
+          <w:tcPr>
+            <w:tcW w:type="dxa" w:w="1728"/>
+          </w:tcPr>
+          <w:p>
+            <w:r>
+              <w:rPr>
+                <w:b w:val="0"/>
+              </w:rPr>
+              <w:t>욥</w:t>
+            </w:r>
+          </w:p>
+        </w:tc>
+        <w:tc>
+          <w:tcPr>
+            <w:tcW w:type="dxa" w:w="1728"/>
+          </w:tcPr>
+          <w:p>
+            <w:r>
+              <w:rPr>
+                <w:b w:val="0"/>
+              </w:rPr>
+              <w:t>욥 1</w:t>
+            </w:r>
+          </w:p>
+        </w:tc>
+      </w:tr>
+      <w:tr>
+        <w:tc>
+          <w:tcPr>
+            <w:tcW w:type="dxa" w:w="1728"/>
+          </w:tcPr>
+          <w:p>
+            <w:r>
+              <w:rPr>
+                <w:b w:val="0"/>
+              </w:rPr>
+              <w:t>30</w:t>
+            </w:r>
+          </w:p>
+        </w:tc>
+        <w:tc>
+          <w:tcPr>
+            <w:tcW w:type="dxa" w:w="1728"/>
+          </w:tcPr>
+          <w:p>
+            <w:r>
+              <w:rPr>
+                <w:b w:val="0"/>
+              </w:rPr>
+              <w:t>보통</w:t>
+            </w:r>
+          </w:p>
+        </w:tc>
+        <w:tc>
+          <w:tcPr>
+            <w:tcW w:type="dxa" w:w="1728"/>
+          </w:tcPr>
+          <w:p>
+            <w:r>
+              <w:rPr>
+                <w:b w:val="0"/>
+              </w:rPr>
+              <w:t>시편의 저자로 가장 많이 기록된 사람은?</w:t>
+            </w:r>
+          </w:p>
+        </w:tc>
+        <w:tc>
+          <w:tcPr>
+            <w:tcW w:type="dxa" w:w="1728"/>
+          </w:tcPr>
+          <w:p>
+            <w:r>
+              <w:rPr>
+                <w:b w:val="0"/>
+              </w:rPr>
+              <w:t>다윗</w:t>
+            </w:r>
+          </w:p>
+        </w:tc>
+        <w:tc>
+          <w:tcPr>
+            <w:tcW w:type="dxa" w:w="1728"/>
+          </w:tcPr>
+          <w:p>
+            <w:r>
+              <w:rPr>
+                <w:b w:val="0"/>
+              </w:rPr>
+              <w:t>시 72</w:t>
+            </w:r>
+          </w:p>
+        </w:tc>
+      </w:tr>
+      <w:tr>
+        <w:tc>
+          <w:tcPr>
+            <w:tcW w:type="dxa" w:w="1728"/>
+          </w:tcPr>
+          <w:p>
+            <w:r>
+              <w:rPr>
+                <w:b w:val="0"/>
+              </w:rPr>
+              <w:t>31</w:t>
+            </w:r>
+          </w:p>
+        </w:tc>
+        <w:tc>
+          <w:tcPr>
+            <w:tcW w:type="dxa" w:w="1728"/>
+          </w:tcPr>
+          <w:p>
+            <w:r>
+              <w:rPr>
+                <w:b w:val="0"/>
+              </w:rPr>
+              <w:t>보통</w:t>
+            </w:r>
+          </w:p>
+        </w:tc>
+        <w:tc>
+          <w:tcPr>
+            <w:tcW w:type="dxa" w:w="1728"/>
+          </w:tcPr>
+          <w:p>
+            <w:r>
+              <w:rPr>
+                <w:b w:val="0"/>
+              </w:rPr>
+              <w:t>이사야가 예언한 '임마누엘'의 뜻은?</w:t>
+            </w:r>
+          </w:p>
+        </w:tc>
+        <w:tc>
+          <w:tcPr>
+            <w:tcW w:type="dxa" w:w="1728"/>
+          </w:tcPr>
+          <w:p>
+            <w:r>
+              <w:rPr>
+                <w:b w:val="0"/>
+              </w:rPr>
+              <w:t>하나님이 우리와 함께 계시다</w:t>
+            </w:r>
+          </w:p>
+        </w:tc>
+        <w:tc>
+          <w:tcPr>
+            <w:tcW w:type="dxa" w:w="1728"/>
+          </w:tcPr>
+          <w:p>
+            <w:r>
+              <w:rPr>
+                <w:b w:val="0"/>
+              </w:rPr>
+              <w:t>사 7</w:t>
+            </w:r>
+          </w:p>
+        </w:tc>
+      </w:tr>
+      <w:tr>
+        <w:tc>
+          <w:tcPr>
+            <w:tcW w:type="dxa" w:w="1728"/>
+          </w:tcPr>
+          <w:p>
+            <w:r>
+              <w:rPr>
+                <w:b w:val="0"/>
+              </w:rPr>
+              <w:t>32</w:t>
+            </w:r>
+          </w:p>
+        </w:tc>
+        <w:tc>
+          <w:tcPr>
+            <w:tcW w:type="dxa" w:w="1728"/>
+          </w:tcPr>
+          <w:p>
+            <w:r>
+              <w:rPr>
+                <w:b w:val="0"/>
+              </w:rPr>
+              <w:t>보통</w:t>
+            </w:r>
+          </w:p>
+        </w:tc>
+        <w:tc>
+          <w:tcPr>
+            <w:tcW w:type="dxa" w:w="1728"/>
+          </w:tcPr>
+          <w:p>
+            <w:r>
+              <w:rPr>
+                <w:b w:val="0"/>
+              </w:rPr>
+              <w:t>산상수훈의 시작은 무엇으로 시작되는가?</w:t>
+            </w:r>
+          </w:p>
+        </w:tc>
+        <w:tc>
+          <w:tcPr>
+            <w:tcW w:type="dxa" w:w="1728"/>
+          </w:tcPr>
+          <w:p>
+            <w:r>
+              <w:rPr>
+                <w:b w:val="0"/>
+              </w:rPr>
+              <w:t>팔복</w:t>
+            </w:r>
+          </w:p>
+        </w:tc>
+        <w:tc>
+          <w:tcPr>
+            <w:tcW w:type="dxa" w:w="1728"/>
+          </w:tcPr>
+          <w:p>
+            <w:r>
+              <w:rPr>
+                <w:b w:val="0"/>
+              </w:rPr>
+              <w:t>마 5</w:t>
+            </w:r>
+          </w:p>
+        </w:tc>
+      </w:tr>
+      <w:tr>
+        <w:tc>
+          <w:tcPr>
+            <w:tcW w:type="dxa" w:w="1728"/>
+          </w:tcPr>
+          <w:p>
+            <w:r>
+              <w:rPr>
+                <w:b w:val="0"/>
+              </w:rPr>
+              <w:t>33</w:t>
+            </w:r>
+          </w:p>
+        </w:tc>
+        <w:tc>
+          <w:tcPr>
+            <w:tcW w:type="dxa" w:w="1728"/>
+          </w:tcPr>
+          <w:p>
+            <w:r>
+              <w:rPr>
+                <w:b w:val="0"/>
+              </w:rPr>
+              <w:t>보통</w:t>
+            </w:r>
+          </w:p>
+        </w:tc>
+        <w:tc>
+          <w:tcPr>
+            <w:tcW w:type="dxa" w:w="1728"/>
+          </w:tcPr>
+          <w:p>
+            <w:r>
+              <w:rPr>
+                <w:b w:val="0"/>
+              </w:rPr>
+              <w:t>강도 만난 자를 도와준 사람의 비유는?</w:t>
+            </w:r>
+          </w:p>
+        </w:tc>
+        <w:tc>
+          <w:tcPr>
+            <w:tcW w:type="dxa" w:w="1728"/>
+          </w:tcPr>
+          <w:p>
+            <w:r>
+              <w:rPr>
+                <w:b w:val="0"/>
+              </w:rPr>
+              <w:t>선한 사마리아인</w:t>
+            </w:r>
+          </w:p>
+        </w:tc>
+        <w:tc>
+          <w:tcPr>
+            <w:tcW w:type="dxa" w:w="1728"/>
+          </w:tcPr>
+          <w:p>
+            <w:r>
+              <w:rPr>
+                <w:b w:val="0"/>
+              </w:rPr>
+              <w:t>눅 10</w:t>
+            </w:r>
+          </w:p>
+        </w:tc>
+      </w:tr>
+      <w:tr>
+        <w:tc>
+          <w:tcPr>
+            <w:tcW w:type="dxa" w:w="1728"/>
+          </w:tcPr>
+          <w:p>
+            <w:r>
+              <w:rPr>
+                <w:b w:val="0"/>
+              </w:rPr>
+              <w:t>34</w:t>
+            </w:r>
+          </w:p>
+        </w:tc>
+        <w:tc>
+          <w:tcPr>
+            <w:tcW w:type="dxa" w:w="1728"/>
+          </w:tcPr>
+          <w:p>
+            <w:r>
+              <w:rPr>
+                <w:b w:val="0"/>
+              </w:rPr>
+              <w:t>보통</w:t>
+            </w:r>
+          </w:p>
+        </w:tc>
+        <w:tc>
+          <w:tcPr>
+            <w:tcW w:type="dxa" w:w="1728"/>
+          </w:tcPr>
+          <w:p>
+            <w:r>
+              <w:rPr>
+                <w:b w:val="0"/>
+              </w:rPr>
+              <w:t>예수님 부활 후 무덤에 처음 찾아간 여인은?</w:t>
+            </w:r>
+          </w:p>
+        </w:tc>
+        <w:tc>
+          <w:tcPr>
+            <w:tcW w:type="dxa" w:w="1728"/>
+          </w:tcPr>
+          <w:p>
+            <w:r>
+              <w:rPr>
+                <w:b w:val="0"/>
+              </w:rPr>
+              <w:t>막달라 마리아</w:t>
+            </w:r>
+          </w:p>
+        </w:tc>
+        <w:tc>
+          <w:tcPr>
+            <w:tcW w:type="dxa" w:w="1728"/>
+          </w:tcPr>
+          <w:p>
+            <w:r>
+              <w:rPr>
+                <w:b w:val="0"/>
+              </w:rPr>
+              <w:t>요 20</w:t>
+            </w:r>
+          </w:p>
+        </w:tc>
+      </w:tr>
+      <w:tr>
+        <w:tc>
+          <w:tcPr>
+            <w:tcW w:type="dxa" w:w="1728"/>
+          </w:tcPr>
+          <w:p>
+            <w:r>
+              <w:rPr>
+                <w:b w:val="0"/>
+              </w:rPr>
+              <w:t>35</w:t>
+            </w:r>
+          </w:p>
+        </w:tc>
+        <w:tc>
+          <w:tcPr>
+            <w:tcW w:type="dxa" w:w="1728"/>
+          </w:tcPr>
+          <w:p>
+            <w:r>
+              <w:rPr>
+                <w:b w:val="0"/>
+              </w:rPr>
+              <w:t>보통</w:t>
+            </w:r>
+          </w:p>
+        </w:tc>
+        <w:tc>
+          <w:tcPr>
+            <w:tcW w:type="dxa" w:w="1728"/>
+          </w:tcPr>
+          <w:p>
+            <w:r>
+              <w:rPr>
+                <w:b w:val="0"/>
+              </w:rPr>
+              <w:t>성령이 임하신 절기는?</w:t>
+            </w:r>
+          </w:p>
+        </w:tc>
+        <w:tc>
+          <w:tcPr>
+            <w:tcW w:type="dxa" w:w="1728"/>
+          </w:tcPr>
+          <w:p>
+            <w:r>
+              <w:rPr>
+                <w:b w:val="0"/>
+              </w:rPr>
+              <w:t>오순절</w:t>
+            </w:r>
+          </w:p>
+        </w:tc>
+        <w:tc>
+          <w:tcPr>
+            <w:tcW w:type="dxa" w:w="1728"/>
+          </w:tcPr>
+          <w:p>
+            <w:r>
+              <w:rPr>
+                <w:b w:val="0"/>
+              </w:rPr>
+              <w:t>행 2</w:t>
+            </w:r>
+          </w:p>
+        </w:tc>
+      </w:tr>
+      <w:tr>
+        <w:tc>
+          <w:tcPr>
+            <w:tcW w:type="dxa" w:w="1728"/>
+          </w:tcPr>
+          <w:p>
+            <w:r>
+              <w:rPr>
+                <w:b w:val="0"/>
+              </w:rPr>
+              <w:t>36</w:t>
+            </w:r>
+          </w:p>
+        </w:tc>
+        <w:tc>
+          <w:tcPr>
+            <w:tcW w:type="dxa" w:w="1728"/>
+          </w:tcPr>
+          <w:p>
+            <w:r>
+              <w:rPr>
+                <w:b w:val="0"/>
+              </w:rPr>
+              <w:t>보통</w:t>
+            </w:r>
+          </w:p>
+        </w:tc>
+        <w:tc>
+          <w:tcPr>
+            <w:tcW w:type="dxa" w:w="1728"/>
+          </w:tcPr>
+          <w:p>
+            <w:r>
+              <w:rPr>
+                <w:b w:val="0"/>
+              </w:rPr>
+              <w:t>성령의 9가지 열매 중 첫 번째는?</w:t>
+            </w:r>
+          </w:p>
+        </w:tc>
+        <w:tc>
+          <w:tcPr>
+            <w:tcW w:type="dxa" w:w="1728"/>
+          </w:tcPr>
+          <w:p>
+            <w:r>
+              <w:rPr>
+                <w:b w:val="0"/>
+              </w:rPr>
+              <w:t>사랑</w:t>
+            </w:r>
+          </w:p>
+        </w:tc>
+        <w:tc>
+          <w:tcPr>
+            <w:tcW w:type="dxa" w:w="1728"/>
+          </w:tcPr>
+          <w:p>
+            <w:r>
+              <w:rPr>
+                <w:b w:val="0"/>
+              </w:rPr>
+              <w:t>갈 5</w:t>
+            </w:r>
+          </w:p>
+        </w:tc>
+      </w:tr>
+      <w:tr>
+        <w:tc>
+          <w:tcPr>
+            <w:tcW w:type="dxa" w:w="1728"/>
+          </w:tcPr>
+          <w:p>
+            <w:r>
+              <w:rPr>
+                <w:b w:val="0"/>
+              </w:rPr>
+              <w:t>37</w:t>
+            </w:r>
+          </w:p>
+        </w:tc>
+        <w:tc>
+          <w:tcPr>
+            <w:tcW w:type="dxa" w:w="1728"/>
+          </w:tcPr>
+          <w:p>
+            <w:r>
+              <w:rPr>
+                <w:b w:val="0"/>
+              </w:rPr>
+              <w:t>보통</w:t>
+            </w:r>
+          </w:p>
+        </w:tc>
+        <w:tc>
+          <w:tcPr>
+            <w:tcW w:type="dxa" w:w="1728"/>
+          </w:tcPr>
+          <w:p>
+            <w:r>
+              <w:rPr>
+                <w:b w:val="0"/>
+              </w:rPr>
+              <w:t>하나님의 전신갑주 중 '믿음의 ____'을 가지라.</w:t>
+            </w:r>
+          </w:p>
+        </w:tc>
+        <w:tc>
+          <w:tcPr>
+            <w:tcW w:type="dxa" w:w="1728"/>
+          </w:tcPr>
+          <w:p>
+            <w:r>
+              <w:rPr>
+                <w:b w:val="0"/>
+              </w:rPr>
+              <w:t>방패</w:t>
+            </w:r>
+          </w:p>
+        </w:tc>
+        <w:tc>
+          <w:tcPr>
+            <w:tcW w:type="dxa" w:w="1728"/>
+          </w:tcPr>
+          <w:p>
+            <w:r>
+              <w:rPr>
+                <w:b w:val="0"/>
+              </w:rPr>
+              <w:t>엡 6</w:t>
+            </w:r>
+          </w:p>
+        </w:tc>
+      </w:tr>
+      <w:tr>
+        <w:tc>
+          <w:tcPr>
+            <w:tcW w:type="dxa" w:w="1728"/>
+          </w:tcPr>
+          <w:p>
+            <w:r>
+              <w:rPr>
+                <w:b w:val="0"/>
+              </w:rPr>
+              <w:t>38</w:t>
+            </w:r>
+          </w:p>
+        </w:tc>
+        <w:tc>
+          <w:tcPr>
+            <w:tcW w:type="dxa" w:w="1728"/>
+          </w:tcPr>
+          <w:p>
+            <w:r>
+              <w:rPr>
+                <w:b w:val="0"/>
+              </w:rPr>
+              <w:t>보통</w:t>
+            </w:r>
+          </w:p>
+        </w:tc>
+        <w:tc>
+          <w:tcPr>
+            <w:tcW w:type="dxa" w:w="1728"/>
+          </w:tcPr>
+          <w:p>
+            <w:r>
+              <w:rPr>
+                <w:b w:val="0"/>
+              </w:rPr>
+              <w:t>요한계시록의 저자는 누구인가?</w:t>
+            </w:r>
+          </w:p>
+        </w:tc>
+        <w:tc>
+          <w:tcPr>
+            <w:tcW w:type="dxa" w:w="1728"/>
+          </w:tcPr>
+          <w:p>
+            <w:r>
+              <w:rPr>
+                <w:b w:val="0"/>
+              </w:rPr>
+              <w:t>사도 요한</w:t>
+            </w:r>
+          </w:p>
+        </w:tc>
+        <w:tc>
+          <w:tcPr>
+            <w:tcW w:type="dxa" w:w="1728"/>
+          </w:tcPr>
+          <w:p>
+            <w:r>
+              <w:rPr>
+                <w:b w:val="0"/>
+              </w:rPr>
+              <w:t>계 1</w:t>
+            </w:r>
+          </w:p>
+        </w:tc>
+      </w:tr>
+      <w:tr>
+        <w:tc>
+          <w:tcPr>
+            <w:tcW w:type="dxa" w:w="1728"/>
+          </w:tcPr>
+          <w:p>
+            <w:r>
+              <w:rPr>
+                <w:b w:val="0"/>
+              </w:rPr>
+              <w:t>39</w:t>
+            </w:r>
+          </w:p>
+        </w:tc>
+        <w:tc>
+          <w:tcPr>
+            <w:tcW w:type="dxa" w:w="1728"/>
+          </w:tcPr>
+          <w:p>
+            <w:r>
+              <w:rPr>
+                <w:b w:val="0"/>
+              </w:rPr>
+              <w:t>보통</w:t>
+            </w:r>
+          </w:p>
+        </w:tc>
+        <w:tc>
+          <w:tcPr>
+            <w:tcW w:type="dxa" w:w="1728"/>
+          </w:tcPr>
+          <w:p>
+            <w:r>
+              <w:rPr>
+                <w:b w:val="0"/>
+              </w:rPr>
+              <w:t>예수님이 광야에서 시험받으실 때 물리친 도구는?</w:t>
+            </w:r>
+          </w:p>
+        </w:tc>
+        <w:tc>
+          <w:tcPr>
+            <w:tcW w:type="dxa" w:w="1728"/>
+          </w:tcPr>
+          <w:p>
+            <w:r>
+              <w:rPr>
+                <w:b w:val="0"/>
+              </w:rPr>
+              <w:t>말씀</w:t>
+            </w:r>
+          </w:p>
+        </w:tc>
+        <w:tc>
+          <w:tcPr>
+            <w:tcW w:type="dxa" w:w="1728"/>
+          </w:tcPr>
+          <w:p>
+            <w:r>
+              <w:rPr>
+                <w:b w:val="0"/>
+              </w:rPr>
+              <w:t>마 4</w:t>
+            </w:r>
+          </w:p>
+        </w:tc>
+      </w:tr>
+      <w:tr>
+        <w:tc>
+          <w:tcPr>
+            <w:tcW w:type="dxa" w:w="1728"/>
+          </w:tcPr>
+          <w:p>
+            <w:r>
+              <w:rPr>
+                <w:b w:val="0"/>
+              </w:rPr>
+              <w:t>40</w:t>
+            </w:r>
+          </w:p>
+        </w:tc>
+        <w:tc>
+          <w:tcPr>
+            <w:tcW w:type="dxa" w:w="1728"/>
+          </w:tcPr>
+          <w:p>
+            <w:r>
+              <w:rPr>
+                <w:b w:val="0"/>
+              </w:rPr>
+              <w:t>보통</w:t>
+            </w:r>
+          </w:p>
+        </w:tc>
+        <w:tc>
+          <w:tcPr>
+            <w:tcW w:type="dxa" w:w="1728"/>
+          </w:tcPr>
+          <w:p>
+            <w:r>
+              <w:rPr>
+                <w:b w:val="0"/>
+              </w:rPr>
+              <w:t>예수님이 변형되셨을 때 함께 나타난 두 사람은?</w:t>
+            </w:r>
+          </w:p>
+        </w:tc>
+        <w:tc>
+          <w:tcPr>
+            <w:tcW w:type="dxa" w:w="1728"/>
+          </w:tcPr>
+          <w:p>
+            <w:r>
+              <w:rPr>
+                <w:b w:val="0"/>
+              </w:rPr>
+              <w:t>모세, 엘리야</w:t>
+            </w:r>
+          </w:p>
+        </w:tc>
+        <w:tc>
+          <w:tcPr>
+            <w:tcW w:type="dxa" w:w="1728"/>
+          </w:tcPr>
+          <w:p>
+            <w:r>
+              <w:rPr>
+                <w:b w:val="0"/>
+              </w:rPr>
+              <w:t>마 17</w:t>
+            </w:r>
+          </w:p>
+        </w:tc>
+      </w:tr>
+      <w:tr>
+        <w:tc>
+          <w:tcPr>
+            <w:tcW w:type="dxa" w:w="1728"/>
+          </w:tcPr>
+          <w:p>
+            <w:r>
+              <w:rPr>
+                <w:b w:val="0"/>
+              </w:rPr>
+              <w:t>41</w:t>
+            </w:r>
+          </w:p>
+        </w:tc>
+        <w:tc>
+          <w:tcPr>
+            <w:tcW w:type="dxa" w:w="1728"/>
+          </w:tcPr>
+          <w:p>
+            <w:r>
+              <w:rPr>
+                <w:b w:val="0"/>
+              </w:rPr>
+              <w:t>어려움</w:t>
+            </w:r>
+          </w:p>
+        </w:tc>
+        <w:tc>
+          <w:tcPr>
+            <w:tcW w:type="dxa" w:w="1728"/>
+          </w:tcPr>
+          <w:p>
+            <w:r>
+              <w:rPr>
+                <w:b w:val="0"/>
+              </w:rPr>
+              <w:t>아브라함에게 떡과 포도주를 가지고 나온 왕은?</w:t>
+            </w:r>
+          </w:p>
+        </w:tc>
+        <w:tc>
+          <w:tcPr>
+            <w:tcW w:type="dxa" w:w="1728"/>
+          </w:tcPr>
+          <w:p>
+            <w:r>
+              <w:rPr>
+                <w:b w:val="0"/>
+              </w:rPr>
+              <w:t>멜기세덱</w:t>
+            </w:r>
+          </w:p>
+        </w:tc>
+        <w:tc>
+          <w:tcPr>
+            <w:tcW w:type="dxa" w:w="1728"/>
+          </w:tcPr>
+          <w:p>
+            <w:r>
+              <w:rPr>
+                <w:b w:val="0"/>
+              </w:rPr>
+              <w:t>창 14</w:t>
+            </w:r>
+          </w:p>
+        </w:tc>
+      </w:tr>
+      <w:tr>
+        <w:tc>
+          <w:tcPr>
+            <w:tcW w:type="dxa" w:w="1728"/>
+          </w:tcPr>
+          <w:p>
+            <w:r>
+              <w:rPr>
+                <w:b w:val="0"/>
+              </w:rPr>
+              <w:t>42</w:t>
+            </w:r>
+          </w:p>
+        </w:tc>
+        <w:tc>
+          <w:tcPr>
+            <w:tcW w:type="dxa" w:w="1728"/>
+          </w:tcPr>
+          <w:p>
+            <w:r>
+              <w:rPr>
+                <w:b w:val="0"/>
+              </w:rPr>
+              <w:t>어려움</w:t>
+            </w:r>
+          </w:p>
+        </w:tc>
+        <w:tc>
+          <w:tcPr>
+            <w:tcW w:type="dxa" w:w="1728"/>
+          </w:tcPr>
+          <w:p>
+            <w:r>
+              <w:rPr>
+                <w:b w:val="0"/>
+              </w:rPr>
+              <w:t>느헤미야가 재건한 것은 무엇인가?</w:t>
+            </w:r>
+          </w:p>
+        </w:tc>
+        <w:tc>
+          <w:tcPr>
+            <w:tcW w:type="dxa" w:w="1728"/>
+          </w:tcPr>
+          <w:p>
+            <w:r>
+              <w:rPr>
+                <w:b w:val="0"/>
+              </w:rPr>
+              <w:t>예루살렘 성벽</w:t>
+            </w:r>
+          </w:p>
+        </w:tc>
+        <w:tc>
+          <w:tcPr>
+            <w:tcW w:type="dxa" w:w="1728"/>
+          </w:tcPr>
+          <w:p>
+            <w:r>
+              <w:rPr>
+                <w:b w:val="0"/>
+              </w:rPr>
+              <w:t>느 2</w:t>
+            </w:r>
+          </w:p>
+        </w:tc>
+      </w:tr>
+      <w:tr>
+        <w:tc>
+          <w:tcPr>
+            <w:tcW w:type="dxa" w:w="1728"/>
+          </w:tcPr>
+          <w:p>
+            <w:r>
+              <w:rPr>
+                <w:b w:val="0"/>
+              </w:rPr>
+              <w:t>43</w:t>
+            </w:r>
+          </w:p>
+        </w:tc>
+        <w:tc>
+          <w:tcPr>
+            <w:tcW w:type="dxa" w:w="1728"/>
+          </w:tcPr>
+          <w:p>
+            <w:r>
+              <w:rPr>
+                <w:b w:val="0"/>
+              </w:rPr>
+              <w:t>어려움</w:t>
+            </w:r>
+          </w:p>
+        </w:tc>
+        <w:tc>
+          <w:tcPr>
+            <w:tcW w:type="dxa" w:w="1728"/>
+          </w:tcPr>
+          <w:p>
+            <w:r>
+              <w:rPr>
+                <w:b w:val="0"/>
+              </w:rPr>
+              <w:t>에스더가 왕에게 고발한 악한 관리의 이름은?</w:t>
+            </w:r>
+          </w:p>
+        </w:tc>
+        <w:tc>
+          <w:tcPr>
+            <w:tcW w:type="dxa" w:w="1728"/>
+          </w:tcPr>
+          <w:p>
+            <w:r>
+              <w:rPr>
+                <w:b w:val="0"/>
+              </w:rPr>
+              <w:t>하만</w:t>
+            </w:r>
+          </w:p>
+        </w:tc>
+        <w:tc>
+          <w:tcPr>
+            <w:tcW w:type="dxa" w:w="1728"/>
+          </w:tcPr>
+          <w:p>
+            <w:r>
+              <w:rPr>
+                <w:b w:val="0"/>
+              </w:rPr>
+              <w:t>에 3</w:t>
+            </w:r>
+          </w:p>
+        </w:tc>
+      </w:tr>
+      <w:tr>
+        <w:tc>
+          <w:tcPr>
+            <w:tcW w:type="dxa" w:w="1728"/>
+          </w:tcPr>
+          <w:p>
+            <w:r>
+              <w:rPr>
+                <w:b w:val="0"/>
+              </w:rPr>
+              <w:t>44</w:t>
+            </w:r>
+          </w:p>
+        </w:tc>
+        <w:tc>
+          <w:tcPr>
+            <w:tcW w:type="dxa" w:w="1728"/>
+          </w:tcPr>
+          <w:p>
+            <w:r>
+              <w:rPr>
+                <w:b w:val="0"/>
+              </w:rPr>
+              <w:t>어려움</w:t>
+            </w:r>
+          </w:p>
+        </w:tc>
+        <w:tc>
+          <w:tcPr>
+            <w:tcW w:type="dxa" w:w="1728"/>
+          </w:tcPr>
+          <w:p>
+            <w:r>
+              <w:rPr>
+                <w:b w:val="0"/>
+              </w:rPr>
+              <w:t>"파수하는 곳에 서며 성루에 서리라"는 말씀이 있는 책은?</w:t>
+            </w:r>
+          </w:p>
+        </w:tc>
+        <w:tc>
+          <w:tcPr>
+            <w:tcW w:type="dxa" w:w="1728"/>
+          </w:tcPr>
+          <w:p>
+            <w:r>
+              <w:rPr>
+                <w:b w:val="0"/>
+              </w:rPr>
+              <w:t>하박국</w:t>
+            </w:r>
+          </w:p>
+        </w:tc>
+        <w:tc>
+          <w:tcPr>
+            <w:tcW w:type="dxa" w:w="1728"/>
+          </w:tcPr>
+          <w:p>
+            <w:r>
+              <w:rPr>
+                <w:b w:val="0"/>
+              </w:rPr>
+              <w:t>합 2</w:t>
+            </w:r>
+          </w:p>
+        </w:tc>
+      </w:tr>
+      <w:tr>
+        <w:tc>
+          <w:tcPr>
+            <w:tcW w:type="dxa" w:w="1728"/>
+          </w:tcPr>
+          <w:p>
+            <w:r>
+              <w:rPr>
+                <w:b w:val="0"/>
+              </w:rPr>
+              <w:t>45</w:t>
+            </w:r>
+          </w:p>
+        </w:tc>
+        <w:tc>
+          <w:tcPr>
+            <w:tcW w:type="dxa" w:w="1728"/>
+          </w:tcPr>
+          <w:p>
+            <w:r>
+              <w:rPr>
+                <w:b w:val="0"/>
+              </w:rPr>
+              <w:t>어려움</w:t>
+            </w:r>
+          </w:p>
+        </w:tc>
+        <w:tc>
+          <w:tcPr>
+            <w:tcW w:type="dxa" w:w="1728"/>
+          </w:tcPr>
+          <w:p>
+            <w:r>
+              <w:rPr>
+                <w:b w:val="0"/>
+              </w:rPr>
+              <w:t>구약성경의 마지막 책은?</w:t>
+            </w:r>
+          </w:p>
+        </w:tc>
+        <w:tc>
+          <w:tcPr>
+            <w:tcW w:type="dxa" w:w="1728"/>
+          </w:tcPr>
+          <w:p>
+            <w:r>
+              <w:rPr>
+                <w:b w:val="0"/>
+              </w:rPr>
+              <w:t>말라기</w:t>
+            </w:r>
+          </w:p>
+        </w:tc>
+        <w:tc>
+          <w:tcPr>
+            <w:tcW w:type="dxa" w:w="1728"/>
+          </w:tcPr>
+          <w:p>
+            <w:r>
+              <w:rPr>
+                <w:b w:val="0"/>
+              </w:rPr>
+              <w:t>말 4</w:t>
+            </w:r>
+          </w:p>
+        </w:tc>
+      </w:tr>
+      <w:tr>
+        <w:tc>
+          <w:tcPr>
+            <w:tcW w:type="dxa" w:w="1728"/>
+          </w:tcPr>
+          <w:p>
+            <w:r>
+              <w:rPr>
+                <w:b w:val="0"/>
+              </w:rPr>
+              <w:t>46</w:t>
+            </w:r>
+          </w:p>
+        </w:tc>
+        <w:tc>
+          <w:tcPr>
+            <w:tcW w:type="dxa" w:w="1728"/>
+          </w:tcPr>
+          <w:p>
+            <w:r>
+              <w:rPr>
+                <w:b w:val="0"/>
+              </w:rPr>
+              <w:t>어려움</w:t>
+            </w:r>
+          </w:p>
+        </w:tc>
+        <w:tc>
+          <w:tcPr>
+            <w:tcW w:type="dxa" w:w="1728"/>
+          </w:tcPr>
+          <w:p>
+            <w:r>
+              <w:rPr>
+                <w:b w:val="0"/>
+              </w:rPr>
+              <w:t>초대교회 최초의 순교자는 누구인가?</w:t>
+            </w:r>
+          </w:p>
+        </w:tc>
+        <w:tc>
+          <w:tcPr>
+            <w:tcW w:type="dxa" w:w="1728"/>
+          </w:tcPr>
+          <w:p>
+            <w:r>
+              <w:rPr>
+                <w:b w:val="0"/>
+              </w:rPr>
+              <w:t>스데반</w:t>
+            </w:r>
+          </w:p>
+        </w:tc>
+        <w:tc>
+          <w:tcPr>
+            <w:tcW w:type="dxa" w:w="1728"/>
+          </w:tcPr>
+          <w:p>
+            <w:r>
+              <w:rPr>
+                <w:b w:val="0"/>
+              </w:rPr>
+              <w:t>행 7</w:t>
+            </w:r>
+          </w:p>
+        </w:tc>
+      </w:tr>
+      <w:tr>
+        <w:tc>
+          <w:tcPr>
+            <w:tcW w:type="dxa" w:w="1728"/>
+          </w:tcPr>
+          <w:p>
+            <w:r>
+              <w:rPr>
+                <w:b w:val="0"/>
+              </w:rPr>
+              <w:t>47</w:t>
+            </w:r>
+          </w:p>
+        </w:tc>
+        <w:tc>
+          <w:tcPr>
+            <w:tcW w:type="dxa" w:w="1728"/>
+          </w:tcPr>
+          <w:p>
+            <w:r>
+              <w:rPr>
+                <w:b w:val="0"/>
+              </w:rPr>
+              <w:t>어려움</w:t>
+            </w:r>
+          </w:p>
+        </w:tc>
+        <w:tc>
+          <w:tcPr>
+            <w:tcW w:type="dxa" w:w="1728"/>
+          </w:tcPr>
+          <w:p>
+            <w:r>
+              <w:rPr>
+                <w:b w:val="0"/>
+              </w:rPr>
+              <w:t>디모데의 어머니 이름은?</w:t>
+            </w:r>
+          </w:p>
+        </w:tc>
+        <w:tc>
+          <w:tcPr>
+            <w:tcW w:type="dxa" w:w="1728"/>
+          </w:tcPr>
+          <w:p>
+            <w:r>
+              <w:rPr>
+                <w:b w:val="0"/>
+              </w:rPr>
+              <w:t>유니게</w:t>
+            </w:r>
+          </w:p>
+        </w:tc>
+        <w:tc>
+          <w:tcPr>
+            <w:tcW w:type="dxa" w:w="1728"/>
+          </w:tcPr>
+          <w:p>
+            <w:r>
+              <w:rPr>
+                <w:b w:val="0"/>
+              </w:rPr>
+              <w:t>딤후 1</w:t>
+            </w:r>
+          </w:p>
+        </w:tc>
+      </w:tr>
+      <w:tr>
+        <w:tc>
+          <w:tcPr>
+            <w:tcW w:type="dxa" w:w="1728"/>
+          </w:tcPr>
+          <w:p>
+            <w:r>
+              <w:rPr>
+                <w:b w:val="0"/>
+              </w:rPr>
+              <w:t>48</w:t>
+            </w:r>
+          </w:p>
+        </w:tc>
+        <w:tc>
+          <w:tcPr>
+            <w:tcW w:type="dxa" w:w="1728"/>
+          </w:tcPr>
+          <w:p>
+            <w:r>
+              <w:rPr>
+                <w:b w:val="0"/>
+              </w:rPr>
+              <w:t>어려움</w:t>
+            </w:r>
+          </w:p>
+        </w:tc>
+        <w:tc>
+          <w:tcPr>
+            <w:tcW w:type="dxa" w:w="1728"/>
+          </w:tcPr>
+          <w:p>
+            <w:r>
+              <w:rPr>
+                <w:b w:val="0"/>
+              </w:rPr>
+              <w:t>바나바의 본래 이름은 무엇인가?</w:t>
+            </w:r>
+          </w:p>
+        </w:tc>
+        <w:tc>
+          <w:tcPr>
+            <w:tcW w:type="dxa" w:w="1728"/>
+          </w:tcPr>
+          <w:p>
+            <w:r>
+              <w:rPr>
+                <w:b w:val="0"/>
+              </w:rPr>
+              <w:t>요셉</w:t>
+            </w:r>
+          </w:p>
+        </w:tc>
+        <w:tc>
+          <w:tcPr>
+            <w:tcW w:type="dxa" w:w="1728"/>
+          </w:tcPr>
+          <w:p>
+            <w:r>
+              <w:rPr>
+                <w:b w:val="0"/>
+              </w:rPr>
+              <w:t>행 4</w:t>
+            </w:r>
+          </w:p>
+        </w:tc>
+      </w:tr>
+      <w:tr>
+        <w:tc>
+          <w:tcPr>
+            <w:tcW w:type="dxa" w:w="1728"/>
+          </w:tcPr>
+          <w:p>
+            <w:r>
+              <w:rPr>
+                <w:b w:val="0"/>
+              </w:rPr>
+              <w:t>49</w:t>
+            </w:r>
+          </w:p>
+        </w:tc>
+        <w:tc>
+          <w:tcPr>
+            <w:tcW w:type="dxa" w:w="1728"/>
+          </w:tcPr>
+          <w:p>
+            <w:r>
+              <w:rPr>
+                <w:b w:val="0"/>
+              </w:rPr>
+              <w:t>어려움</w:t>
+            </w:r>
+          </w:p>
+        </w:tc>
+        <w:tc>
+          <w:tcPr>
+            <w:tcW w:type="dxa" w:w="1728"/>
+          </w:tcPr>
+          <w:p>
+            <w:r>
+              <w:rPr>
+                <w:b w:val="0"/>
+              </w:rPr>
+              <w:t>히브리서 11장은 무엇에 관한 장인가?</w:t>
+            </w:r>
+          </w:p>
+        </w:tc>
+        <w:tc>
+          <w:tcPr>
+            <w:tcW w:type="dxa" w:w="1728"/>
+          </w:tcPr>
+          <w:p>
+            <w:r>
+              <w:rPr>
+                <w:b w:val="0"/>
+              </w:rPr>
+              <w:t>믿음</w:t>
+            </w:r>
+          </w:p>
+        </w:tc>
+        <w:tc>
+          <w:tcPr>
+            <w:tcW w:type="dxa" w:w="1728"/>
+          </w:tcPr>
+          <w:p>
+            <w:r>
+              <w:rPr>
+                <w:b w:val="0"/>
+              </w:rPr>
+              <w:t>히 11</w:t>
+            </w:r>
+          </w:p>
+        </w:tc>
+      </w:tr>
+      <w:tr>
+        <w:tc>
+          <w:tcPr>
+            <w:tcW w:type="dxa" w:w="1728"/>
+          </w:tcPr>
+          <w:p>
+            <w:r>
+              <w:rPr>
+                <w:b w:val="0"/>
+              </w:rPr>
+              <w:t>50</w:t>
+            </w:r>
+          </w:p>
+        </w:tc>
+        <w:tc>
+          <w:tcPr>
+            <w:tcW w:type="dxa" w:w="1728"/>
+          </w:tcPr>
+          <w:p>
+            <w:r>
+              <w:rPr>
+                <w:b w:val="0"/>
+              </w:rPr>
+              <w:t>어려움</w:t>
+            </w:r>
+          </w:p>
+        </w:tc>
+        <w:tc>
+          <w:tcPr>
+            <w:tcW w:type="dxa" w:w="1728"/>
+          </w:tcPr>
+          <w:p>
+            <w:r>
+              <w:rPr>
+                <w:b w:val="0"/>
+              </w:rPr>
+              <w:t>"나는 알파와 오메가요"라고 말씀하신 분은?</w:t>
+            </w:r>
+          </w:p>
+        </w:tc>
+        <w:tc>
+          <w:tcPr>
+            <w:tcW w:type="dxa" w:w="1728"/>
+          </w:tcPr>
+          <w:p>
+            <w:r>
+              <w:rPr>
+                <w:b w:val="0"/>
+              </w:rPr>
+              <w:t>예수님(하나님)</w:t>
+            </w:r>
+          </w:p>
+        </w:tc>
+        <w:tc>
+          <w:tcPr>
+            <w:tcW w:type="dxa" w:w="1728"/>
+          </w:tcPr>
+          <w:p>
+            <w:r>
+              <w:rPr>
+                <w:b w:val="0"/>
+              </w:rPr>
+              <w:t>계 22</w:t>
             </w:r>
           </w:p>
         </w:tc>
@@ -871,7 +3654,7 @@
         <w:rPr>
           <w:b w:val="0"/>
         </w:rPr>
-        <w:t>4. 정답 및 관련 장절</w:t>
+        <w:t>예산표</w:t>
       </w:r>
     </w:p>
     <w:tbl>
@@ -881,47 +3664,75 @@
         <w:tblLook w:firstColumn="1" w:firstRow="1" w:lastColumn="0" w:lastRow="0" w:noHBand="0" w:noVBand="1" w:val="04A0"/>
       </w:tblPr>
       <w:tblGrid>
-        <w:gridCol w:w="2880"/>
-        <w:gridCol w:w="2880"/>
-        <w:gridCol w:w="2880"/>
+        <w:gridCol w:w="1728"/>
+        <w:gridCol w:w="1728"/>
+        <w:gridCol w:w="1728"/>
+        <w:gridCol w:w="1728"/>
+        <w:gridCol w:w="1728"/>
       </w:tblGrid>
       <w:tr>
         <w:tc>
           <w:tcPr>
-            <w:tcW w:type="dxa" w:w="2880"/>
+            <w:tcW w:type="dxa" w:w="1728"/>
           </w:tcPr>
           <w:p>
             <w:r>
               <w:rPr>
                 <w:b/>
               </w:rPr>
-              <w:t>번호</w:t>
-            </w:r>
-          </w:p>
-        </w:tc>
-        <w:tc>
-          <w:tcPr>
-            <w:tcW w:type="dxa" w:w="2880"/>
+              <w:t>항목</w:t>
+            </w:r>
+          </w:p>
+        </w:tc>
+        <w:tc>
+          <w:tcPr>
+            <w:tcW w:type="dxa" w:w="1728"/>
           </w:tcPr>
           <w:p>
             <w:r>
               <w:rPr>
                 <w:b/>
               </w:rPr>
-              <w:t>정답</w:t>
-            </w:r>
-          </w:p>
-        </w:tc>
-        <w:tc>
-          <w:tcPr>
-            <w:tcW w:type="dxa" w:w="2880"/>
+              <w:t>단가</w:t>
+            </w:r>
+          </w:p>
+        </w:tc>
+        <w:tc>
+          <w:tcPr>
+            <w:tcW w:type="dxa" w:w="1728"/>
           </w:tcPr>
           <w:p>
             <w:r>
               <w:rPr>
                 <w:b/>
               </w:rPr>
-              <w:t>관련 장절</w:t>
+              <w:t>수량</w:t>
+            </w:r>
+          </w:p>
+        </w:tc>
+        <w:tc>
+          <w:tcPr>
+            <w:tcW w:type="dxa" w:w="1728"/>
+          </w:tcPr>
+          <w:p>
+            <w:r>
+              <w:rPr>
+                <w:b/>
+              </w:rPr>
+              <w:t>금액</w:t>
+            </w:r>
+          </w:p>
+        </w:tc>
+        <w:tc>
+          <w:tcPr>
+            <w:tcW w:type="dxa" w:w="1728"/>
+          </w:tcPr>
+          <w:p>
+            <w:r>
+              <w:rPr>
+                <w:b/>
+              </w:rPr>
+              <w:t>비고</w:t>
             </w:r>
           </w:p>
         </w:tc>
@@ -929,2063 +3740,486 @@
       <w:tr>
         <w:tc>
           <w:tcPr>
-            <w:tcW w:type="dxa" w:w="2880"/>
+            <w:tcW w:type="dxa" w:w="1728"/>
           </w:tcPr>
           <w:p>
             <w:r>
               <w:rPr>
                 <w:b w:val="0"/>
               </w:rPr>
-              <w:t>1</w:t>
-            </w:r>
-          </w:p>
-        </w:tc>
-        <w:tc>
-          <w:tcPr>
-            <w:tcW w:type="dxa" w:w="2880"/>
+              <w:t>상품(간식/학용품)</w:t>
+            </w:r>
+          </w:p>
+        </w:tc>
+        <w:tc>
+          <w:tcPr>
+            <w:tcW w:type="dxa" w:w="1728"/>
           </w:tcPr>
           <w:p>
             <w:r>
               <w:rPr>
                 <w:b w:val="0"/>
               </w:rPr>
-              <w:t>안식</w:t>
-            </w:r>
-          </w:p>
-        </w:tc>
-        <w:tc>
-          <w:tcPr>
-            <w:tcW w:type="dxa" w:w="2880"/>
+              <w:t>________</w:t>
+            </w:r>
+          </w:p>
+        </w:tc>
+        <w:tc>
+          <w:tcPr>
+            <w:tcW w:type="dxa" w:w="1728"/>
           </w:tcPr>
           <w:p>
             <w:r>
               <w:rPr>
                 <w:b w:val="0"/>
               </w:rPr>
-              <w:t>창 2:2</w:t>
-            </w:r>
-          </w:p>
+              <w:t>________</w:t>
+            </w:r>
+          </w:p>
+        </w:tc>
+        <w:tc>
+          <w:tcPr>
+            <w:tcW w:type="dxa" w:w="1728"/>
+          </w:tcPr>
+          <w:p>
+            <w:r>
+              <w:rPr>
+                <w:b w:val="0"/>
+              </w:rPr>
+              <w:t>________</w:t>
+            </w:r>
+          </w:p>
+        </w:tc>
+        <w:tc>
+          <w:tcPr>
+            <w:tcW w:type="dxa" w:w="1728"/>
+          </w:tcPr>
+          <w:p/>
         </w:tc>
       </w:tr>
       <w:tr>
         <w:tc>
           <w:tcPr>
-            <w:tcW w:type="dxa" w:w="2880"/>
+            <w:tcW w:type="dxa" w:w="1728"/>
           </w:tcPr>
           <w:p>
             <w:r>
               <w:rPr>
                 <w:b w:val="0"/>
               </w:rPr>
-              <w:t>2</w:t>
-            </w:r>
-          </w:p>
-        </w:tc>
-        <w:tc>
-          <w:tcPr>
-            <w:tcW w:type="dxa" w:w="2880"/>
+              <w:t>간식비(음료/빵)</w:t>
+            </w:r>
+          </w:p>
+        </w:tc>
+        <w:tc>
+          <w:tcPr>
+            <w:tcW w:type="dxa" w:w="1728"/>
           </w:tcPr>
           <w:p>
             <w:r>
               <w:rPr>
                 <w:b w:val="0"/>
               </w:rPr>
-              <w:t>고페르 나무</w:t>
-            </w:r>
-          </w:p>
-        </w:tc>
-        <w:tc>
-          <w:tcPr>
-            <w:tcW w:type="dxa" w:w="2880"/>
+              <w:t>________</w:t>
+            </w:r>
+          </w:p>
+        </w:tc>
+        <w:tc>
+          <w:tcPr>
+            <w:tcW w:type="dxa" w:w="1728"/>
           </w:tcPr>
           <w:p>
             <w:r>
               <w:rPr>
                 <w:b w:val="0"/>
               </w:rPr>
-              <w:t>창 6:14</w:t>
-            </w:r>
-          </w:p>
+              <w:t>________</w:t>
+            </w:r>
+          </w:p>
+        </w:tc>
+        <w:tc>
+          <w:tcPr>
+            <w:tcW w:type="dxa" w:w="1728"/>
+          </w:tcPr>
+          <w:p>
+            <w:r>
+              <w:rPr>
+                <w:b w:val="0"/>
+              </w:rPr>
+              <w:t>________</w:t>
+            </w:r>
+          </w:p>
+        </w:tc>
+        <w:tc>
+          <w:tcPr>
+            <w:tcW w:type="dxa" w:w="1728"/>
+          </w:tcPr>
+          <w:p/>
         </w:tc>
       </w:tr>
       <w:tr>
         <w:tc>
           <w:tcPr>
-            <w:tcW w:type="dxa" w:w="2880"/>
+            <w:tcW w:type="dxa" w:w="1728"/>
           </w:tcPr>
           <w:p>
             <w:r>
               <w:rPr>
                 <w:b w:val="0"/>
               </w:rPr>
-              <w:t>3</w:t>
-            </w:r>
-          </w:p>
-        </w:tc>
-        <w:tc>
-          <w:tcPr>
-            <w:tcW w:type="dxa" w:w="2880"/>
+              <w:t>인쇄/홍보비</w:t>
+            </w:r>
+          </w:p>
+        </w:tc>
+        <w:tc>
+          <w:tcPr>
+            <w:tcW w:type="dxa" w:w="1728"/>
           </w:tcPr>
           <w:p>
             <w:r>
               <w:rPr>
                 <w:b w:val="0"/>
               </w:rPr>
-              <w:t>지팡이</w:t>
-            </w:r>
-          </w:p>
-        </w:tc>
-        <w:tc>
-          <w:tcPr>
-            <w:tcW w:type="dxa" w:w="2880"/>
+              <w:t>________</w:t>
+            </w:r>
+          </w:p>
+        </w:tc>
+        <w:tc>
+          <w:tcPr>
+            <w:tcW w:type="dxa" w:w="1728"/>
           </w:tcPr>
           <w:p>
             <w:r>
               <w:rPr>
                 <w:b w:val="0"/>
               </w:rPr>
-              <w:t>출 14:16</w:t>
-            </w:r>
-          </w:p>
+              <w:t>________</w:t>
+            </w:r>
+          </w:p>
+        </w:tc>
+        <w:tc>
+          <w:tcPr>
+            <w:tcW w:type="dxa" w:w="1728"/>
+          </w:tcPr>
+          <w:p>
+            <w:r>
+              <w:rPr>
+                <w:b w:val="0"/>
+              </w:rPr>
+              <w:t>________</w:t>
+            </w:r>
+          </w:p>
+        </w:tc>
+        <w:tc>
+          <w:tcPr>
+            <w:tcW w:type="dxa" w:w="1728"/>
+          </w:tcPr>
+          <w:p/>
         </w:tc>
       </w:tr>
       <w:tr>
         <w:tc>
           <w:tcPr>
-            <w:tcW w:type="dxa" w:w="2880"/>
+            <w:tcW w:type="dxa" w:w="1728"/>
           </w:tcPr>
           <w:p>
             <w:r>
               <w:rPr>
                 <w:b w:val="0"/>
               </w:rPr>
-              <w:t>4</w:t>
-            </w:r>
-          </w:p>
-        </w:tc>
-        <w:tc>
-          <w:tcPr>
-            <w:tcW w:type="dxa" w:w="2880"/>
+              <w:t>합계</w:t>
+            </w:r>
+          </w:p>
+        </w:tc>
+        <w:tc>
+          <w:tcPr>
+            <w:tcW w:type="dxa" w:w="1728"/>
           </w:tcPr>
           <w:p>
             <w:r>
               <w:rPr>
                 <w:b w:val="0"/>
               </w:rPr>
-              <w:t>물매와 돌</w:t>
-            </w:r>
-          </w:p>
-        </w:tc>
-        <w:tc>
-          <w:tcPr>
-            <w:tcW w:type="dxa" w:w="2880"/>
+              <w:t>-</w:t>
+            </w:r>
+          </w:p>
+        </w:tc>
+        <w:tc>
+          <w:tcPr>
+            <w:tcW w:type="dxa" w:w="1728"/>
           </w:tcPr>
           <w:p>
             <w:r>
               <w:rPr>
                 <w:b w:val="0"/>
               </w:rPr>
-              <w:t>삼상 17:49-50</w:t>
-            </w:r>
-          </w:p>
-        </w:tc>
-      </w:tr>
-      <w:tr>
-        <w:tc>
-          <w:tcPr>
-            <w:tcW w:type="dxa" w:w="2880"/>
+              <w:t>-</w:t>
+            </w:r>
+          </w:p>
+        </w:tc>
+        <w:tc>
+          <w:tcPr>
+            <w:tcW w:type="dxa" w:w="1728"/>
           </w:tcPr>
           <w:p>
             <w:r>
               <w:rPr>
                 <w:b w:val="0"/>
               </w:rPr>
-              <w:t>5</w:t>
-            </w:r>
-          </w:p>
-        </w:tc>
-        <w:tc>
-          <w:tcPr>
-            <w:tcW w:type="dxa" w:w="2880"/>
-          </w:tcPr>
-          <w:p>
-            <w:r>
-              <w:rPr>
-                <w:b w:val="0"/>
-              </w:rPr>
-              <w:t>베들레헴</w:t>
-            </w:r>
-          </w:p>
-        </w:tc>
-        <w:tc>
-          <w:tcPr>
-            <w:tcW w:type="dxa" w:w="2880"/>
-          </w:tcPr>
-          <w:p>
-            <w:r>
-              <w:rPr>
-                <w:b w:val="0"/>
-              </w:rPr>
-              <w:t>눅 2:4-7</w:t>
-            </w:r>
-          </w:p>
-        </w:tc>
-      </w:tr>
-      <w:tr>
-        <w:tc>
-          <w:tcPr>
-            <w:tcW w:type="dxa" w:w="2880"/>
-          </w:tcPr>
-          <w:p>
-            <w:r>
-              <w:rPr>
-                <w:b w:val="0"/>
-              </w:rPr>
-              <w:t>6</w:t>
-            </w:r>
-          </w:p>
-        </w:tc>
-        <w:tc>
-          <w:tcPr>
-            <w:tcW w:type="dxa" w:w="2880"/>
-          </w:tcPr>
-          <w:p>
-            <w:r>
-              <w:rPr>
-                <w:b w:val="0"/>
-              </w:rPr>
-              <w:t>가나의 혼례에서 물을 포도주로 변화시키심</w:t>
-            </w:r>
-          </w:p>
-        </w:tc>
-        <w:tc>
-          <w:tcPr>
-            <w:tcW w:type="dxa" w:w="2880"/>
-          </w:tcPr>
-          <w:p>
-            <w:r>
-              <w:rPr>
-                <w:b w:val="0"/>
-              </w:rPr>
-              <w:t>요 2:1-11</w:t>
-            </w:r>
-          </w:p>
-        </w:tc>
-      </w:tr>
-      <w:tr>
-        <w:tc>
-          <w:tcPr>
-            <w:tcW w:type="dxa" w:w="2880"/>
-          </w:tcPr>
-          <w:p>
-            <w:r>
-              <w:rPr>
-                <w:b w:val="0"/>
-              </w:rPr>
-              <w:t>7</w:t>
-            </w:r>
-          </w:p>
-        </w:tc>
-        <w:tc>
-          <w:tcPr>
-            <w:tcW w:type="dxa" w:w="2880"/>
-          </w:tcPr>
-          <w:p>
-            <w:r>
-              <w:rPr>
-                <w:b w:val="0"/>
-              </w:rPr>
-              <w:t>시편 119편(176절)</w:t>
-            </w:r>
-          </w:p>
-        </w:tc>
-        <w:tc>
-          <w:tcPr>
-            <w:tcW w:type="dxa" w:w="2880"/>
-          </w:tcPr>
-          <w:p>
-            <w:r>
-              <w:rPr>
-                <w:b w:val="0"/>
-              </w:rPr>
-              <w:t>시 119:1-176</w:t>
-            </w:r>
-          </w:p>
-        </w:tc>
-      </w:tr>
-      <w:tr>
-        <w:tc>
-          <w:tcPr>
-            <w:tcW w:type="dxa" w:w="2880"/>
-          </w:tcPr>
-          <w:p>
-            <w:r>
-              <w:rPr>
-                <w:b w:val="0"/>
-              </w:rPr>
-              <w:t>8</w:t>
-            </w:r>
-          </w:p>
-        </w:tc>
-        <w:tc>
-          <w:tcPr>
-            <w:tcW w:type="dxa" w:w="2880"/>
-          </w:tcPr>
-          <w:p>
-            <w:r>
-              <w:rPr>
-                <w:b w:val="0"/>
-              </w:rPr>
-              <w:t>사울</w:t>
-            </w:r>
-          </w:p>
-        </w:tc>
-        <w:tc>
-          <w:tcPr>
-            <w:tcW w:type="dxa" w:w="2880"/>
-          </w:tcPr>
-          <w:p>
-            <w:r>
-              <w:rPr>
-                <w:b w:val="0"/>
-              </w:rPr>
-              <w:t>삼상 10:1</w:t>
-            </w:r>
-          </w:p>
-        </w:tc>
-      </w:tr>
-      <w:tr>
-        <w:tc>
-          <w:tcPr>
-            <w:tcW w:type="dxa" w:w="2880"/>
-          </w:tcPr>
-          <w:p>
-            <w:r>
-              <w:rPr>
-                <w:b w:val="0"/>
-              </w:rPr>
-              <w:t>9</w:t>
-            </w:r>
-          </w:p>
-        </w:tc>
-        <w:tc>
-          <w:tcPr>
-            <w:tcW w:type="dxa" w:w="2880"/>
-          </w:tcPr>
-          <w:p>
-            <w:r>
-              <w:rPr>
-                <w:b w:val="0"/>
-              </w:rPr>
-              <w:t>메뚜기와 석청</w:t>
-            </w:r>
-          </w:p>
-        </w:tc>
-        <w:tc>
-          <w:tcPr>
-            <w:tcW w:type="dxa" w:w="2880"/>
-          </w:tcPr>
-          <w:p>
-            <w:r>
-              <w:rPr>
-                <w:b w:val="0"/>
-              </w:rPr>
-              <w:t>마 3:4</w:t>
-            </w:r>
-          </w:p>
-        </w:tc>
-      </w:tr>
-      <w:tr>
-        <w:tc>
-          <w:tcPr>
-            <w:tcW w:type="dxa" w:w="2880"/>
-          </w:tcPr>
-          <w:p>
-            <w:r>
-              <w:rPr>
-                <w:b w:val="0"/>
-              </w:rPr>
-              <w:t>10</w:t>
-            </w:r>
-          </w:p>
-        </w:tc>
-        <w:tc>
-          <w:tcPr>
-            <w:tcW w:type="dxa" w:w="2880"/>
-          </w:tcPr>
-          <w:p>
-            <w:r>
-              <w:rPr>
-                <w:b w:val="0"/>
-              </w:rPr>
-              <w:t>사라</w:t>
-            </w:r>
-          </w:p>
-        </w:tc>
-        <w:tc>
-          <w:tcPr>
-            <w:tcW w:type="dxa" w:w="2880"/>
-          </w:tcPr>
-          <w:p>
-            <w:r>
-              <w:rPr>
-                <w:b w:val="0"/>
-              </w:rPr>
-              <w:t>창 17:15</w:t>
-            </w:r>
-          </w:p>
-        </w:tc>
-      </w:tr>
-      <w:tr>
-        <w:tc>
-          <w:tcPr>
-            <w:tcW w:type="dxa" w:w="2880"/>
-          </w:tcPr>
-          <w:p>
-            <w:r>
-              <w:rPr>
-                <w:b w:val="0"/>
-              </w:rPr>
-              <w:t>11</w:t>
-            </w:r>
-          </w:p>
-        </w:tc>
-        <w:tc>
-          <w:tcPr>
-            <w:tcW w:type="dxa" w:w="2880"/>
-          </w:tcPr>
-          <w:p>
-            <w:r>
-              <w:rPr>
-                <w:b w:val="0"/>
-              </w:rPr>
-              <w:t>사닥다리</w:t>
-            </w:r>
-          </w:p>
-        </w:tc>
-        <w:tc>
-          <w:tcPr>
-            <w:tcW w:type="dxa" w:w="2880"/>
-          </w:tcPr>
-          <w:p>
-            <w:r>
-              <w:rPr>
-                <w:b w:val="0"/>
-              </w:rPr>
-              <w:t>창 28:12</w:t>
-            </w:r>
-          </w:p>
-        </w:tc>
-      </w:tr>
-      <w:tr>
-        <w:tc>
-          <w:tcPr>
-            <w:tcW w:type="dxa" w:w="2880"/>
-          </w:tcPr>
-          <w:p>
-            <w:r>
-              <w:rPr>
-                <w:b w:val="0"/>
-              </w:rPr>
-              <w:t>12</w:t>
-            </w:r>
-          </w:p>
-        </w:tc>
-        <w:tc>
-          <w:tcPr>
-            <w:tcW w:type="dxa" w:w="2880"/>
-          </w:tcPr>
-          <w:p>
-            <w:r>
-              <w:rPr>
-                <w:b w:val="0"/>
-              </w:rPr>
-              <w:t>들릴라</w:t>
-            </w:r>
-          </w:p>
-        </w:tc>
-        <w:tc>
-          <w:tcPr>
-            <w:tcW w:type="dxa" w:w="2880"/>
-          </w:tcPr>
-          <w:p>
-            <w:r>
-              <w:rPr>
-                <w:b w:val="0"/>
-              </w:rPr>
-              <w:t>삿 16:4</w:t>
-            </w:r>
-          </w:p>
-        </w:tc>
-      </w:tr>
-      <w:tr>
-        <w:tc>
-          <w:tcPr>
-            <w:tcW w:type="dxa" w:w="2880"/>
-          </w:tcPr>
-          <w:p>
-            <w:r>
-              <w:rPr>
-                <w:b w:val="0"/>
-              </w:rPr>
-              <w:t>13</w:t>
-            </w:r>
-          </w:p>
-        </w:tc>
-        <w:tc>
-          <w:tcPr>
-            <w:tcW w:type="dxa" w:w="2880"/>
-          </w:tcPr>
-          <w:p>
-            <w:r>
-              <w:rPr>
-                <w:b w:val="0"/>
-              </w:rPr>
-              <w:t>다시스</w:t>
-            </w:r>
-          </w:p>
-        </w:tc>
-        <w:tc>
-          <w:tcPr>
-            <w:tcW w:type="dxa" w:w="2880"/>
-          </w:tcPr>
-          <w:p>
-            <w:r>
-              <w:rPr>
-                <w:b w:val="0"/>
-              </w:rPr>
-              <w:t>욘 1:3</w:t>
-            </w:r>
-          </w:p>
-        </w:tc>
-      </w:tr>
-      <w:tr>
-        <w:tc>
-          <w:tcPr>
-            <w:tcW w:type="dxa" w:w="2880"/>
-          </w:tcPr>
-          <w:p>
-            <w:r>
-              <w:rPr>
-                <w:b w:val="0"/>
-              </w:rPr>
-              <w:t>14</w:t>
-            </w:r>
-          </w:p>
-        </w:tc>
-        <w:tc>
-          <w:tcPr>
-            <w:tcW w:type="dxa" w:w="2880"/>
-          </w:tcPr>
-          <w:p>
-            <w:r>
-              <w:rPr>
-                <w:b w:val="0"/>
-              </w:rPr>
-              <w:t>베드로</w:t>
-            </w:r>
-          </w:p>
-        </w:tc>
-        <w:tc>
-          <w:tcPr>
-            <w:tcW w:type="dxa" w:w="2880"/>
-          </w:tcPr>
-          <w:p>
-            <w:r>
-              <w:rPr>
-                <w:b w:val="0"/>
-              </w:rPr>
-              <w:t>마 26:75</w:t>
-            </w:r>
-          </w:p>
-        </w:tc>
-      </w:tr>
-      <w:tr>
-        <w:tc>
-          <w:tcPr>
-            <w:tcW w:type="dxa" w:w="2880"/>
-          </w:tcPr>
-          <w:p>
-            <w:r>
-              <w:rPr>
-                <w:b w:val="0"/>
-              </w:rPr>
-              <w:t>15</w:t>
-            </w:r>
-          </w:p>
-        </w:tc>
-        <w:tc>
-          <w:tcPr>
-            <w:tcW w:type="dxa" w:w="2880"/>
-          </w:tcPr>
-          <w:p>
-            <w:r>
-              <w:rPr>
-                <w:b w:val="0"/>
-              </w:rPr>
-              <w:t>애굽의 장자와 가축의 처음 난 것의 죽음</w:t>
-            </w:r>
-          </w:p>
-        </w:tc>
-        <w:tc>
-          <w:tcPr>
-            <w:tcW w:type="dxa" w:w="2880"/>
-          </w:tcPr>
-          <w:p>
-            <w:r>
-              <w:rPr>
-                <w:b w:val="0"/>
-              </w:rPr>
-              <w:t>출 12:29</w:t>
-            </w:r>
-          </w:p>
-        </w:tc>
-      </w:tr>
-      <w:tr>
-        <w:tc>
-          <w:tcPr>
-            <w:tcW w:type="dxa" w:w="2880"/>
-          </w:tcPr>
-          <w:p>
-            <w:r>
-              <w:rPr>
-                <w:b w:val="0"/>
-              </w:rPr>
-              <w:t>16</w:t>
-            </w:r>
-          </w:p>
-        </w:tc>
-        <w:tc>
-          <w:tcPr>
-            <w:tcW w:type="dxa" w:w="2880"/>
-          </w:tcPr>
-          <w:p>
-            <w:r>
-              <w:rPr>
-                <w:b w:val="0"/>
-              </w:rPr>
-              <w:t>왕의 금령을 어기고 하나님께 기도했기 때문</w:t>
-            </w:r>
-          </w:p>
-        </w:tc>
-        <w:tc>
-          <w:tcPr>
-            <w:tcW w:type="dxa" w:w="2880"/>
-          </w:tcPr>
-          <w:p>
-            <w:r>
-              <w:rPr>
-                <w:b w:val="0"/>
-              </w:rPr>
-              <w:t>단 6:7-16</w:t>
-            </w:r>
-          </w:p>
-        </w:tc>
-      </w:tr>
-      <w:tr>
-        <w:tc>
-          <w:tcPr>
-            <w:tcW w:type="dxa" w:w="2880"/>
-          </w:tcPr>
-          <w:p>
-            <w:r>
-              <w:rPr>
-                <w:b w:val="0"/>
-              </w:rPr>
-              <w:t>17</w:t>
-            </w:r>
-          </w:p>
-        </w:tc>
-        <w:tc>
-          <w:tcPr>
-            <w:tcW w:type="dxa" w:w="2880"/>
-          </w:tcPr>
-          <w:p>
-            <w:r>
-              <w:rPr>
-                <w:b w:val="0"/>
-              </w:rPr>
-              <w:t>수건</w:t>
-            </w:r>
-          </w:p>
-        </w:tc>
-        <w:tc>
-          <w:tcPr>
-            <w:tcW w:type="dxa" w:w="2880"/>
-          </w:tcPr>
-          <w:p>
-            <w:r>
-              <w:rPr>
-                <w:b w:val="0"/>
-              </w:rPr>
-              <w:t>요 13:5</w:t>
-            </w:r>
-          </w:p>
-        </w:tc>
-      </w:tr>
-      <w:tr>
-        <w:tc>
-          <w:tcPr>
-            <w:tcW w:type="dxa" w:w="2880"/>
-          </w:tcPr>
-          <w:p>
-            <w:r>
-              <w:rPr>
-                <w:b w:val="0"/>
-              </w:rPr>
-              <w:t>18</w:t>
-            </w:r>
-          </w:p>
-        </w:tc>
-        <w:tc>
-          <w:tcPr>
-            <w:tcW w:type="dxa" w:w="2880"/>
-          </w:tcPr>
-          <w:p>
-            <w:r>
-              <w:rPr>
-                <w:b w:val="0"/>
-              </w:rPr>
-              <w:t>마태복음</w:t>
-            </w:r>
-          </w:p>
-        </w:tc>
-        <w:tc>
-          <w:tcPr>
-            <w:tcW w:type="dxa" w:w="2880"/>
-          </w:tcPr>
-          <w:p>
-            <w:r>
-              <w:rPr>
-                <w:b w:val="0"/>
-              </w:rPr>
-              <w:t>신약성경 목차; 마 1:1</w:t>
-            </w:r>
-          </w:p>
-        </w:tc>
-      </w:tr>
-      <w:tr>
-        <w:tc>
-          <w:tcPr>
-            <w:tcW w:type="dxa" w:w="2880"/>
-          </w:tcPr>
-          <w:p>
-            <w:r>
-              <w:rPr>
-                <w:b w:val="0"/>
-              </w:rPr>
-              <w:t>19</w:t>
-            </w:r>
-          </w:p>
-        </w:tc>
-        <w:tc>
-          <w:tcPr>
-            <w:tcW w:type="dxa" w:w="2880"/>
-          </w:tcPr>
-          <w:p>
-            <w:r>
-              <w:rPr>
-                <w:b w:val="0"/>
-              </w:rPr>
-              <w:t>골고다</w:t>
-            </w:r>
-          </w:p>
-        </w:tc>
-        <w:tc>
-          <w:tcPr>
-            <w:tcW w:type="dxa" w:w="2880"/>
-          </w:tcPr>
-          <w:p>
-            <w:r>
-              <w:rPr>
-                <w:b w:val="0"/>
-              </w:rPr>
-              <w:t>요 19:17-18</w:t>
-            </w:r>
-          </w:p>
-        </w:tc>
-      </w:tr>
-      <w:tr>
-        <w:tc>
-          <w:tcPr>
-            <w:tcW w:type="dxa" w:w="2880"/>
-          </w:tcPr>
-          <w:p>
-            <w:r>
-              <w:rPr>
-                <w:b w:val="0"/>
-              </w:rPr>
-              <w:t>20</w:t>
-            </w:r>
-          </w:p>
-        </w:tc>
-        <w:tc>
-          <w:tcPr>
-            <w:tcW w:type="dxa" w:w="2880"/>
-          </w:tcPr>
-          <w:p>
-            <w:r>
-              <w:rPr>
-                <w:b w:val="0"/>
-              </w:rPr>
-              <w:t>오순절</w:t>
-            </w:r>
-          </w:p>
-        </w:tc>
-        <w:tc>
-          <w:tcPr>
-            <w:tcW w:type="dxa" w:w="2880"/>
-          </w:tcPr>
-          <w:p>
-            <w:r>
-              <w:rPr>
-                <w:b w:val="0"/>
-              </w:rPr>
-              <w:t>행 2:1-4</w:t>
-            </w:r>
-          </w:p>
-        </w:tc>
-      </w:tr>
-      <w:tr>
-        <w:tc>
-          <w:tcPr>
-            <w:tcW w:type="dxa" w:w="2880"/>
-          </w:tcPr>
-          <w:p>
-            <w:r>
-              <w:rPr>
-                <w:b w:val="0"/>
-              </w:rPr>
-              <w:t>21</w:t>
-            </w:r>
-          </w:p>
-        </w:tc>
-        <w:tc>
-          <w:tcPr>
-            <w:tcW w:type="dxa" w:w="2880"/>
-          </w:tcPr>
-          <w:p>
-            <w:r>
-              <w:rPr>
-                <w:b w:val="0"/>
-              </w:rPr>
-              <w:t>흙</w:t>
-            </w:r>
-          </w:p>
-        </w:tc>
-        <w:tc>
-          <w:tcPr>
-            <w:tcW w:type="dxa" w:w="2880"/>
-          </w:tcPr>
-          <w:p>
-            <w:r>
-              <w:rPr>
-                <w:b w:val="0"/>
-              </w:rPr>
-              <w:t>창 2:7</w:t>
-            </w:r>
-          </w:p>
-        </w:tc>
-      </w:tr>
-      <w:tr>
-        <w:tc>
-          <w:tcPr>
-            <w:tcW w:type="dxa" w:w="2880"/>
-          </w:tcPr>
-          <w:p>
-            <w:r>
-              <w:rPr>
-                <w:b w:val="0"/>
-              </w:rPr>
-              <w:t>22</w:t>
-            </w:r>
-          </w:p>
-        </w:tc>
-        <w:tc>
-          <w:tcPr>
-            <w:tcW w:type="dxa" w:w="2880"/>
-          </w:tcPr>
-          <w:p>
-            <w:r>
-              <w:rPr>
-                <w:b w:val="0"/>
-              </w:rPr>
-              <w:t>8명</w:t>
-            </w:r>
-          </w:p>
-        </w:tc>
-        <w:tc>
-          <w:tcPr>
-            <w:tcW w:type="dxa" w:w="2880"/>
-          </w:tcPr>
-          <w:p>
-            <w:r>
-              <w:rPr>
-                <w:b w:val="0"/>
-              </w:rPr>
-              <w:t>벧전 3:20</w:t>
-            </w:r>
-          </w:p>
-        </w:tc>
-      </w:tr>
-      <w:tr>
-        <w:tc>
-          <w:tcPr>
-            <w:tcW w:type="dxa" w:w="2880"/>
-          </w:tcPr>
-          <w:p>
-            <w:r>
-              <w:rPr>
-                <w:b w:val="0"/>
-              </w:rPr>
-              <w:t>23</w:t>
-            </w:r>
-          </w:p>
-        </w:tc>
-        <w:tc>
-          <w:tcPr>
-            <w:tcW w:type="dxa" w:w="2880"/>
-          </w:tcPr>
-          <w:p>
-            <w:r>
-              <w:rPr>
-                <w:b w:val="0"/>
-              </w:rPr>
-              <w:t>리브가</w:t>
-            </w:r>
-          </w:p>
-        </w:tc>
-        <w:tc>
-          <w:tcPr>
-            <w:tcW w:type="dxa" w:w="2880"/>
-          </w:tcPr>
-          <w:p>
-            <w:r>
-              <w:rPr>
-                <w:b w:val="0"/>
-              </w:rPr>
-              <w:t>창 24:67</w:t>
-            </w:r>
-          </w:p>
-        </w:tc>
-      </w:tr>
-      <w:tr>
-        <w:tc>
-          <w:tcPr>
-            <w:tcW w:type="dxa" w:w="2880"/>
-          </w:tcPr>
-          <w:p>
-            <w:r>
-              <w:rPr>
-                <w:b w:val="0"/>
-              </w:rPr>
-              <w:t>24</w:t>
-            </w:r>
-          </w:p>
-        </w:tc>
-        <w:tc>
-          <w:tcPr>
-            <w:tcW w:type="dxa" w:w="2880"/>
-          </w:tcPr>
-          <w:p>
-            <w:r>
-              <w:rPr>
-                <w:b w:val="0"/>
-              </w:rPr>
-              <w:t>30세</w:t>
-            </w:r>
-          </w:p>
-        </w:tc>
-        <w:tc>
-          <w:tcPr>
-            <w:tcW w:type="dxa" w:w="2880"/>
-          </w:tcPr>
-          <w:p>
-            <w:r>
-              <w:rPr>
-                <w:b w:val="0"/>
-              </w:rPr>
-              <w:t>창 41:46</w:t>
-            </w:r>
-          </w:p>
-        </w:tc>
-      </w:tr>
-      <w:tr>
-        <w:tc>
-          <w:tcPr>
-            <w:tcW w:type="dxa" w:w="2880"/>
-          </w:tcPr>
-          <w:p>
-            <w:r>
-              <w:rPr>
-                <w:b w:val="0"/>
-              </w:rPr>
-              <w:t>25</w:t>
-            </w:r>
-          </w:p>
-        </w:tc>
-        <w:tc>
-          <w:tcPr>
-            <w:tcW w:type="dxa" w:w="2880"/>
-          </w:tcPr>
-          <w:p>
-            <w:r>
-              <w:rPr>
-                <w:b w:val="0"/>
-              </w:rPr>
-              <w:t>증거궤(언약궤)</w:t>
-            </w:r>
-          </w:p>
-        </w:tc>
-        <w:tc>
-          <w:tcPr>
-            <w:tcW w:type="dxa" w:w="2880"/>
-          </w:tcPr>
-          <w:p>
-            <w:r>
-              <w:rPr>
-                <w:b w:val="0"/>
-              </w:rPr>
-              <w:t>출 40:20-21</w:t>
-            </w:r>
-          </w:p>
-        </w:tc>
-      </w:tr>
-      <w:tr>
-        <w:tc>
-          <w:tcPr>
-            <w:tcW w:type="dxa" w:w="2880"/>
-          </w:tcPr>
-          <w:p>
-            <w:r>
-              <w:rPr>
-                <w:b w:val="0"/>
-              </w:rPr>
-              <w:t>26</w:t>
-            </w:r>
-          </w:p>
-        </w:tc>
-        <w:tc>
-          <w:tcPr>
-            <w:tcW w:type="dxa" w:w="2880"/>
-          </w:tcPr>
-          <w:p>
-            <w:r>
-              <w:rPr>
-                <w:b w:val="0"/>
-              </w:rPr>
-              <w:t>300명</w:t>
-            </w:r>
-          </w:p>
-        </w:tc>
-        <w:tc>
-          <w:tcPr>
-            <w:tcW w:type="dxa" w:w="2880"/>
-          </w:tcPr>
-          <w:p>
-            <w:r>
-              <w:rPr>
-                <w:b w:val="0"/>
-              </w:rPr>
-              <w:t>삿 7:7</w:t>
-            </w:r>
-          </w:p>
-        </w:tc>
-      </w:tr>
-      <w:tr>
-        <w:tc>
-          <w:tcPr>
-            <w:tcW w:type="dxa" w:w="2880"/>
-          </w:tcPr>
-          <w:p>
-            <w:r>
-              <w:rPr>
-                <w:b w:val="0"/>
-              </w:rPr>
-              <w:t>27</w:t>
-            </w:r>
-          </w:p>
-        </w:tc>
-        <w:tc>
-          <w:tcPr>
-            <w:tcW w:type="dxa" w:w="2880"/>
-          </w:tcPr>
-          <w:p>
-            <w:r>
-              <w:rPr>
-                <w:b w:val="0"/>
-              </w:rPr>
-              <w:t>다윗</w:t>
-            </w:r>
-          </w:p>
-        </w:tc>
-        <w:tc>
-          <w:tcPr>
-            <w:tcW w:type="dxa" w:w="2880"/>
-          </w:tcPr>
-          <w:p>
-            <w:r>
-              <w:rPr>
-                <w:b w:val="0"/>
-              </w:rPr>
-              <w:t>대상 28:11-12, 19</w:t>
-            </w:r>
-          </w:p>
-        </w:tc>
-      </w:tr>
-      <w:tr>
-        <w:tc>
-          <w:tcPr>
-            <w:tcW w:type="dxa" w:w="2880"/>
-          </w:tcPr>
-          <w:p>
-            <w:r>
-              <w:rPr>
-                <w:b w:val="0"/>
-              </w:rPr>
-              <w:t>28</w:t>
-            </w:r>
-          </w:p>
-        </w:tc>
-        <w:tc>
-          <w:tcPr>
-            <w:tcW w:type="dxa" w:w="2880"/>
-          </w:tcPr>
-          <w:p>
-            <w:r>
-              <w:rPr>
-                <w:b w:val="0"/>
-              </w:rPr>
-              <w:t>물</w:t>
-            </w:r>
-          </w:p>
-        </w:tc>
-        <w:tc>
-          <w:tcPr>
-            <w:tcW w:type="dxa" w:w="2880"/>
-          </w:tcPr>
-          <w:p>
-            <w:r>
-              <w:rPr>
-                <w:b w:val="0"/>
-              </w:rPr>
-              <w:t>왕상 18:33-35</w:t>
-            </w:r>
-          </w:p>
-        </w:tc>
-      </w:tr>
-      <w:tr>
-        <w:tc>
-          <w:tcPr>
-            <w:tcW w:type="dxa" w:w="2880"/>
-          </w:tcPr>
-          <w:p>
-            <w:r>
-              <w:rPr>
-                <w:b w:val="0"/>
-              </w:rPr>
-              <w:t>29</w:t>
-            </w:r>
-          </w:p>
-        </w:tc>
-        <w:tc>
-          <w:tcPr>
-            <w:tcW w:type="dxa" w:w="2880"/>
-          </w:tcPr>
-          <w:p>
-            <w:r>
-              <w:rPr>
-                <w:b w:val="0"/>
-              </w:rPr>
-              <w:t>시편 51편</w:t>
-            </w:r>
-          </w:p>
-        </w:tc>
-        <w:tc>
-          <w:tcPr>
-            <w:tcW w:type="dxa" w:w="2880"/>
-          </w:tcPr>
-          <w:p>
-            <w:r>
-              <w:rPr>
-                <w:b w:val="0"/>
-              </w:rPr>
-              <w:t>시 51편 표제</w:t>
-            </w:r>
-          </w:p>
-        </w:tc>
-      </w:tr>
-      <w:tr>
-        <w:tc>
-          <w:tcPr>
-            <w:tcW w:type="dxa" w:w="2880"/>
-          </w:tcPr>
-          <w:p>
-            <w:r>
-              <w:rPr>
-                <w:b w:val="0"/>
-              </w:rPr>
-              <w:t>30</w:t>
-            </w:r>
-          </w:p>
-        </w:tc>
-        <w:tc>
-          <w:tcPr>
-            <w:tcW w:type="dxa" w:w="2880"/>
-          </w:tcPr>
-          <w:p>
-            <w:r>
-              <w:rPr>
-                <w:b w:val="0"/>
-              </w:rPr>
-              <w:t>금식</w:t>
-            </w:r>
-          </w:p>
-        </w:tc>
-        <w:tc>
-          <w:tcPr>
-            <w:tcW w:type="dxa" w:w="2880"/>
-          </w:tcPr>
-          <w:p>
-            <w:r>
-              <w:rPr>
-                <w:b w:val="0"/>
-              </w:rPr>
-              <w:t>에 4:16</w:t>
-            </w:r>
-          </w:p>
-        </w:tc>
-      </w:tr>
-      <w:tr>
-        <w:tc>
-          <w:tcPr>
-            <w:tcW w:type="dxa" w:w="2880"/>
-          </w:tcPr>
-          <w:p>
-            <w:r>
-              <w:rPr>
-                <w:b w:val="0"/>
-              </w:rPr>
-              <w:t>31</w:t>
-            </w:r>
-          </w:p>
-        </w:tc>
-        <w:tc>
-          <w:tcPr>
-            <w:tcW w:type="dxa" w:w="2880"/>
-          </w:tcPr>
-          <w:p>
-            <w:r>
-              <w:rPr>
-                <w:b w:val="0"/>
-              </w:rPr>
-              <w:t>베드로</w:t>
-            </w:r>
-          </w:p>
-        </w:tc>
-        <w:tc>
-          <w:tcPr>
-            <w:tcW w:type="dxa" w:w="2880"/>
-          </w:tcPr>
-          <w:p>
-            <w:r>
-              <w:rPr>
-                <w:b w:val="0"/>
-              </w:rPr>
-              <w:t>마 14:28-30</w:t>
-            </w:r>
-          </w:p>
-        </w:tc>
-      </w:tr>
-      <w:tr>
-        <w:tc>
-          <w:tcPr>
-            <w:tcW w:type="dxa" w:w="2880"/>
-          </w:tcPr>
-          <w:p>
-            <w:r>
-              <w:rPr>
-                <w:b w:val="0"/>
-              </w:rPr>
-              <w:t>32</w:t>
-            </w:r>
-          </w:p>
-        </w:tc>
-        <w:tc>
-          <w:tcPr>
-            <w:tcW w:type="dxa" w:w="2880"/>
-          </w:tcPr>
-          <w:p>
-            <w:r>
-              <w:rPr>
-                <w:b w:val="0"/>
-              </w:rPr>
-              <w:t>보리떡 5개, 물고기 2마리</w:t>
-            </w:r>
-          </w:p>
-        </w:tc>
-        <w:tc>
-          <w:tcPr>
-            <w:tcW w:type="dxa" w:w="2880"/>
-          </w:tcPr>
-          <w:p>
-            <w:r>
-              <w:rPr>
-                <w:b w:val="0"/>
-              </w:rPr>
-              <w:t>요 6:9</w:t>
-            </w:r>
-          </w:p>
-        </w:tc>
-      </w:tr>
-      <w:tr>
-        <w:tc>
-          <w:tcPr>
-            <w:tcW w:type="dxa" w:w="2880"/>
-          </w:tcPr>
-          <w:p>
-            <w:r>
-              <w:rPr>
-                <w:b w:val="0"/>
-              </w:rPr>
-              <w:t>33</w:t>
-            </w:r>
-          </w:p>
-        </w:tc>
-        <w:tc>
-          <w:tcPr>
-            <w:tcW w:type="dxa" w:w="2880"/>
-          </w:tcPr>
-          <w:p>
-            <w:r>
-              <w:rPr>
-                <w:b w:val="0"/>
-              </w:rPr>
-              <w:t>100마리</w:t>
-            </w:r>
-          </w:p>
-        </w:tc>
-        <w:tc>
-          <w:tcPr>
-            <w:tcW w:type="dxa" w:w="2880"/>
-          </w:tcPr>
-          <w:p>
-            <w:r>
-              <w:rPr>
-                <w:b w:val="0"/>
-              </w:rPr>
-              <w:t>눅 15:4</w:t>
-            </w:r>
-          </w:p>
-        </w:tc>
-      </w:tr>
-      <w:tr>
-        <w:tc>
-          <w:tcPr>
-            <w:tcW w:type="dxa" w:w="2880"/>
-          </w:tcPr>
-          <w:p>
-            <w:r>
-              <w:rPr>
-                <w:b w:val="0"/>
-              </w:rPr>
-              <w:t>34</w:t>
-            </w:r>
-          </w:p>
-        </w:tc>
-        <w:tc>
-          <w:tcPr>
-            <w:tcW w:type="dxa" w:w="2880"/>
-          </w:tcPr>
-          <w:p>
-            <w:r>
-              <w:rPr>
-                <w:b w:val="0"/>
-              </w:rPr>
-              <w:t>빛</w:t>
-            </w:r>
-          </w:p>
-        </w:tc>
-        <w:tc>
-          <w:tcPr>
-            <w:tcW w:type="dxa" w:w="2880"/>
-          </w:tcPr>
-          <w:p>
-            <w:r>
-              <w:rPr>
-                <w:b w:val="0"/>
-              </w:rPr>
-              <w:t>행 9:3</w:t>
-            </w:r>
-          </w:p>
-        </w:tc>
-      </w:tr>
-      <w:tr>
-        <w:tc>
-          <w:tcPr>
-            <w:tcW w:type="dxa" w:w="2880"/>
-          </w:tcPr>
-          <w:p>
-            <w:r>
-              <w:rPr>
-                <w:b w:val="0"/>
-              </w:rPr>
-              <w:t>35</w:t>
-            </w:r>
-          </w:p>
-        </w:tc>
-        <w:tc>
-          <w:tcPr>
-            <w:tcW w:type="dxa" w:w="2880"/>
-          </w:tcPr>
-          <w:p>
-            <w:r>
-              <w:rPr>
-                <w:b w:val="0"/>
-              </w:rPr>
-              <w:t>옥문이 모두 열리고 모든 사람의 결박이 풀림</w:t>
-            </w:r>
-          </w:p>
-        </w:tc>
-        <w:tc>
-          <w:tcPr>
-            <w:tcW w:type="dxa" w:w="2880"/>
-          </w:tcPr>
-          <w:p>
-            <w:r>
-              <w:rPr>
-                <w:b w:val="0"/>
-              </w:rPr>
-              <w:t>행 16:25-26</w:t>
-            </w:r>
-          </w:p>
-        </w:tc>
-      </w:tr>
-      <w:tr>
-        <w:tc>
-          <w:tcPr>
-            <w:tcW w:type="dxa" w:w="2880"/>
-          </w:tcPr>
-          <w:p>
-            <w:r>
-              <w:rPr>
-                <w:b w:val="0"/>
-              </w:rPr>
-              <w:t>36</w:t>
-            </w:r>
-          </w:p>
-        </w:tc>
-        <w:tc>
-          <w:tcPr>
-            <w:tcW w:type="dxa" w:w="2880"/>
-          </w:tcPr>
-          <w:p>
-            <w:r>
-              <w:rPr>
-                <w:b w:val="0"/>
-              </w:rPr>
-              <w:t>히브리서</w:t>
-            </w:r>
-          </w:p>
-        </w:tc>
-        <w:tc>
-          <w:tcPr>
-            <w:tcW w:type="dxa" w:w="2880"/>
-          </w:tcPr>
-          <w:p>
-            <w:r>
-              <w:rPr>
-                <w:b w:val="0"/>
-              </w:rPr>
-              <w:t>히 11:1</w:t>
-            </w:r>
-          </w:p>
-        </w:tc>
-      </w:tr>
-      <w:tr>
-        <w:tc>
-          <w:tcPr>
-            <w:tcW w:type="dxa" w:w="2880"/>
-          </w:tcPr>
-          <w:p>
-            <w:r>
-              <w:rPr>
-                <w:b w:val="0"/>
-              </w:rPr>
-              <w:t>37</w:t>
-            </w:r>
-          </w:p>
-        </w:tc>
-        <w:tc>
-          <w:tcPr>
-            <w:tcW w:type="dxa" w:w="2880"/>
-          </w:tcPr>
-          <w:p>
-            <w:r>
-              <w:rPr>
-                <w:b w:val="0"/>
-              </w:rPr>
-              <w:t>밧모 섬</w:t>
-            </w:r>
-          </w:p>
-        </w:tc>
-        <w:tc>
-          <w:tcPr>
-            <w:tcW w:type="dxa" w:w="2880"/>
-          </w:tcPr>
-          <w:p>
-            <w:r>
-              <w:rPr>
-                <w:b w:val="0"/>
-              </w:rPr>
-              <w:t>계 1:9</w:t>
-            </w:r>
-          </w:p>
-        </w:tc>
-      </w:tr>
-      <w:tr>
-        <w:tc>
-          <w:tcPr>
-            <w:tcW w:type="dxa" w:w="2880"/>
-          </w:tcPr>
-          <w:p>
-            <w:r>
-              <w:rPr>
-                <w:b w:val="0"/>
-              </w:rPr>
-              <w:t>38</w:t>
-            </w:r>
-          </w:p>
-        </w:tc>
-        <w:tc>
-          <w:tcPr>
-            <w:tcW w:type="dxa" w:w="2880"/>
-          </w:tcPr>
-          <w:p>
-            <w:r>
-              <w:rPr>
-                <w:b w:val="0"/>
-              </w:rPr>
-              <w:t>빌립보 가이사랴 지방</w:t>
-            </w:r>
-          </w:p>
-        </w:tc>
-        <w:tc>
-          <w:tcPr>
-            <w:tcW w:type="dxa" w:w="2880"/>
-          </w:tcPr>
-          <w:p>
-            <w:r>
-              <w:rPr>
-                <w:b w:val="0"/>
-              </w:rPr>
-              <w:t>마 16:13-16</w:t>
-            </w:r>
-          </w:p>
-        </w:tc>
-      </w:tr>
-      <w:tr>
-        <w:tc>
-          <w:tcPr>
-            <w:tcW w:type="dxa" w:w="2880"/>
-          </w:tcPr>
-          <w:p>
-            <w:r>
-              <w:rPr>
-                <w:b w:val="0"/>
-              </w:rPr>
-              <w:t>39</w:t>
-            </w:r>
-          </w:p>
-        </w:tc>
-        <w:tc>
-          <w:tcPr>
-            <w:tcW w:type="dxa" w:w="2880"/>
-          </w:tcPr>
-          <w:p>
-            <w:r>
-              <w:rPr>
-                <w:b w:val="0"/>
-              </w:rPr>
-              <w:t>나오미</w:t>
-            </w:r>
-          </w:p>
-        </w:tc>
-        <w:tc>
-          <w:tcPr>
-            <w:tcW w:type="dxa" w:w="2880"/>
-          </w:tcPr>
-          <w:p>
-            <w:r>
-              <w:rPr>
-                <w:b w:val="0"/>
-              </w:rPr>
-              <w:t>룻 1:3-4, 22</w:t>
-            </w:r>
-          </w:p>
-        </w:tc>
-      </w:tr>
-      <w:tr>
-        <w:tc>
-          <w:tcPr>
-            <w:tcW w:type="dxa" w:w="2880"/>
-          </w:tcPr>
-          <w:p>
-            <w:r>
-              <w:rPr>
-                <w:b w:val="0"/>
-              </w:rPr>
-              <w:t>40</w:t>
-            </w:r>
-          </w:p>
-        </w:tc>
-        <w:tc>
-          <w:tcPr>
-            <w:tcW w:type="dxa" w:w="2880"/>
-          </w:tcPr>
-          <w:p>
-            <w:r>
-              <w:rPr>
-                <w:b w:val="0"/>
-              </w:rPr>
-              <w:t>시편 117편(2절)</w:t>
-            </w:r>
-          </w:p>
-        </w:tc>
-        <w:tc>
-          <w:tcPr>
-            <w:tcW w:type="dxa" w:w="2880"/>
-          </w:tcPr>
-          <w:p>
-            <w:r>
-              <w:rPr>
-                <w:b w:val="0"/>
-              </w:rPr>
-              <w:t>시 117:1-2</w:t>
-            </w:r>
-          </w:p>
-        </w:tc>
-      </w:tr>
-      <w:tr>
-        <w:tc>
-          <w:tcPr>
-            <w:tcW w:type="dxa" w:w="2880"/>
-          </w:tcPr>
-          <w:p>
-            <w:r>
-              <w:rPr>
-                <w:b w:val="0"/>
-              </w:rPr>
-              <w:t>41</w:t>
-            </w:r>
-          </w:p>
-        </w:tc>
-        <w:tc>
-          <w:tcPr>
-            <w:tcW w:type="dxa" w:w="2880"/>
-          </w:tcPr>
-          <w:p>
-            <w:r>
-              <w:rPr>
-                <w:b w:val="0"/>
-              </w:rPr>
-              <w:t>길이 300규빗, 너비 50규빗, 높이 30규빗</w:t>
-            </w:r>
-          </w:p>
-        </w:tc>
-        <w:tc>
-          <w:tcPr>
-            <w:tcW w:type="dxa" w:w="2880"/>
-          </w:tcPr>
-          <w:p>
-            <w:r>
-              <w:rPr>
-                <w:b w:val="0"/>
-              </w:rPr>
-              <w:t>창 6:15</w:t>
-            </w:r>
-          </w:p>
-        </w:tc>
-      </w:tr>
-      <w:tr>
-        <w:tc>
-          <w:tcPr>
-            <w:tcW w:type="dxa" w:w="2880"/>
-          </w:tcPr>
-          <w:p>
-            <w:r>
-              <w:rPr>
-                <w:b w:val="0"/>
-              </w:rPr>
-              <w:t>42</w:t>
-            </w:r>
-          </w:p>
-        </w:tc>
-        <w:tc>
-          <w:tcPr>
-            <w:tcW w:type="dxa" w:w="2880"/>
-          </w:tcPr>
-          <w:p>
-            <w:r>
-              <w:rPr>
-                <w:b w:val="0"/>
-              </w:rPr>
-              <w:t>6일(일곱째 날에는 일곱 바퀴)</w:t>
-            </w:r>
-          </w:p>
-        </w:tc>
-        <w:tc>
-          <w:tcPr>
-            <w:tcW w:type="dxa" w:w="2880"/>
-          </w:tcPr>
-          <w:p>
-            <w:r>
-              <w:rPr>
-                <w:b w:val="0"/>
-              </w:rPr>
-              <w:t>수 6:3-4, 14-15</w:t>
-            </w:r>
-          </w:p>
-        </w:tc>
-      </w:tr>
-      <w:tr>
-        <w:tc>
-          <w:tcPr>
-            <w:tcW w:type="dxa" w:w="2880"/>
-          </w:tcPr>
-          <w:p>
-            <w:r>
-              <w:rPr>
-                <w:b w:val="0"/>
-              </w:rPr>
-              <w:t>43</w:t>
-            </w:r>
-          </w:p>
-        </w:tc>
-        <w:tc>
-          <w:tcPr>
-            <w:tcW w:type="dxa" w:w="2880"/>
-          </w:tcPr>
-          <w:p>
-            <w:r>
-              <w:rPr>
-                <w:b w:val="0"/>
-              </w:rPr>
-              <w:t>므두셀라(969세)</w:t>
-            </w:r>
-          </w:p>
-        </w:tc>
-        <w:tc>
-          <w:tcPr>
-            <w:tcW w:type="dxa" w:w="2880"/>
-          </w:tcPr>
-          <w:p>
-            <w:r>
-              <w:rPr>
-                <w:b w:val="0"/>
-              </w:rPr>
-              <w:t>창 5:27</w:t>
-            </w:r>
-          </w:p>
-        </w:tc>
-      </w:tr>
-      <w:tr>
-        <w:tc>
-          <w:tcPr>
-            <w:tcW w:type="dxa" w:w="2880"/>
-          </w:tcPr>
-          <w:p>
-            <w:r>
-              <w:rPr>
-                <w:b w:val="0"/>
-              </w:rPr>
-              <w:t>44</w:t>
-            </w:r>
-          </w:p>
-        </w:tc>
-        <w:tc>
-          <w:tcPr>
-            <w:tcW w:type="dxa" w:w="2880"/>
-          </w:tcPr>
-          <w:p>
-            <w:r>
-              <w:rPr>
-                <w:b w:val="0"/>
-              </w:rPr>
-              <w:t>이스라엘 온 족속</w:t>
-            </w:r>
-          </w:p>
-        </w:tc>
-        <w:tc>
-          <w:tcPr>
-            <w:tcW w:type="dxa" w:w="2880"/>
-          </w:tcPr>
-          <w:p>
-            <w:r>
-              <w:rPr>
-                <w:b w:val="0"/>
-              </w:rPr>
-              <w:t>겔 37:11</w:t>
-            </w:r>
-          </w:p>
-        </w:tc>
-      </w:tr>
-      <w:tr>
-        <w:tc>
-          <w:tcPr>
-            <w:tcW w:type="dxa" w:w="2880"/>
-          </w:tcPr>
-          <w:p>
-            <w:r>
-              <w:rPr>
-                <w:b w:val="0"/>
-              </w:rPr>
-              <w:t>45</w:t>
-            </w:r>
-          </w:p>
-        </w:tc>
-        <w:tc>
-          <w:tcPr>
-            <w:tcW w:type="dxa" w:w="2880"/>
-          </w:tcPr>
-          <w:p>
-            <w:r>
-              <w:rPr>
-                <w:b w:val="0"/>
-              </w:rPr>
-              <w:t>다말, 라합, 룻, 우리야의 아내(밧세바), 마리아</w:t>
-            </w:r>
-          </w:p>
-        </w:tc>
-        <w:tc>
-          <w:tcPr>
-            <w:tcW w:type="dxa" w:w="2880"/>
-          </w:tcPr>
-          <w:p>
-            <w:r>
-              <w:rPr>
-                <w:b w:val="0"/>
-              </w:rPr>
-              <w:t>마 1:3, 5-6, 16; 삼하 11:3</w:t>
-            </w:r>
-          </w:p>
-        </w:tc>
-      </w:tr>
-      <w:tr>
-        <w:tc>
-          <w:tcPr>
-            <w:tcW w:type="dxa" w:w="2880"/>
-          </w:tcPr>
-          <w:p>
-            <w:r>
-              <w:rPr>
-                <w:b w:val="0"/>
-              </w:rPr>
-              <w:t>46</w:t>
-            </w:r>
-          </w:p>
-        </w:tc>
-        <w:tc>
-          <w:tcPr>
-            <w:tcW w:type="dxa" w:w="2880"/>
-          </w:tcPr>
-          <w:p>
-            <w:r>
-              <w:rPr>
-                <w:b w:val="0"/>
-              </w:rPr>
-              <w:t>네압볼리</w:t>
-            </w:r>
-          </w:p>
-        </w:tc>
-        <w:tc>
-          <w:tcPr>
-            <w:tcW w:type="dxa" w:w="2880"/>
-          </w:tcPr>
-          <w:p>
-            <w:r>
-              <w:rPr>
-                <w:b w:val="0"/>
-              </w:rPr>
-              <w:t>행 16:11</w:t>
-            </w:r>
-          </w:p>
-        </w:tc>
-      </w:tr>
-      <w:tr>
-        <w:tc>
-          <w:tcPr>
-            <w:tcW w:type="dxa" w:w="2880"/>
-          </w:tcPr>
-          <w:p>
-            <w:r>
-              <w:rPr>
-                <w:b w:val="0"/>
-              </w:rPr>
-              <w:t>47</w:t>
-            </w:r>
-          </w:p>
-        </w:tc>
-        <w:tc>
-          <w:tcPr>
-            <w:tcW w:type="dxa" w:w="2880"/>
-          </w:tcPr>
-          <w:p>
-            <w:r>
-              <w:rPr>
-                <w:b w:val="0"/>
-              </w:rPr>
-              <w:t>거룩</w:t>
-            </w:r>
-          </w:p>
-        </w:tc>
-        <w:tc>
-          <w:tcPr>
-            <w:tcW w:type="dxa" w:w="2880"/>
-          </w:tcPr>
-          <w:p>
-            <w:r>
-              <w:rPr>
-                <w:b w:val="0"/>
-              </w:rPr>
-              <w:t>레 11:45</w:t>
-            </w:r>
-          </w:p>
-        </w:tc>
-      </w:tr>
-      <w:tr>
-        <w:tc>
-          <w:tcPr>
-            <w:tcW w:type="dxa" w:w="2880"/>
-          </w:tcPr>
-          <w:p>
-            <w:r>
-              <w:rPr>
-                <w:b w:val="0"/>
-              </w:rPr>
-              <w:t>48</w:t>
-            </w:r>
-          </w:p>
-        </w:tc>
-        <w:tc>
-          <w:tcPr>
-            <w:tcW w:type="dxa" w:w="2880"/>
-          </w:tcPr>
-          <w:p>
-            <w:r>
-              <w:rPr>
-                <w:b w:val="0"/>
-              </w:rPr>
-              <w:t>번제단</w:t>
-            </w:r>
-          </w:p>
-        </w:tc>
-        <w:tc>
-          <w:tcPr>
-            <w:tcW w:type="dxa" w:w="2880"/>
-          </w:tcPr>
-          <w:p>
-            <w:r>
-              <w:rPr>
-                <w:b w:val="0"/>
-              </w:rPr>
-              <w:t>출 40:6</w:t>
-            </w:r>
-          </w:p>
-        </w:tc>
-      </w:tr>
-      <w:tr>
-        <w:tc>
-          <w:tcPr>
-            <w:tcW w:type="dxa" w:w="2880"/>
-          </w:tcPr>
-          <w:p>
-            <w:r>
-              <w:rPr>
-                <w:b w:val="0"/>
-              </w:rPr>
-              <w:t>49</w:t>
-            </w:r>
-          </w:p>
-        </w:tc>
-        <w:tc>
-          <w:tcPr>
-            <w:tcW w:type="dxa" w:w="2880"/>
-          </w:tcPr>
-          <w:p>
-            <w:r>
-              <w:rPr>
-                <w:b w:val="0"/>
-              </w:rPr>
-              <w:t>7년</w:t>
-            </w:r>
-          </w:p>
-        </w:tc>
-        <w:tc>
-          <w:tcPr>
-            <w:tcW w:type="dxa" w:w="2880"/>
-          </w:tcPr>
-          <w:p>
-            <w:r>
-              <w:rPr>
-                <w:b w:val="0"/>
-              </w:rPr>
-              <w:t>왕상 6:38</w:t>
-            </w:r>
-          </w:p>
-        </w:tc>
-      </w:tr>
-      <w:tr>
-        <w:tc>
-          <w:tcPr>
-            <w:tcW w:type="dxa" w:w="2880"/>
-          </w:tcPr>
-          <w:p>
-            <w:r>
-              <w:rPr>
-                <w:b w:val="0"/>
-              </w:rPr>
-              <w:t>50</w:t>
-            </w:r>
-          </w:p>
-        </w:tc>
-        <w:tc>
-          <w:tcPr>
-            <w:tcW w:type="dxa" w:w="2880"/>
-          </w:tcPr>
-          <w:p>
-            <w:r>
-              <w:rPr>
-                <w:b w:val="0"/>
-              </w:rPr>
-              <w:t>서머나, 빌라델비아</w:t>
-            </w:r>
-          </w:p>
-        </w:tc>
-        <w:tc>
-          <w:tcPr>
-            <w:tcW w:type="dxa" w:w="2880"/>
-          </w:tcPr>
-          <w:p>
-            <w:r>
-              <w:rPr>
-                <w:b w:val="0"/>
-              </w:rPr>
-              <w:t>계 2:8-11; 3:7-13</w:t>
-            </w:r>
-          </w:p>
+              <w:t>________</w:t>
+            </w:r>
+          </w:p>
+        </w:tc>
+        <w:tc>
+          <w:tcPr>
+            <w:tcW w:type="dxa" w:w="1728"/>
+          </w:tcPr>
+          <w:p/>
         </w:tc>
       </w:tr>
     </w:tbl>
     <w:p/>
     <w:p>
+      <w:pPr>
+        <w:pStyle w:val="Heading2"/>
+      </w:pPr>
       <w:r>
         <w:rPr>
           <w:b w:val="0"/>
         </w:rPr>
-        <w:t>*(검수 기준: [대한성서공회 개역개정 성경](https://bible.bskorea.or.kr/bible/NKRV/GEN.1). 정답은 표의 관련 장절을 기준으로 채점합니다.)*</w:t>
+        <w:t>구입 목록</w:t>
       </w:r>
     </w:p>
+    <w:tbl>
+      <w:tblPr>
+        <w:tblStyle w:val="TableGrid"/>
+        <w:tblW w:type="auto" w:w="0"/>
+        <w:tblLook w:firstColumn="1" w:firstRow="1" w:lastColumn="0" w:lastRow="0" w:noHBand="0" w:noVBand="1" w:val="04A0"/>
+      </w:tblPr>
+      <w:tblGrid>
+        <w:gridCol w:w="2160"/>
+        <w:gridCol w:w="2160"/>
+        <w:gridCol w:w="2160"/>
+        <w:gridCol w:w="2160"/>
+      </w:tblGrid>
+      <w:tr>
+        <w:tc>
+          <w:tcPr>
+            <w:tcW w:type="dxa" w:w="2160"/>
+          </w:tcPr>
+          <w:p>
+            <w:r>
+              <w:rPr>
+                <w:b/>
+              </w:rPr>
+              <w:t>품목</w:t>
+            </w:r>
+          </w:p>
+        </w:tc>
+        <w:tc>
+          <w:tcPr>
+            <w:tcW w:type="dxa" w:w="2160"/>
+          </w:tcPr>
+          <w:p>
+            <w:r>
+              <w:rPr>
+                <w:b/>
+              </w:rPr>
+              <w:t>수량</w:t>
+            </w:r>
+          </w:p>
+        </w:tc>
+        <w:tc>
+          <w:tcPr>
+            <w:tcW w:type="dxa" w:w="2160"/>
+          </w:tcPr>
+          <w:p>
+            <w:r>
+              <w:rPr>
+                <w:b/>
+              </w:rPr>
+              <w:t>구입처</w:t>
+            </w:r>
+          </w:p>
+        </w:tc>
+        <w:tc>
+          <w:tcPr>
+            <w:tcW w:type="dxa" w:w="2160"/>
+          </w:tcPr>
+          <w:p>
+            <w:r>
+              <w:rPr>
+                <w:b/>
+              </w:rPr>
+              <w:t>담당</w:t>
+            </w:r>
+          </w:p>
+        </w:tc>
+      </w:tr>
+      <w:tr>
+        <w:tc>
+          <w:tcPr>
+            <w:tcW w:type="dxa" w:w="2160"/>
+          </w:tcPr>
+          <w:p>
+            <w:r>
+              <w:rPr>
+                <w:b w:val="0"/>
+              </w:rPr>
+              <w:t>상품</w:t>
+            </w:r>
+          </w:p>
+        </w:tc>
+        <w:tc>
+          <w:tcPr>
+            <w:tcW w:type="dxa" w:w="2160"/>
+          </w:tcPr>
+          <w:p>
+            <w:r>
+              <w:rPr>
+                <w:b w:val="0"/>
+              </w:rPr>
+              <w:t>________</w:t>
+            </w:r>
+          </w:p>
+        </w:tc>
+        <w:tc>
+          <w:tcPr>
+            <w:tcW w:type="dxa" w:w="2160"/>
+          </w:tcPr>
+          <w:p>
+            <w:r>
+              <w:rPr>
+                <w:b w:val="0"/>
+              </w:rPr>
+              <w:t>________</w:t>
+            </w:r>
+          </w:p>
+        </w:tc>
+        <w:tc>
+          <w:tcPr>
+            <w:tcW w:type="dxa" w:w="2160"/>
+          </w:tcPr>
+          <w:p>
+            <w:r>
+              <w:rPr>
+                <w:b w:val="0"/>
+              </w:rPr>
+              <w:t>________</w:t>
+            </w:r>
+          </w:p>
+        </w:tc>
+      </w:tr>
+      <w:tr>
+        <w:tc>
+          <w:tcPr>
+            <w:tcW w:type="dxa" w:w="2160"/>
+          </w:tcPr>
+          <w:p>
+            <w:r>
+              <w:rPr>
+                <w:b w:val="0"/>
+              </w:rPr>
+              <w:t>간식</w:t>
+            </w:r>
+          </w:p>
+        </w:tc>
+        <w:tc>
+          <w:tcPr>
+            <w:tcW w:type="dxa" w:w="2160"/>
+          </w:tcPr>
+          <w:p>
+            <w:r>
+              <w:rPr>
+                <w:b w:val="0"/>
+              </w:rPr>
+              <w:t>________</w:t>
+            </w:r>
+          </w:p>
+        </w:tc>
+        <w:tc>
+          <w:tcPr>
+            <w:tcW w:type="dxa" w:w="2160"/>
+          </w:tcPr>
+          <w:p>
+            <w:r>
+              <w:rPr>
+                <w:b w:val="0"/>
+              </w:rPr>
+              <w:t>________</w:t>
+            </w:r>
+          </w:p>
+        </w:tc>
+        <w:tc>
+          <w:tcPr>
+            <w:tcW w:type="dxa" w:w="2160"/>
+          </w:tcPr>
+          <w:p>
+            <w:r>
+              <w:rPr>
+                <w:b w:val="0"/>
+              </w:rPr>
+              <w:t>________</w:t>
+            </w:r>
+          </w:p>
+        </w:tc>
+      </w:tr>
+      <w:tr>
+        <w:tc>
+          <w:tcPr>
+            <w:tcW w:type="dxa" w:w="2160"/>
+          </w:tcPr>
+          <w:p>
+            <w:r>
+              <w:rPr>
+                <w:b w:val="0"/>
+              </w:rPr>
+              <w:t>홍보물</w:t>
+            </w:r>
+          </w:p>
+        </w:tc>
+        <w:tc>
+          <w:tcPr>
+            <w:tcW w:type="dxa" w:w="2160"/>
+          </w:tcPr>
+          <w:p>
+            <w:r>
+              <w:rPr>
+                <w:b w:val="0"/>
+              </w:rPr>
+              <w:t>________</w:t>
+            </w:r>
+          </w:p>
+        </w:tc>
+        <w:tc>
+          <w:tcPr>
+            <w:tcW w:type="dxa" w:w="2160"/>
+          </w:tcPr>
+          <w:p>
+            <w:r>
+              <w:rPr>
+                <w:b w:val="0"/>
+              </w:rPr>
+              <w:t>________</w:t>
+            </w:r>
+          </w:p>
+        </w:tc>
+        <w:tc>
+          <w:tcPr>
+            <w:tcW w:type="dxa" w:w="2160"/>
+          </w:tcPr>
+          <w:p>
+            <w:r>
+              <w:rPr>
+                <w:b w:val="0"/>
+              </w:rPr>
+              <w:t>________</w:t>
+            </w:r>
+          </w:p>
+        </w:tc>
+      </w:tr>
+    </w:tbl>
+    <w:p/>
     <w:sectPr>
       <w:pgSz w:w="12240" w:h="15840"/>
       <w:pgMar w:top="1440" w:right="1800" w:bottom="1440" w:left="1800" w:header="720" w:footer="720" w:gutter="0"/>

--- a/docs/09_성경말씀퀴즈.docx
+++ b/docs/09_성경말씀퀴즈.docx
@@ -11,7 +11,264 @@
         <w:rPr>
           <w:b w:val="0"/>
         </w:rPr>
-        <w:t>2026년 (교회명) 교회학교 성경 퀴즈대회 계획서</w:t>
+        <w:t>[연도] (교회명) (부서명) 성경 말씀 퀴즈 진행 계획서</w:t>
+      </w:r>
+    </w:p>
+    <w:tbl>
+      <w:tblPr>
+        <w:tblStyle w:val="TableGrid"/>
+        <w:tblW w:type="auto" w:w="0"/>
+        <w:tblLook w:firstColumn="1" w:firstRow="1" w:lastColumn="0" w:lastRow="0" w:noHBand="0" w:noVBand="1" w:val="04A0"/>
+      </w:tblPr>
+      <w:tblGrid>
+        <w:gridCol w:w="2160"/>
+        <w:gridCol w:w="2160"/>
+        <w:gridCol w:w="2160"/>
+        <w:gridCol w:w="2160"/>
+      </w:tblGrid>
+      <w:tr>
+        <w:tc>
+          <w:tcPr>
+            <w:tcW w:type="dxa" w:w="2160"/>
+          </w:tcPr>
+          <w:p>
+            <w:r>
+              <w:rPr>
+                <w:b/>
+              </w:rPr>
+              <w:t>작성일</w:t>
+            </w:r>
+          </w:p>
+        </w:tc>
+        <w:tc>
+          <w:tcPr>
+            <w:tcW w:type="dxa" w:w="2160"/>
+          </w:tcPr>
+          <w:p>
+            <w:r>
+              <w:rPr>
+                <w:b/>
+              </w:rPr>
+              <w:t>작성자</w:t>
+            </w:r>
+          </w:p>
+        </w:tc>
+        <w:tc>
+          <w:tcPr>
+            <w:tcW w:type="dxa" w:w="2160"/>
+          </w:tcPr>
+          <w:p>
+            <w:r>
+              <w:rPr>
+                <w:b/>
+              </w:rPr>
+              <w:t>부서</w:t>
+            </w:r>
+          </w:p>
+        </w:tc>
+        <w:tc>
+          <w:tcPr>
+            <w:tcW w:type="dxa" w:w="2160"/>
+          </w:tcPr>
+          <w:p>
+            <w:r>
+              <w:rPr>
+                <w:b/>
+              </w:rPr>
+              <w:t>문서 상태(초안/확정)</w:t>
+            </w:r>
+          </w:p>
+        </w:tc>
+      </w:tr>
+      <w:tr>
+        <w:tc>
+          <w:tcPr>
+            <w:tcW w:type="dxa" w:w="2160"/>
+          </w:tcPr>
+          <w:p>
+            <w:r>
+              <w:rPr>
+                <w:b w:val="0"/>
+              </w:rPr>
+              <w:t>2026. 10. 24.(토)</w:t>
+            </w:r>
+          </w:p>
+        </w:tc>
+        <w:tc>
+          <w:tcPr>
+            <w:tcW w:type="dxa" w:w="2160"/>
+          </w:tcPr>
+          <w:p>
+            <w:r>
+              <w:rPr>
+                <w:b w:val="0"/>
+              </w:rPr>
+              <w:t>________</w:t>
+            </w:r>
+          </w:p>
+        </w:tc>
+        <w:tc>
+          <w:tcPr>
+            <w:tcW w:type="dxa" w:w="2160"/>
+          </w:tcPr>
+          <w:p>
+            <w:r>
+              <w:rPr>
+                <w:b w:val="0"/>
+              </w:rPr>
+              <w:t>(부서명)</w:t>
+            </w:r>
+          </w:p>
+        </w:tc>
+        <w:tc>
+          <w:tcPr>
+            <w:tcW w:type="dxa" w:w="2160"/>
+          </w:tcPr>
+          <w:p>
+            <w:r>
+              <w:rPr>
+                <w:b w:val="0"/>
+              </w:rPr>
+              <w:t>________</w:t>
+            </w:r>
+          </w:p>
+        </w:tc>
+      </w:tr>
+    </w:tbl>
+    <w:p/>
+    <w:tbl>
+      <w:tblPr>
+        <w:tblStyle w:val="TableGrid"/>
+        <w:tblW w:type="auto" w:w="0"/>
+        <w:tblLook w:firstColumn="1" w:firstRow="1" w:lastColumn="0" w:lastRow="0" w:noHBand="0" w:noVBand="1" w:val="04A0"/>
+      </w:tblPr>
+      <w:tblGrid>
+        <w:gridCol w:w="2880"/>
+        <w:gridCol w:w="2880"/>
+        <w:gridCol w:w="2880"/>
+      </w:tblGrid>
+      <w:tr>
+        <w:tc>
+          <w:tcPr>
+            <w:tcW w:type="dxa" w:w="2880"/>
+          </w:tcPr>
+          <w:p>
+            <w:r>
+              <w:rPr>
+                <w:b/>
+              </w:rPr>
+              <w:t>작성</w:t>
+            </w:r>
+          </w:p>
+        </w:tc>
+        <w:tc>
+          <w:tcPr>
+            <w:tcW w:type="dxa" w:w="2880"/>
+          </w:tcPr>
+          <w:p>
+            <w:r>
+              <w:rPr>
+                <w:b/>
+              </w:rPr>
+              <w:t>검토</w:t>
+            </w:r>
+          </w:p>
+        </w:tc>
+        <w:tc>
+          <w:tcPr>
+            <w:tcW w:type="dxa" w:w="2880"/>
+          </w:tcPr>
+          <w:p>
+            <w:r>
+              <w:rPr>
+                <w:b/>
+              </w:rPr>
+              <w:t>승인</w:t>
+            </w:r>
+          </w:p>
+        </w:tc>
+      </w:tr>
+      <w:tr>
+        <w:tc>
+          <w:tcPr>
+            <w:tcW w:type="dxa" w:w="2880"/>
+          </w:tcPr>
+          <w:p>
+            <w:r>
+              <w:rPr>
+                <w:b w:val="0"/>
+              </w:rPr>
+              <w:t>________</w:t>
+            </w:r>
+          </w:p>
+        </w:tc>
+        <w:tc>
+          <w:tcPr>
+            <w:tcW w:type="dxa" w:w="2880"/>
+          </w:tcPr>
+          <w:p>
+            <w:r>
+              <w:rPr>
+                <w:b w:val="0"/>
+              </w:rPr>
+              <w:t>________</w:t>
+            </w:r>
+          </w:p>
+        </w:tc>
+        <w:tc>
+          <w:tcPr>
+            <w:tcW w:type="dxa" w:w="2880"/>
+          </w:tcPr>
+          <w:p>
+            <w:r>
+              <w:rPr>
+                <w:b w:val="0"/>
+              </w:rPr>
+              <w:t>________</w:t>
+            </w:r>
+          </w:p>
+        </w:tc>
+      </w:tr>
+    </w:tbl>
+    <w:p/>
+    <w:p>
+      <w:r>
+        <w:rPr>
+          <w:b w:val="0"/>
+        </w:rPr>
+        <w:t>요약</w:t>
+      </w:r>
+    </w:p>
+    <w:p>
+      <w:r>
+        <w:rPr>
+          <w:b w:val="0"/>
+        </w:rPr>
+        <w:t>승인 요청 사항: 교회학교 성경 말씀 퀴즈 실시 및 진행 인력 배치를 요청합니다.</w:t>
+      </w:r>
+    </w:p>
+    <w:p>
+      <w:r>
+        <w:rPr>
+          <w:b w:val="0"/>
+        </w:rPr>
+        <w:t>핵심 개요: 구약 25문항·신약 25문항, 총 50문항을 팀전으로 진행합니다.</w:t>
+      </w:r>
+    </w:p>
+    <w:p>
+      <w:r>
+        <w:rPr>
+          <w:b w:val="0"/>
+        </w:rPr>
+        <w:t>문항 구성: 쉬움 20문항·보통 20문항·어려움 10문항이며, 객관식·OX·단답형을 함께 사용합니다.</w:t>
+      </w:r>
+    </w:p>
+    <w:p>
+      <w:r>
+        <w:rPr>
+          <w:b w:val="0"/>
+        </w:rPr>
+        <w:t>예산 총액: 금________원(금________원) / 진행 담당: ________ / 준비 완료 기한: ________</w:t>
       </w:r>
     </w:p>
     <w:p>
@@ -22,84 +279,23 @@
         <w:rPr>
           <w:b w:val="0"/>
         </w:rPr>
-        <w:t>개요</w:t>
+        <w:t>1. 추진 배경 및 필요성</w:t>
       </w:r>
     </w:p>
     <w:p>
-      <w:pPr>
-        <w:pStyle w:val="ListBullet"/>
-      </w:pPr>
       <w:r>
         <w:rPr>
           <w:b w:val="0"/>
         </w:rPr>
-        <w:t>주제 : 성경과 친해지기 (성경 골든벨)</w:t>
+        <w:t>가. 성경의 주요 인물과 사건을 함께 확인하고, 학생의 성경 학습 참여를 돕고자 합니다.</w:t>
       </w:r>
     </w:p>
     <w:p>
-      <w:pPr>
-        <w:pStyle w:val="ListBullet"/>
-      </w:pPr>
       <w:r>
         <w:rPr>
           <w:b w:val="0"/>
         </w:rPr>
-        <w:t>주제 말씀 : 시편 119:105</w:t>
-      </w:r>
-    </w:p>
-    <w:p>
-      <w:pPr>
-        <w:pStyle w:val="ListBullet"/>
-      </w:pPr>
-      <w:r>
-        <w:rPr>
-          <w:b w:val="0"/>
-        </w:rPr>
-        <w:t>목적 : 성경 말씀을 흥미롭게 익히고 공동체성을 함양함</w:t>
-      </w:r>
-    </w:p>
-    <w:p>
-      <w:pPr>
-        <w:pStyle w:val="ListBullet"/>
-      </w:pPr>
-      <w:r>
-        <w:rPr>
-          <w:b w:val="0"/>
-        </w:rPr>
-        <w:t>장소 : (교회명) 본당/교육관</w:t>
-      </w:r>
-    </w:p>
-    <w:p>
-      <w:pPr>
-        <w:pStyle w:val="ListBullet"/>
-      </w:pPr>
-      <w:r>
-        <w:rPr>
-          <w:b w:val="0"/>
-        </w:rPr>
-        <w:t>일시 : 2026년 월 일 (요일) 오후 시</w:t>
-      </w:r>
-    </w:p>
-    <w:p>
-      <w:pPr>
-        <w:pStyle w:val="ListBullet"/>
-      </w:pPr>
-      <w:r>
-        <w:rPr>
-          <w:b w:val="0"/>
-        </w:rPr>
-        <w:t>담당 : (담당자 성함)</w:t>
-      </w:r>
-    </w:p>
-    <w:p>
-      <w:pPr>
-        <w:pStyle w:val="ListBullet"/>
-      </w:pPr>
-      <w:r>
-        <w:rPr>
-          <w:b w:val="0"/>
-        </w:rPr>
-        <w:t>대상 : (예상 인원 n명: 학생 n명, 교사 n명)</w:t>
+        <w:t>나. 학생 간 성경 지식과 읽기 능력의 차이를 고려하여 팀별 협의 방식으로 진행합니다.</w:t>
       </w:r>
     </w:p>
     <w:p>
@@ -110,97 +306,31 @@
         <w:rPr>
           <w:b w:val="0"/>
         </w:rPr>
-        <w:t>진행 방법</w:t>
+        <w:t>2. 목적 및 목표</w:t>
       </w:r>
     </w:p>
     <w:p>
-      <w:pPr>
-        <w:pStyle w:val="ListNumber"/>
-      </w:pPr>
-      <w:r>
-        <w:rPr>
-          <w:b/>
-        </w:rPr>
-        <w:t>팀 구성</w:t>
-      </w:r>
       <w:r>
         <w:rPr>
           <w:b w:val="0"/>
         </w:rPr>
-        <w:t>: 학생과 교사를 혼합하여 (n)개 팀으로 구성.</w:t>
+        <w:t>가. 신앙적 목적: 말씀을 가까이하는 태도를 기르고 공동체 안에서 서로 격려합니다.</w:t>
       </w:r>
     </w:p>
     <w:p>
-      <w:pPr>
-        <w:pStyle w:val="ListNumber"/>
-      </w:pPr>
-      <w:r>
-        <w:rPr>
-          <w:b/>
-        </w:rPr>
-        <w:t>진행 방식</w:t>
-      </w:r>
       <w:r>
         <w:rPr>
           <w:b w:val="0"/>
         </w:rPr>
-        <w:t>: OX 퀴즈로 예선을 치르고, 객관식/단답형으로 본선 진행. (패자부활전 1회 포함)</w:t>
+        <w:t>나. 확인 가능한 목표: 50문항 운영 완료, 모든 팀의 답안 제출, 종료 후 팀별 오답 3문항 재확인을 실시합니다.</w:t>
       </w:r>
     </w:p>
     <w:p>
-      <w:pPr>
-        <w:pStyle w:val="ListNumber"/>
-      </w:pPr>
-      <w:r>
-        <w:rPr>
-          <w:b/>
-        </w:rPr>
-        <w:t>점수 산정</w:t>
-      </w:r>
       <w:r>
         <w:rPr>
           <w:b w:val="0"/>
         </w:rPr>
-        <w:t>:</w:t>
-      </w:r>
-    </w:p>
-    <w:p>
-      <w:pPr>
-        <w:pStyle w:val="ListBullet"/>
-      </w:pPr>
-      <w:r>
-        <w:rPr>
-          <w:b w:val="0"/>
-        </w:rPr>
-        <w:t>맞힌 문제당 점수 부여(쉬움 1점, 보통 2점, 어려움 3점).</w:t>
-      </w:r>
-    </w:p>
-    <w:p>
-      <w:pPr>
-        <w:pStyle w:val="ListBullet"/>
-      </w:pPr>
-      <w:r>
-        <w:rPr>
-          <w:b w:val="0"/>
-        </w:rPr>
-        <w:t>최종 합산 점수로 우승팀 선정.</w:t>
-      </w:r>
-    </w:p>
-    <w:p>
-      <w:pPr>
-        <w:pStyle w:val="ListNumber"/>
-      </w:pPr>
-      <w:r>
-        <w:rPr>
-          <w:b/>
-        </w:rPr>
-        <w:t>시상</w:t>
-      </w:r>
-      <w:r>
-        <w:rPr>
-          <w:b w:val="0"/>
-        </w:rPr>
-        <w:t>: 1등(상장 및 부상), 2등, 아차상 등.</w:t>
+        <w:t>다. 목표 확인 담당: ________ / 확인 기한: 행사 종료 시</w:t>
       </w:r>
     </w:p>
     <w:p>
@@ -211,7 +341,2092 @@
         <w:rPr>
           <w:b w:val="0"/>
         </w:rPr>
-        <w:t>퀴즈 문항</w:t>
+        <w:t>3. 행사 개요</w:t>
+      </w:r>
+    </w:p>
+    <w:tbl>
+      <w:tblPr>
+        <w:tblStyle w:val="TableGrid"/>
+        <w:tblW w:type="auto" w:w="0"/>
+        <w:tblLook w:firstColumn="1" w:firstRow="1" w:lastColumn="0" w:lastRow="0" w:noHBand="0" w:noVBand="1" w:val="04A0"/>
+      </w:tblPr>
+      <w:tblGrid>
+        <w:gridCol w:w="4320"/>
+        <w:gridCol w:w="4320"/>
+      </w:tblGrid>
+      <w:tr>
+        <w:tc>
+          <w:tcPr>
+            <w:tcW w:type="dxa" w:w="4320"/>
+          </w:tcPr>
+          <w:p>
+            <w:r>
+              <w:rPr>
+                <w:b/>
+              </w:rPr>
+              <w:t>구분</w:t>
+            </w:r>
+          </w:p>
+        </w:tc>
+        <w:tc>
+          <w:tcPr>
+            <w:tcW w:type="dxa" w:w="4320"/>
+          </w:tcPr>
+          <w:p>
+            <w:r>
+              <w:rPr>
+                <w:b/>
+              </w:rPr>
+              <w:t>내용</w:t>
+            </w:r>
+          </w:p>
+        </w:tc>
+      </w:tr>
+      <w:tr>
+        <w:tc>
+          <w:tcPr>
+            <w:tcW w:type="dxa" w:w="4320"/>
+          </w:tcPr>
+          <w:p>
+            <w:r>
+              <w:rPr>
+                <w:b w:val="0"/>
+              </w:rPr>
+              <w:t>행사명</w:t>
+            </w:r>
+          </w:p>
+        </w:tc>
+        <w:tc>
+          <w:tcPr>
+            <w:tcW w:type="dxa" w:w="4320"/>
+          </w:tcPr>
+          <w:p>
+            <w:r>
+              <w:rPr>
+                <w:b w:val="0"/>
+              </w:rPr>
+              <w:t>교회학교 성경 말씀 퀴즈</w:t>
+            </w:r>
+          </w:p>
+        </w:tc>
+      </w:tr>
+      <w:tr>
+        <w:tc>
+          <w:tcPr>
+            <w:tcW w:type="dxa" w:w="4320"/>
+          </w:tcPr>
+          <w:p>
+            <w:r>
+              <w:rPr>
+                <w:b w:val="0"/>
+              </w:rPr>
+              <w:t>주제</w:t>
+            </w:r>
+          </w:p>
+        </w:tc>
+        <w:tc>
+          <w:tcPr>
+            <w:tcW w:type="dxa" w:w="4320"/>
+          </w:tcPr>
+          <w:p>
+            <w:r>
+              <w:rPr>
+                <w:b w:val="0"/>
+              </w:rPr>
+              <w:t>함께 배우고 기억하는 성경</w:t>
+            </w:r>
+          </w:p>
+        </w:tc>
+      </w:tr>
+      <w:tr>
+        <w:tc>
+          <w:tcPr>
+            <w:tcW w:type="dxa" w:w="4320"/>
+          </w:tcPr>
+          <w:p>
+            <w:r>
+              <w:rPr>
+                <w:b w:val="0"/>
+              </w:rPr>
+              <w:t>주제 말씀</w:t>
+            </w:r>
+          </w:p>
+        </w:tc>
+        <w:tc>
+          <w:tcPr>
+            <w:tcW w:type="dxa" w:w="4320"/>
+          </w:tcPr>
+          <w:p>
+            <w:r>
+              <w:rPr>
+                <w:b w:val="0"/>
+              </w:rPr>
+              <w:t>디모데후서 3:15</w:t>
+            </w:r>
+          </w:p>
+        </w:tc>
+      </w:tr>
+      <w:tr>
+        <w:tc>
+          <w:tcPr>
+            <w:tcW w:type="dxa" w:w="4320"/>
+          </w:tcPr>
+          <w:p>
+            <w:r>
+              <w:rPr>
+                <w:b w:val="0"/>
+              </w:rPr>
+              <w:t>일시</w:t>
+            </w:r>
+          </w:p>
+        </w:tc>
+        <w:tc>
+          <w:tcPr>
+            <w:tcW w:type="dxa" w:w="4320"/>
+          </w:tcPr>
+          <w:p>
+            <w:r>
+              <w:rPr>
+                <w:b w:val="0"/>
+              </w:rPr>
+              <w:t>________년 ________월 ________일(____요일), 09:00~10:00</w:t>
+            </w:r>
+          </w:p>
+        </w:tc>
+      </w:tr>
+      <w:tr>
+        <w:tc>
+          <w:tcPr>
+            <w:tcW w:type="dxa" w:w="4320"/>
+          </w:tcPr>
+          <w:p>
+            <w:r>
+              <w:rPr>
+                <w:b w:val="0"/>
+              </w:rPr>
+              <w:t>장소</w:t>
+            </w:r>
+          </w:p>
+        </w:tc>
+        <w:tc>
+          <w:tcPr>
+            <w:tcW w:type="dxa" w:w="4320"/>
+          </w:tcPr>
+          <w:p>
+            <w:r>
+              <w:rPr>
+                <w:b w:val="0"/>
+              </w:rPr>
+              <w:t>________</w:t>
+            </w:r>
+          </w:p>
+        </w:tc>
+      </w:tr>
+      <w:tr>
+        <w:tc>
+          <w:tcPr>
+            <w:tcW w:type="dxa" w:w="4320"/>
+          </w:tcPr>
+          <w:p>
+            <w:r>
+              <w:rPr>
+                <w:b w:val="0"/>
+              </w:rPr>
+              <w:t>대상·인원</w:t>
+            </w:r>
+          </w:p>
+        </w:tc>
+        <w:tc>
+          <w:tcPr>
+            <w:tcW w:type="dxa" w:w="4320"/>
+          </w:tcPr>
+          <w:p>
+            <w:r>
+              <w:rPr>
+                <w:b w:val="0"/>
+              </w:rPr>
+              <w:t>(부서명) 학생 ________명 / ________팀</w:t>
+            </w:r>
+          </w:p>
+        </w:tc>
+      </w:tr>
+      <w:tr>
+        <w:tc>
+          <w:tcPr>
+            <w:tcW w:type="dxa" w:w="4320"/>
+          </w:tcPr>
+          <w:p>
+            <w:r>
+              <w:rPr>
+                <w:b w:val="0"/>
+              </w:rPr>
+              <w:t>주관·총괄</w:t>
+            </w:r>
+          </w:p>
+        </w:tc>
+        <w:tc>
+          <w:tcPr>
+            <w:tcW w:type="dxa" w:w="4320"/>
+          </w:tcPr>
+          <w:p>
+            <w:r>
+              <w:rPr>
+                <w:b w:val="0"/>
+              </w:rPr>
+              <w:t>(교회명) (부서명) / 담당 ________</w:t>
+            </w:r>
+          </w:p>
+        </w:tc>
+      </w:tr>
+    </w:tbl>
+    <w:p/>
+    <w:p>
+      <w:pPr>
+        <w:pStyle w:val="Heading2"/>
+      </w:pPr>
+      <w:r>
+        <w:rPr>
+          <w:b w:val="0"/>
+        </w:rPr>
+        <w:t>4. 세부 추진 계획</w:t>
+      </w:r>
+    </w:p>
+    <w:p>
+      <w:r>
+        <w:rPr>
+          <w:b w:val="0"/>
+        </w:rPr>
+        <w:t>가. 시간표</w:t>
+      </w:r>
+    </w:p>
+    <w:tbl>
+      <w:tblPr>
+        <w:tblStyle w:val="TableGrid"/>
+        <w:tblW w:type="auto" w:w="0"/>
+        <w:tblLook w:firstColumn="1" w:firstRow="1" w:lastColumn="0" w:lastRow="0" w:noHBand="0" w:noVBand="1" w:val="04A0"/>
+      </w:tblPr>
+      <w:tblGrid>
+        <w:gridCol w:w="2160"/>
+        <w:gridCol w:w="2160"/>
+        <w:gridCol w:w="2160"/>
+        <w:gridCol w:w="2160"/>
+      </w:tblGrid>
+      <w:tr>
+        <w:tc>
+          <w:tcPr>
+            <w:tcW w:type="dxa" w:w="2160"/>
+          </w:tcPr>
+          <w:p>
+            <w:r>
+              <w:rPr>
+                <w:b/>
+              </w:rPr>
+              <w:t>시간</w:t>
+            </w:r>
+          </w:p>
+        </w:tc>
+        <w:tc>
+          <w:tcPr>
+            <w:tcW w:type="dxa" w:w="2160"/>
+          </w:tcPr>
+          <w:p>
+            <w:r>
+              <w:rPr>
+                <w:b/>
+              </w:rPr>
+              <w:t>내용</w:t>
+            </w:r>
+          </w:p>
+        </w:tc>
+        <w:tc>
+          <w:tcPr>
+            <w:tcW w:type="dxa" w:w="2160"/>
+          </w:tcPr>
+          <w:p>
+            <w:r>
+              <w:rPr>
+                <w:b/>
+              </w:rPr>
+              <w:t>담당</w:t>
+            </w:r>
+          </w:p>
+        </w:tc>
+        <w:tc>
+          <w:tcPr>
+            <w:tcW w:type="dxa" w:w="2160"/>
+          </w:tcPr>
+          <w:p>
+            <w:r>
+              <w:rPr>
+                <w:b/>
+              </w:rPr>
+              <w:t>완료 기한</w:t>
+            </w:r>
+          </w:p>
+        </w:tc>
+      </w:tr>
+      <w:tr>
+        <w:tc>
+          <w:tcPr>
+            <w:tcW w:type="dxa" w:w="2160"/>
+          </w:tcPr>
+          <w:p>
+            <w:r>
+              <w:rPr>
+                <w:b w:val="0"/>
+              </w:rPr>
+              <w:t>09:00~09:05</w:t>
+            </w:r>
+          </w:p>
+        </w:tc>
+        <w:tc>
+          <w:tcPr>
+            <w:tcW w:type="dxa" w:w="2160"/>
+          </w:tcPr>
+          <w:p>
+            <w:r>
+              <w:rPr>
+                <w:b w:val="0"/>
+              </w:rPr>
+              <w:t>팀 편성·규칙 안내</w:t>
+            </w:r>
+          </w:p>
+        </w:tc>
+        <w:tc>
+          <w:tcPr>
+            <w:tcW w:type="dxa" w:w="2160"/>
+          </w:tcPr>
+          <w:p>
+            <w:r>
+              <w:rPr>
+                <w:b w:val="0"/>
+              </w:rPr>
+              <w:t>________</w:t>
+            </w:r>
+          </w:p>
+        </w:tc>
+        <w:tc>
+          <w:tcPr>
+            <w:tcW w:type="dxa" w:w="2160"/>
+          </w:tcPr>
+          <w:p>
+            <w:r>
+              <w:rPr>
+                <w:b w:val="0"/>
+              </w:rPr>
+              <w:t>09:05</w:t>
+            </w:r>
+          </w:p>
+        </w:tc>
+      </w:tr>
+      <w:tr>
+        <w:tc>
+          <w:tcPr>
+            <w:tcW w:type="dxa" w:w="2160"/>
+          </w:tcPr>
+          <w:p>
+            <w:r>
+              <w:rPr>
+                <w:b w:val="0"/>
+              </w:rPr>
+              <w:t>09:05~09:20</w:t>
+            </w:r>
+          </w:p>
+        </w:tc>
+        <w:tc>
+          <w:tcPr>
+            <w:tcW w:type="dxa" w:w="2160"/>
+          </w:tcPr>
+          <w:p>
+            <w:r>
+              <w:rPr>
+                <w:b w:val="0"/>
+              </w:rPr>
+              <w:t>쉬움 20문항</w:t>
+            </w:r>
+          </w:p>
+        </w:tc>
+        <w:tc>
+          <w:tcPr>
+            <w:tcW w:type="dxa" w:w="2160"/>
+          </w:tcPr>
+          <w:p>
+            <w:r>
+              <w:rPr>
+                <w:b w:val="0"/>
+              </w:rPr>
+              <w:t>________</w:t>
+            </w:r>
+          </w:p>
+        </w:tc>
+        <w:tc>
+          <w:tcPr>
+            <w:tcW w:type="dxa" w:w="2160"/>
+          </w:tcPr>
+          <w:p>
+            <w:r>
+              <w:rPr>
+                <w:b w:val="0"/>
+              </w:rPr>
+              <w:t>09:20</w:t>
+            </w:r>
+          </w:p>
+        </w:tc>
+      </w:tr>
+      <w:tr>
+        <w:tc>
+          <w:tcPr>
+            <w:tcW w:type="dxa" w:w="2160"/>
+          </w:tcPr>
+          <w:p>
+            <w:r>
+              <w:rPr>
+                <w:b w:val="0"/>
+              </w:rPr>
+              <w:t>09:20~09:40</w:t>
+            </w:r>
+          </w:p>
+        </w:tc>
+        <w:tc>
+          <w:tcPr>
+            <w:tcW w:type="dxa" w:w="2160"/>
+          </w:tcPr>
+          <w:p>
+            <w:r>
+              <w:rPr>
+                <w:b w:val="0"/>
+              </w:rPr>
+              <w:t>보통 20문항</w:t>
+            </w:r>
+          </w:p>
+        </w:tc>
+        <w:tc>
+          <w:tcPr>
+            <w:tcW w:type="dxa" w:w="2160"/>
+          </w:tcPr>
+          <w:p>
+            <w:r>
+              <w:rPr>
+                <w:b w:val="0"/>
+              </w:rPr>
+              <w:t>________</w:t>
+            </w:r>
+          </w:p>
+        </w:tc>
+        <w:tc>
+          <w:tcPr>
+            <w:tcW w:type="dxa" w:w="2160"/>
+          </w:tcPr>
+          <w:p>
+            <w:r>
+              <w:rPr>
+                <w:b w:val="0"/>
+              </w:rPr>
+              <w:t>09:40</w:t>
+            </w:r>
+          </w:p>
+        </w:tc>
+      </w:tr>
+      <w:tr>
+        <w:tc>
+          <w:tcPr>
+            <w:tcW w:type="dxa" w:w="2160"/>
+          </w:tcPr>
+          <w:p>
+            <w:r>
+              <w:rPr>
+                <w:b w:val="0"/>
+              </w:rPr>
+              <w:t>09:40~09:55</w:t>
+            </w:r>
+          </w:p>
+        </w:tc>
+        <w:tc>
+          <w:tcPr>
+            <w:tcW w:type="dxa" w:w="2160"/>
+          </w:tcPr>
+          <w:p>
+            <w:r>
+              <w:rPr>
+                <w:b w:val="0"/>
+              </w:rPr>
+              <w:t>어려움 10문항</w:t>
+            </w:r>
+          </w:p>
+        </w:tc>
+        <w:tc>
+          <w:tcPr>
+            <w:tcW w:type="dxa" w:w="2160"/>
+          </w:tcPr>
+          <w:p>
+            <w:r>
+              <w:rPr>
+                <w:b w:val="0"/>
+              </w:rPr>
+              <w:t>________</w:t>
+            </w:r>
+          </w:p>
+        </w:tc>
+        <w:tc>
+          <w:tcPr>
+            <w:tcW w:type="dxa" w:w="2160"/>
+          </w:tcPr>
+          <w:p>
+            <w:r>
+              <w:rPr>
+                <w:b w:val="0"/>
+              </w:rPr>
+              <w:t>09:55</w:t>
+            </w:r>
+          </w:p>
+        </w:tc>
+      </w:tr>
+      <w:tr>
+        <w:tc>
+          <w:tcPr>
+            <w:tcW w:type="dxa" w:w="2160"/>
+          </w:tcPr>
+          <w:p>
+            <w:r>
+              <w:rPr>
+                <w:b w:val="0"/>
+              </w:rPr>
+              <w:t>09:55~10:00</w:t>
+            </w:r>
+          </w:p>
+        </w:tc>
+        <w:tc>
+          <w:tcPr>
+            <w:tcW w:type="dxa" w:w="2160"/>
+          </w:tcPr>
+          <w:p>
+            <w:r>
+              <w:rPr>
+                <w:b w:val="0"/>
+              </w:rPr>
+              <w:t>채점 확인·오답 정리·마침</w:t>
+            </w:r>
+          </w:p>
+        </w:tc>
+        <w:tc>
+          <w:tcPr>
+            <w:tcW w:type="dxa" w:w="2160"/>
+          </w:tcPr>
+          <w:p>
+            <w:r>
+              <w:rPr>
+                <w:b w:val="0"/>
+              </w:rPr>
+              <w:t>________</w:t>
+            </w:r>
+          </w:p>
+        </w:tc>
+        <w:tc>
+          <w:tcPr>
+            <w:tcW w:type="dxa" w:w="2160"/>
+          </w:tcPr>
+          <w:p>
+            <w:r>
+              <w:rPr>
+                <w:b w:val="0"/>
+              </w:rPr>
+              <w:t>10:00</w:t>
+            </w:r>
+          </w:p>
+        </w:tc>
+      </w:tr>
+    </w:tbl>
+    <w:p/>
+    <w:p>
+      <w:r>
+        <w:rPr>
+          <w:b w:val="0"/>
+        </w:rPr>
+        <w:t>나. 진행 방법</w:t>
+      </w:r>
+    </w:p>
+    <w:p>
+      <w:r>
+        <w:rPr>
+          <w:b w:val="0"/>
+        </w:rPr>
+        <w:t>1) 팀당 3~5명으로 구성하고, 가능한 범위에서 학년을 고르게 배정합니다. 담당: ________ / 기한: 09:05</w:t>
+      </w:r>
+    </w:p>
+    <w:p>
+      <w:r>
+        <w:rPr>
+          <w:b w:val="0"/>
+        </w:rPr>
+        <w:t>2) 진행자는 정답 열을 가린 문제를 제시합니다. 팀은 협의 후 답안판에 적고 동시에 공개합니다. 담당: ________ / 기한: 문항별 답안 공개 전</w:t>
+      </w:r>
+    </w:p>
+    <w:p>
+      <w:r>
+        <w:rPr>
+          <w:b w:val="0"/>
+        </w:rPr>
+        <w:t>3) 제한 시간은 쉬움 20초·보통 30초·어려움 40초입니다. 객관식은 번호, OX는 O 또는 X, 단답형은 낱말로 제출합니다. 담당: ________ / 기한: 문항별 제한 시간 종료 시</w:t>
+      </w:r>
+    </w:p>
+    <w:p>
+      <w:r>
+        <w:rPr>
+          <w:b w:val="0"/>
+        </w:rPr>
+        <w:t>4) 쉬움은 문항당 1점, 보통은 2점, 어려움은 3점으로 총 90점입니다. 오답·미제출은 0점이며 감점하지 않습니다. 담당: ________ / 기한: 각 단계 종료 시</w:t>
+      </w:r>
+    </w:p>
+    <w:p>
+      <w:r>
+        <w:rPr>
+          <w:b w:val="0"/>
+        </w:rPr>
+        <w:t>5) 성경·전자기기는 정답 확인 시간에 사용합니다. 읽기 지원이 필요한 학생에게는 진행자가 문제를 다시 읽어 줍니다. 담당: ________ / 기한: 해당 문항 응답 전</w:t>
+      </w:r>
+    </w:p>
+    <w:p>
+      <w:r>
+        <w:rPr>
+          <w:b w:val="0"/>
+        </w:rPr>
+        <w:t>6) 뜻이 같은 답과 통용되는 인명·지명 표기는 인정합니다. 이의 제기는 관련 장절을 확인하여 처리하며, 동점 팀은 공동 순위로 합니다. 담당: ________ / 기한: 10:00</w:t>
+      </w:r>
+    </w:p>
+    <w:p>
+      <w:r>
+        <w:rPr>
+          <w:b w:val="0"/>
+        </w:rPr>
+        <w:t>다. 업무분장</w:t>
+      </w:r>
+    </w:p>
+    <w:tbl>
+      <w:tblPr>
+        <w:tblStyle w:val="TableGrid"/>
+        <w:tblW w:type="auto" w:w="0"/>
+        <w:tblLook w:firstColumn="1" w:firstRow="1" w:lastColumn="0" w:lastRow="0" w:noHBand="0" w:noVBand="1" w:val="04A0"/>
+      </w:tblPr>
+      <w:tblGrid>
+        <w:gridCol w:w="2160"/>
+        <w:gridCol w:w="2160"/>
+        <w:gridCol w:w="2160"/>
+        <w:gridCol w:w="2160"/>
+      </w:tblGrid>
+      <w:tr>
+        <w:tc>
+          <w:tcPr>
+            <w:tcW w:type="dxa" w:w="2160"/>
+          </w:tcPr>
+          <w:p>
+            <w:r>
+              <w:rPr>
+                <w:b/>
+              </w:rPr>
+              <w:t>업무</w:t>
+            </w:r>
+          </w:p>
+        </w:tc>
+        <w:tc>
+          <w:tcPr>
+            <w:tcW w:type="dxa" w:w="2160"/>
+          </w:tcPr>
+          <w:p>
+            <w:r>
+              <w:rPr>
+                <w:b/>
+              </w:rPr>
+              <w:t>담당</w:t>
+            </w:r>
+          </w:p>
+        </w:tc>
+        <w:tc>
+          <w:tcPr>
+            <w:tcW w:type="dxa" w:w="2160"/>
+          </w:tcPr>
+          <w:p>
+            <w:r>
+              <w:rPr>
+                <w:b/>
+              </w:rPr>
+              <w:t>기한</w:t>
+            </w:r>
+          </w:p>
+        </w:tc>
+        <w:tc>
+          <w:tcPr>
+            <w:tcW w:type="dxa" w:w="2160"/>
+          </w:tcPr>
+          <w:p>
+            <w:r>
+              <w:rPr>
+                <w:b/>
+              </w:rPr>
+              <w:t>확인</w:t>
+            </w:r>
+          </w:p>
+        </w:tc>
+      </w:tr>
+      <w:tr>
+        <w:tc>
+          <w:tcPr>
+            <w:tcW w:type="dxa" w:w="2160"/>
+          </w:tcPr>
+          <w:p>
+            <w:r>
+              <w:rPr>
+                <w:b w:val="0"/>
+              </w:rPr>
+              <w:t>문제·정답 및 사용 성경 표기 대조</w:t>
+            </w:r>
+          </w:p>
+        </w:tc>
+        <w:tc>
+          <w:tcPr>
+            <w:tcW w:type="dxa" w:w="2160"/>
+          </w:tcPr>
+          <w:p>
+            <w:r>
+              <w:rPr>
+                <w:b w:val="0"/>
+              </w:rPr>
+              <w:t>________</w:t>
+            </w:r>
+          </w:p>
+        </w:tc>
+        <w:tc>
+          <w:tcPr>
+            <w:tcW w:type="dxa" w:w="2160"/>
+          </w:tcPr>
+          <w:p>
+            <w:r>
+              <w:rPr>
+                <w:b w:val="0"/>
+              </w:rPr>
+              <w:t>행사 전일</w:t>
+            </w:r>
+          </w:p>
+        </w:tc>
+        <w:tc>
+          <w:tcPr>
+            <w:tcW w:type="dxa" w:w="2160"/>
+          </w:tcPr>
+          <w:p>
+            <w:r>
+              <w:rPr>
+                <w:b w:val="0"/>
+              </w:rPr>
+              <w:t>________</w:t>
+            </w:r>
+          </w:p>
+        </w:tc>
+      </w:tr>
+      <w:tr>
+        <w:tc>
+          <w:tcPr>
+            <w:tcW w:type="dxa" w:w="2160"/>
+          </w:tcPr>
+          <w:p>
+            <w:r>
+              <w:rPr>
+                <w:b w:val="0"/>
+              </w:rPr>
+              <w:t>문제 화면·답안판·필기구 준비</w:t>
+            </w:r>
+          </w:p>
+        </w:tc>
+        <w:tc>
+          <w:tcPr>
+            <w:tcW w:type="dxa" w:w="2160"/>
+          </w:tcPr>
+          <w:p>
+            <w:r>
+              <w:rPr>
+                <w:b w:val="0"/>
+              </w:rPr>
+              <w:t>________</w:t>
+            </w:r>
+          </w:p>
+        </w:tc>
+        <w:tc>
+          <w:tcPr>
+            <w:tcW w:type="dxa" w:w="2160"/>
+          </w:tcPr>
+          <w:p>
+            <w:r>
+              <w:rPr>
+                <w:b w:val="0"/>
+              </w:rPr>
+              <w:t>행사 시작 20분 전</w:t>
+            </w:r>
+          </w:p>
+        </w:tc>
+        <w:tc>
+          <w:tcPr>
+            <w:tcW w:type="dxa" w:w="2160"/>
+          </w:tcPr>
+          <w:p>
+            <w:r>
+              <w:rPr>
+                <w:b w:val="0"/>
+              </w:rPr>
+              <w:t>________</w:t>
+            </w:r>
+          </w:p>
+        </w:tc>
+      </w:tr>
+      <w:tr>
+        <w:tc>
+          <w:tcPr>
+            <w:tcW w:type="dxa" w:w="2160"/>
+          </w:tcPr>
+          <w:p>
+            <w:r>
+              <w:rPr>
+                <w:b w:val="0"/>
+              </w:rPr>
+              <w:t>진행·시간 관리</w:t>
+            </w:r>
+          </w:p>
+        </w:tc>
+        <w:tc>
+          <w:tcPr>
+            <w:tcW w:type="dxa" w:w="2160"/>
+          </w:tcPr>
+          <w:p>
+            <w:r>
+              <w:rPr>
+                <w:b w:val="0"/>
+              </w:rPr>
+              <w:t>________</w:t>
+            </w:r>
+          </w:p>
+        </w:tc>
+        <w:tc>
+          <w:tcPr>
+            <w:tcW w:type="dxa" w:w="2160"/>
+          </w:tcPr>
+          <w:p>
+            <w:r>
+              <w:rPr>
+                <w:b w:val="0"/>
+              </w:rPr>
+              <w:t>행사 종료 시</w:t>
+            </w:r>
+          </w:p>
+        </w:tc>
+        <w:tc>
+          <w:tcPr>
+            <w:tcW w:type="dxa" w:w="2160"/>
+          </w:tcPr>
+          <w:p>
+            <w:r>
+              <w:rPr>
+                <w:b w:val="0"/>
+              </w:rPr>
+              <w:t>________</w:t>
+            </w:r>
+          </w:p>
+        </w:tc>
+      </w:tr>
+      <w:tr>
+        <w:tc>
+          <w:tcPr>
+            <w:tcW w:type="dxa" w:w="2160"/>
+          </w:tcPr>
+          <w:p>
+            <w:r>
+              <w:rPr>
+                <w:b w:val="0"/>
+              </w:rPr>
+              <w:t>채점·합계 교차 확인</w:t>
+            </w:r>
+          </w:p>
+        </w:tc>
+        <w:tc>
+          <w:tcPr>
+            <w:tcW w:type="dxa" w:w="2160"/>
+          </w:tcPr>
+          <w:p>
+            <w:r>
+              <w:rPr>
+                <w:b w:val="0"/>
+              </w:rPr>
+              <w:t>________ / ________</w:t>
+            </w:r>
+          </w:p>
+        </w:tc>
+        <w:tc>
+          <w:tcPr>
+            <w:tcW w:type="dxa" w:w="2160"/>
+          </w:tcPr>
+          <w:p>
+            <w:r>
+              <w:rPr>
+                <w:b w:val="0"/>
+              </w:rPr>
+              <w:t>10:00</w:t>
+            </w:r>
+          </w:p>
+        </w:tc>
+        <w:tc>
+          <w:tcPr>
+            <w:tcW w:type="dxa" w:w="2160"/>
+          </w:tcPr>
+          <w:p>
+            <w:r>
+              <w:rPr>
+                <w:b w:val="0"/>
+              </w:rPr>
+              <w:t>________</w:t>
+            </w:r>
+          </w:p>
+        </w:tc>
+      </w:tr>
+      <w:tr>
+        <w:tc>
+          <w:tcPr>
+            <w:tcW w:type="dxa" w:w="2160"/>
+          </w:tcPr>
+          <w:p>
+            <w:r>
+              <w:rPr>
+                <w:b w:val="0"/>
+              </w:rPr>
+              <w:t>오답 학습·결과 기록</w:t>
+            </w:r>
+          </w:p>
+        </w:tc>
+        <w:tc>
+          <w:tcPr>
+            <w:tcW w:type="dxa" w:w="2160"/>
+          </w:tcPr>
+          <w:p>
+            <w:r>
+              <w:rPr>
+                <w:b w:val="0"/>
+              </w:rPr>
+              <w:t>________</w:t>
+            </w:r>
+          </w:p>
+        </w:tc>
+        <w:tc>
+          <w:tcPr>
+            <w:tcW w:type="dxa" w:w="2160"/>
+          </w:tcPr>
+          <w:p>
+            <w:r>
+              <w:rPr>
+                <w:b w:val="0"/>
+              </w:rPr>
+              <w:t>행사 후 7일 이내</w:t>
+            </w:r>
+          </w:p>
+        </w:tc>
+        <w:tc>
+          <w:tcPr>
+            <w:tcW w:type="dxa" w:w="2160"/>
+          </w:tcPr>
+          <w:p>
+            <w:r>
+              <w:rPr>
+                <w:b w:val="0"/>
+              </w:rPr>
+              <w:t>________</w:t>
+            </w:r>
+          </w:p>
+        </w:tc>
+      </w:tr>
+    </w:tbl>
+    <w:p/>
+    <w:p>
+      <w:r>
+        <w:rPr>
+          <w:b w:val="0"/>
+        </w:rPr>
+        <w:t>라. 팀별 점수표</w:t>
+      </w:r>
+    </w:p>
+    <w:tbl>
+      <w:tblPr>
+        <w:tblStyle w:val="TableGrid"/>
+        <w:tblW w:type="auto" w:w="0"/>
+        <w:tblLook w:firstColumn="1" w:firstRow="1" w:lastColumn="0" w:lastRow="0" w:noHBand="0" w:noVBand="1" w:val="04A0"/>
+      </w:tblPr>
+      <w:tblGrid>
+        <w:gridCol w:w="1440"/>
+        <w:gridCol w:w="1440"/>
+        <w:gridCol w:w="1440"/>
+        <w:gridCol w:w="1440"/>
+        <w:gridCol w:w="1440"/>
+        <w:gridCol w:w="1440"/>
+      </w:tblGrid>
+      <w:tr>
+        <w:tc>
+          <w:tcPr>
+            <w:tcW w:type="dxa" w:w="1440"/>
+          </w:tcPr>
+          <w:p>
+            <w:r>
+              <w:rPr>
+                <w:b/>
+              </w:rPr>
+              <w:t>팀</w:t>
+            </w:r>
+          </w:p>
+        </w:tc>
+        <w:tc>
+          <w:tcPr>
+            <w:tcW w:type="dxa" w:w="1440"/>
+          </w:tcPr>
+          <w:p>
+            <w:r>
+              <w:rPr>
+                <w:b/>
+              </w:rPr>
+              <w:t>쉬움 정답 수 × 1점</w:t>
+            </w:r>
+          </w:p>
+        </w:tc>
+        <w:tc>
+          <w:tcPr>
+            <w:tcW w:type="dxa" w:w="1440"/>
+          </w:tcPr>
+          <w:p>
+            <w:r>
+              <w:rPr>
+                <w:b/>
+              </w:rPr>
+              <w:t>보통 정답 수 × 2점</w:t>
+            </w:r>
+          </w:p>
+        </w:tc>
+        <w:tc>
+          <w:tcPr>
+            <w:tcW w:type="dxa" w:w="1440"/>
+          </w:tcPr>
+          <w:p>
+            <w:r>
+              <w:rPr>
+                <w:b/>
+              </w:rPr>
+              <w:t>어려움 정답 수 × 3점</w:t>
+            </w:r>
+          </w:p>
+        </w:tc>
+        <w:tc>
+          <w:tcPr>
+            <w:tcW w:type="dxa" w:w="1440"/>
+          </w:tcPr>
+          <w:p>
+            <w:r>
+              <w:rPr>
+                <w:b/>
+              </w:rPr>
+              <w:t>합계 / 90점</w:t>
+            </w:r>
+          </w:p>
+        </w:tc>
+        <w:tc>
+          <w:tcPr>
+            <w:tcW w:type="dxa" w:w="1440"/>
+          </w:tcPr>
+          <w:p>
+            <w:r>
+              <w:rPr>
+                <w:b/>
+              </w:rPr>
+              <w:t>순위</w:t>
+            </w:r>
+          </w:p>
+        </w:tc>
+      </w:tr>
+      <w:tr>
+        <w:tc>
+          <w:tcPr>
+            <w:tcW w:type="dxa" w:w="1440"/>
+          </w:tcPr>
+          <w:p>
+            <w:r>
+              <w:rPr>
+                <w:b w:val="0"/>
+              </w:rPr>
+              <w:t>________</w:t>
+            </w:r>
+          </w:p>
+        </w:tc>
+        <w:tc>
+          <w:tcPr>
+            <w:tcW w:type="dxa" w:w="1440"/>
+          </w:tcPr>
+          <w:p>
+            <w:r>
+              <w:rPr>
+                <w:b w:val="0"/>
+              </w:rPr>
+              <w:t>________</w:t>
+            </w:r>
+          </w:p>
+        </w:tc>
+        <w:tc>
+          <w:tcPr>
+            <w:tcW w:type="dxa" w:w="1440"/>
+          </w:tcPr>
+          <w:p>
+            <w:r>
+              <w:rPr>
+                <w:b w:val="0"/>
+              </w:rPr>
+              <w:t>________</w:t>
+            </w:r>
+          </w:p>
+        </w:tc>
+        <w:tc>
+          <w:tcPr>
+            <w:tcW w:type="dxa" w:w="1440"/>
+          </w:tcPr>
+          <w:p>
+            <w:r>
+              <w:rPr>
+                <w:b w:val="0"/>
+              </w:rPr>
+              <w:t>________</w:t>
+            </w:r>
+          </w:p>
+        </w:tc>
+        <w:tc>
+          <w:tcPr>
+            <w:tcW w:type="dxa" w:w="1440"/>
+          </w:tcPr>
+          <w:p>
+            <w:r>
+              <w:rPr>
+                <w:b w:val="0"/>
+              </w:rPr>
+              <w:t>________</w:t>
+            </w:r>
+          </w:p>
+        </w:tc>
+        <w:tc>
+          <w:tcPr>
+            <w:tcW w:type="dxa" w:w="1440"/>
+          </w:tcPr>
+          <w:p>
+            <w:r>
+              <w:rPr>
+                <w:b w:val="0"/>
+              </w:rPr>
+              <w:t>________</w:t>
+            </w:r>
+          </w:p>
+        </w:tc>
+      </w:tr>
+      <w:tr>
+        <w:tc>
+          <w:tcPr>
+            <w:tcW w:type="dxa" w:w="1440"/>
+          </w:tcPr>
+          <w:p>
+            <w:r>
+              <w:rPr>
+                <w:b w:val="0"/>
+              </w:rPr>
+              <w:t>________</w:t>
+            </w:r>
+          </w:p>
+        </w:tc>
+        <w:tc>
+          <w:tcPr>
+            <w:tcW w:type="dxa" w:w="1440"/>
+          </w:tcPr>
+          <w:p>
+            <w:r>
+              <w:rPr>
+                <w:b w:val="0"/>
+              </w:rPr>
+              <w:t>________</w:t>
+            </w:r>
+          </w:p>
+        </w:tc>
+        <w:tc>
+          <w:tcPr>
+            <w:tcW w:type="dxa" w:w="1440"/>
+          </w:tcPr>
+          <w:p>
+            <w:r>
+              <w:rPr>
+                <w:b w:val="0"/>
+              </w:rPr>
+              <w:t>________</w:t>
+            </w:r>
+          </w:p>
+        </w:tc>
+        <w:tc>
+          <w:tcPr>
+            <w:tcW w:type="dxa" w:w="1440"/>
+          </w:tcPr>
+          <w:p>
+            <w:r>
+              <w:rPr>
+                <w:b w:val="0"/>
+              </w:rPr>
+              <w:t>________</w:t>
+            </w:r>
+          </w:p>
+        </w:tc>
+        <w:tc>
+          <w:tcPr>
+            <w:tcW w:type="dxa" w:w="1440"/>
+          </w:tcPr>
+          <w:p>
+            <w:r>
+              <w:rPr>
+                <w:b w:val="0"/>
+              </w:rPr>
+              <w:t>________</w:t>
+            </w:r>
+          </w:p>
+        </w:tc>
+        <w:tc>
+          <w:tcPr>
+            <w:tcW w:type="dxa" w:w="1440"/>
+          </w:tcPr>
+          <w:p>
+            <w:r>
+              <w:rPr>
+                <w:b w:val="0"/>
+              </w:rPr>
+              <w:t>________</w:t>
+            </w:r>
+          </w:p>
+        </w:tc>
+      </w:tr>
+      <w:tr>
+        <w:tc>
+          <w:tcPr>
+            <w:tcW w:type="dxa" w:w="1440"/>
+          </w:tcPr>
+          <w:p>
+            <w:r>
+              <w:rPr>
+                <w:b w:val="0"/>
+              </w:rPr>
+              <w:t>________</w:t>
+            </w:r>
+          </w:p>
+        </w:tc>
+        <w:tc>
+          <w:tcPr>
+            <w:tcW w:type="dxa" w:w="1440"/>
+          </w:tcPr>
+          <w:p>
+            <w:r>
+              <w:rPr>
+                <w:b w:val="0"/>
+              </w:rPr>
+              <w:t>________</w:t>
+            </w:r>
+          </w:p>
+        </w:tc>
+        <w:tc>
+          <w:tcPr>
+            <w:tcW w:type="dxa" w:w="1440"/>
+          </w:tcPr>
+          <w:p>
+            <w:r>
+              <w:rPr>
+                <w:b w:val="0"/>
+              </w:rPr>
+              <w:t>________</w:t>
+            </w:r>
+          </w:p>
+        </w:tc>
+        <w:tc>
+          <w:tcPr>
+            <w:tcW w:type="dxa" w:w="1440"/>
+          </w:tcPr>
+          <w:p>
+            <w:r>
+              <w:rPr>
+                <w:b w:val="0"/>
+              </w:rPr>
+              <w:t>________</w:t>
+            </w:r>
+          </w:p>
+        </w:tc>
+        <w:tc>
+          <w:tcPr>
+            <w:tcW w:type="dxa" w:w="1440"/>
+          </w:tcPr>
+          <w:p>
+            <w:r>
+              <w:rPr>
+                <w:b w:val="0"/>
+              </w:rPr>
+              <w:t>________</w:t>
+            </w:r>
+          </w:p>
+        </w:tc>
+        <w:tc>
+          <w:tcPr>
+            <w:tcW w:type="dxa" w:w="1440"/>
+          </w:tcPr>
+          <w:p>
+            <w:r>
+              <w:rPr>
+                <w:b w:val="0"/>
+              </w:rPr>
+              <w:t>________</w:t>
+            </w:r>
+          </w:p>
+        </w:tc>
+      </w:tr>
+    </w:tbl>
+    <w:p/>
+    <w:p>
+      <w:r>
+        <w:rPr>
+          <w:b w:val="0"/>
+        </w:rPr>
+        <w:t>채점 담당: ________ / 교차 확인자: ________ / 확인 기한: 10:00</w:t>
+      </w:r>
+    </w:p>
+    <w:p>
+      <w:pPr>
+        <w:pStyle w:val="Heading2"/>
+      </w:pPr>
+      <w:r>
+        <w:rPr>
+          <w:b w:val="0"/>
+        </w:rPr>
+        <w:t>5. 안전관리 계획</w:t>
+      </w:r>
+    </w:p>
+    <w:tbl>
+      <w:tblPr>
+        <w:tblStyle w:val="TableGrid"/>
+        <w:tblW w:type="auto" w:w="0"/>
+        <w:tblLook w:firstColumn="1" w:firstRow="1" w:lastColumn="0" w:lastRow="0" w:noHBand="0" w:noVBand="1" w:val="04A0"/>
+      </w:tblPr>
+      <w:tblGrid>
+        <w:gridCol w:w="2880"/>
+        <w:gridCol w:w="2880"/>
+        <w:gridCol w:w="2880"/>
+      </w:tblGrid>
+      <w:tr>
+        <w:tc>
+          <w:tcPr>
+            <w:tcW w:type="dxa" w:w="2880"/>
+          </w:tcPr>
+          <w:p>
+            <w:r>
+              <w:rPr>
+                <w:b/>
+              </w:rPr>
+              <w:t>위험요인</w:t>
+            </w:r>
+          </w:p>
+        </w:tc>
+        <w:tc>
+          <w:tcPr>
+            <w:tcW w:type="dxa" w:w="2880"/>
+          </w:tcPr>
+          <w:p>
+            <w:r>
+              <w:rPr>
+                <w:b/>
+              </w:rPr>
+              <w:t>예방조치</w:t>
+            </w:r>
+          </w:p>
+        </w:tc>
+        <w:tc>
+          <w:tcPr>
+            <w:tcW w:type="dxa" w:w="2880"/>
+          </w:tcPr>
+          <w:p>
+            <w:r>
+              <w:rPr>
+                <w:b/>
+              </w:rPr>
+              <w:t>담당</w:t>
+            </w:r>
+          </w:p>
+        </w:tc>
+      </w:tr>
+      <w:tr>
+        <w:tc>
+          <w:tcPr>
+            <w:tcW w:type="dxa" w:w="2880"/>
+          </w:tcPr>
+          <w:p>
+            <w:r>
+              <w:rPr>
+                <w:b w:val="0"/>
+              </w:rPr>
+              <w:t>이동 중 충돌·넘어짐</w:t>
+            </w:r>
+          </w:p>
+        </w:tc>
+        <w:tc>
+          <w:tcPr>
+            <w:tcW w:type="dxa" w:w="2880"/>
+          </w:tcPr>
+          <w:p>
+            <w:r>
+              <w:rPr>
+                <w:b w:val="0"/>
+              </w:rPr>
+              <w:t>통로 확보, 뛰지 않도록 안내 / 기한: 입실 전</w:t>
+            </w:r>
+          </w:p>
+        </w:tc>
+        <w:tc>
+          <w:tcPr>
+            <w:tcW w:type="dxa" w:w="2880"/>
+          </w:tcPr>
+          <w:p>
+            <w:r>
+              <w:rPr>
+                <w:b w:val="0"/>
+              </w:rPr>
+              <w:t>________</w:t>
+            </w:r>
+          </w:p>
+        </w:tc>
+      </w:tr>
+      <w:tr>
+        <w:tc>
+          <w:tcPr>
+            <w:tcW w:type="dxa" w:w="2880"/>
+          </w:tcPr>
+          <w:p>
+            <w:r>
+              <w:rPr>
+                <w:b w:val="0"/>
+              </w:rPr>
+              <w:t>경쟁으로 인한 갈등·소외</w:t>
+            </w:r>
+          </w:p>
+        </w:tc>
+        <w:tc>
+          <w:tcPr>
+            <w:tcW w:type="dxa" w:w="2880"/>
+          </w:tcPr>
+          <w:p>
+            <w:r>
+              <w:rPr>
+                <w:b w:val="0"/>
+              </w:rPr>
+              <w:t>조롱 금지 안내, 발언 기회 조정 / 기한: 시작 전 및 발생 즉시</w:t>
+            </w:r>
+          </w:p>
+        </w:tc>
+        <w:tc>
+          <w:tcPr>
+            <w:tcW w:type="dxa" w:w="2880"/>
+          </w:tcPr>
+          <w:p>
+            <w:r>
+              <w:rPr>
+                <w:b w:val="0"/>
+              </w:rPr>
+              <w:t>________</w:t>
+            </w:r>
+          </w:p>
+        </w:tc>
+      </w:tr>
+      <w:tr>
+        <w:tc>
+          <w:tcPr>
+            <w:tcW w:type="dxa" w:w="2880"/>
+          </w:tcPr>
+          <w:p>
+            <w:r>
+              <w:rPr>
+                <w:b w:val="0"/>
+              </w:rPr>
+              <w:t>몸 상태 이상·응급상황</w:t>
+            </w:r>
+          </w:p>
+        </w:tc>
+        <w:tc>
+          <w:tcPr>
+            <w:tcW w:type="dxa" w:w="2880"/>
+          </w:tcPr>
+          <w:p>
+            <w:r>
+              <w:rPr>
+                <w:b w:val="0"/>
+              </w:rPr>
+              <w:t>활동 중단, 보호자 연락 및 필요 시 119 신고 / 기한: 발생 즉시</w:t>
+            </w:r>
+          </w:p>
+        </w:tc>
+        <w:tc>
+          <w:tcPr>
+            <w:tcW w:type="dxa" w:w="2880"/>
+          </w:tcPr>
+          <w:p>
+            <w:r>
+              <w:rPr>
+                <w:b w:val="0"/>
+              </w:rPr>
+              <w:t>________</w:t>
+            </w:r>
+          </w:p>
+        </w:tc>
+      </w:tr>
+    </w:tbl>
+    <w:p/>
+    <w:p>
+      <w:r>
+        <w:rPr>
+          <w:b w:val="0"/>
+        </w:rPr>
+        <w:t>건강·연락처 정보는 공개 점수표에 기록하지 않습니다. 별도 회신이 필요한 경우 담당 ________이 행사 전까지 수합하며, 회신서에 다음 동의란을 둡니다.</w:t>
+      </w:r>
+    </w:p>
+    <w:p>
+      <w:r>
+        <w:rPr>
+          <w:b w:val="0"/>
+        </w:rPr>
+        <w:t>개인정보 수집·이용 동의: 안전관리·보호자 연락 목적으로 연락처와 필요한 건강정보를 수집·이용하고 행사 종료 후 7일 이내 파기하는 데 동의합니다. □ 동의 □ 미동의</w:t>
+      </w:r>
+    </w:p>
+    <w:p>
+      <w:pPr>
+        <w:pStyle w:val="Heading2"/>
+      </w:pPr>
+      <w:r>
+        <w:rPr>
+          <w:b w:val="0"/>
+        </w:rPr>
+        <w:t>6. 소요 예산 및 재원</w:t>
+      </w:r>
+    </w:p>
+    <w:p>
+      <w:r>
+        <w:rPr>
+          <w:b w:val="0"/>
+        </w:rPr>
+        <w:t>(단위: 원)</w:t>
+      </w:r>
+    </w:p>
+    <w:tbl>
+      <w:tblPr>
+        <w:tblStyle w:val="TableGrid"/>
+        <w:tblW w:type="auto" w:w="0"/>
+        <w:tblLook w:firstColumn="1" w:firstRow="1" w:lastColumn="0" w:lastRow="0" w:noHBand="0" w:noVBand="1" w:val="04A0"/>
+      </w:tblPr>
+      <w:tblGrid>
+        <w:gridCol w:w="2160"/>
+        <w:gridCol w:w="2160"/>
+        <w:gridCol w:w="2160"/>
+        <w:gridCol w:w="2160"/>
+      </w:tblGrid>
+      <w:tr>
+        <w:tc>
+          <w:tcPr>
+            <w:tcW w:type="dxa" w:w="2160"/>
+          </w:tcPr>
+          <w:p>
+            <w:r>
+              <w:rPr>
+                <w:b/>
+              </w:rPr>
+              <w:t>항목</w:t>
+            </w:r>
+          </w:p>
+        </w:tc>
+        <w:tc>
+          <w:tcPr>
+            <w:tcW w:type="dxa" w:w="2160"/>
+          </w:tcPr>
+          <w:p>
+            <w:r>
+              <w:rPr>
+                <w:b/>
+              </w:rPr>
+              <w:t>산출근거</w:t>
+            </w:r>
+          </w:p>
+        </w:tc>
+        <w:tc>
+          <w:tcPr>
+            <w:tcW w:type="dxa" w:w="2160"/>
+          </w:tcPr>
+          <w:p>
+            <w:r>
+              <w:rPr>
+                <w:b/>
+              </w:rPr>
+              <w:t>금액</w:t>
+            </w:r>
+          </w:p>
+        </w:tc>
+        <w:tc>
+          <w:tcPr>
+            <w:tcW w:type="dxa" w:w="2160"/>
+          </w:tcPr>
+          <w:p>
+            <w:r>
+              <w:rPr>
+                <w:b/>
+              </w:rPr>
+              <w:t>재원</w:t>
+            </w:r>
+          </w:p>
+        </w:tc>
+      </w:tr>
+      <w:tr>
+        <w:tc>
+          <w:tcPr>
+            <w:tcW w:type="dxa" w:w="2160"/>
+          </w:tcPr>
+          <w:p>
+            <w:r>
+              <w:rPr>
+                <w:b w:val="0"/>
+              </w:rPr>
+              <w:t>인쇄비</w:t>
+            </w:r>
+          </w:p>
+        </w:tc>
+        <w:tc>
+          <w:tcPr>
+            <w:tcW w:type="dxa" w:w="2160"/>
+          </w:tcPr>
+          <w:p>
+            <w:r>
+              <w:rPr>
+                <w:b w:val="0"/>
+              </w:rPr>
+              <w:t>________원 × ________매</w:t>
+            </w:r>
+          </w:p>
+        </w:tc>
+        <w:tc>
+          <w:tcPr>
+            <w:tcW w:type="dxa" w:w="2160"/>
+          </w:tcPr>
+          <w:p>
+            <w:r>
+              <w:rPr>
+                <w:b w:val="0"/>
+              </w:rPr>
+              <w:t>________</w:t>
+            </w:r>
+          </w:p>
+        </w:tc>
+        <w:tc>
+          <w:tcPr>
+            <w:tcW w:type="dxa" w:w="2160"/>
+          </w:tcPr>
+          <w:p>
+            <w:r>
+              <w:rPr>
+                <w:b w:val="0"/>
+              </w:rPr>
+              <w:t>________</w:t>
+            </w:r>
+          </w:p>
+        </w:tc>
+      </w:tr>
+      <w:tr>
+        <w:tc>
+          <w:tcPr>
+            <w:tcW w:type="dxa" w:w="2160"/>
+          </w:tcPr>
+          <w:p>
+            <w:r>
+              <w:rPr>
+                <w:b w:val="0"/>
+              </w:rPr>
+              <w:t>진행 물품</w:t>
+            </w:r>
+          </w:p>
+        </w:tc>
+        <w:tc>
+          <w:tcPr>
+            <w:tcW w:type="dxa" w:w="2160"/>
+          </w:tcPr>
+          <w:p>
+            <w:r>
+              <w:rPr>
+                <w:b w:val="0"/>
+              </w:rPr>
+              <w:t>________원 × ________개</w:t>
+            </w:r>
+          </w:p>
+        </w:tc>
+        <w:tc>
+          <w:tcPr>
+            <w:tcW w:type="dxa" w:w="2160"/>
+          </w:tcPr>
+          <w:p>
+            <w:r>
+              <w:rPr>
+                <w:b w:val="0"/>
+              </w:rPr>
+              <w:t>________</w:t>
+            </w:r>
+          </w:p>
+        </w:tc>
+        <w:tc>
+          <w:tcPr>
+            <w:tcW w:type="dxa" w:w="2160"/>
+          </w:tcPr>
+          <w:p>
+            <w:r>
+              <w:rPr>
+                <w:b w:val="0"/>
+              </w:rPr>
+              <w:t>________</w:t>
+            </w:r>
+          </w:p>
+        </w:tc>
+      </w:tr>
+      <w:tr>
+        <w:tc>
+          <w:tcPr>
+            <w:tcW w:type="dxa" w:w="2160"/>
+          </w:tcPr>
+          <w:p>
+            <w:r>
+              <w:rPr>
+                <w:b w:val="0"/>
+              </w:rPr>
+              <w:t>합계</w:t>
+            </w:r>
+          </w:p>
+        </w:tc>
+        <w:tc>
+          <w:tcPr>
+            <w:tcW w:type="dxa" w:w="2160"/>
+          </w:tcPr>
+          <w:p>
+            <w:r>
+              <w:rPr>
+                <w:b w:val="0"/>
+              </w:rPr>
+              <w:t>항목별 금액 합산</w:t>
+            </w:r>
+          </w:p>
+        </w:tc>
+        <w:tc>
+          <w:tcPr>
+            <w:tcW w:type="dxa" w:w="2160"/>
+          </w:tcPr>
+          <w:p>
+            <w:r>
+              <w:rPr>
+                <w:b w:val="0"/>
+              </w:rPr>
+              <w:t>________</w:t>
+            </w:r>
+          </w:p>
+        </w:tc>
+        <w:tc>
+          <w:tcPr>
+            <w:tcW w:type="dxa" w:w="2160"/>
+          </w:tcPr>
+          <w:p>
+            <w:r>
+              <w:rPr>
+                <w:b w:val="0"/>
+              </w:rPr>
+              <w:t>________</w:t>
+            </w:r>
+          </w:p>
+        </w:tc>
+      </w:tr>
+    </w:tbl>
+    <w:p/>
+    <w:p>
+      <w:r>
+        <w:rPr>
+          <w:b w:val="0"/>
+        </w:rPr>
+        <w:t>합계: 금________원(금________원)</w:t>
+      </w:r>
+    </w:p>
+    <w:p>
+      <w:r>
+        <w:rPr>
+          <w:b w:val="0"/>
+        </w:rPr>
+        <w:t>가. 사전 승인 후 거래별로 기록하고 영수증 번호를 연결합니다. 담당: ________ / 기한: 구매 전 승인, 거래 당일 기록</w:t>
+      </w:r>
+    </w:p>
+    <w:p>
+      <w:r>
+        <w:rPr>
+          <w:b w:val="0"/>
+        </w:rPr>
+        <w:t>나. 집행자와 별도 확인자가 증빙·잔액을 확인하고 행사별 정산을 제출합니다. 담당: ________ / 확인자: ________ / 기한: 행사 후 7일 이내</w:t>
+      </w:r>
+    </w:p>
+    <w:p>
+      <w:r>
+        <w:rPr>
+          <w:b w:val="0"/>
+        </w:rPr>
+        <w:t>다. 개인 계좌와 교회 재정을 섞지 않습니다. 현금 취급 시 두 사람이 함께 계수하고 서명합니다. 담당: ________ / 확인자: ________ / 기한: 현금 수령·지급 시</w:t>
+      </w:r>
+    </w:p>
+    <w:p>
+      <w:pPr>
+        <w:pStyle w:val="Heading2"/>
+      </w:pPr>
+      <w:r>
+        <w:rPr>
+          <w:b w:val="0"/>
+        </w:rPr>
+        <w:t>7. 기대 효과 및 평가 방법</w:t>
+      </w:r>
+    </w:p>
+    <w:p>
+      <w:r>
+        <w:rPr>
+          <w:b w:val="0"/>
+        </w:rPr>
+        <w:t>가. 기대 효과: 성경 학습에 대한 관심과 팀원 간 협력을 돕습니다. 신앙의 성숙도를 퀴즈 점수로 판단하지 않습니다.</w:t>
+      </w:r>
+    </w:p>
+    <w:p>
+      <w:r>
+        <w:rPr>
+          <w:b w:val="0"/>
+        </w:rPr>
+        <w:t>나. 평가 방법: 문항별 정답 수, 팀별 참여 여부, 오답 재확인 여부를 기록합니다. 담당: ________ / 기한: 행사 후 7일 이내</w:t>
+      </w:r>
+    </w:p>
+    <w:p>
+      <w:pPr>
+        <w:pStyle w:val="Heading2"/>
+      </w:pPr>
+      <w:r>
+        <w:rPr>
+          <w:b w:val="0"/>
+        </w:rPr>
+        <w:t>8. 향후 일정</w:t>
+      </w:r>
+    </w:p>
+    <w:tbl>
+      <w:tblPr>
+        <w:tblStyle w:val="TableGrid"/>
+        <w:tblW w:type="auto" w:w="0"/>
+        <w:tblLook w:firstColumn="1" w:firstRow="1" w:lastColumn="0" w:lastRow="0" w:noHBand="0" w:noVBand="1" w:val="04A0"/>
+      </w:tblPr>
+      <w:tblGrid>
+        <w:gridCol w:w="2880"/>
+        <w:gridCol w:w="2880"/>
+        <w:gridCol w:w="2880"/>
+      </w:tblGrid>
+      <w:tr>
+        <w:tc>
+          <w:tcPr>
+            <w:tcW w:type="dxa" w:w="2880"/>
+          </w:tcPr>
+          <w:p>
+            <w:r>
+              <w:rPr>
+                <w:b/>
+              </w:rPr>
+              <w:t>내용</w:t>
+            </w:r>
+          </w:p>
+        </w:tc>
+        <w:tc>
+          <w:tcPr>
+            <w:tcW w:type="dxa" w:w="2880"/>
+          </w:tcPr>
+          <w:p>
+            <w:r>
+              <w:rPr>
+                <w:b/>
+              </w:rPr>
+              <w:t>담당</w:t>
+            </w:r>
+          </w:p>
+        </w:tc>
+        <w:tc>
+          <w:tcPr>
+            <w:tcW w:type="dxa" w:w="2880"/>
+          </w:tcPr>
+          <w:p>
+            <w:r>
+              <w:rPr>
+                <w:b/>
+              </w:rPr>
+              <w:t>기한</w:t>
+            </w:r>
+          </w:p>
+        </w:tc>
+      </w:tr>
+      <w:tr>
+        <w:tc>
+          <w:tcPr>
+            <w:tcW w:type="dxa" w:w="2880"/>
+          </w:tcPr>
+          <w:p>
+            <w:r>
+              <w:rPr>
+                <w:b w:val="0"/>
+              </w:rPr>
+              <w:t>계획 승인·준비 사항 확정</w:t>
+            </w:r>
+          </w:p>
+        </w:tc>
+        <w:tc>
+          <w:tcPr>
+            <w:tcW w:type="dxa" w:w="2880"/>
+          </w:tcPr>
+          <w:p>
+            <w:r>
+              <w:rPr>
+                <w:b w:val="0"/>
+              </w:rPr>
+              <w:t>________</w:t>
+            </w:r>
+          </w:p>
+        </w:tc>
+        <w:tc>
+          <w:tcPr>
+            <w:tcW w:type="dxa" w:w="2880"/>
+          </w:tcPr>
+          <w:p>
+            <w:r>
+              <w:rPr>
+                <w:b w:val="0"/>
+              </w:rPr>
+              <w:t>행사 7일 전</w:t>
+            </w:r>
+          </w:p>
+        </w:tc>
+      </w:tr>
+      <w:tr>
+        <w:tc>
+          <w:tcPr>
+            <w:tcW w:type="dxa" w:w="2880"/>
+          </w:tcPr>
+          <w:p>
+            <w:r>
+              <w:rPr>
+                <w:b w:val="0"/>
+              </w:rPr>
+              <w:t>문항·장절 최종 확인</w:t>
+            </w:r>
+          </w:p>
+        </w:tc>
+        <w:tc>
+          <w:tcPr>
+            <w:tcW w:type="dxa" w:w="2880"/>
+          </w:tcPr>
+          <w:p>
+            <w:r>
+              <w:rPr>
+                <w:b w:val="0"/>
+              </w:rPr>
+              <w:t>________</w:t>
+            </w:r>
+          </w:p>
+        </w:tc>
+        <w:tc>
+          <w:tcPr>
+            <w:tcW w:type="dxa" w:w="2880"/>
+          </w:tcPr>
+          <w:p>
+            <w:r>
+              <w:rPr>
+                <w:b w:val="0"/>
+              </w:rPr>
+              <w:t>행사 전일</w:t>
+            </w:r>
+          </w:p>
+        </w:tc>
+      </w:tr>
+      <w:tr>
+        <w:tc>
+          <w:tcPr>
+            <w:tcW w:type="dxa" w:w="2880"/>
+          </w:tcPr>
+          <w:p>
+            <w:r>
+              <w:rPr>
+                <w:b w:val="0"/>
+              </w:rPr>
+              <w:t>결과·정산 보고 및 보완 문항 기록</w:t>
+            </w:r>
+          </w:p>
+        </w:tc>
+        <w:tc>
+          <w:tcPr>
+            <w:tcW w:type="dxa" w:w="2880"/>
+          </w:tcPr>
+          <w:p>
+            <w:r>
+              <w:rPr>
+                <w:b w:val="0"/>
+              </w:rPr>
+              <w:t>________</w:t>
+            </w:r>
+          </w:p>
+        </w:tc>
+        <w:tc>
+          <w:tcPr>
+            <w:tcW w:type="dxa" w:w="2880"/>
+          </w:tcPr>
+          <w:p>
+            <w:r>
+              <w:rPr>
+                <w:b w:val="0"/>
+              </w:rPr>
+              <w:t>행사 후 7일 이내</w:t>
+            </w:r>
+          </w:p>
+        </w:tc>
+      </w:tr>
+    </w:tbl>
+    <w:p/>
+    <w:p>
+      <w:r>
+        <w:rPr>
+          <w:b w:val="0"/>
+        </w:rPr>
+        <w:t>붙임 1. 성경 말씀 퀴즈 문제·정답 및 관련 장절 1부.</w:t>
+      </w:r>
+    </w:p>
+    <w:p>
+      <w:pPr>
+        <w:pStyle w:val="Heading2"/>
+      </w:pPr>
+      <w:r>
+        <w:rPr>
+          <w:b w:val="0"/>
+        </w:rPr>
+        <w:t>붙임 1. 성경 말씀 퀴즈 문제·정답 및 관련 장절</w:t>
+      </w:r>
+    </w:p>
+    <w:p>
+      <w:r>
+        <w:rPr>
+          <w:b w:val="0"/>
+        </w:rPr>
+        <w:t>진행자용입니다. 학생에게 제시할 때는 정답·관련 장절 열을 가립니다. 성경 본문은 인용하지 않으며, 객관식 선택지는 가)·나)·다)로 표시합니다.</w:t>
+      </w:r>
+    </w:p>
+    <w:p>
+      <w:pPr>
+        <w:pStyle w:val="Heading3"/>
+      </w:pPr>
+      <w:r>
+        <w:rPr>
+          <w:b w:val="0"/>
+        </w:rPr>
+        <w:t>가. 쉬움 20문항</w:t>
       </w:r>
     </w:p>
     <w:tbl>
@@ -250,7 +2465,7 @@
               <w:rPr>
                 <w:b/>
               </w:rPr>
-              <w:t>난이도</w:t>
+              <w:t>구분·유형</w:t>
             </w:r>
           </w:p>
         </w:tc>
@@ -263,7 +2478,7 @@
               <w:rPr>
                 <w:b/>
               </w:rPr>
-              <w:t>내용</w:t>
+              <w:t>문제</w:t>
             </w:r>
           </w:p>
         </w:tc>
@@ -289,7 +2504,7 @@
               <w:rPr>
                 <w:b/>
               </w:rPr>
-              <w:t>장절</w:t>
+              <w:t>관련 장절</w:t>
             </w:r>
           </w:p>
         </w:tc>
@@ -317,7 +2532,7 @@
               <w:rPr>
                 <w:b w:val="0"/>
               </w:rPr>
-              <w:t>쉬움</w:t>
+              <w:t>구약·객관식</w:t>
             </w:r>
           </w:p>
         </w:tc>
@@ -330,7 +2545,7 @@
               <w:rPr>
                 <w:b w:val="0"/>
               </w:rPr>
-              <w:t>천지창조는 며칠 동안 이루어졌는가?</w:t>
+              <w:t>하나님께서 처음 창조하신 사람은? 가) 아담 나) 노아 다) 모세</w:t>
             </w:r>
           </w:p>
         </w:tc>
@@ -343,7 +2558,7 @@
               <w:rPr>
                 <w:b w:val="0"/>
               </w:rPr>
-              <w:t>6일</w:t>
+              <w:t>가) 아담</w:t>
             </w:r>
           </w:p>
         </w:tc>
@@ -356,7 +2571,7 @@
               <w:rPr>
                 <w:b w:val="0"/>
               </w:rPr>
-              <w:t>창 1</w:t>
+              <w:t>창세기 2:7; 3:20</w:t>
             </w:r>
           </w:p>
         </w:tc>
@@ -384,7 +2599,7 @@
               <w:rPr>
                 <w:b w:val="0"/>
               </w:rPr>
-              <w:t>쉬움</w:t>
+              <w:t>구약·OX</w:t>
             </w:r>
           </w:p>
         </w:tc>
@@ -397,7 +2612,7 @@
               <w:rPr>
                 <w:b w:val="0"/>
               </w:rPr>
-              <w:t>노아의 방주는 무엇으로 만들었는가?</w:t>
+              <w:t>노아는 하나님의 명령에 따라 방주를 만들었다.</w:t>
             </w:r>
           </w:p>
         </w:tc>
@@ -410,7 +2625,7 @@
               <w:rPr>
                 <w:b w:val="0"/>
               </w:rPr>
-              <w:t>고페르 나무</w:t>
+              <w:t>O</w:t>
             </w:r>
           </w:p>
         </w:tc>
@@ -423,7 +2638,7 @@
               <w:rPr>
                 <w:b w:val="0"/>
               </w:rPr>
-              <w:t>창 6</w:t>
+              <w:t>창세기 6:14, 22</w:t>
             </w:r>
           </w:p>
         </w:tc>
@@ -451,7 +2666,7 @@
               <w:rPr>
                 <w:b w:val="0"/>
               </w:rPr>
-              <w:t>쉬움</w:t>
+              <w:t>구약·단답</w:t>
             </w:r>
           </w:p>
         </w:tc>
@@ -464,7 +2679,7 @@
               <w:rPr>
                 <w:b w:val="0"/>
               </w:rPr>
-              <w:t>하나님이 흙으로 빚어 만든 첫 사람은?</w:t>
+              <w:t>아브라함과 사라 사이에서 태어난 아들은?</w:t>
             </w:r>
           </w:p>
         </w:tc>
@@ -477,7 +2692,7 @@
               <w:rPr>
                 <w:b w:val="0"/>
               </w:rPr>
-              <w:t>아담</w:t>
+              <w:t>이삭</w:t>
             </w:r>
           </w:p>
         </w:tc>
@@ -490,7 +2705,7 @@
               <w:rPr>
                 <w:b w:val="0"/>
               </w:rPr>
-              <w:t>창 2</w:t>
+              <w:t>창세기 21:3</w:t>
             </w:r>
           </w:p>
         </w:tc>
@@ -518,7 +2733,7 @@
               <w:rPr>
                 <w:b w:val="0"/>
               </w:rPr>
-              <w:t>쉬움</w:t>
+              <w:t>구약·객관식</w:t>
             </w:r>
           </w:p>
         </w:tc>
@@ -531,7 +2746,7 @@
               <w:rPr>
                 <w:b w:val="0"/>
               </w:rPr>
-              <w:t>모세가 시내산에서 받은 계명은 몇 가지인가?</w:t>
+              <w:t>이스라엘 백성을 이집트에서 이끌어 낸 지도자는? 가) 다윗 나) 모세 다) 솔로몬</w:t>
             </w:r>
           </w:p>
         </w:tc>
@@ -544,7 +2759,7 @@
               <w:rPr>
                 <w:b w:val="0"/>
               </w:rPr>
-              <w:t>십계명(10)</w:t>
+              <w:t>나) 모세</w:t>
             </w:r>
           </w:p>
         </w:tc>
@@ -557,7 +2772,7 @@
               <w:rPr>
                 <w:b w:val="0"/>
               </w:rPr>
-              <w:t>출 20</w:t>
+              <w:t>출애굽기 3:10</w:t>
             </w:r>
           </w:p>
         </w:tc>
@@ -585,7 +2800,7 @@
               <w:rPr>
                 <w:b w:val="0"/>
               </w:rPr>
-              <w:t>쉬움</w:t>
+              <w:t>구약·OX</w:t>
             </w:r>
           </w:p>
         </w:tc>
@@ -598,7 +2813,7 @@
               <w:rPr>
                 <w:b w:val="0"/>
               </w:rPr>
-              <w:t>요나를 삼킨 동물은 무엇인가?</w:t>
+              <w:t>하나님께서는 십계명을 모세에게 주셨다.</w:t>
             </w:r>
           </w:p>
         </w:tc>
@@ -611,7 +2826,7 @@
               <w:rPr>
                 <w:b w:val="0"/>
               </w:rPr>
-              <w:t>큰 물고기</w:t>
+              <w:t>O</w:t>
             </w:r>
           </w:p>
         </w:tc>
@@ -624,7 +2839,7 @@
               <w:rPr>
                 <w:b w:val="0"/>
               </w:rPr>
-              <w:t>욘 1</w:t>
+              <w:t>출애굽기 31:18; 34:28</w:t>
             </w:r>
           </w:p>
         </w:tc>
@@ -652,7 +2867,7 @@
               <w:rPr>
                 <w:b w:val="0"/>
               </w:rPr>
-              <w:t>쉬움</w:t>
+              <w:t>구약·단답</w:t>
             </w:r>
           </w:p>
         </w:tc>
@@ -665,7 +2880,7 @@
               <w:rPr>
                 <w:b w:val="0"/>
               </w:rPr>
-              <w:t>예수님이 탄생하신 마을은 어디인가?</w:t>
+              <w:t>골리앗을 물매와 돌로 이긴 사람은?</w:t>
             </w:r>
           </w:p>
         </w:tc>
@@ -678,7 +2893,7 @@
               <w:rPr>
                 <w:b w:val="0"/>
               </w:rPr>
-              <w:t>베들레헴</w:t>
+              <w:t>다윗</w:t>
             </w:r>
           </w:p>
         </w:tc>
@@ -691,7 +2906,7 @@
               <w:rPr>
                 <w:b w:val="0"/>
               </w:rPr>
-              <w:t>눅 2</w:t>
+              <w:t>사무엘상 17:49~50</w:t>
             </w:r>
           </w:p>
         </w:tc>
@@ -719,7 +2934,7 @@
               <w:rPr>
                 <w:b w:val="0"/>
               </w:rPr>
-              <w:t>쉬움</w:t>
+              <w:t>구약·객관식</w:t>
             </w:r>
           </w:p>
         </w:tc>
@@ -732,7 +2947,7 @@
               <w:rPr>
                 <w:b w:val="0"/>
               </w:rPr>
-              <w:t>오병이어의 기적에서 떡 몇 개로 시작했나?</w:t>
+              <w:t>큰 물고기에게 삼켜진 선지자는? 가) 요나 나) 이사야 다) 아모스</w:t>
             </w:r>
           </w:p>
         </w:tc>
@@ -745,7 +2960,7 @@
               <w:rPr>
                 <w:b w:val="0"/>
               </w:rPr>
-              <w:t>5개</w:t>
+              <w:t>가) 요나</w:t>
             </w:r>
           </w:p>
         </w:tc>
@@ -758,7 +2973,7 @@
               <w:rPr>
                 <w:b w:val="0"/>
               </w:rPr>
-              <w:t>요 6</w:t>
+              <w:t>요나 1:17</w:t>
             </w:r>
           </w:p>
         </w:tc>
@@ -786,7 +3001,7 @@
               <w:rPr>
                 <w:b w:val="0"/>
               </w:rPr>
-              <w:t>쉬움</w:t>
+              <w:t>구약·OX</w:t>
             </w:r>
           </w:p>
         </w:tc>
@@ -799,7 +3014,7 @@
               <w:rPr>
                 <w:b w:val="0"/>
               </w:rPr>
-              <w:t>베드로의 원래 직업은 무엇이었는가?</w:t>
+              <w:t>다니엘은 사자 굴에 던져졌지만 살아남았다.</w:t>
             </w:r>
           </w:p>
         </w:tc>
@@ -812,7 +3027,7 @@
               <w:rPr>
                 <w:b w:val="0"/>
               </w:rPr>
-              <w:t>어부</w:t>
+              <w:t>O</w:t>
             </w:r>
           </w:p>
         </w:tc>
@@ -825,7 +3040,7 @@
               <w:rPr>
                 <w:b w:val="0"/>
               </w:rPr>
-              <w:t>마 4</w:t>
+              <w:t>다니엘 6:16, 22~23</w:t>
             </w:r>
           </w:p>
         </w:tc>
@@ -853,7 +3068,7 @@
               <w:rPr>
                 <w:b w:val="0"/>
               </w:rPr>
-              <w:t>쉬움</w:t>
+              <w:t>구약·단답</w:t>
             </w:r>
           </w:p>
         </w:tc>
@@ -866,7 +3081,7 @@
               <w:rPr>
                 <w:b w:val="0"/>
               </w:rPr>
-              <w:t>예수님의 제자는 총 몇 명인가?</w:t>
+              <w:t>나오미와 함께 베들레헴으로 온 며느리는?</w:t>
             </w:r>
           </w:p>
         </w:tc>
@@ -879,7 +3094,7 @@
               <w:rPr>
                 <w:b w:val="0"/>
               </w:rPr>
-              <w:t>12명</w:t>
+              <w:t>룻</w:t>
             </w:r>
           </w:p>
         </w:tc>
@@ -892,7 +3107,7 @@
               <w:rPr>
                 <w:b w:val="0"/>
               </w:rPr>
-              <w:t>마 10</w:t>
+              <w:t>룻기 1:22</w:t>
             </w:r>
           </w:p>
         </w:tc>
@@ -920,7 +3135,7 @@
               <w:rPr>
                 <w:b w:val="0"/>
               </w:rPr>
-              <w:t>쉬움</w:t>
+              <w:t>구약·객관식</w:t>
             </w:r>
           </w:p>
         </w:tc>
@@ -933,7 +3148,7 @@
               <w:rPr>
                 <w:b w:val="0"/>
               </w:rPr>
-              <w:t>예수님이 죽은 나사로를 살리신 곳은?</w:t>
+              <w:t>하나님께 지혜를 구한 왕은? 가) 아합 나) 솔로몬 다) 사울</w:t>
             </w:r>
           </w:p>
         </w:tc>
@@ -946,7 +3161,7 @@
               <w:rPr>
                 <w:b w:val="0"/>
               </w:rPr>
-              <w:t>베다니</w:t>
+              <w:t>나) 솔로몬</w:t>
             </w:r>
           </w:p>
         </w:tc>
@@ -959,7 +3174,7 @@
               <w:rPr>
                 <w:b w:val="0"/>
               </w:rPr>
-              <w:t>요 11</w:t>
+              <w:t>열왕기상 3:9~12</w:t>
             </w:r>
           </w:p>
         </w:tc>
@@ -987,7 +3202,7 @@
               <w:rPr>
                 <w:b w:val="0"/>
               </w:rPr>
-              <w:t>쉬움</w:t>
+              <w:t>신약·객관식</w:t>
             </w:r>
           </w:p>
         </w:tc>
@@ -1000,7 +3215,7 @@
               <w:rPr>
                 <w:b w:val="0"/>
               </w:rPr>
-              <w:t>괴력을 가진 사사로 머리카락이 힘의 원천인 자는?</w:t>
+              <w:t>예수님께서 태어나신 곳은? 가) 베들레헴 나) 여리고 다) 로마</w:t>
             </w:r>
           </w:p>
         </w:tc>
@@ -1013,7 +3228,7 @@
               <w:rPr>
                 <w:b w:val="0"/>
               </w:rPr>
-              <w:t>삼손</w:t>
+              <w:t>가) 베들레헴</w:t>
             </w:r>
           </w:p>
         </w:tc>
@@ -1026,7 +3241,7 @@
               <w:rPr>
                 <w:b w:val="0"/>
               </w:rPr>
-              <w:t>삿 16</w:t>
+              <w:t>마태복음 2:1</w:t>
             </w:r>
           </w:p>
         </w:tc>
@@ -1054,7 +3269,7 @@
               <w:rPr>
                 <w:b w:val="0"/>
               </w:rPr>
-              <w:t>쉬움</w:t>
+              <w:t>신약·OX</w:t>
             </w:r>
           </w:p>
         </w:tc>
@@ -1067,7 +3282,7 @@
               <w:rPr>
                 <w:b w:val="0"/>
               </w:rPr>
-              <w:t>물맷돌로 거인 골리앗을 이긴 사람은?</w:t>
+              <w:t>예수님의 어머니 이름은 마르다이다.</w:t>
             </w:r>
           </w:p>
         </w:tc>
@@ -1080,7 +3295,7 @@
               <w:rPr>
                 <w:b w:val="0"/>
               </w:rPr>
-              <w:t>다윗</w:t>
+              <w:t>X — 마리아</w:t>
             </w:r>
           </w:p>
         </w:tc>
@@ -1093,7 +3308,7 @@
               <w:rPr>
                 <w:b w:val="0"/>
               </w:rPr>
-              <w:t>삼상 17</w:t>
+              <w:t>누가복음 1:30~31</w:t>
             </w:r>
           </w:p>
         </w:tc>
@@ -1121,7 +3336,7 @@
               <w:rPr>
                 <w:b w:val="0"/>
               </w:rPr>
-              <w:t>쉬움</w:t>
+              <w:t>신약·단답</w:t>
             </w:r>
           </w:p>
         </w:tc>
@@ -1134,7 +3349,7 @@
               <w:rPr>
                 <w:b w:val="0"/>
               </w:rPr>
-              <w:t>사자 굴 속에서도 하나님을 의지해 살아난 자는?</w:t>
+              <w:t>예수님께 세례를 베푼 사람은?</w:t>
             </w:r>
           </w:p>
         </w:tc>
@@ -1147,7 +3362,7 @@
               <w:rPr>
                 <w:b w:val="0"/>
               </w:rPr>
-              <w:t>다니엘</w:t>
+              <w:t>세례 요한</w:t>
             </w:r>
           </w:p>
         </w:tc>
@@ -1160,7 +3375,7 @@
               <w:rPr>
                 <w:b w:val="0"/>
               </w:rPr>
-              <w:t>단 6</w:t>
+              <w:t>마태복음 3:13~16</w:t>
             </w:r>
           </w:p>
         </w:tc>
@@ -1188,7 +3403,7 @@
               <w:rPr>
                 <w:b w:val="0"/>
               </w:rPr>
-              <w:t>쉬움</w:t>
+              <w:t>신약·객관식</w:t>
             </w:r>
           </w:p>
         </w:tc>
@@ -1201,7 +3416,7 @@
               <w:rPr>
                 <w:b w:val="0"/>
               </w:rPr>
-              <w:t>뽕나무 위에 올라가 예수님을 본 사람은?</w:t>
+              <w:t>예수님께서 보리떡 다섯 개와 함께 나누신 물고기는 몇 마리인가? 가) 두 마리 나) 다섯 마리 다) 열두 마리</w:t>
             </w:r>
           </w:p>
         </w:tc>
@@ -1214,7 +3429,7 @@
               <w:rPr>
                 <w:b w:val="0"/>
               </w:rPr>
-              <w:t>삭개오</w:t>
+              <w:t>가) 두 마리</w:t>
             </w:r>
           </w:p>
         </w:tc>
@@ -1227,7 +3442,7 @@
               <w:rPr>
                 <w:b w:val="0"/>
               </w:rPr>
-              <w:t>눅 19</w:t>
+              <w:t>요한복음 6:9~13</w:t>
             </w:r>
           </w:p>
         </w:tc>
@@ -1255,7 +3470,7 @@
               <w:rPr>
                 <w:b w:val="0"/>
               </w:rPr>
-              <w:t>쉬움</w:t>
+              <w:t>신약·OX</w:t>
             </w:r>
           </w:p>
         </w:tc>
@@ -1268,7 +3483,7 @@
               <w:rPr>
                 <w:b w:val="0"/>
               </w:rPr>
-              <w:t>예수님이 세례를 받으신 강은 어디인가?</w:t>
+              <w:t>예수님께서는 열두 사도를 세우셨다.</w:t>
             </w:r>
           </w:p>
         </w:tc>
@@ -1281,7 +3496,7 @@
               <w:rPr>
                 <w:b w:val="0"/>
               </w:rPr>
-              <w:t>요단강</w:t>
+              <w:t>O</w:t>
             </w:r>
           </w:p>
         </w:tc>
@@ -1294,7 +3509,7 @@
               <w:rPr>
                 <w:b w:val="0"/>
               </w:rPr>
-              <w:t>마 3</w:t>
+              <w:t>누가복음 6:13</w:t>
             </w:r>
           </w:p>
         </w:tc>
@@ -1322,7 +3537,7 @@
               <w:rPr>
                 <w:b w:val="0"/>
               </w:rPr>
-              <w:t>쉬움</w:t>
+              <w:t>신약·단답</w:t>
             </w:r>
           </w:p>
         </w:tc>
@@ -1335,7 +3550,7 @@
               <w:rPr>
                 <w:b w:val="0"/>
               </w:rPr>
-              <w:t>다메섹 도상에서 예수님을 만난 사울의 새 이름은?</w:t>
+              <w:t>예수님을 보려고 돌무화과나무에 올라간 사람은?</w:t>
             </w:r>
           </w:p>
         </w:tc>
@@ -1348,7 +3563,7 @@
               <w:rPr>
                 <w:b w:val="0"/>
               </w:rPr>
-              <w:t>바울</w:t>
+              <w:t>삭개오</w:t>
             </w:r>
           </w:p>
         </w:tc>
@@ -1361,7 +3576,7 @@
               <w:rPr>
                 <w:b w:val="0"/>
               </w:rPr>
-              <w:t>행 9</w:t>
+              <w:t>누가복음 19:2~4</w:t>
             </w:r>
           </w:p>
         </w:tc>
@@ -1389,7 +3604,7 @@
               <w:rPr>
                 <w:b w:val="0"/>
               </w:rPr>
-              <w:t>쉬움</w:t>
+              <w:t>신약·객관식</w:t>
             </w:r>
           </w:p>
         </w:tc>
@@ -1402,7 +3617,7 @@
               <w:rPr>
                 <w:b w:val="0"/>
               </w:rPr>
-              <w:t>아버지의 재산을 탕진하고 돌아온 아들의 비유는?</w:t>
+              <w:t>예수님께서 무덤에서 불러내신 사람은? 가) 나사로 나) 빌라도 다) 헤롯</w:t>
             </w:r>
           </w:p>
         </w:tc>
@@ -1415,7 +3630,7 @@
               <w:rPr>
                 <w:b w:val="0"/>
               </w:rPr>
-              <w:t>탕자의 비유</w:t>
+              <w:t>가) 나사로</w:t>
             </w:r>
           </w:p>
         </w:tc>
@@ -1428,7 +3643,7 @@
               <w:rPr>
                 <w:b w:val="0"/>
               </w:rPr>
-              <w:t>눅 15</w:t>
+              <w:t>요한복음 11:43~44</w:t>
             </w:r>
           </w:p>
         </w:tc>
@@ -1456,7 +3671,7 @@
               <w:rPr>
                 <w:b w:val="0"/>
               </w:rPr>
-              <w:t>쉬움</w:t>
+              <w:t>신약·OX</w:t>
             </w:r>
           </w:p>
         </w:tc>
@@ -1469,7 +3684,7 @@
               <w:rPr>
                 <w:b w:val="0"/>
               </w:rPr>
-              <w:t>예수님이 행하신 첫 번째 기적은 무엇인가?</w:t>
+              <w:t>도마는 예수님의 열두 제자 중 한 사람이었다.</w:t>
             </w:r>
           </w:p>
         </w:tc>
@@ -1482,7 +3697,7 @@
               <w:rPr>
                 <w:b w:val="0"/>
               </w:rPr>
-              <w:t>물을 포도주로</w:t>
+              <w:t>O</w:t>
             </w:r>
           </w:p>
         </w:tc>
@@ -1495,7 +3710,7 @@
               <w:rPr>
                 <w:b w:val="0"/>
               </w:rPr>
-              <w:t>요 2</w:t>
+              <w:t>요한복음 20:24</w:t>
             </w:r>
           </w:p>
         </w:tc>
@@ -1523,7 +3738,7 @@
               <w:rPr>
                 <w:b w:val="0"/>
               </w:rPr>
-              <w:t>쉬움</w:t>
+              <w:t>신약·단답</w:t>
             </w:r>
           </w:p>
         </w:tc>
@@ -1536,7 +3751,7 @@
               <w:rPr>
                 <w:b w:val="0"/>
               </w:rPr>
-              <w:t>가장 큰 계명은 하나님 사랑과 무엇인가?</w:t>
+              <w:t>예수님께서 제자들에게 가르치신 기도를 일반적으로 무엇이라 부르는가?</w:t>
             </w:r>
           </w:p>
         </w:tc>
@@ -1549,7 +3764,7 @@
               <w:rPr>
                 <w:b w:val="0"/>
               </w:rPr>
-              <w:t>이웃 사랑</w:t>
+              <w:t>주기도문</w:t>
             </w:r>
           </w:p>
         </w:tc>
@@ -1562,7 +3777,7 @@
               <w:rPr>
                 <w:b w:val="0"/>
               </w:rPr>
-              <w:t>마 22</w:t>
+              <w:t>마태복음 6:9~13</w:t>
             </w:r>
           </w:p>
         </w:tc>
@@ -1590,7 +3805,7 @@
               <w:rPr>
                 <w:b w:val="0"/>
               </w:rPr>
-              <w:t>쉬움</w:t>
+              <w:t>신약·객관식</w:t>
             </w:r>
           </w:p>
         </w:tc>
@@ -1603,7 +3818,7 @@
               <w:rPr>
                 <w:b w:val="0"/>
               </w:rPr>
-              <w:t>"내가 곧 길이요 진리요 생명이니..."라고 말씀하신 분은?</w:t>
+              <w:t>신약성경의 마지막 책은? 가) 사도행전 나) 요한계시록 다) 로마서</w:t>
             </w:r>
           </w:p>
         </w:tc>
@@ -1616,7 +3831,7 @@
               <w:rPr>
                 <w:b w:val="0"/>
               </w:rPr>
-              <w:t>예수님</w:t>
+              <w:t>나) 요한계시록</w:t>
             </w:r>
           </w:p>
         </w:tc>
@@ -1629,2017 +3844,7 @@
               <w:rPr>
                 <w:b w:val="0"/>
               </w:rPr>
-              <w:t>요 14</w:t>
-            </w:r>
-          </w:p>
-        </w:tc>
-      </w:tr>
-      <w:tr>
-        <w:tc>
-          <w:tcPr>
-            <w:tcW w:type="dxa" w:w="1728"/>
-          </w:tcPr>
-          <w:p>
-            <w:r>
-              <w:rPr>
-                <w:b w:val="0"/>
-              </w:rPr>
-              <w:t>21</w:t>
-            </w:r>
-          </w:p>
-        </w:tc>
-        <w:tc>
-          <w:tcPr>
-            <w:tcW w:type="dxa" w:w="1728"/>
-          </w:tcPr>
-          <w:p>
-            <w:r>
-              <w:rPr>
-                <w:b w:val="0"/>
-              </w:rPr>
-              <w:t>보통</w:t>
-            </w:r>
-          </w:p>
-        </w:tc>
-        <w:tc>
-          <w:tcPr>
-            <w:tcW w:type="dxa" w:w="1728"/>
-          </w:tcPr>
-          <w:p>
-            <w:r>
-              <w:rPr>
-                <w:b w:val="0"/>
-              </w:rPr>
-              <w:t>야곱의 형 이름은 무엇인가?</w:t>
-            </w:r>
-          </w:p>
-        </w:tc>
-        <w:tc>
-          <w:tcPr>
-            <w:tcW w:type="dxa" w:w="1728"/>
-          </w:tcPr>
-          <w:p>
-            <w:r>
-              <w:rPr>
-                <w:b w:val="0"/>
-              </w:rPr>
-              <w:t>에서</w:t>
-            </w:r>
-          </w:p>
-        </w:tc>
-        <w:tc>
-          <w:tcPr>
-            <w:tcW w:type="dxa" w:w="1728"/>
-          </w:tcPr>
-          <w:p>
-            <w:r>
-              <w:rPr>
-                <w:b w:val="0"/>
-              </w:rPr>
-              <w:t>창 25</w:t>
-            </w:r>
-          </w:p>
-        </w:tc>
-      </w:tr>
-      <w:tr>
-        <w:tc>
-          <w:tcPr>
-            <w:tcW w:type="dxa" w:w="1728"/>
-          </w:tcPr>
-          <w:p>
-            <w:r>
-              <w:rPr>
-                <w:b w:val="0"/>
-              </w:rPr>
-              <w:t>22</w:t>
-            </w:r>
-          </w:p>
-        </w:tc>
-        <w:tc>
-          <w:tcPr>
-            <w:tcW w:type="dxa" w:w="1728"/>
-          </w:tcPr>
-          <w:p>
-            <w:r>
-              <w:rPr>
-                <w:b w:val="0"/>
-              </w:rPr>
-              <w:t>보통</w:t>
-            </w:r>
-          </w:p>
-        </w:tc>
-        <w:tc>
-          <w:tcPr>
-            <w:tcW w:type="dxa" w:w="1728"/>
-          </w:tcPr>
-          <w:p>
-            <w:r>
-              <w:rPr>
-                <w:b w:val="0"/>
-              </w:rPr>
-              <w:t>요셉이 입었던 아버지의 선물은 무엇인가?</w:t>
-            </w:r>
-          </w:p>
-        </w:tc>
-        <w:tc>
-          <w:tcPr>
-            <w:tcW w:type="dxa" w:w="1728"/>
-          </w:tcPr>
-          <w:p>
-            <w:r>
-              <w:rPr>
-                <w:b w:val="0"/>
-              </w:rPr>
-              <w:t>채색옷</w:t>
-            </w:r>
-          </w:p>
-        </w:tc>
-        <w:tc>
-          <w:tcPr>
-            <w:tcW w:type="dxa" w:w="1728"/>
-          </w:tcPr>
-          <w:p>
-            <w:r>
-              <w:rPr>
-                <w:b w:val="0"/>
-              </w:rPr>
-              <w:t>창 37</w:t>
-            </w:r>
-          </w:p>
-        </w:tc>
-      </w:tr>
-      <w:tr>
-        <w:tc>
-          <w:tcPr>
-            <w:tcW w:type="dxa" w:w="1728"/>
-          </w:tcPr>
-          <w:p>
-            <w:r>
-              <w:rPr>
-                <w:b w:val="0"/>
-              </w:rPr>
-              <w:t>23</w:t>
-            </w:r>
-          </w:p>
-        </w:tc>
-        <w:tc>
-          <w:tcPr>
-            <w:tcW w:type="dxa" w:w="1728"/>
-          </w:tcPr>
-          <w:p>
-            <w:r>
-              <w:rPr>
-                <w:b w:val="0"/>
-              </w:rPr>
-              <w:t>보통</w:t>
-            </w:r>
-          </w:p>
-        </w:tc>
-        <w:tc>
-          <w:tcPr>
-            <w:tcW w:type="dxa" w:w="1728"/>
-          </w:tcPr>
-          <w:p>
-            <w:r>
-              <w:rPr>
-                <w:b w:val="0"/>
-              </w:rPr>
-              <w:t>애굽에 내린 10가지 재앙 중 첫 번째 재앙은?</w:t>
-            </w:r>
-          </w:p>
-        </w:tc>
-        <w:tc>
-          <w:tcPr>
-            <w:tcW w:type="dxa" w:w="1728"/>
-          </w:tcPr>
-          <w:p>
-            <w:r>
-              <w:rPr>
-                <w:b w:val="0"/>
-              </w:rPr>
-              <w:t>물이 피로 변함</w:t>
-            </w:r>
-          </w:p>
-        </w:tc>
-        <w:tc>
-          <w:tcPr>
-            <w:tcW w:type="dxa" w:w="1728"/>
-          </w:tcPr>
-          <w:p>
-            <w:r>
-              <w:rPr>
-                <w:b w:val="0"/>
-              </w:rPr>
-              <w:t>출 7</w:t>
-            </w:r>
-          </w:p>
-        </w:tc>
-      </w:tr>
-      <w:tr>
-        <w:tc>
-          <w:tcPr>
-            <w:tcW w:type="dxa" w:w="1728"/>
-          </w:tcPr>
-          <w:p>
-            <w:r>
-              <w:rPr>
-                <w:b w:val="0"/>
-              </w:rPr>
-              <w:t>24</w:t>
-            </w:r>
-          </w:p>
-        </w:tc>
-        <w:tc>
-          <w:tcPr>
-            <w:tcW w:type="dxa" w:w="1728"/>
-          </w:tcPr>
-          <w:p>
-            <w:r>
-              <w:rPr>
-                <w:b w:val="0"/>
-              </w:rPr>
-              <w:t>보통</w:t>
-            </w:r>
-          </w:p>
-        </w:tc>
-        <w:tc>
-          <w:tcPr>
-            <w:tcW w:type="dxa" w:w="1728"/>
-          </w:tcPr>
-          <w:p>
-            <w:r>
-              <w:rPr>
-                <w:b w:val="0"/>
-              </w:rPr>
-              <w:t>여리고 성을 무너뜨릴 때 돈 나팔은 며칠 동안 불었나?</w:t>
-            </w:r>
-          </w:p>
-        </w:tc>
-        <w:tc>
-          <w:tcPr>
-            <w:tcW w:type="dxa" w:w="1728"/>
-          </w:tcPr>
-          <w:p>
-            <w:r>
-              <w:rPr>
-                <w:b w:val="0"/>
-              </w:rPr>
-              <w:t>7일</w:t>
-            </w:r>
-          </w:p>
-        </w:tc>
-        <w:tc>
-          <w:tcPr>
-            <w:tcW w:type="dxa" w:w="1728"/>
-          </w:tcPr>
-          <w:p>
-            <w:r>
-              <w:rPr>
-                <w:b w:val="0"/>
-              </w:rPr>
-              <w:t>수 6</w:t>
-            </w:r>
-          </w:p>
-        </w:tc>
-      </w:tr>
-      <w:tr>
-        <w:tc>
-          <w:tcPr>
-            <w:tcW w:type="dxa" w:w="1728"/>
-          </w:tcPr>
-          <w:p>
-            <w:r>
-              <w:rPr>
-                <w:b w:val="0"/>
-              </w:rPr>
-              <w:t>25</w:t>
-            </w:r>
-          </w:p>
-        </w:tc>
-        <w:tc>
-          <w:tcPr>
-            <w:tcW w:type="dxa" w:w="1728"/>
-          </w:tcPr>
-          <w:p>
-            <w:r>
-              <w:rPr>
-                <w:b w:val="0"/>
-              </w:rPr>
-              <w:t>보통</w:t>
-            </w:r>
-          </w:p>
-        </w:tc>
-        <w:tc>
-          <w:tcPr>
-            <w:tcW w:type="dxa" w:w="1728"/>
-          </w:tcPr>
-          <w:p>
-            <w:r>
-              <w:rPr>
-                <w:b w:val="0"/>
-              </w:rPr>
-              <w:t>기드온의 군사는 몇 명이었는가?</w:t>
-            </w:r>
-          </w:p>
-        </w:tc>
-        <w:tc>
-          <w:tcPr>
-            <w:tcW w:type="dxa" w:w="1728"/>
-          </w:tcPr>
-          <w:p>
-            <w:r>
-              <w:rPr>
-                <w:b w:val="0"/>
-              </w:rPr>
-              <w:t>300명</w:t>
-            </w:r>
-          </w:p>
-        </w:tc>
-        <w:tc>
-          <w:tcPr>
-            <w:tcW w:type="dxa" w:w="1728"/>
-          </w:tcPr>
-          <w:p>
-            <w:r>
-              <w:rPr>
-                <w:b w:val="0"/>
-              </w:rPr>
-              <w:t>삿 7</w:t>
-            </w:r>
-          </w:p>
-        </w:tc>
-      </w:tr>
-      <w:tr>
-        <w:tc>
-          <w:tcPr>
-            <w:tcW w:type="dxa" w:w="1728"/>
-          </w:tcPr>
-          <w:p>
-            <w:r>
-              <w:rPr>
-                <w:b w:val="0"/>
-              </w:rPr>
-              <w:t>26</w:t>
-            </w:r>
-          </w:p>
-        </w:tc>
-        <w:tc>
-          <w:tcPr>
-            <w:tcW w:type="dxa" w:w="1728"/>
-          </w:tcPr>
-          <w:p>
-            <w:r>
-              <w:rPr>
-                <w:b w:val="0"/>
-              </w:rPr>
-              <w:t>보통</w:t>
-            </w:r>
-          </w:p>
-        </w:tc>
-        <w:tc>
-          <w:tcPr>
-            <w:tcW w:type="dxa" w:w="1728"/>
-          </w:tcPr>
-          <w:p>
-            <w:r>
-              <w:rPr>
-                <w:b w:val="0"/>
-              </w:rPr>
-              <w:t>나오미의 며느리로 모압 여인은 누구인가?</w:t>
-            </w:r>
-          </w:p>
-        </w:tc>
-        <w:tc>
-          <w:tcPr>
-            <w:tcW w:type="dxa" w:w="1728"/>
-          </w:tcPr>
-          <w:p>
-            <w:r>
-              <w:rPr>
-                <w:b w:val="0"/>
-              </w:rPr>
-              <w:t>룻</w:t>
-            </w:r>
-          </w:p>
-        </w:tc>
-        <w:tc>
-          <w:tcPr>
-            <w:tcW w:type="dxa" w:w="1728"/>
-          </w:tcPr>
-          <w:p>
-            <w:r>
-              <w:rPr>
-                <w:b w:val="0"/>
-              </w:rPr>
-              <w:t>룻 1</w:t>
-            </w:r>
-          </w:p>
-        </w:tc>
-      </w:tr>
-      <w:tr>
-        <w:tc>
-          <w:tcPr>
-            <w:tcW w:type="dxa" w:w="1728"/>
-          </w:tcPr>
-          <w:p>
-            <w:r>
-              <w:rPr>
-                <w:b w:val="0"/>
-              </w:rPr>
-              <w:t>27</w:t>
-            </w:r>
-          </w:p>
-        </w:tc>
-        <w:tc>
-          <w:tcPr>
-            <w:tcW w:type="dxa" w:w="1728"/>
-          </w:tcPr>
-          <w:p>
-            <w:r>
-              <w:rPr>
-                <w:b w:val="0"/>
-              </w:rPr>
-              <w:t>보통</w:t>
-            </w:r>
-          </w:p>
-        </w:tc>
-        <w:tc>
-          <w:tcPr>
-            <w:tcW w:type="dxa" w:w="1728"/>
-          </w:tcPr>
-          <w:p>
-            <w:r>
-              <w:rPr>
-                <w:b w:val="0"/>
-              </w:rPr>
-              <w:t>솔로몬이 하나님께 구한 것은 무엇인가?</w:t>
-            </w:r>
-          </w:p>
-        </w:tc>
-        <w:tc>
-          <w:tcPr>
-            <w:tcW w:type="dxa" w:w="1728"/>
-          </w:tcPr>
-          <w:p>
-            <w:r>
-              <w:rPr>
-                <w:b w:val="0"/>
-              </w:rPr>
-              <w:t>지혜</w:t>
-            </w:r>
-          </w:p>
-        </w:tc>
-        <w:tc>
-          <w:tcPr>
-            <w:tcW w:type="dxa" w:w="1728"/>
-          </w:tcPr>
-          <w:p>
-            <w:r>
-              <w:rPr>
-                <w:b w:val="0"/>
-              </w:rPr>
-              <w:t>왕상 3</w:t>
-            </w:r>
-          </w:p>
-        </w:tc>
-      </w:tr>
-      <w:tr>
-        <w:tc>
-          <w:tcPr>
-            <w:tcW w:type="dxa" w:w="1728"/>
-          </w:tcPr>
-          <w:p>
-            <w:r>
-              <w:rPr>
-                <w:b w:val="0"/>
-              </w:rPr>
-              <w:t>28</w:t>
-            </w:r>
-          </w:p>
-        </w:tc>
-        <w:tc>
-          <w:tcPr>
-            <w:tcW w:type="dxa" w:w="1728"/>
-          </w:tcPr>
-          <w:p>
-            <w:r>
-              <w:rPr>
-                <w:b w:val="0"/>
-              </w:rPr>
-              <w:t>보통</w:t>
-            </w:r>
-          </w:p>
-        </w:tc>
-        <w:tc>
-          <w:tcPr>
-            <w:tcW w:type="dxa" w:w="1728"/>
-          </w:tcPr>
-          <w:p>
-            <w:r>
-              <w:rPr>
-                <w:b w:val="0"/>
-              </w:rPr>
-              <w:t>엘리야가 갈멜산에서 대결한 우상 선지자들은?</w:t>
-            </w:r>
-          </w:p>
-        </w:tc>
-        <w:tc>
-          <w:tcPr>
-            <w:tcW w:type="dxa" w:w="1728"/>
-          </w:tcPr>
-          <w:p>
-            <w:r>
-              <w:rPr>
-                <w:b w:val="0"/>
-              </w:rPr>
-              <w:t>바알 선지자</w:t>
-            </w:r>
-          </w:p>
-        </w:tc>
-        <w:tc>
-          <w:tcPr>
-            <w:tcW w:type="dxa" w:w="1728"/>
-          </w:tcPr>
-          <w:p>
-            <w:r>
-              <w:rPr>
-                <w:b w:val="0"/>
-              </w:rPr>
-              <w:t>왕상 18</w:t>
-            </w:r>
-          </w:p>
-        </w:tc>
-      </w:tr>
-      <w:tr>
-        <w:tc>
-          <w:tcPr>
-            <w:tcW w:type="dxa" w:w="1728"/>
-          </w:tcPr>
-          <w:p>
-            <w:r>
-              <w:rPr>
-                <w:b w:val="0"/>
-              </w:rPr>
-              <w:t>29</w:t>
-            </w:r>
-          </w:p>
-        </w:tc>
-        <w:tc>
-          <w:tcPr>
-            <w:tcW w:type="dxa" w:w="1728"/>
-          </w:tcPr>
-          <w:p>
-            <w:r>
-              <w:rPr>
-                <w:b w:val="0"/>
-              </w:rPr>
-              <w:t>보통</w:t>
-            </w:r>
-          </w:p>
-        </w:tc>
-        <w:tc>
-          <w:tcPr>
-            <w:tcW w:type="dxa" w:w="1728"/>
-          </w:tcPr>
-          <w:p>
-            <w:r>
-              <w:rPr>
-                <w:b w:val="0"/>
-              </w:rPr>
-              <w:t>고난 속에서도 인내한 사람으로 욥기 주인공은?</w:t>
-            </w:r>
-          </w:p>
-        </w:tc>
-        <w:tc>
-          <w:tcPr>
-            <w:tcW w:type="dxa" w:w="1728"/>
-          </w:tcPr>
-          <w:p>
-            <w:r>
-              <w:rPr>
-                <w:b w:val="0"/>
-              </w:rPr>
-              <w:t>욥</w:t>
-            </w:r>
-          </w:p>
-        </w:tc>
-        <w:tc>
-          <w:tcPr>
-            <w:tcW w:type="dxa" w:w="1728"/>
-          </w:tcPr>
-          <w:p>
-            <w:r>
-              <w:rPr>
-                <w:b w:val="0"/>
-              </w:rPr>
-              <w:t>욥 1</w:t>
-            </w:r>
-          </w:p>
-        </w:tc>
-      </w:tr>
-      <w:tr>
-        <w:tc>
-          <w:tcPr>
-            <w:tcW w:type="dxa" w:w="1728"/>
-          </w:tcPr>
-          <w:p>
-            <w:r>
-              <w:rPr>
-                <w:b w:val="0"/>
-              </w:rPr>
-              <w:t>30</w:t>
-            </w:r>
-          </w:p>
-        </w:tc>
-        <w:tc>
-          <w:tcPr>
-            <w:tcW w:type="dxa" w:w="1728"/>
-          </w:tcPr>
-          <w:p>
-            <w:r>
-              <w:rPr>
-                <w:b w:val="0"/>
-              </w:rPr>
-              <w:t>보통</w:t>
-            </w:r>
-          </w:p>
-        </w:tc>
-        <w:tc>
-          <w:tcPr>
-            <w:tcW w:type="dxa" w:w="1728"/>
-          </w:tcPr>
-          <w:p>
-            <w:r>
-              <w:rPr>
-                <w:b w:val="0"/>
-              </w:rPr>
-              <w:t>시편의 저자로 가장 많이 기록된 사람은?</w:t>
-            </w:r>
-          </w:p>
-        </w:tc>
-        <w:tc>
-          <w:tcPr>
-            <w:tcW w:type="dxa" w:w="1728"/>
-          </w:tcPr>
-          <w:p>
-            <w:r>
-              <w:rPr>
-                <w:b w:val="0"/>
-              </w:rPr>
-              <w:t>다윗</w:t>
-            </w:r>
-          </w:p>
-        </w:tc>
-        <w:tc>
-          <w:tcPr>
-            <w:tcW w:type="dxa" w:w="1728"/>
-          </w:tcPr>
-          <w:p>
-            <w:r>
-              <w:rPr>
-                <w:b w:val="0"/>
-              </w:rPr>
-              <w:t>시 72</w:t>
-            </w:r>
-          </w:p>
-        </w:tc>
-      </w:tr>
-      <w:tr>
-        <w:tc>
-          <w:tcPr>
-            <w:tcW w:type="dxa" w:w="1728"/>
-          </w:tcPr>
-          <w:p>
-            <w:r>
-              <w:rPr>
-                <w:b w:val="0"/>
-              </w:rPr>
-              <w:t>31</w:t>
-            </w:r>
-          </w:p>
-        </w:tc>
-        <w:tc>
-          <w:tcPr>
-            <w:tcW w:type="dxa" w:w="1728"/>
-          </w:tcPr>
-          <w:p>
-            <w:r>
-              <w:rPr>
-                <w:b w:val="0"/>
-              </w:rPr>
-              <w:t>보통</w:t>
-            </w:r>
-          </w:p>
-        </w:tc>
-        <w:tc>
-          <w:tcPr>
-            <w:tcW w:type="dxa" w:w="1728"/>
-          </w:tcPr>
-          <w:p>
-            <w:r>
-              <w:rPr>
-                <w:b w:val="0"/>
-              </w:rPr>
-              <w:t>이사야가 예언한 '임마누엘'의 뜻은?</w:t>
-            </w:r>
-          </w:p>
-        </w:tc>
-        <w:tc>
-          <w:tcPr>
-            <w:tcW w:type="dxa" w:w="1728"/>
-          </w:tcPr>
-          <w:p>
-            <w:r>
-              <w:rPr>
-                <w:b w:val="0"/>
-              </w:rPr>
-              <w:t>하나님이 우리와 함께 계시다</w:t>
-            </w:r>
-          </w:p>
-        </w:tc>
-        <w:tc>
-          <w:tcPr>
-            <w:tcW w:type="dxa" w:w="1728"/>
-          </w:tcPr>
-          <w:p>
-            <w:r>
-              <w:rPr>
-                <w:b w:val="0"/>
-              </w:rPr>
-              <w:t>사 7</w:t>
-            </w:r>
-          </w:p>
-        </w:tc>
-      </w:tr>
-      <w:tr>
-        <w:tc>
-          <w:tcPr>
-            <w:tcW w:type="dxa" w:w="1728"/>
-          </w:tcPr>
-          <w:p>
-            <w:r>
-              <w:rPr>
-                <w:b w:val="0"/>
-              </w:rPr>
-              <w:t>32</w:t>
-            </w:r>
-          </w:p>
-        </w:tc>
-        <w:tc>
-          <w:tcPr>
-            <w:tcW w:type="dxa" w:w="1728"/>
-          </w:tcPr>
-          <w:p>
-            <w:r>
-              <w:rPr>
-                <w:b w:val="0"/>
-              </w:rPr>
-              <w:t>보통</w:t>
-            </w:r>
-          </w:p>
-        </w:tc>
-        <w:tc>
-          <w:tcPr>
-            <w:tcW w:type="dxa" w:w="1728"/>
-          </w:tcPr>
-          <w:p>
-            <w:r>
-              <w:rPr>
-                <w:b w:val="0"/>
-              </w:rPr>
-              <w:t>산상수훈의 시작은 무엇으로 시작되는가?</w:t>
-            </w:r>
-          </w:p>
-        </w:tc>
-        <w:tc>
-          <w:tcPr>
-            <w:tcW w:type="dxa" w:w="1728"/>
-          </w:tcPr>
-          <w:p>
-            <w:r>
-              <w:rPr>
-                <w:b w:val="0"/>
-              </w:rPr>
-              <w:t>팔복</w:t>
-            </w:r>
-          </w:p>
-        </w:tc>
-        <w:tc>
-          <w:tcPr>
-            <w:tcW w:type="dxa" w:w="1728"/>
-          </w:tcPr>
-          <w:p>
-            <w:r>
-              <w:rPr>
-                <w:b w:val="0"/>
-              </w:rPr>
-              <w:t>마 5</w:t>
-            </w:r>
-          </w:p>
-        </w:tc>
-      </w:tr>
-      <w:tr>
-        <w:tc>
-          <w:tcPr>
-            <w:tcW w:type="dxa" w:w="1728"/>
-          </w:tcPr>
-          <w:p>
-            <w:r>
-              <w:rPr>
-                <w:b w:val="0"/>
-              </w:rPr>
-              <w:t>33</w:t>
-            </w:r>
-          </w:p>
-        </w:tc>
-        <w:tc>
-          <w:tcPr>
-            <w:tcW w:type="dxa" w:w="1728"/>
-          </w:tcPr>
-          <w:p>
-            <w:r>
-              <w:rPr>
-                <w:b w:val="0"/>
-              </w:rPr>
-              <w:t>보통</w:t>
-            </w:r>
-          </w:p>
-        </w:tc>
-        <w:tc>
-          <w:tcPr>
-            <w:tcW w:type="dxa" w:w="1728"/>
-          </w:tcPr>
-          <w:p>
-            <w:r>
-              <w:rPr>
-                <w:b w:val="0"/>
-              </w:rPr>
-              <w:t>강도 만난 자를 도와준 사람의 비유는?</w:t>
-            </w:r>
-          </w:p>
-        </w:tc>
-        <w:tc>
-          <w:tcPr>
-            <w:tcW w:type="dxa" w:w="1728"/>
-          </w:tcPr>
-          <w:p>
-            <w:r>
-              <w:rPr>
-                <w:b w:val="0"/>
-              </w:rPr>
-              <w:t>선한 사마리아인</w:t>
-            </w:r>
-          </w:p>
-        </w:tc>
-        <w:tc>
-          <w:tcPr>
-            <w:tcW w:type="dxa" w:w="1728"/>
-          </w:tcPr>
-          <w:p>
-            <w:r>
-              <w:rPr>
-                <w:b w:val="0"/>
-              </w:rPr>
-              <w:t>눅 10</w:t>
-            </w:r>
-          </w:p>
-        </w:tc>
-      </w:tr>
-      <w:tr>
-        <w:tc>
-          <w:tcPr>
-            <w:tcW w:type="dxa" w:w="1728"/>
-          </w:tcPr>
-          <w:p>
-            <w:r>
-              <w:rPr>
-                <w:b w:val="0"/>
-              </w:rPr>
-              <w:t>34</w:t>
-            </w:r>
-          </w:p>
-        </w:tc>
-        <w:tc>
-          <w:tcPr>
-            <w:tcW w:type="dxa" w:w="1728"/>
-          </w:tcPr>
-          <w:p>
-            <w:r>
-              <w:rPr>
-                <w:b w:val="0"/>
-              </w:rPr>
-              <w:t>보통</w:t>
-            </w:r>
-          </w:p>
-        </w:tc>
-        <w:tc>
-          <w:tcPr>
-            <w:tcW w:type="dxa" w:w="1728"/>
-          </w:tcPr>
-          <w:p>
-            <w:r>
-              <w:rPr>
-                <w:b w:val="0"/>
-              </w:rPr>
-              <w:t>예수님 부활 후 무덤에 처음 찾아간 여인은?</w:t>
-            </w:r>
-          </w:p>
-        </w:tc>
-        <w:tc>
-          <w:tcPr>
-            <w:tcW w:type="dxa" w:w="1728"/>
-          </w:tcPr>
-          <w:p>
-            <w:r>
-              <w:rPr>
-                <w:b w:val="0"/>
-              </w:rPr>
-              <w:t>막달라 마리아</w:t>
-            </w:r>
-          </w:p>
-        </w:tc>
-        <w:tc>
-          <w:tcPr>
-            <w:tcW w:type="dxa" w:w="1728"/>
-          </w:tcPr>
-          <w:p>
-            <w:r>
-              <w:rPr>
-                <w:b w:val="0"/>
-              </w:rPr>
-              <w:t>요 20</w:t>
-            </w:r>
-          </w:p>
-        </w:tc>
-      </w:tr>
-      <w:tr>
-        <w:tc>
-          <w:tcPr>
-            <w:tcW w:type="dxa" w:w="1728"/>
-          </w:tcPr>
-          <w:p>
-            <w:r>
-              <w:rPr>
-                <w:b w:val="0"/>
-              </w:rPr>
-              <w:t>35</w:t>
-            </w:r>
-          </w:p>
-        </w:tc>
-        <w:tc>
-          <w:tcPr>
-            <w:tcW w:type="dxa" w:w="1728"/>
-          </w:tcPr>
-          <w:p>
-            <w:r>
-              <w:rPr>
-                <w:b w:val="0"/>
-              </w:rPr>
-              <w:t>보통</w:t>
-            </w:r>
-          </w:p>
-        </w:tc>
-        <w:tc>
-          <w:tcPr>
-            <w:tcW w:type="dxa" w:w="1728"/>
-          </w:tcPr>
-          <w:p>
-            <w:r>
-              <w:rPr>
-                <w:b w:val="0"/>
-              </w:rPr>
-              <w:t>성령이 임하신 절기는?</w:t>
-            </w:r>
-          </w:p>
-        </w:tc>
-        <w:tc>
-          <w:tcPr>
-            <w:tcW w:type="dxa" w:w="1728"/>
-          </w:tcPr>
-          <w:p>
-            <w:r>
-              <w:rPr>
-                <w:b w:val="0"/>
-              </w:rPr>
-              <w:t>오순절</w:t>
-            </w:r>
-          </w:p>
-        </w:tc>
-        <w:tc>
-          <w:tcPr>
-            <w:tcW w:type="dxa" w:w="1728"/>
-          </w:tcPr>
-          <w:p>
-            <w:r>
-              <w:rPr>
-                <w:b w:val="0"/>
-              </w:rPr>
-              <w:t>행 2</w:t>
-            </w:r>
-          </w:p>
-        </w:tc>
-      </w:tr>
-      <w:tr>
-        <w:tc>
-          <w:tcPr>
-            <w:tcW w:type="dxa" w:w="1728"/>
-          </w:tcPr>
-          <w:p>
-            <w:r>
-              <w:rPr>
-                <w:b w:val="0"/>
-              </w:rPr>
-              <w:t>36</w:t>
-            </w:r>
-          </w:p>
-        </w:tc>
-        <w:tc>
-          <w:tcPr>
-            <w:tcW w:type="dxa" w:w="1728"/>
-          </w:tcPr>
-          <w:p>
-            <w:r>
-              <w:rPr>
-                <w:b w:val="0"/>
-              </w:rPr>
-              <w:t>보통</w:t>
-            </w:r>
-          </w:p>
-        </w:tc>
-        <w:tc>
-          <w:tcPr>
-            <w:tcW w:type="dxa" w:w="1728"/>
-          </w:tcPr>
-          <w:p>
-            <w:r>
-              <w:rPr>
-                <w:b w:val="0"/>
-              </w:rPr>
-              <w:t>성령의 9가지 열매 중 첫 번째는?</w:t>
-            </w:r>
-          </w:p>
-        </w:tc>
-        <w:tc>
-          <w:tcPr>
-            <w:tcW w:type="dxa" w:w="1728"/>
-          </w:tcPr>
-          <w:p>
-            <w:r>
-              <w:rPr>
-                <w:b w:val="0"/>
-              </w:rPr>
-              <w:t>사랑</w:t>
-            </w:r>
-          </w:p>
-        </w:tc>
-        <w:tc>
-          <w:tcPr>
-            <w:tcW w:type="dxa" w:w="1728"/>
-          </w:tcPr>
-          <w:p>
-            <w:r>
-              <w:rPr>
-                <w:b w:val="0"/>
-              </w:rPr>
-              <w:t>갈 5</w:t>
-            </w:r>
-          </w:p>
-        </w:tc>
-      </w:tr>
-      <w:tr>
-        <w:tc>
-          <w:tcPr>
-            <w:tcW w:type="dxa" w:w="1728"/>
-          </w:tcPr>
-          <w:p>
-            <w:r>
-              <w:rPr>
-                <w:b w:val="0"/>
-              </w:rPr>
-              <w:t>37</w:t>
-            </w:r>
-          </w:p>
-        </w:tc>
-        <w:tc>
-          <w:tcPr>
-            <w:tcW w:type="dxa" w:w="1728"/>
-          </w:tcPr>
-          <w:p>
-            <w:r>
-              <w:rPr>
-                <w:b w:val="0"/>
-              </w:rPr>
-              <w:t>보통</w:t>
-            </w:r>
-          </w:p>
-        </w:tc>
-        <w:tc>
-          <w:tcPr>
-            <w:tcW w:type="dxa" w:w="1728"/>
-          </w:tcPr>
-          <w:p>
-            <w:r>
-              <w:rPr>
-                <w:b w:val="0"/>
-              </w:rPr>
-              <w:t>하나님의 전신갑주 중 '믿음의 ____'을 가지라.</w:t>
-            </w:r>
-          </w:p>
-        </w:tc>
-        <w:tc>
-          <w:tcPr>
-            <w:tcW w:type="dxa" w:w="1728"/>
-          </w:tcPr>
-          <w:p>
-            <w:r>
-              <w:rPr>
-                <w:b w:val="0"/>
-              </w:rPr>
-              <w:t>방패</w:t>
-            </w:r>
-          </w:p>
-        </w:tc>
-        <w:tc>
-          <w:tcPr>
-            <w:tcW w:type="dxa" w:w="1728"/>
-          </w:tcPr>
-          <w:p>
-            <w:r>
-              <w:rPr>
-                <w:b w:val="0"/>
-              </w:rPr>
-              <w:t>엡 6</w:t>
-            </w:r>
-          </w:p>
-        </w:tc>
-      </w:tr>
-      <w:tr>
-        <w:tc>
-          <w:tcPr>
-            <w:tcW w:type="dxa" w:w="1728"/>
-          </w:tcPr>
-          <w:p>
-            <w:r>
-              <w:rPr>
-                <w:b w:val="0"/>
-              </w:rPr>
-              <w:t>38</w:t>
-            </w:r>
-          </w:p>
-        </w:tc>
-        <w:tc>
-          <w:tcPr>
-            <w:tcW w:type="dxa" w:w="1728"/>
-          </w:tcPr>
-          <w:p>
-            <w:r>
-              <w:rPr>
-                <w:b w:val="0"/>
-              </w:rPr>
-              <w:t>보통</w:t>
-            </w:r>
-          </w:p>
-        </w:tc>
-        <w:tc>
-          <w:tcPr>
-            <w:tcW w:type="dxa" w:w="1728"/>
-          </w:tcPr>
-          <w:p>
-            <w:r>
-              <w:rPr>
-                <w:b w:val="0"/>
-              </w:rPr>
-              <w:t>요한계시록의 저자는 누구인가?</w:t>
-            </w:r>
-          </w:p>
-        </w:tc>
-        <w:tc>
-          <w:tcPr>
-            <w:tcW w:type="dxa" w:w="1728"/>
-          </w:tcPr>
-          <w:p>
-            <w:r>
-              <w:rPr>
-                <w:b w:val="0"/>
-              </w:rPr>
-              <w:t>사도 요한</w:t>
-            </w:r>
-          </w:p>
-        </w:tc>
-        <w:tc>
-          <w:tcPr>
-            <w:tcW w:type="dxa" w:w="1728"/>
-          </w:tcPr>
-          <w:p>
-            <w:r>
-              <w:rPr>
-                <w:b w:val="0"/>
-              </w:rPr>
-              <w:t>계 1</w:t>
-            </w:r>
-          </w:p>
-        </w:tc>
-      </w:tr>
-      <w:tr>
-        <w:tc>
-          <w:tcPr>
-            <w:tcW w:type="dxa" w:w="1728"/>
-          </w:tcPr>
-          <w:p>
-            <w:r>
-              <w:rPr>
-                <w:b w:val="0"/>
-              </w:rPr>
-              <w:t>39</w:t>
-            </w:r>
-          </w:p>
-        </w:tc>
-        <w:tc>
-          <w:tcPr>
-            <w:tcW w:type="dxa" w:w="1728"/>
-          </w:tcPr>
-          <w:p>
-            <w:r>
-              <w:rPr>
-                <w:b w:val="0"/>
-              </w:rPr>
-              <w:t>보통</w:t>
-            </w:r>
-          </w:p>
-        </w:tc>
-        <w:tc>
-          <w:tcPr>
-            <w:tcW w:type="dxa" w:w="1728"/>
-          </w:tcPr>
-          <w:p>
-            <w:r>
-              <w:rPr>
-                <w:b w:val="0"/>
-              </w:rPr>
-              <w:t>예수님이 광야에서 시험받으실 때 물리친 도구는?</w:t>
-            </w:r>
-          </w:p>
-        </w:tc>
-        <w:tc>
-          <w:tcPr>
-            <w:tcW w:type="dxa" w:w="1728"/>
-          </w:tcPr>
-          <w:p>
-            <w:r>
-              <w:rPr>
-                <w:b w:val="0"/>
-              </w:rPr>
-              <w:t>말씀</w:t>
-            </w:r>
-          </w:p>
-        </w:tc>
-        <w:tc>
-          <w:tcPr>
-            <w:tcW w:type="dxa" w:w="1728"/>
-          </w:tcPr>
-          <w:p>
-            <w:r>
-              <w:rPr>
-                <w:b w:val="0"/>
-              </w:rPr>
-              <w:t>마 4</w:t>
-            </w:r>
-          </w:p>
-        </w:tc>
-      </w:tr>
-      <w:tr>
-        <w:tc>
-          <w:tcPr>
-            <w:tcW w:type="dxa" w:w="1728"/>
-          </w:tcPr>
-          <w:p>
-            <w:r>
-              <w:rPr>
-                <w:b w:val="0"/>
-              </w:rPr>
-              <w:t>40</w:t>
-            </w:r>
-          </w:p>
-        </w:tc>
-        <w:tc>
-          <w:tcPr>
-            <w:tcW w:type="dxa" w:w="1728"/>
-          </w:tcPr>
-          <w:p>
-            <w:r>
-              <w:rPr>
-                <w:b w:val="0"/>
-              </w:rPr>
-              <w:t>보통</w:t>
-            </w:r>
-          </w:p>
-        </w:tc>
-        <w:tc>
-          <w:tcPr>
-            <w:tcW w:type="dxa" w:w="1728"/>
-          </w:tcPr>
-          <w:p>
-            <w:r>
-              <w:rPr>
-                <w:b w:val="0"/>
-              </w:rPr>
-              <w:t>예수님이 변형되셨을 때 함께 나타난 두 사람은?</w:t>
-            </w:r>
-          </w:p>
-        </w:tc>
-        <w:tc>
-          <w:tcPr>
-            <w:tcW w:type="dxa" w:w="1728"/>
-          </w:tcPr>
-          <w:p>
-            <w:r>
-              <w:rPr>
-                <w:b w:val="0"/>
-              </w:rPr>
-              <w:t>모세, 엘리야</w:t>
-            </w:r>
-          </w:p>
-        </w:tc>
-        <w:tc>
-          <w:tcPr>
-            <w:tcW w:type="dxa" w:w="1728"/>
-          </w:tcPr>
-          <w:p>
-            <w:r>
-              <w:rPr>
-                <w:b w:val="0"/>
-              </w:rPr>
-              <w:t>마 17</w:t>
-            </w:r>
-          </w:p>
-        </w:tc>
-      </w:tr>
-      <w:tr>
-        <w:tc>
-          <w:tcPr>
-            <w:tcW w:type="dxa" w:w="1728"/>
-          </w:tcPr>
-          <w:p>
-            <w:r>
-              <w:rPr>
-                <w:b w:val="0"/>
-              </w:rPr>
-              <w:t>41</w:t>
-            </w:r>
-          </w:p>
-        </w:tc>
-        <w:tc>
-          <w:tcPr>
-            <w:tcW w:type="dxa" w:w="1728"/>
-          </w:tcPr>
-          <w:p>
-            <w:r>
-              <w:rPr>
-                <w:b w:val="0"/>
-              </w:rPr>
-              <w:t>어려움</w:t>
-            </w:r>
-          </w:p>
-        </w:tc>
-        <w:tc>
-          <w:tcPr>
-            <w:tcW w:type="dxa" w:w="1728"/>
-          </w:tcPr>
-          <w:p>
-            <w:r>
-              <w:rPr>
-                <w:b w:val="0"/>
-              </w:rPr>
-              <w:t>아브라함에게 떡과 포도주를 가지고 나온 왕은?</w:t>
-            </w:r>
-          </w:p>
-        </w:tc>
-        <w:tc>
-          <w:tcPr>
-            <w:tcW w:type="dxa" w:w="1728"/>
-          </w:tcPr>
-          <w:p>
-            <w:r>
-              <w:rPr>
-                <w:b w:val="0"/>
-              </w:rPr>
-              <w:t>멜기세덱</w:t>
-            </w:r>
-          </w:p>
-        </w:tc>
-        <w:tc>
-          <w:tcPr>
-            <w:tcW w:type="dxa" w:w="1728"/>
-          </w:tcPr>
-          <w:p>
-            <w:r>
-              <w:rPr>
-                <w:b w:val="0"/>
-              </w:rPr>
-              <w:t>창 14</w:t>
-            </w:r>
-          </w:p>
-        </w:tc>
-      </w:tr>
-      <w:tr>
-        <w:tc>
-          <w:tcPr>
-            <w:tcW w:type="dxa" w:w="1728"/>
-          </w:tcPr>
-          <w:p>
-            <w:r>
-              <w:rPr>
-                <w:b w:val="0"/>
-              </w:rPr>
-              <w:t>42</w:t>
-            </w:r>
-          </w:p>
-        </w:tc>
-        <w:tc>
-          <w:tcPr>
-            <w:tcW w:type="dxa" w:w="1728"/>
-          </w:tcPr>
-          <w:p>
-            <w:r>
-              <w:rPr>
-                <w:b w:val="0"/>
-              </w:rPr>
-              <w:t>어려움</w:t>
-            </w:r>
-          </w:p>
-        </w:tc>
-        <w:tc>
-          <w:tcPr>
-            <w:tcW w:type="dxa" w:w="1728"/>
-          </w:tcPr>
-          <w:p>
-            <w:r>
-              <w:rPr>
-                <w:b w:val="0"/>
-              </w:rPr>
-              <w:t>느헤미야가 재건한 것은 무엇인가?</w:t>
-            </w:r>
-          </w:p>
-        </w:tc>
-        <w:tc>
-          <w:tcPr>
-            <w:tcW w:type="dxa" w:w="1728"/>
-          </w:tcPr>
-          <w:p>
-            <w:r>
-              <w:rPr>
-                <w:b w:val="0"/>
-              </w:rPr>
-              <w:t>예루살렘 성벽</w:t>
-            </w:r>
-          </w:p>
-        </w:tc>
-        <w:tc>
-          <w:tcPr>
-            <w:tcW w:type="dxa" w:w="1728"/>
-          </w:tcPr>
-          <w:p>
-            <w:r>
-              <w:rPr>
-                <w:b w:val="0"/>
-              </w:rPr>
-              <w:t>느 2</w:t>
-            </w:r>
-          </w:p>
-        </w:tc>
-      </w:tr>
-      <w:tr>
-        <w:tc>
-          <w:tcPr>
-            <w:tcW w:type="dxa" w:w="1728"/>
-          </w:tcPr>
-          <w:p>
-            <w:r>
-              <w:rPr>
-                <w:b w:val="0"/>
-              </w:rPr>
-              <w:t>43</w:t>
-            </w:r>
-          </w:p>
-        </w:tc>
-        <w:tc>
-          <w:tcPr>
-            <w:tcW w:type="dxa" w:w="1728"/>
-          </w:tcPr>
-          <w:p>
-            <w:r>
-              <w:rPr>
-                <w:b w:val="0"/>
-              </w:rPr>
-              <w:t>어려움</w:t>
-            </w:r>
-          </w:p>
-        </w:tc>
-        <w:tc>
-          <w:tcPr>
-            <w:tcW w:type="dxa" w:w="1728"/>
-          </w:tcPr>
-          <w:p>
-            <w:r>
-              <w:rPr>
-                <w:b w:val="0"/>
-              </w:rPr>
-              <w:t>에스더가 왕에게 고발한 악한 관리의 이름은?</w:t>
-            </w:r>
-          </w:p>
-        </w:tc>
-        <w:tc>
-          <w:tcPr>
-            <w:tcW w:type="dxa" w:w="1728"/>
-          </w:tcPr>
-          <w:p>
-            <w:r>
-              <w:rPr>
-                <w:b w:val="0"/>
-              </w:rPr>
-              <w:t>하만</w:t>
-            </w:r>
-          </w:p>
-        </w:tc>
-        <w:tc>
-          <w:tcPr>
-            <w:tcW w:type="dxa" w:w="1728"/>
-          </w:tcPr>
-          <w:p>
-            <w:r>
-              <w:rPr>
-                <w:b w:val="0"/>
-              </w:rPr>
-              <w:t>에 3</w:t>
-            </w:r>
-          </w:p>
-        </w:tc>
-      </w:tr>
-      <w:tr>
-        <w:tc>
-          <w:tcPr>
-            <w:tcW w:type="dxa" w:w="1728"/>
-          </w:tcPr>
-          <w:p>
-            <w:r>
-              <w:rPr>
-                <w:b w:val="0"/>
-              </w:rPr>
-              <w:t>44</w:t>
-            </w:r>
-          </w:p>
-        </w:tc>
-        <w:tc>
-          <w:tcPr>
-            <w:tcW w:type="dxa" w:w="1728"/>
-          </w:tcPr>
-          <w:p>
-            <w:r>
-              <w:rPr>
-                <w:b w:val="0"/>
-              </w:rPr>
-              <w:t>어려움</w:t>
-            </w:r>
-          </w:p>
-        </w:tc>
-        <w:tc>
-          <w:tcPr>
-            <w:tcW w:type="dxa" w:w="1728"/>
-          </w:tcPr>
-          <w:p>
-            <w:r>
-              <w:rPr>
-                <w:b w:val="0"/>
-              </w:rPr>
-              <w:t>"파수하는 곳에 서며 성루에 서리라"는 말씀이 있는 책은?</w:t>
-            </w:r>
-          </w:p>
-        </w:tc>
-        <w:tc>
-          <w:tcPr>
-            <w:tcW w:type="dxa" w:w="1728"/>
-          </w:tcPr>
-          <w:p>
-            <w:r>
-              <w:rPr>
-                <w:b w:val="0"/>
-              </w:rPr>
-              <w:t>하박국</w:t>
-            </w:r>
-          </w:p>
-        </w:tc>
-        <w:tc>
-          <w:tcPr>
-            <w:tcW w:type="dxa" w:w="1728"/>
-          </w:tcPr>
-          <w:p>
-            <w:r>
-              <w:rPr>
-                <w:b w:val="0"/>
-              </w:rPr>
-              <w:t>합 2</w:t>
-            </w:r>
-          </w:p>
-        </w:tc>
-      </w:tr>
-      <w:tr>
-        <w:tc>
-          <w:tcPr>
-            <w:tcW w:type="dxa" w:w="1728"/>
-          </w:tcPr>
-          <w:p>
-            <w:r>
-              <w:rPr>
-                <w:b w:val="0"/>
-              </w:rPr>
-              <w:t>45</w:t>
-            </w:r>
-          </w:p>
-        </w:tc>
-        <w:tc>
-          <w:tcPr>
-            <w:tcW w:type="dxa" w:w="1728"/>
-          </w:tcPr>
-          <w:p>
-            <w:r>
-              <w:rPr>
-                <w:b w:val="0"/>
-              </w:rPr>
-              <w:t>어려움</w:t>
-            </w:r>
-          </w:p>
-        </w:tc>
-        <w:tc>
-          <w:tcPr>
-            <w:tcW w:type="dxa" w:w="1728"/>
-          </w:tcPr>
-          <w:p>
-            <w:r>
-              <w:rPr>
-                <w:b w:val="0"/>
-              </w:rPr>
-              <w:t>구약성경의 마지막 책은?</w:t>
-            </w:r>
-          </w:p>
-        </w:tc>
-        <w:tc>
-          <w:tcPr>
-            <w:tcW w:type="dxa" w:w="1728"/>
-          </w:tcPr>
-          <w:p>
-            <w:r>
-              <w:rPr>
-                <w:b w:val="0"/>
-              </w:rPr>
-              <w:t>말라기</w:t>
-            </w:r>
-          </w:p>
-        </w:tc>
-        <w:tc>
-          <w:tcPr>
-            <w:tcW w:type="dxa" w:w="1728"/>
-          </w:tcPr>
-          <w:p>
-            <w:r>
-              <w:rPr>
-                <w:b w:val="0"/>
-              </w:rPr>
-              <w:t>말 4</w:t>
-            </w:r>
-          </w:p>
-        </w:tc>
-      </w:tr>
-      <w:tr>
-        <w:tc>
-          <w:tcPr>
-            <w:tcW w:type="dxa" w:w="1728"/>
-          </w:tcPr>
-          <w:p>
-            <w:r>
-              <w:rPr>
-                <w:b w:val="0"/>
-              </w:rPr>
-              <w:t>46</w:t>
-            </w:r>
-          </w:p>
-        </w:tc>
-        <w:tc>
-          <w:tcPr>
-            <w:tcW w:type="dxa" w:w="1728"/>
-          </w:tcPr>
-          <w:p>
-            <w:r>
-              <w:rPr>
-                <w:b w:val="0"/>
-              </w:rPr>
-              <w:t>어려움</w:t>
-            </w:r>
-          </w:p>
-        </w:tc>
-        <w:tc>
-          <w:tcPr>
-            <w:tcW w:type="dxa" w:w="1728"/>
-          </w:tcPr>
-          <w:p>
-            <w:r>
-              <w:rPr>
-                <w:b w:val="0"/>
-              </w:rPr>
-              <w:t>초대교회 최초의 순교자는 누구인가?</w:t>
-            </w:r>
-          </w:p>
-        </w:tc>
-        <w:tc>
-          <w:tcPr>
-            <w:tcW w:type="dxa" w:w="1728"/>
-          </w:tcPr>
-          <w:p>
-            <w:r>
-              <w:rPr>
-                <w:b w:val="0"/>
-              </w:rPr>
-              <w:t>스데반</w:t>
-            </w:r>
-          </w:p>
-        </w:tc>
-        <w:tc>
-          <w:tcPr>
-            <w:tcW w:type="dxa" w:w="1728"/>
-          </w:tcPr>
-          <w:p>
-            <w:r>
-              <w:rPr>
-                <w:b w:val="0"/>
-              </w:rPr>
-              <w:t>행 7</w:t>
-            </w:r>
-          </w:p>
-        </w:tc>
-      </w:tr>
-      <w:tr>
-        <w:tc>
-          <w:tcPr>
-            <w:tcW w:type="dxa" w:w="1728"/>
-          </w:tcPr>
-          <w:p>
-            <w:r>
-              <w:rPr>
-                <w:b w:val="0"/>
-              </w:rPr>
-              <w:t>47</w:t>
-            </w:r>
-          </w:p>
-        </w:tc>
-        <w:tc>
-          <w:tcPr>
-            <w:tcW w:type="dxa" w:w="1728"/>
-          </w:tcPr>
-          <w:p>
-            <w:r>
-              <w:rPr>
-                <w:b w:val="0"/>
-              </w:rPr>
-              <w:t>어려움</w:t>
-            </w:r>
-          </w:p>
-        </w:tc>
-        <w:tc>
-          <w:tcPr>
-            <w:tcW w:type="dxa" w:w="1728"/>
-          </w:tcPr>
-          <w:p>
-            <w:r>
-              <w:rPr>
-                <w:b w:val="0"/>
-              </w:rPr>
-              <w:t>디모데의 어머니 이름은?</w:t>
-            </w:r>
-          </w:p>
-        </w:tc>
-        <w:tc>
-          <w:tcPr>
-            <w:tcW w:type="dxa" w:w="1728"/>
-          </w:tcPr>
-          <w:p>
-            <w:r>
-              <w:rPr>
-                <w:b w:val="0"/>
-              </w:rPr>
-              <w:t>유니게</w:t>
-            </w:r>
-          </w:p>
-        </w:tc>
-        <w:tc>
-          <w:tcPr>
-            <w:tcW w:type="dxa" w:w="1728"/>
-          </w:tcPr>
-          <w:p>
-            <w:r>
-              <w:rPr>
-                <w:b w:val="0"/>
-              </w:rPr>
-              <w:t>딤후 1</w:t>
-            </w:r>
-          </w:p>
-        </w:tc>
-      </w:tr>
-      <w:tr>
-        <w:tc>
-          <w:tcPr>
-            <w:tcW w:type="dxa" w:w="1728"/>
-          </w:tcPr>
-          <w:p>
-            <w:r>
-              <w:rPr>
-                <w:b w:val="0"/>
-              </w:rPr>
-              <w:t>48</w:t>
-            </w:r>
-          </w:p>
-        </w:tc>
-        <w:tc>
-          <w:tcPr>
-            <w:tcW w:type="dxa" w:w="1728"/>
-          </w:tcPr>
-          <w:p>
-            <w:r>
-              <w:rPr>
-                <w:b w:val="0"/>
-              </w:rPr>
-              <w:t>어려움</w:t>
-            </w:r>
-          </w:p>
-        </w:tc>
-        <w:tc>
-          <w:tcPr>
-            <w:tcW w:type="dxa" w:w="1728"/>
-          </w:tcPr>
-          <w:p>
-            <w:r>
-              <w:rPr>
-                <w:b w:val="0"/>
-              </w:rPr>
-              <w:t>바나바의 본래 이름은 무엇인가?</w:t>
-            </w:r>
-          </w:p>
-        </w:tc>
-        <w:tc>
-          <w:tcPr>
-            <w:tcW w:type="dxa" w:w="1728"/>
-          </w:tcPr>
-          <w:p>
-            <w:r>
-              <w:rPr>
-                <w:b w:val="0"/>
-              </w:rPr>
-              <w:t>요셉</w:t>
-            </w:r>
-          </w:p>
-        </w:tc>
-        <w:tc>
-          <w:tcPr>
-            <w:tcW w:type="dxa" w:w="1728"/>
-          </w:tcPr>
-          <w:p>
-            <w:r>
-              <w:rPr>
-                <w:b w:val="0"/>
-              </w:rPr>
-              <w:t>행 4</w:t>
-            </w:r>
-          </w:p>
-        </w:tc>
-      </w:tr>
-      <w:tr>
-        <w:tc>
-          <w:tcPr>
-            <w:tcW w:type="dxa" w:w="1728"/>
-          </w:tcPr>
-          <w:p>
-            <w:r>
-              <w:rPr>
-                <w:b w:val="0"/>
-              </w:rPr>
-              <w:t>49</w:t>
-            </w:r>
-          </w:p>
-        </w:tc>
-        <w:tc>
-          <w:tcPr>
-            <w:tcW w:type="dxa" w:w="1728"/>
-          </w:tcPr>
-          <w:p>
-            <w:r>
-              <w:rPr>
-                <w:b w:val="0"/>
-              </w:rPr>
-              <w:t>어려움</w:t>
-            </w:r>
-          </w:p>
-        </w:tc>
-        <w:tc>
-          <w:tcPr>
-            <w:tcW w:type="dxa" w:w="1728"/>
-          </w:tcPr>
-          <w:p>
-            <w:r>
-              <w:rPr>
-                <w:b w:val="0"/>
-              </w:rPr>
-              <w:t>히브리서 11장은 무엇에 관한 장인가?</w:t>
-            </w:r>
-          </w:p>
-        </w:tc>
-        <w:tc>
-          <w:tcPr>
-            <w:tcW w:type="dxa" w:w="1728"/>
-          </w:tcPr>
-          <w:p>
-            <w:r>
-              <w:rPr>
-                <w:b w:val="0"/>
-              </w:rPr>
-              <w:t>믿음</w:t>
-            </w:r>
-          </w:p>
-        </w:tc>
-        <w:tc>
-          <w:tcPr>
-            <w:tcW w:type="dxa" w:w="1728"/>
-          </w:tcPr>
-          <w:p>
-            <w:r>
-              <w:rPr>
-                <w:b w:val="0"/>
-              </w:rPr>
-              <w:t>히 11</w:t>
-            </w:r>
-          </w:p>
-        </w:tc>
-      </w:tr>
-      <w:tr>
-        <w:tc>
-          <w:tcPr>
-            <w:tcW w:type="dxa" w:w="1728"/>
-          </w:tcPr>
-          <w:p>
-            <w:r>
-              <w:rPr>
-                <w:b w:val="0"/>
-              </w:rPr>
-              <w:t>50</w:t>
-            </w:r>
-          </w:p>
-        </w:tc>
-        <w:tc>
-          <w:tcPr>
-            <w:tcW w:type="dxa" w:w="1728"/>
-          </w:tcPr>
-          <w:p>
-            <w:r>
-              <w:rPr>
-                <w:b w:val="0"/>
-              </w:rPr>
-              <w:t>어려움</w:t>
-            </w:r>
-          </w:p>
-        </w:tc>
-        <w:tc>
-          <w:tcPr>
-            <w:tcW w:type="dxa" w:w="1728"/>
-          </w:tcPr>
-          <w:p>
-            <w:r>
-              <w:rPr>
-                <w:b w:val="0"/>
-              </w:rPr>
-              <w:t>"나는 알파와 오메가요"라고 말씀하신 분은?</w:t>
-            </w:r>
-          </w:p>
-        </w:tc>
-        <w:tc>
-          <w:tcPr>
-            <w:tcW w:type="dxa" w:w="1728"/>
-          </w:tcPr>
-          <w:p>
-            <w:r>
-              <w:rPr>
-                <w:b w:val="0"/>
-              </w:rPr>
-              <w:t>예수님(하나님)</w:t>
-            </w:r>
-          </w:p>
-        </w:tc>
-        <w:tc>
-          <w:tcPr>
-            <w:tcW w:type="dxa" w:w="1728"/>
-          </w:tcPr>
-          <w:p>
-            <w:r>
-              <w:rPr>
-                <w:b w:val="0"/>
-              </w:rPr>
-              <w:t>계 22</w:t>
+              <w:t>요한계시록 1:1</w:t>
             </w:r>
           </w:p>
         </w:tc>
@@ -3648,13 +3853,13 @@
     <w:p/>
     <w:p>
       <w:pPr>
-        <w:pStyle w:val="Heading2"/>
+        <w:pStyle w:val="Heading3"/>
       </w:pPr>
       <w:r>
         <w:rPr>
           <w:b w:val="0"/>
         </w:rPr>
-        <w:t>예산표</w:t>
+        <w:t>나. 보통 20문항</w:t>
       </w:r>
     </w:p>
     <w:tbl>
@@ -3680,7 +3885,7 @@
               <w:rPr>
                 <w:b/>
               </w:rPr>
-              <w:t>항목</w:t>
+              <w:t>번호</w:t>
             </w:r>
           </w:p>
         </w:tc>
@@ -3693,7 +3898,7 @@
               <w:rPr>
                 <w:b/>
               </w:rPr>
-              <w:t>단가</w:t>
+              <w:t>구분·유형</w:t>
             </w:r>
           </w:p>
         </w:tc>
@@ -3706,7 +3911,7 @@
               <w:rPr>
                 <w:b/>
               </w:rPr>
-              <w:t>수량</w:t>
+              <w:t>문제</w:t>
             </w:r>
           </w:p>
         </w:tc>
@@ -3719,7 +3924,7 @@
               <w:rPr>
                 <w:b/>
               </w:rPr>
-              <w:t>금액</w:t>
+              <w:t>정답</w:t>
             </w:r>
           </w:p>
         </w:tc>
@@ -3732,7 +3937,7 @@
               <w:rPr>
                 <w:b/>
               </w:rPr>
-              <w:t>비고</w:t>
+              <w:t>관련 장절</w:t>
             </w:r>
           </w:p>
         </w:tc>
@@ -3747,7 +3952,7 @@
               <w:rPr>
                 <w:b w:val="0"/>
               </w:rPr>
-              <w:t>상품(간식/학용품)</w:t>
+              <w:t>21</w:t>
             </w:r>
           </w:p>
         </w:tc>
@@ -3760,7 +3965,7 @@
               <w:rPr>
                 <w:b w:val="0"/>
               </w:rPr>
-              <w:t>________</w:t>
+              <w:t>구약·객관식</w:t>
             </w:r>
           </w:p>
         </w:tc>
@@ -3773,7 +3978,7 @@
               <w:rPr>
                 <w:b w:val="0"/>
               </w:rPr>
-              <w:t>________</w:t>
+              <w:t>아브람이 하란을 떠날 때 나이는? 가) 40세 나) 75세 다) 100세</w:t>
             </w:r>
           </w:p>
         </w:tc>
@@ -3786,7 +3991,7 @@
               <w:rPr>
                 <w:b w:val="0"/>
               </w:rPr>
-              <w:t>________</w:t>
+              <w:t>나) 75세</w:t>
             </w:r>
           </w:p>
         </w:tc>
@@ -3794,7 +3999,14 @@
           <w:tcPr>
             <w:tcW w:type="dxa" w:w="1728"/>
           </w:tcPr>
-          <w:p/>
+          <w:p>
+            <w:r>
+              <w:rPr>
+                <w:b w:val="0"/>
+              </w:rPr>
+              <w:t>창세기 12:4</w:t>
+            </w:r>
+          </w:p>
         </w:tc>
       </w:tr>
       <w:tr>
@@ -3807,7 +4019,7 @@
               <w:rPr>
                 <w:b w:val="0"/>
               </w:rPr>
-              <w:t>간식비(음료/빵)</w:t>
+              <w:t>22</w:t>
             </w:r>
           </w:p>
         </w:tc>
@@ -3820,7 +4032,7 @@
               <w:rPr>
                 <w:b w:val="0"/>
               </w:rPr>
-              <w:t>________</w:t>
+              <w:t>구약·OX</w:t>
             </w:r>
           </w:p>
         </w:tc>
@@ -3833,7 +4045,7 @@
               <w:rPr>
                 <w:b w:val="0"/>
               </w:rPr>
-              <w:t>________</w:t>
+              <w:t>에서는 장자의 명분을 야곱에게 팔았다.</w:t>
             </w:r>
           </w:p>
         </w:tc>
@@ -3846,7 +4058,7 @@
               <w:rPr>
                 <w:b w:val="0"/>
               </w:rPr>
-              <w:t>________</w:t>
+              <w:t>O</w:t>
             </w:r>
           </w:p>
         </w:tc>
@@ -3854,7 +4066,14 @@
           <w:tcPr>
             <w:tcW w:type="dxa" w:w="1728"/>
           </w:tcPr>
-          <w:p/>
+          <w:p>
+            <w:r>
+              <w:rPr>
+                <w:b w:val="0"/>
+              </w:rPr>
+              <w:t>창세기 25:33~34</w:t>
+            </w:r>
+          </w:p>
         </w:tc>
       </w:tr>
       <w:tr>
@@ -3867,7 +4086,7 @@
               <w:rPr>
                 <w:b w:val="0"/>
               </w:rPr>
-              <w:t>인쇄/홍보비</w:t>
+              <w:t>23</w:t>
             </w:r>
           </w:p>
         </w:tc>
@@ -3880,7 +4099,7 @@
               <w:rPr>
                 <w:b w:val="0"/>
               </w:rPr>
-              <w:t>________</w:t>
+              <w:t>구약·단답</w:t>
             </w:r>
           </w:p>
         </w:tc>
@@ -3893,7 +4112,7 @@
               <w:rPr>
                 <w:b w:val="0"/>
               </w:rPr>
-              <w:t>________</w:t>
+              <w:t>요셉의 친동생 이름은?</w:t>
             </w:r>
           </w:p>
         </w:tc>
@@ -3906,7 +4125,7 @@
               <w:rPr>
                 <w:b w:val="0"/>
               </w:rPr>
-              <w:t>________</w:t>
+              <w:t>베냐민</w:t>
             </w:r>
           </w:p>
         </w:tc>
@@ -3914,7 +4133,14 @@
           <w:tcPr>
             <w:tcW w:type="dxa" w:w="1728"/>
           </w:tcPr>
-          <w:p/>
+          <w:p>
+            <w:r>
+              <w:rPr>
+                <w:b w:val="0"/>
+              </w:rPr>
+              <w:t>창세기 35:24</w:t>
+            </w:r>
+          </w:p>
         </w:tc>
       </w:tr>
       <w:tr>
@@ -3927,7 +4153,7 @@
               <w:rPr>
                 <w:b w:val="0"/>
               </w:rPr>
-              <w:t>합계</w:t>
+              <w:t>24</w:t>
             </w:r>
           </w:p>
         </w:tc>
@@ -3940,7 +4166,7 @@
               <w:rPr>
                 <w:b w:val="0"/>
               </w:rPr>
-              <w:t>-</w:t>
+              <w:t>구약·객관식</w:t>
             </w:r>
           </w:p>
         </w:tc>
@@ -3953,7 +4179,7 @@
               <w:rPr>
                 <w:b w:val="0"/>
               </w:rPr>
-              <w:t>-</w:t>
+              <w:t>모세의 뒤를 이어 백성을 이끈 사람은? 가) 여호수아 나) 기드온 다) 엘리</w:t>
             </w:r>
           </w:p>
         </w:tc>
@@ -3966,7 +4192,7 @@
               <w:rPr>
                 <w:b w:val="0"/>
               </w:rPr>
-              <w:t>________</w:t>
+              <w:t>가) 여호수아</w:t>
             </w:r>
           </w:p>
         </w:tc>
@@ -3974,20 +4200,1099 @@
           <w:tcPr>
             <w:tcW w:type="dxa" w:w="1728"/>
           </w:tcPr>
-          <w:p/>
+          <w:p>
+            <w:r>
+              <w:rPr>
+                <w:b w:val="0"/>
+              </w:rPr>
+              <w:t>여호수아 1:1~6</w:t>
+            </w:r>
+          </w:p>
+        </w:tc>
+      </w:tr>
+      <w:tr>
+        <w:tc>
+          <w:tcPr>
+            <w:tcW w:type="dxa" w:w="1728"/>
+          </w:tcPr>
+          <w:p>
+            <w:r>
+              <w:rPr>
+                <w:b w:val="0"/>
+              </w:rPr>
+              <w:t>25</w:t>
+            </w:r>
+          </w:p>
+        </w:tc>
+        <w:tc>
+          <w:tcPr>
+            <w:tcW w:type="dxa" w:w="1728"/>
+          </w:tcPr>
+          <w:p>
+            <w:r>
+              <w:rPr>
+                <w:b w:val="0"/>
+              </w:rPr>
+              <w:t>구약·OX</w:t>
+            </w:r>
+          </w:p>
+        </w:tc>
+        <w:tc>
+          <w:tcPr>
+            <w:tcW w:type="dxa" w:w="1728"/>
+          </w:tcPr>
+          <w:p>
+            <w:r>
+              <w:rPr>
+                <w:b w:val="0"/>
+              </w:rPr>
+              <w:t>여리고 성을 돌 때 마지막 날에는 일곱 바퀴를 돌았다.</w:t>
+            </w:r>
+          </w:p>
+        </w:tc>
+        <w:tc>
+          <w:tcPr>
+            <w:tcW w:type="dxa" w:w="1728"/>
+          </w:tcPr>
+          <w:p>
+            <w:r>
+              <w:rPr>
+                <w:b w:val="0"/>
+              </w:rPr>
+              <w:t>O</w:t>
+            </w:r>
+          </w:p>
+        </w:tc>
+        <w:tc>
+          <w:tcPr>
+            <w:tcW w:type="dxa" w:w="1728"/>
+          </w:tcPr>
+          <w:p>
+            <w:r>
+              <w:rPr>
+                <w:b w:val="0"/>
+              </w:rPr>
+              <w:t>여호수아 6:15</w:t>
+            </w:r>
+          </w:p>
+        </w:tc>
+      </w:tr>
+      <w:tr>
+        <w:tc>
+          <w:tcPr>
+            <w:tcW w:type="dxa" w:w="1728"/>
+          </w:tcPr>
+          <w:p>
+            <w:r>
+              <w:rPr>
+                <w:b w:val="0"/>
+              </w:rPr>
+              <w:t>26</w:t>
+            </w:r>
+          </w:p>
+        </w:tc>
+        <w:tc>
+          <w:tcPr>
+            <w:tcW w:type="dxa" w:w="1728"/>
+          </w:tcPr>
+          <w:p>
+            <w:r>
+              <w:rPr>
+                <w:b w:val="0"/>
+              </w:rPr>
+              <w:t>구약·단답</w:t>
+            </w:r>
+          </w:p>
+        </w:tc>
+        <w:tc>
+          <w:tcPr>
+            <w:tcW w:type="dxa" w:w="1728"/>
+          </w:tcPr>
+          <w:p>
+            <w:r>
+              <w:rPr>
+                <w:b w:val="0"/>
+              </w:rPr>
+              <w:t>사무엘의 어머니는?</w:t>
+            </w:r>
+          </w:p>
+        </w:tc>
+        <w:tc>
+          <w:tcPr>
+            <w:tcW w:type="dxa" w:w="1728"/>
+          </w:tcPr>
+          <w:p>
+            <w:r>
+              <w:rPr>
+                <w:b w:val="0"/>
+              </w:rPr>
+              <w:t>한나</w:t>
+            </w:r>
+          </w:p>
+        </w:tc>
+        <w:tc>
+          <w:tcPr>
+            <w:tcW w:type="dxa" w:w="1728"/>
+          </w:tcPr>
+          <w:p>
+            <w:r>
+              <w:rPr>
+                <w:b w:val="0"/>
+              </w:rPr>
+              <w:t>사무엘상 1:20</w:t>
+            </w:r>
+          </w:p>
+        </w:tc>
+      </w:tr>
+      <w:tr>
+        <w:tc>
+          <w:tcPr>
+            <w:tcW w:type="dxa" w:w="1728"/>
+          </w:tcPr>
+          <w:p>
+            <w:r>
+              <w:rPr>
+                <w:b w:val="0"/>
+              </w:rPr>
+              <w:t>27</w:t>
+            </w:r>
+          </w:p>
+        </w:tc>
+        <w:tc>
+          <w:tcPr>
+            <w:tcW w:type="dxa" w:w="1728"/>
+          </w:tcPr>
+          <w:p>
+            <w:r>
+              <w:rPr>
+                <w:b w:val="0"/>
+              </w:rPr>
+              <w:t>구약·객관식</w:t>
+            </w:r>
+          </w:p>
+        </w:tc>
+        <w:tc>
+          <w:tcPr>
+            <w:tcW w:type="dxa" w:w="1728"/>
+          </w:tcPr>
+          <w:p>
+            <w:r>
+              <w:rPr>
+                <w:b w:val="0"/>
+              </w:rPr>
+              <w:t>다윗과 언약을 맺고 그를 자기 생명처럼 사랑한 사울의 아들은? 가) 요나단 나) 압살롬 다) 아도니야</w:t>
+            </w:r>
+          </w:p>
+        </w:tc>
+        <w:tc>
+          <w:tcPr>
+            <w:tcW w:type="dxa" w:w="1728"/>
+          </w:tcPr>
+          <w:p>
+            <w:r>
+              <w:rPr>
+                <w:b w:val="0"/>
+              </w:rPr>
+              <w:t>가) 요나단</w:t>
+            </w:r>
+          </w:p>
+        </w:tc>
+        <w:tc>
+          <w:tcPr>
+            <w:tcW w:type="dxa" w:w="1728"/>
+          </w:tcPr>
+          <w:p>
+            <w:r>
+              <w:rPr>
+                <w:b w:val="0"/>
+              </w:rPr>
+              <w:t>사무엘상 18:1~3</w:t>
+            </w:r>
+          </w:p>
+        </w:tc>
+      </w:tr>
+      <w:tr>
+        <w:tc>
+          <w:tcPr>
+            <w:tcW w:type="dxa" w:w="1728"/>
+          </w:tcPr>
+          <w:p>
+            <w:r>
+              <w:rPr>
+                <w:b w:val="0"/>
+              </w:rPr>
+              <w:t>28</w:t>
+            </w:r>
+          </w:p>
+        </w:tc>
+        <w:tc>
+          <w:tcPr>
+            <w:tcW w:type="dxa" w:w="1728"/>
+          </w:tcPr>
+          <w:p>
+            <w:r>
+              <w:rPr>
+                <w:b w:val="0"/>
+              </w:rPr>
+              <w:t>구약·OX</w:t>
+            </w:r>
+          </w:p>
+        </w:tc>
+        <w:tc>
+          <w:tcPr>
+            <w:tcW w:type="dxa" w:w="1728"/>
+          </w:tcPr>
+          <w:p>
+            <w:r>
+              <w:rPr>
+                <w:b w:val="0"/>
+              </w:rPr>
+              <w:t>엘리야와 바알 선지자들이 대결한 곳은 갈멜산이다.</w:t>
+            </w:r>
+          </w:p>
+        </w:tc>
+        <w:tc>
+          <w:tcPr>
+            <w:tcW w:type="dxa" w:w="1728"/>
+          </w:tcPr>
+          <w:p>
+            <w:r>
+              <w:rPr>
+                <w:b w:val="0"/>
+              </w:rPr>
+              <w:t>O</w:t>
+            </w:r>
+          </w:p>
+        </w:tc>
+        <w:tc>
+          <w:tcPr>
+            <w:tcW w:type="dxa" w:w="1728"/>
+          </w:tcPr>
+          <w:p>
+            <w:r>
+              <w:rPr>
+                <w:b w:val="0"/>
+              </w:rPr>
+              <w:t>열왕기상 18:19~20</w:t>
+            </w:r>
+          </w:p>
+        </w:tc>
+      </w:tr>
+      <w:tr>
+        <w:tc>
+          <w:tcPr>
+            <w:tcW w:type="dxa" w:w="1728"/>
+          </w:tcPr>
+          <w:p>
+            <w:r>
+              <w:rPr>
+                <w:b w:val="0"/>
+              </w:rPr>
+              <w:t>29</w:t>
+            </w:r>
+          </w:p>
+        </w:tc>
+        <w:tc>
+          <w:tcPr>
+            <w:tcW w:type="dxa" w:w="1728"/>
+          </w:tcPr>
+          <w:p>
+            <w:r>
+              <w:rPr>
+                <w:b w:val="0"/>
+              </w:rPr>
+              <w:t>구약·단답</w:t>
+            </w:r>
+          </w:p>
+        </w:tc>
+        <w:tc>
+          <w:tcPr>
+            <w:tcW w:type="dxa" w:w="1728"/>
+          </w:tcPr>
+          <w:p>
+            <w:r>
+              <w:rPr>
+                <w:b w:val="0"/>
+              </w:rPr>
+              <w:t>왕에게 나아가기 전 에스더가 요청한 금식 기간은 며칠인가?</w:t>
+            </w:r>
+          </w:p>
+        </w:tc>
+        <w:tc>
+          <w:tcPr>
+            <w:tcW w:type="dxa" w:w="1728"/>
+          </w:tcPr>
+          <w:p>
+            <w:r>
+              <w:rPr>
+                <w:b w:val="0"/>
+              </w:rPr>
+              <w:t>3일</w:t>
+            </w:r>
+          </w:p>
+        </w:tc>
+        <w:tc>
+          <w:tcPr>
+            <w:tcW w:type="dxa" w:w="1728"/>
+          </w:tcPr>
+          <w:p>
+            <w:r>
+              <w:rPr>
+                <w:b w:val="0"/>
+              </w:rPr>
+              <w:t>에스더 4:16</w:t>
+            </w:r>
+          </w:p>
+        </w:tc>
+      </w:tr>
+      <w:tr>
+        <w:tc>
+          <w:tcPr>
+            <w:tcW w:type="dxa" w:w="1728"/>
+          </w:tcPr>
+          <w:p>
+            <w:r>
+              <w:rPr>
+                <w:b w:val="0"/>
+              </w:rPr>
+              <w:t>30</w:t>
+            </w:r>
+          </w:p>
+        </w:tc>
+        <w:tc>
+          <w:tcPr>
+            <w:tcW w:type="dxa" w:w="1728"/>
+          </w:tcPr>
+          <w:p>
+            <w:r>
+              <w:rPr>
+                <w:b w:val="0"/>
+              </w:rPr>
+              <w:t>구약·객관식</w:t>
+            </w:r>
+          </w:p>
+        </w:tc>
+        <w:tc>
+          <w:tcPr>
+            <w:tcW w:type="dxa" w:w="1728"/>
+          </w:tcPr>
+          <w:p>
+            <w:r>
+              <w:rPr>
+                <w:b w:val="0"/>
+              </w:rPr>
+              <w:t>예루살렘 성벽 재건을 이끈 사람은? 가) 느헤미야 나) 요나 다) 삼손</w:t>
+            </w:r>
+          </w:p>
+        </w:tc>
+        <w:tc>
+          <w:tcPr>
+            <w:tcW w:type="dxa" w:w="1728"/>
+          </w:tcPr>
+          <w:p>
+            <w:r>
+              <w:rPr>
+                <w:b w:val="0"/>
+              </w:rPr>
+              <w:t>가) 느헤미야</w:t>
+            </w:r>
+          </w:p>
+        </w:tc>
+        <w:tc>
+          <w:tcPr>
+            <w:tcW w:type="dxa" w:w="1728"/>
+          </w:tcPr>
+          <w:p>
+            <w:r>
+              <w:rPr>
+                <w:b w:val="0"/>
+              </w:rPr>
+              <w:t>느헤미야 2:17~18</w:t>
+            </w:r>
+          </w:p>
+        </w:tc>
+      </w:tr>
+      <w:tr>
+        <w:tc>
+          <w:tcPr>
+            <w:tcW w:type="dxa" w:w="1728"/>
+          </w:tcPr>
+          <w:p>
+            <w:r>
+              <w:rPr>
+                <w:b w:val="0"/>
+              </w:rPr>
+              <w:t>31</w:t>
+            </w:r>
+          </w:p>
+        </w:tc>
+        <w:tc>
+          <w:tcPr>
+            <w:tcW w:type="dxa" w:w="1728"/>
+          </w:tcPr>
+          <w:p>
+            <w:r>
+              <w:rPr>
+                <w:b w:val="0"/>
+              </w:rPr>
+              <w:t>신약·객관식</w:t>
+            </w:r>
+          </w:p>
+        </w:tc>
+        <w:tc>
+          <w:tcPr>
+            <w:tcW w:type="dxa" w:w="1728"/>
+          </w:tcPr>
+          <w:p>
+            <w:r>
+              <w:rPr>
+                <w:b w:val="0"/>
+              </w:rPr>
+              <w:t>동방 박사들이 드린 예물은 황금·유향과 무엇인가? 가) 몰약 나) 은 다) 소금</w:t>
+            </w:r>
+          </w:p>
+        </w:tc>
+        <w:tc>
+          <w:tcPr>
+            <w:tcW w:type="dxa" w:w="1728"/>
+          </w:tcPr>
+          <w:p>
+            <w:r>
+              <w:rPr>
+                <w:b w:val="0"/>
+              </w:rPr>
+              <w:t>가) 몰약</w:t>
+            </w:r>
+          </w:p>
+        </w:tc>
+        <w:tc>
+          <w:tcPr>
+            <w:tcW w:type="dxa" w:w="1728"/>
+          </w:tcPr>
+          <w:p>
+            <w:r>
+              <w:rPr>
+                <w:b w:val="0"/>
+              </w:rPr>
+              <w:t>마태복음 2:11</w:t>
+            </w:r>
+          </w:p>
+        </w:tc>
+      </w:tr>
+      <w:tr>
+        <w:tc>
+          <w:tcPr>
+            <w:tcW w:type="dxa" w:w="1728"/>
+          </w:tcPr>
+          <w:p>
+            <w:r>
+              <w:rPr>
+                <w:b w:val="0"/>
+              </w:rPr>
+              <w:t>32</w:t>
+            </w:r>
+          </w:p>
+        </w:tc>
+        <w:tc>
+          <w:tcPr>
+            <w:tcW w:type="dxa" w:w="1728"/>
+          </w:tcPr>
+          <w:p>
+            <w:r>
+              <w:rPr>
+                <w:b w:val="0"/>
+              </w:rPr>
+              <w:t>신약·OX</w:t>
+            </w:r>
+          </w:p>
+        </w:tc>
+        <w:tc>
+          <w:tcPr>
+            <w:tcW w:type="dxa" w:w="1728"/>
+          </w:tcPr>
+          <w:p>
+            <w:r>
+              <w:rPr>
+                <w:b w:val="0"/>
+              </w:rPr>
+              <w:t>예수님께서는 광야에서 40일 동안 금식하셨다.</w:t>
+            </w:r>
+          </w:p>
+        </w:tc>
+        <w:tc>
+          <w:tcPr>
+            <w:tcW w:type="dxa" w:w="1728"/>
+          </w:tcPr>
+          <w:p>
+            <w:r>
+              <w:rPr>
+                <w:b w:val="0"/>
+              </w:rPr>
+              <w:t>O</w:t>
+            </w:r>
+          </w:p>
+        </w:tc>
+        <w:tc>
+          <w:tcPr>
+            <w:tcW w:type="dxa" w:w="1728"/>
+          </w:tcPr>
+          <w:p>
+            <w:r>
+              <w:rPr>
+                <w:b w:val="0"/>
+              </w:rPr>
+              <w:t>마태복음 4:1~2</w:t>
+            </w:r>
+          </w:p>
+        </w:tc>
+      </w:tr>
+      <w:tr>
+        <w:tc>
+          <w:tcPr>
+            <w:tcW w:type="dxa" w:w="1728"/>
+          </w:tcPr>
+          <w:p>
+            <w:r>
+              <w:rPr>
+                <w:b w:val="0"/>
+              </w:rPr>
+              <w:t>33</w:t>
+            </w:r>
+          </w:p>
+        </w:tc>
+        <w:tc>
+          <w:tcPr>
+            <w:tcW w:type="dxa" w:w="1728"/>
+          </w:tcPr>
+          <w:p>
+            <w:r>
+              <w:rPr>
+                <w:b w:val="0"/>
+              </w:rPr>
+              <w:t>신약·단답</w:t>
+            </w:r>
+          </w:p>
+        </w:tc>
+        <w:tc>
+          <w:tcPr>
+            <w:tcW w:type="dxa" w:w="1728"/>
+          </w:tcPr>
+          <w:p>
+            <w:r>
+              <w:rPr>
+                <w:b w:val="0"/>
+              </w:rPr>
+              <w:t>예수님께서 가나의 혼인 잔치에서 물을 무엇으로 바꾸셨는가?</w:t>
+            </w:r>
+          </w:p>
+        </w:tc>
+        <w:tc>
+          <w:tcPr>
+            <w:tcW w:type="dxa" w:w="1728"/>
+          </w:tcPr>
+          <w:p>
+            <w:r>
+              <w:rPr>
+                <w:b w:val="0"/>
+              </w:rPr>
+              <w:t>포도주</w:t>
+            </w:r>
+          </w:p>
+        </w:tc>
+        <w:tc>
+          <w:tcPr>
+            <w:tcW w:type="dxa" w:w="1728"/>
+          </w:tcPr>
+          <w:p>
+            <w:r>
+              <w:rPr>
+                <w:b w:val="0"/>
+              </w:rPr>
+              <w:t>요한복음 2:9</w:t>
+            </w:r>
+          </w:p>
+        </w:tc>
+      </w:tr>
+      <w:tr>
+        <w:tc>
+          <w:tcPr>
+            <w:tcW w:type="dxa" w:w="1728"/>
+          </w:tcPr>
+          <w:p>
+            <w:r>
+              <w:rPr>
+                <w:b w:val="0"/>
+              </w:rPr>
+              <w:t>34</w:t>
+            </w:r>
+          </w:p>
+        </w:tc>
+        <w:tc>
+          <w:tcPr>
+            <w:tcW w:type="dxa" w:w="1728"/>
+          </w:tcPr>
+          <w:p>
+            <w:r>
+              <w:rPr>
+                <w:b w:val="0"/>
+              </w:rPr>
+              <w:t>신약·객관식</w:t>
+            </w:r>
+          </w:p>
+        </w:tc>
+        <w:tc>
+          <w:tcPr>
+            <w:tcW w:type="dxa" w:w="1728"/>
+          </w:tcPr>
+          <w:p>
+            <w:r>
+              <w:rPr>
+                <w:b w:val="0"/>
+              </w:rPr>
+              <w:t>선한 사마리아인 비유에서 강도 만난 사람을 돌본 이는? 가) 제사장 나) 레위인 다) 사마리아인</w:t>
+            </w:r>
+          </w:p>
+        </w:tc>
+        <w:tc>
+          <w:tcPr>
+            <w:tcW w:type="dxa" w:w="1728"/>
+          </w:tcPr>
+          <w:p>
+            <w:r>
+              <w:rPr>
+                <w:b w:val="0"/>
+              </w:rPr>
+              <w:t>다) 사마리아인</w:t>
+            </w:r>
+          </w:p>
+        </w:tc>
+        <w:tc>
+          <w:tcPr>
+            <w:tcW w:type="dxa" w:w="1728"/>
+          </w:tcPr>
+          <w:p>
+            <w:r>
+              <w:rPr>
+                <w:b w:val="0"/>
+              </w:rPr>
+              <w:t>누가복음 10:30~35</w:t>
+            </w:r>
+          </w:p>
+        </w:tc>
+      </w:tr>
+      <w:tr>
+        <w:tc>
+          <w:tcPr>
+            <w:tcW w:type="dxa" w:w="1728"/>
+          </w:tcPr>
+          <w:p>
+            <w:r>
+              <w:rPr>
+                <w:b w:val="0"/>
+              </w:rPr>
+              <w:t>35</w:t>
+            </w:r>
+          </w:p>
+        </w:tc>
+        <w:tc>
+          <w:tcPr>
+            <w:tcW w:type="dxa" w:w="1728"/>
+          </w:tcPr>
+          <w:p>
+            <w:r>
+              <w:rPr>
+                <w:b w:val="0"/>
+              </w:rPr>
+              <w:t>신약·OX</w:t>
+            </w:r>
+          </w:p>
+        </w:tc>
+        <w:tc>
+          <w:tcPr>
+            <w:tcW w:type="dxa" w:w="1728"/>
+          </w:tcPr>
+          <w:p>
+            <w:r>
+              <w:rPr>
+                <w:b w:val="0"/>
+              </w:rPr>
+              <w:t>베드로는 예수님을 세 번 부인했다.</w:t>
+            </w:r>
+          </w:p>
+        </w:tc>
+        <w:tc>
+          <w:tcPr>
+            <w:tcW w:type="dxa" w:w="1728"/>
+          </w:tcPr>
+          <w:p>
+            <w:r>
+              <w:rPr>
+                <w:b w:val="0"/>
+              </w:rPr>
+              <w:t>O</w:t>
+            </w:r>
+          </w:p>
+        </w:tc>
+        <w:tc>
+          <w:tcPr>
+            <w:tcW w:type="dxa" w:w="1728"/>
+          </w:tcPr>
+          <w:p>
+            <w:r>
+              <w:rPr>
+                <w:b w:val="0"/>
+              </w:rPr>
+              <w:t>마태복음 26:69~75</w:t>
+            </w:r>
+          </w:p>
+        </w:tc>
+      </w:tr>
+      <w:tr>
+        <w:tc>
+          <w:tcPr>
+            <w:tcW w:type="dxa" w:w="1728"/>
+          </w:tcPr>
+          <w:p>
+            <w:r>
+              <w:rPr>
+                <w:b w:val="0"/>
+              </w:rPr>
+              <w:t>36</w:t>
+            </w:r>
+          </w:p>
+        </w:tc>
+        <w:tc>
+          <w:tcPr>
+            <w:tcW w:type="dxa" w:w="1728"/>
+          </w:tcPr>
+          <w:p>
+            <w:r>
+              <w:rPr>
+                <w:b w:val="0"/>
+              </w:rPr>
+              <w:t>신약·단답</w:t>
+            </w:r>
+          </w:p>
+        </w:tc>
+        <w:tc>
+          <w:tcPr>
+            <w:tcW w:type="dxa" w:w="1728"/>
+          </w:tcPr>
+          <w:p>
+            <w:r>
+              <w:rPr>
+                <w:b w:val="0"/>
+              </w:rPr>
+              <w:t>예수님의 십자가를 대신 지고 간 구레네 사람은?</w:t>
+            </w:r>
+          </w:p>
+        </w:tc>
+        <w:tc>
+          <w:tcPr>
+            <w:tcW w:type="dxa" w:w="1728"/>
+          </w:tcPr>
+          <w:p>
+            <w:r>
+              <w:rPr>
+                <w:b w:val="0"/>
+              </w:rPr>
+              <w:t>시몬</w:t>
+            </w:r>
+          </w:p>
+        </w:tc>
+        <w:tc>
+          <w:tcPr>
+            <w:tcW w:type="dxa" w:w="1728"/>
+          </w:tcPr>
+          <w:p>
+            <w:r>
+              <w:rPr>
+                <w:b w:val="0"/>
+              </w:rPr>
+              <w:t>누가복음 23:26</w:t>
+            </w:r>
+          </w:p>
+        </w:tc>
+      </w:tr>
+      <w:tr>
+        <w:tc>
+          <w:tcPr>
+            <w:tcW w:type="dxa" w:w="1728"/>
+          </w:tcPr>
+          <w:p>
+            <w:r>
+              <w:rPr>
+                <w:b w:val="0"/>
+              </w:rPr>
+              <w:t>37</w:t>
+            </w:r>
+          </w:p>
+        </w:tc>
+        <w:tc>
+          <w:tcPr>
+            <w:tcW w:type="dxa" w:w="1728"/>
+          </w:tcPr>
+          <w:p>
+            <w:r>
+              <w:rPr>
+                <w:b w:val="0"/>
+              </w:rPr>
+              <w:t>신약·객관식</w:t>
+            </w:r>
+          </w:p>
+        </w:tc>
+        <w:tc>
+          <w:tcPr>
+            <w:tcW w:type="dxa" w:w="1728"/>
+          </w:tcPr>
+          <w:p>
+            <w:r>
+              <w:rPr>
+                <w:b w:val="0"/>
+              </w:rPr>
+              <w:t>부활하신 예수님께서 두 제자와 동행하실 때 그들이 향하던 마을은? 가) 엠마오 나) 가나 다) 베다니</w:t>
+            </w:r>
+          </w:p>
+        </w:tc>
+        <w:tc>
+          <w:tcPr>
+            <w:tcW w:type="dxa" w:w="1728"/>
+          </w:tcPr>
+          <w:p>
+            <w:r>
+              <w:rPr>
+                <w:b w:val="0"/>
+              </w:rPr>
+              <w:t>가) 엠마오</w:t>
+            </w:r>
+          </w:p>
+        </w:tc>
+        <w:tc>
+          <w:tcPr>
+            <w:tcW w:type="dxa" w:w="1728"/>
+          </w:tcPr>
+          <w:p>
+            <w:r>
+              <w:rPr>
+                <w:b w:val="0"/>
+              </w:rPr>
+              <w:t>누가복음 24:13~15</w:t>
+            </w:r>
+          </w:p>
+        </w:tc>
+      </w:tr>
+      <w:tr>
+        <w:tc>
+          <w:tcPr>
+            <w:tcW w:type="dxa" w:w="1728"/>
+          </w:tcPr>
+          <w:p>
+            <w:r>
+              <w:rPr>
+                <w:b w:val="0"/>
+              </w:rPr>
+              <w:t>38</w:t>
+            </w:r>
+          </w:p>
+        </w:tc>
+        <w:tc>
+          <w:tcPr>
+            <w:tcW w:type="dxa" w:w="1728"/>
+          </w:tcPr>
+          <w:p>
+            <w:r>
+              <w:rPr>
+                <w:b w:val="0"/>
+              </w:rPr>
+              <w:t>신약·OX</w:t>
+            </w:r>
+          </w:p>
+        </w:tc>
+        <w:tc>
+          <w:tcPr>
+            <w:tcW w:type="dxa" w:w="1728"/>
+          </w:tcPr>
+          <w:p>
+            <w:r>
+              <w:rPr>
+                <w:b w:val="0"/>
+              </w:rPr>
+              <w:t>오순절 성령 강림 때 제자들은 모두 한곳에 모여 있었다.</w:t>
+            </w:r>
+          </w:p>
+        </w:tc>
+        <w:tc>
+          <w:tcPr>
+            <w:tcW w:type="dxa" w:w="1728"/>
+          </w:tcPr>
+          <w:p>
+            <w:r>
+              <w:rPr>
+                <w:b w:val="0"/>
+              </w:rPr>
+              <w:t>O</w:t>
+            </w:r>
+          </w:p>
+        </w:tc>
+        <w:tc>
+          <w:tcPr>
+            <w:tcW w:type="dxa" w:w="1728"/>
+          </w:tcPr>
+          <w:p>
+            <w:r>
+              <w:rPr>
+                <w:b w:val="0"/>
+              </w:rPr>
+              <w:t>사도행전 2:1~4</w:t>
+            </w:r>
+          </w:p>
+        </w:tc>
+      </w:tr>
+      <w:tr>
+        <w:tc>
+          <w:tcPr>
+            <w:tcW w:type="dxa" w:w="1728"/>
+          </w:tcPr>
+          <w:p>
+            <w:r>
+              <w:rPr>
+                <w:b w:val="0"/>
+              </w:rPr>
+              <w:t>39</w:t>
+            </w:r>
+          </w:p>
+        </w:tc>
+        <w:tc>
+          <w:tcPr>
+            <w:tcW w:type="dxa" w:w="1728"/>
+          </w:tcPr>
+          <w:p>
+            <w:r>
+              <w:rPr>
+                <w:b w:val="0"/>
+              </w:rPr>
+              <w:t>신약·단답</w:t>
+            </w:r>
+          </w:p>
+        </w:tc>
+        <w:tc>
+          <w:tcPr>
+            <w:tcW w:type="dxa" w:w="1728"/>
+          </w:tcPr>
+          <w:p>
+            <w:r>
+              <w:rPr>
+                <w:b w:val="0"/>
+              </w:rPr>
+              <w:t>사울이 예수님의 음성을 들었을 때 향하던 도시는?</w:t>
+            </w:r>
+          </w:p>
+        </w:tc>
+        <w:tc>
+          <w:tcPr>
+            <w:tcW w:type="dxa" w:w="1728"/>
+          </w:tcPr>
+          <w:p>
+            <w:r>
+              <w:rPr>
+                <w:b w:val="0"/>
+              </w:rPr>
+              <w:t>다메섹</w:t>
+            </w:r>
+          </w:p>
+        </w:tc>
+        <w:tc>
+          <w:tcPr>
+            <w:tcW w:type="dxa" w:w="1728"/>
+          </w:tcPr>
+          <w:p>
+            <w:r>
+              <w:rPr>
+                <w:b w:val="0"/>
+              </w:rPr>
+              <w:t>사도행전 9:3~5</w:t>
+            </w:r>
+          </w:p>
+        </w:tc>
+      </w:tr>
+      <w:tr>
+        <w:tc>
+          <w:tcPr>
+            <w:tcW w:type="dxa" w:w="1728"/>
+          </w:tcPr>
+          <w:p>
+            <w:r>
+              <w:rPr>
+                <w:b w:val="0"/>
+              </w:rPr>
+              <w:t>40</w:t>
+            </w:r>
+          </w:p>
+        </w:tc>
+        <w:tc>
+          <w:tcPr>
+            <w:tcW w:type="dxa" w:w="1728"/>
+          </w:tcPr>
+          <w:p>
+            <w:r>
+              <w:rPr>
+                <w:b w:val="0"/>
+              </w:rPr>
+              <w:t>신약·객관식</w:t>
+            </w:r>
+          </w:p>
+        </w:tc>
+        <w:tc>
+          <w:tcPr>
+            <w:tcW w:type="dxa" w:w="1728"/>
+          </w:tcPr>
+          <w:p>
+            <w:r>
+              <w:rPr>
+                <w:b w:val="0"/>
+              </w:rPr>
+              <w:t>바울과 실라가 빌립보 감옥에서 한밤중에 한 일은? 가) 기도와 찬송 나) 장사 다) 낚시</w:t>
+            </w:r>
+          </w:p>
+        </w:tc>
+        <w:tc>
+          <w:tcPr>
+            <w:tcW w:type="dxa" w:w="1728"/>
+          </w:tcPr>
+          <w:p>
+            <w:r>
+              <w:rPr>
+                <w:b w:val="0"/>
+              </w:rPr>
+              <w:t>가) 기도와 찬송</w:t>
+            </w:r>
+          </w:p>
+        </w:tc>
+        <w:tc>
+          <w:tcPr>
+            <w:tcW w:type="dxa" w:w="1728"/>
+          </w:tcPr>
+          <w:p>
+            <w:r>
+              <w:rPr>
+                <w:b w:val="0"/>
+              </w:rPr>
+              <w:t>사도행전 16:25</w:t>
+            </w:r>
+          </w:p>
         </w:tc>
       </w:tr>
     </w:tbl>
     <w:p/>
     <w:p>
       <w:pPr>
-        <w:pStyle w:val="Heading2"/>
+        <w:pStyle w:val="Heading3"/>
       </w:pPr>
       <w:r>
         <w:rPr>
           <w:b w:val="0"/>
         </w:rPr>
-        <w:t>구입 목록</w:t>
+        <w:t>다. 어려움 10문항</w:t>
       </w:r>
     </w:p>
     <w:tbl>
@@ -3997,61 +5302,75 @@
         <w:tblLook w:firstColumn="1" w:firstRow="1" w:lastColumn="0" w:lastRow="0" w:noHBand="0" w:noVBand="1" w:val="04A0"/>
       </w:tblPr>
       <w:tblGrid>
-        <w:gridCol w:w="2160"/>
-        <w:gridCol w:w="2160"/>
-        <w:gridCol w:w="2160"/>
-        <w:gridCol w:w="2160"/>
+        <w:gridCol w:w="1728"/>
+        <w:gridCol w:w="1728"/>
+        <w:gridCol w:w="1728"/>
+        <w:gridCol w:w="1728"/>
+        <w:gridCol w:w="1728"/>
       </w:tblGrid>
       <w:tr>
         <w:tc>
           <w:tcPr>
-            <w:tcW w:type="dxa" w:w="2160"/>
+            <w:tcW w:type="dxa" w:w="1728"/>
           </w:tcPr>
           <w:p>
             <w:r>
               <w:rPr>
                 <w:b/>
               </w:rPr>
-              <w:t>품목</w:t>
-            </w:r>
-          </w:p>
-        </w:tc>
-        <w:tc>
-          <w:tcPr>
-            <w:tcW w:type="dxa" w:w="2160"/>
+              <w:t>번호</w:t>
+            </w:r>
+          </w:p>
+        </w:tc>
+        <w:tc>
+          <w:tcPr>
+            <w:tcW w:type="dxa" w:w="1728"/>
           </w:tcPr>
           <w:p>
             <w:r>
               <w:rPr>
                 <w:b/>
               </w:rPr>
-              <w:t>수량</w:t>
-            </w:r>
-          </w:p>
-        </w:tc>
-        <w:tc>
-          <w:tcPr>
-            <w:tcW w:type="dxa" w:w="2160"/>
+              <w:t>구분·유형</w:t>
+            </w:r>
+          </w:p>
+        </w:tc>
+        <w:tc>
+          <w:tcPr>
+            <w:tcW w:type="dxa" w:w="1728"/>
           </w:tcPr>
           <w:p>
             <w:r>
               <w:rPr>
                 <w:b/>
               </w:rPr>
-              <w:t>구입처</w:t>
-            </w:r>
-          </w:p>
-        </w:tc>
-        <w:tc>
-          <w:tcPr>
-            <w:tcW w:type="dxa" w:w="2160"/>
+              <w:t>문제</w:t>
+            </w:r>
+          </w:p>
+        </w:tc>
+        <w:tc>
+          <w:tcPr>
+            <w:tcW w:type="dxa" w:w="1728"/>
           </w:tcPr>
           <w:p>
             <w:r>
               <w:rPr>
                 <w:b/>
               </w:rPr>
-              <w:t>담당</w:t>
+              <w:t>정답</w:t>
+            </w:r>
+          </w:p>
+        </w:tc>
+        <w:tc>
+          <w:tcPr>
+            <w:tcW w:type="dxa" w:w="1728"/>
+          </w:tcPr>
+          <w:p>
+            <w:r>
+              <w:rPr>
+                <w:b/>
+              </w:rPr>
+              <w:t>관련 장절</w:t>
             </w:r>
           </w:p>
         </w:tc>
@@ -4059,53 +5378,66 @@
       <w:tr>
         <w:tc>
           <w:tcPr>
-            <w:tcW w:type="dxa" w:w="2160"/>
-          </w:tcPr>
-          <w:p>
-            <w:r>
-              <w:rPr>
-                <w:b w:val="0"/>
-              </w:rPr>
-              <w:t>상품</w:t>
-            </w:r>
-          </w:p>
-        </w:tc>
-        <w:tc>
-          <w:tcPr>
-            <w:tcW w:type="dxa" w:w="2160"/>
-          </w:tcPr>
-          <w:p>
-            <w:r>
-              <w:rPr>
-                <w:b w:val="0"/>
-              </w:rPr>
-              <w:t>________</w:t>
-            </w:r>
-          </w:p>
-        </w:tc>
-        <w:tc>
-          <w:tcPr>
-            <w:tcW w:type="dxa" w:w="2160"/>
-          </w:tcPr>
-          <w:p>
-            <w:r>
-              <w:rPr>
-                <w:b w:val="0"/>
-              </w:rPr>
-              <w:t>________</w:t>
-            </w:r>
-          </w:p>
-        </w:tc>
-        <w:tc>
-          <w:tcPr>
-            <w:tcW w:type="dxa" w:w="2160"/>
-          </w:tcPr>
-          <w:p>
-            <w:r>
-              <w:rPr>
-                <w:b w:val="0"/>
-              </w:rPr>
-              <w:t>________</w:t>
+            <w:tcW w:type="dxa" w:w="1728"/>
+          </w:tcPr>
+          <w:p>
+            <w:r>
+              <w:rPr>
+                <w:b w:val="0"/>
+              </w:rPr>
+              <w:t>41</w:t>
+            </w:r>
+          </w:p>
+        </w:tc>
+        <w:tc>
+          <w:tcPr>
+            <w:tcW w:type="dxa" w:w="1728"/>
+          </w:tcPr>
+          <w:p>
+            <w:r>
+              <w:rPr>
+                <w:b w:val="0"/>
+              </w:rPr>
+              <w:t>구약·단답</w:t>
+            </w:r>
+          </w:p>
+        </w:tc>
+        <w:tc>
+          <w:tcPr>
+            <w:tcW w:type="dxa" w:w="1728"/>
+          </w:tcPr>
+          <w:p>
+            <w:r>
+              <w:rPr>
+                <w:b w:val="0"/>
+              </w:rPr>
+              <w:t>아브라함을 축복한 살렘 왕이며 하나님의 제사장인 인물은?</w:t>
+            </w:r>
+          </w:p>
+        </w:tc>
+        <w:tc>
+          <w:tcPr>
+            <w:tcW w:type="dxa" w:w="1728"/>
+          </w:tcPr>
+          <w:p>
+            <w:r>
+              <w:rPr>
+                <w:b w:val="0"/>
+              </w:rPr>
+              <w:t>멜기세덱</w:t>
+            </w:r>
+          </w:p>
+        </w:tc>
+        <w:tc>
+          <w:tcPr>
+            <w:tcW w:type="dxa" w:w="1728"/>
+          </w:tcPr>
+          <w:p>
+            <w:r>
+              <w:rPr>
+                <w:b w:val="0"/>
+              </w:rPr>
+              <w:t>창세기 14:18~20</w:t>
             </w:r>
           </w:p>
         </w:tc>
@@ -4113,53 +5445,66 @@
       <w:tr>
         <w:tc>
           <w:tcPr>
-            <w:tcW w:type="dxa" w:w="2160"/>
-          </w:tcPr>
-          <w:p>
-            <w:r>
-              <w:rPr>
-                <w:b w:val="0"/>
-              </w:rPr>
-              <w:t>간식</w:t>
-            </w:r>
-          </w:p>
-        </w:tc>
-        <w:tc>
-          <w:tcPr>
-            <w:tcW w:type="dxa" w:w="2160"/>
-          </w:tcPr>
-          <w:p>
-            <w:r>
-              <w:rPr>
-                <w:b w:val="0"/>
-              </w:rPr>
-              <w:t>________</w:t>
-            </w:r>
-          </w:p>
-        </w:tc>
-        <w:tc>
-          <w:tcPr>
-            <w:tcW w:type="dxa" w:w="2160"/>
-          </w:tcPr>
-          <w:p>
-            <w:r>
-              <w:rPr>
-                <w:b w:val="0"/>
-              </w:rPr>
-              <w:t>________</w:t>
-            </w:r>
-          </w:p>
-        </w:tc>
-        <w:tc>
-          <w:tcPr>
-            <w:tcW w:type="dxa" w:w="2160"/>
-          </w:tcPr>
-          <w:p>
-            <w:r>
-              <w:rPr>
-                <w:b w:val="0"/>
-              </w:rPr>
-              <w:t>________</w:t>
+            <w:tcW w:type="dxa" w:w="1728"/>
+          </w:tcPr>
+          <w:p>
+            <w:r>
+              <w:rPr>
+                <w:b w:val="0"/>
+              </w:rPr>
+              <w:t>42</w:t>
+            </w:r>
+          </w:p>
+        </w:tc>
+        <w:tc>
+          <w:tcPr>
+            <w:tcW w:type="dxa" w:w="1728"/>
+          </w:tcPr>
+          <w:p>
+            <w:r>
+              <w:rPr>
+                <w:b w:val="0"/>
+              </w:rPr>
+              <w:t>구약·객관식</w:t>
+            </w:r>
+          </w:p>
+        </w:tc>
+        <w:tc>
+          <w:tcPr>
+            <w:tcW w:type="dxa" w:w="1728"/>
+          </w:tcPr>
+          <w:p>
+            <w:r>
+              <w:rPr>
+                <w:b w:val="0"/>
+              </w:rPr>
+              <w:t>성막 제작을 위해 하나님께서 지명하여 부르신 브살렐은 어느 지파인가? 가) 레위 나) 유다 다) 단</w:t>
+            </w:r>
+          </w:p>
+        </w:tc>
+        <w:tc>
+          <w:tcPr>
+            <w:tcW w:type="dxa" w:w="1728"/>
+          </w:tcPr>
+          <w:p>
+            <w:r>
+              <w:rPr>
+                <w:b w:val="0"/>
+              </w:rPr>
+              <w:t>나) 유다</w:t>
+            </w:r>
+          </w:p>
+        </w:tc>
+        <w:tc>
+          <w:tcPr>
+            <w:tcW w:type="dxa" w:w="1728"/>
+          </w:tcPr>
+          <w:p>
+            <w:r>
+              <w:rPr>
+                <w:b w:val="0"/>
+              </w:rPr>
+              <w:t>출애굽기 31:1~5</w:t>
             </w:r>
           </w:p>
         </w:tc>
@@ -4167,53 +5512,535 @@
       <w:tr>
         <w:tc>
           <w:tcPr>
-            <w:tcW w:type="dxa" w:w="2160"/>
-          </w:tcPr>
-          <w:p>
-            <w:r>
-              <w:rPr>
-                <w:b w:val="0"/>
-              </w:rPr>
-              <w:t>홍보물</w:t>
-            </w:r>
-          </w:p>
-        </w:tc>
-        <w:tc>
-          <w:tcPr>
-            <w:tcW w:type="dxa" w:w="2160"/>
-          </w:tcPr>
-          <w:p>
-            <w:r>
-              <w:rPr>
-                <w:b w:val="0"/>
-              </w:rPr>
-              <w:t>________</w:t>
-            </w:r>
-          </w:p>
-        </w:tc>
-        <w:tc>
-          <w:tcPr>
-            <w:tcW w:type="dxa" w:w="2160"/>
-          </w:tcPr>
-          <w:p>
-            <w:r>
-              <w:rPr>
-                <w:b w:val="0"/>
-              </w:rPr>
-              <w:t>________</w:t>
-            </w:r>
-          </w:p>
-        </w:tc>
-        <w:tc>
-          <w:tcPr>
-            <w:tcW w:type="dxa" w:w="2160"/>
-          </w:tcPr>
-          <w:p>
-            <w:r>
-              <w:rPr>
-                <w:b w:val="0"/>
-              </w:rPr>
-              <w:t>________</w:t>
+            <w:tcW w:type="dxa" w:w="1728"/>
+          </w:tcPr>
+          <w:p>
+            <w:r>
+              <w:rPr>
+                <w:b w:val="0"/>
+              </w:rPr>
+              <w:t>43</w:t>
+            </w:r>
+          </w:p>
+        </w:tc>
+        <w:tc>
+          <w:tcPr>
+            <w:tcW w:type="dxa" w:w="1728"/>
+          </w:tcPr>
+          <w:p>
+            <w:r>
+              <w:rPr>
+                <w:b w:val="0"/>
+              </w:rPr>
+              <w:t>구약·OX</w:t>
+            </w:r>
+          </w:p>
+        </w:tc>
+        <w:tc>
+          <w:tcPr>
+            <w:tcW w:type="dxa" w:w="1728"/>
+          </w:tcPr>
+          <w:p>
+            <w:r>
+              <w:rPr>
+                <w:b w:val="0"/>
+              </w:rPr>
+              <w:t>보아스와 룻의 아들 오벳은 이새의 아버지이다.</w:t>
+            </w:r>
+          </w:p>
+        </w:tc>
+        <w:tc>
+          <w:tcPr>
+            <w:tcW w:type="dxa" w:w="1728"/>
+          </w:tcPr>
+          <w:p>
+            <w:r>
+              <w:rPr>
+                <w:b w:val="0"/>
+              </w:rPr>
+              <w:t>O</w:t>
+            </w:r>
+          </w:p>
+        </w:tc>
+        <w:tc>
+          <w:tcPr>
+            <w:tcW w:type="dxa" w:w="1728"/>
+          </w:tcPr>
+          <w:p>
+            <w:r>
+              <w:rPr>
+                <w:b w:val="0"/>
+              </w:rPr>
+              <w:t>룻기 4:17</w:t>
+            </w:r>
+          </w:p>
+        </w:tc>
+      </w:tr>
+      <w:tr>
+        <w:tc>
+          <w:tcPr>
+            <w:tcW w:type="dxa" w:w="1728"/>
+          </w:tcPr>
+          <w:p>
+            <w:r>
+              <w:rPr>
+                <w:b w:val="0"/>
+              </w:rPr>
+              <w:t>44</w:t>
+            </w:r>
+          </w:p>
+        </w:tc>
+        <w:tc>
+          <w:tcPr>
+            <w:tcW w:type="dxa" w:w="1728"/>
+          </w:tcPr>
+          <w:p>
+            <w:r>
+              <w:rPr>
+                <w:b w:val="0"/>
+              </w:rPr>
+              <w:t>구약·단답</w:t>
+            </w:r>
+          </w:p>
+        </w:tc>
+        <w:tc>
+          <w:tcPr>
+            <w:tcW w:type="dxa" w:w="1728"/>
+          </w:tcPr>
+          <w:p>
+            <w:r>
+              <w:rPr>
+                <w:b w:val="0"/>
+              </w:rPr>
+              <w:t>요시야 시대에 성전에서 율법책을 발견한 대제사장은?</w:t>
+            </w:r>
+          </w:p>
+        </w:tc>
+        <w:tc>
+          <w:tcPr>
+            <w:tcW w:type="dxa" w:w="1728"/>
+          </w:tcPr>
+          <w:p>
+            <w:r>
+              <w:rPr>
+                <w:b w:val="0"/>
+              </w:rPr>
+              <w:t>힐기야</w:t>
+            </w:r>
+          </w:p>
+        </w:tc>
+        <w:tc>
+          <w:tcPr>
+            <w:tcW w:type="dxa" w:w="1728"/>
+          </w:tcPr>
+          <w:p>
+            <w:r>
+              <w:rPr>
+                <w:b w:val="0"/>
+              </w:rPr>
+              <w:t>열왕기하 22:8</w:t>
+            </w:r>
+          </w:p>
+        </w:tc>
+      </w:tr>
+      <w:tr>
+        <w:tc>
+          <w:tcPr>
+            <w:tcW w:type="dxa" w:w="1728"/>
+          </w:tcPr>
+          <w:p>
+            <w:r>
+              <w:rPr>
+                <w:b w:val="0"/>
+              </w:rPr>
+              <w:t>45</w:t>
+            </w:r>
+          </w:p>
+        </w:tc>
+        <w:tc>
+          <w:tcPr>
+            <w:tcW w:type="dxa" w:w="1728"/>
+          </w:tcPr>
+          <w:p>
+            <w:r>
+              <w:rPr>
+                <w:b w:val="0"/>
+              </w:rPr>
+              <w:t>구약·단답</w:t>
+            </w:r>
+          </w:p>
+        </w:tc>
+        <w:tc>
+          <w:tcPr>
+            <w:tcW w:type="dxa" w:w="1728"/>
+          </w:tcPr>
+          <w:p>
+            <w:r>
+              <w:rPr>
+                <w:b w:val="0"/>
+              </w:rPr>
+              <w:t>느헤미야가 섬기던 바사 왕은?</w:t>
+            </w:r>
+          </w:p>
+        </w:tc>
+        <w:tc>
+          <w:tcPr>
+            <w:tcW w:type="dxa" w:w="1728"/>
+          </w:tcPr>
+          <w:p>
+            <w:r>
+              <w:rPr>
+                <w:b w:val="0"/>
+              </w:rPr>
+              <w:t>아닥사스다</w:t>
+            </w:r>
+          </w:p>
+        </w:tc>
+        <w:tc>
+          <w:tcPr>
+            <w:tcW w:type="dxa" w:w="1728"/>
+          </w:tcPr>
+          <w:p>
+            <w:r>
+              <w:rPr>
+                <w:b w:val="0"/>
+              </w:rPr>
+              <w:t>느헤미야 2:1</w:t>
+            </w:r>
+          </w:p>
+        </w:tc>
+      </w:tr>
+      <w:tr>
+        <w:tc>
+          <w:tcPr>
+            <w:tcW w:type="dxa" w:w="1728"/>
+          </w:tcPr>
+          <w:p>
+            <w:r>
+              <w:rPr>
+                <w:b w:val="0"/>
+              </w:rPr>
+              <w:t>46</w:t>
+            </w:r>
+          </w:p>
+        </w:tc>
+        <w:tc>
+          <w:tcPr>
+            <w:tcW w:type="dxa" w:w="1728"/>
+          </w:tcPr>
+          <w:p>
+            <w:r>
+              <w:rPr>
+                <w:b w:val="0"/>
+              </w:rPr>
+              <w:t>신약·단답</w:t>
+            </w:r>
+          </w:p>
+        </w:tc>
+        <w:tc>
+          <w:tcPr>
+            <w:tcW w:type="dxa" w:w="1728"/>
+          </w:tcPr>
+          <w:p>
+            <w:r>
+              <w:rPr>
+                <w:b w:val="0"/>
+              </w:rPr>
+              <w:t>가룟 유다를 대신하여 사도로 뽑힌 사람은?</w:t>
+            </w:r>
+          </w:p>
+        </w:tc>
+        <w:tc>
+          <w:tcPr>
+            <w:tcW w:type="dxa" w:w="1728"/>
+          </w:tcPr>
+          <w:p>
+            <w:r>
+              <w:rPr>
+                <w:b w:val="0"/>
+              </w:rPr>
+              <w:t>맛디아</w:t>
+            </w:r>
+          </w:p>
+        </w:tc>
+        <w:tc>
+          <w:tcPr>
+            <w:tcW w:type="dxa" w:w="1728"/>
+          </w:tcPr>
+          <w:p>
+            <w:r>
+              <w:rPr>
+                <w:b w:val="0"/>
+              </w:rPr>
+              <w:t>사도행전 1:26</w:t>
+            </w:r>
+          </w:p>
+        </w:tc>
+      </w:tr>
+      <w:tr>
+        <w:tc>
+          <w:tcPr>
+            <w:tcW w:type="dxa" w:w="1728"/>
+          </w:tcPr>
+          <w:p>
+            <w:r>
+              <w:rPr>
+                <w:b w:val="0"/>
+              </w:rPr>
+              <w:t>47</w:t>
+            </w:r>
+          </w:p>
+        </w:tc>
+        <w:tc>
+          <w:tcPr>
+            <w:tcW w:type="dxa" w:w="1728"/>
+          </w:tcPr>
+          <w:p>
+            <w:r>
+              <w:rPr>
+                <w:b w:val="0"/>
+              </w:rPr>
+              <w:t>신약·객관식</w:t>
+            </w:r>
+          </w:p>
+        </w:tc>
+        <w:tc>
+          <w:tcPr>
+            <w:tcW w:type="dxa" w:w="1728"/>
+          </w:tcPr>
+          <w:p>
+            <w:r>
+              <w:rPr>
+                <w:b w:val="0"/>
+              </w:rPr>
+              <w:t>초대교회가 선택한 일곱 사람 중 안디옥 출신으로 유대교에 입교했던 사람은? 가) 니골라 나) 디몬 다) 바메나</w:t>
+            </w:r>
+          </w:p>
+        </w:tc>
+        <w:tc>
+          <w:tcPr>
+            <w:tcW w:type="dxa" w:w="1728"/>
+          </w:tcPr>
+          <w:p>
+            <w:r>
+              <w:rPr>
+                <w:b w:val="0"/>
+              </w:rPr>
+              <w:t>가) 니골라</w:t>
+            </w:r>
+          </w:p>
+        </w:tc>
+        <w:tc>
+          <w:tcPr>
+            <w:tcW w:type="dxa" w:w="1728"/>
+          </w:tcPr>
+          <w:p>
+            <w:r>
+              <w:rPr>
+                <w:b w:val="0"/>
+              </w:rPr>
+              <w:t>사도행전 6:5</w:t>
+            </w:r>
+          </w:p>
+        </w:tc>
+      </w:tr>
+      <w:tr>
+        <w:tc>
+          <w:tcPr>
+            <w:tcW w:type="dxa" w:w="1728"/>
+          </w:tcPr>
+          <w:p>
+            <w:r>
+              <w:rPr>
+                <w:b w:val="0"/>
+              </w:rPr>
+              <w:t>48</w:t>
+            </w:r>
+          </w:p>
+        </w:tc>
+        <w:tc>
+          <w:tcPr>
+            <w:tcW w:type="dxa" w:w="1728"/>
+          </w:tcPr>
+          <w:p>
+            <w:r>
+              <w:rPr>
+                <w:b w:val="0"/>
+              </w:rPr>
+              <w:t>신약·OX</w:t>
+            </w:r>
+          </w:p>
+        </w:tc>
+        <w:tc>
+          <w:tcPr>
+            <w:tcW w:type="dxa" w:w="1728"/>
+          </w:tcPr>
+          <w:p>
+            <w:r>
+              <w:rPr>
+                <w:b w:val="0"/>
+              </w:rPr>
+              <w:t>아볼로에게 하나님의 도를 더 정확하게 설명한 부부는 브리스길라와 아굴라이다.</w:t>
+            </w:r>
+          </w:p>
+        </w:tc>
+        <w:tc>
+          <w:tcPr>
+            <w:tcW w:type="dxa" w:w="1728"/>
+          </w:tcPr>
+          <w:p>
+            <w:r>
+              <w:rPr>
+                <w:b w:val="0"/>
+              </w:rPr>
+              <w:t>O</w:t>
+            </w:r>
+          </w:p>
+        </w:tc>
+        <w:tc>
+          <w:tcPr>
+            <w:tcW w:type="dxa" w:w="1728"/>
+          </w:tcPr>
+          <w:p>
+            <w:r>
+              <w:rPr>
+                <w:b w:val="0"/>
+              </w:rPr>
+              <w:t>사도행전 18:26</w:t>
+            </w:r>
+          </w:p>
+        </w:tc>
+      </w:tr>
+      <w:tr>
+        <w:tc>
+          <w:tcPr>
+            <w:tcW w:type="dxa" w:w="1728"/>
+          </w:tcPr>
+          <w:p>
+            <w:r>
+              <w:rPr>
+                <w:b w:val="0"/>
+              </w:rPr>
+              <w:t>49</w:t>
+            </w:r>
+          </w:p>
+        </w:tc>
+        <w:tc>
+          <w:tcPr>
+            <w:tcW w:type="dxa" w:w="1728"/>
+          </w:tcPr>
+          <w:p>
+            <w:r>
+              <w:rPr>
+                <w:b w:val="0"/>
+              </w:rPr>
+              <w:t>신약·단답</w:t>
+            </w:r>
+          </w:p>
+        </w:tc>
+        <w:tc>
+          <w:tcPr>
+            <w:tcW w:type="dxa" w:w="1728"/>
+          </w:tcPr>
+          <w:p>
+            <w:r>
+              <w:rPr>
+                <w:b w:val="0"/>
+              </w:rPr>
+              <w:t>바울의 설교를 듣다가 졸아 3층에서 떨어진 청년은?</w:t>
+            </w:r>
+          </w:p>
+        </w:tc>
+        <w:tc>
+          <w:tcPr>
+            <w:tcW w:type="dxa" w:w="1728"/>
+          </w:tcPr>
+          <w:p>
+            <w:r>
+              <w:rPr>
+                <w:b w:val="0"/>
+              </w:rPr>
+              <w:t>유두고</w:t>
+            </w:r>
+          </w:p>
+        </w:tc>
+        <w:tc>
+          <w:tcPr>
+            <w:tcW w:type="dxa" w:w="1728"/>
+          </w:tcPr>
+          <w:p>
+            <w:r>
+              <w:rPr>
+                <w:b w:val="0"/>
+              </w:rPr>
+              <w:t>사도행전 20:9</w:t>
+            </w:r>
+          </w:p>
+        </w:tc>
+      </w:tr>
+      <w:tr>
+        <w:tc>
+          <w:tcPr>
+            <w:tcW w:type="dxa" w:w="1728"/>
+          </w:tcPr>
+          <w:p>
+            <w:r>
+              <w:rPr>
+                <w:b w:val="0"/>
+              </w:rPr>
+              <w:t>50</w:t>
+            </w:r>
+          </w:p>
+        </w:tc>
+        <w:tc>
+          <w:tcPr>
+            <w:tcW w:type="dxa" w:w="1728"/>
+          </w:tcPr>
+          <w:p>
+            <w:r>
+              <w:rPr>
+                <w:b w:val="0"/>
+              </w:rPr>
+              <w:t>신약·단답</w:t>
+            </w:r>
+          </w:p>
+        </w:tc>
+        <w:tc>
+          <w:tcPr>
+            <w:tcW w:type="dxa" w:w="1728"/>
+          </w:tcPr>
+          <w:p>
+            <w:r>
+              <w:rPr>
+                <w:b w:val="0"/>
+              </w:rPr>
+              <w:t>바울이 로마서를 적은 사람으로 소개한 이는?</w:t>
+            </w:r>
+          </w:p>
+        </w:tc>
+        <w:tc>
+          <w:tcPr>
+            <w:tcW w:type="dxa" w:w="1728"/>
+          </w:tcPr>
+          <w:p>
+            <w:r>
+              <w:rPr>
+                <w:b w:val="0"/>
+              </w:rPr>
+              <w:t>더디오</w:t>
+            </w:r>
+          </w:p>
+        </w:tc>
+        <w:tc>
+          <w:tcPr>
+            <w:tcW w:type="dxa" w:w="1728"/>
+          </w:tcPr>
+          <w:p>
+            <w:r>
+              <w:rPr>
+                <w:b w:val="0"/>
+              </w:rPr>
+              <w:t>로마서 16:22</w:t>
             </w:r>
           </w:p>
         </w:tc>
